--- a/groupproject/Group Project Report.docx
+++ b/groupproject/Group Project Report.docx
@@ -430,25 +430,7 @@
           <w:sz w:val="28"/>
           <w:szCs w:val="28"/>
         </w:rPr>
-        <w:t xml:space="preserve">Zhao </w:t>
-      </w:r>
-      <w:proofErr w:type="spellStart"/>
-      <w:r>
-        <w:rPr>
-          <w:rFonts w:ascii="Arial" w:eastAsia="Arial" w:hAnsi="Arial" w:cs="Arial"/>
-          <w:sz w:val="28"/>
-          <w:szCs w:val="28"/>
-        </w:rPr>
-        <w:t>Xiajing</w:t>
-      </w:r>
-      <w:proofErr w:type="spellEnd"/>
-      <w:r>
-        <w:rPr>
-          <w:rFonts w:ascii="Arial" w:eastAsia="Arial" w:hAnsi="Arial" w:cs="Arial"/>
-          <w:sz w:val="28"/>
-          <w:szCs w:val="28"/>
-        </w:rPr>
-        <w:t xml:space="preserve"> (</w:t>
+        <w:t>Zhao Xiajing (</w:t>
       </w:r>
       <w:r>
         <w:rPr>
@@ -607,7 +589,7 @@
             </w:rPr>
             <w:fldChar w:fldCharType="separate"/>
           </w:r>
-          <w:hyperlink w:anchor="_Toc194876094" w:history="1">
+          <w:hyperlink w:anchor="_Toc194957300" w:history="1">
             <w:r>
               <w:rPr>
                 <w:rStyle w:val="Hyperlink"/>
@@ -634,7 +616,7 @@
                 <w:noProof/>
                 <w:webHidden/>
               </w:rPr>
-              <w:instrText xml:space="preserve"> PAGEREF _Toc194876094 \h </w:instrText>
+              <w:instrText xml:space="preserve"> PAGEREF _Toc194957300 \h </w:instrText>
             </w:r>
             <w:r>
               <w:rPr>
@@ -680,7 +662,7 @@
               <w:lang w:val="en-SG"/>
             </w:rPr>
           </w:pPr>
-          <w:hyperlink w:anchor="_Toc194876095" w:history="1">
+          <w:hyperlink w:anchor="_Toc194957301" w:history="1">
             <w:r>
               <w:rPr>
                 <w:rStyle w:val="Hyperlink"/>
@@ -707,7 +689,7 @@
                 <w:noProof/>
                 <w:webHidden/>
               </w:rPr>
-              <w:instrText xml:space="preserve"> PAGEREF _Toc194876095 \h </w:instrText>
+              <w:instrText xml:space="preserve"> PAGEREF _Toc194957301 \h </w:instrText>
             </w:r>
             <w:r>
               <w:rPr>
@@ -753,7 +735,7 @@
               <w:lang w:val="en-SG"/>
             </w:rPr>
           </w:pPr>
-          <w:hyperlink w:anchor="_Toc194876096" w:history="1">
+          <w:hyperlink w:anchor="_Toc194957302" w:history="1">
             <w:r>
               <w:rPr>
                 <w:rStyle w:val="Hyperlink"/>
@@ -780,7 +762,7 @@
                 <w:noProof/>
                 <w:webHidden/>
               </w:rPr>
-              <w:instrText xml:space="preserve"> PAGEREF _Toc194876096 \h </w:instrText>
+              <w:instrText xml:space="preserve"> PAGEREF _Toc194957302 \h </w:instrText>
             </w:r>
             <w:r>
               <w:rPr>
@@ -826,7 +808,7 @@
               <w:lang w:val="en-SG"/>
             </w:rPr>
           </w:pPr>
-          <w:hyperlink w:anchor="_Toc194876097" w:history="1">
+          <w:hyperlink w:anchor="_Toc194957303" w:history="1">
             <w:r>
               <w:rPr>
                 <w:rStyle w:val="Hyperlink"/>
@@ -853,7 +835,7 @@
                 <w:noProof/>
                 <w:webHidden/>
               </w:rPr>
-              <w:instrText xml:space="preserve"> PAGEREF _Toc194876097 \h </w:instrText>
+              <w:instrText xml:space="preserve"> PAGEREF _Toc194957303 \h </w:instrText>
             </w:r>
             <w:r>
               <w:rPr>
@@ -899,7 +881,7 @@
               <w:lang w:val="en-SG"/>
             </w:rPr>
           </w:pPr>
-          <w:hyperlink w:anchor="_Toc194876098" w:history="1">
+          <w:hyperlink w:anchor="_Toc194957304" w:history="1">
             <w:r>
               <w:rPr>
                 <w:rStyle w:val="Hyperlink"/>
@@ -926,7 +908,7 @@
                 <w:noProof/>
                 <w:webHidden/>
               </w:rPr>
-              <w:instrText xml:space="preserve"> PAGEREF _Toc194876098 \h </w:instrText>
+              <w:instrText xml:space="preserve"> PAGEREF _Toc194957304 \h </w:instrText>
             </w:r>
             <w:r>
               <w:rPr>
@@ -972,7 +954,7 @@
               <w:lang w:val="en-SG"/>
             </w:rPr>
           </w:pPr>
-          <w:hyperlink w:anchor="_Toc194876099" w:history="1">
+          <w:hyperlink w:anchor="_Toc194957305" w:history="1">
             <w:r>
               <w:rPr>
                 <w:rStyle w:val="Hyperlink"/>
@@ -999,7 +981,7 @@
                 <w:noProof/>
                 <w:webHidden/>
               </w:rPr>
-              <w:instrText xml:space="preserve"> PAGEREF _Toc194876099 \h </w:instrText>
+              <w:instrText xml:space="preserve"> PAGEREF _Toc194957305 \h </w:instrText>
             </w:r>
             <w:r>
               <w:rPr>
@@ -1045,7 +1027,7 @@
               <w:lang w:val="en-SG"/>
             </w:rPr>
           </w:pPr>
-          <w:hyperlink w:anchor="_Toc194876100" w:history="1">
+          <w:hyperlink w:anchor="_Toc194957306" w:history="1">
             <w:r>
               <w:rPr>
                 <w:rStyle w:val="Hyperlink"/>
@@ -1072,7 +1054,7 @@
                 <w:noProof/>
                 <w:webHidden/>
               </w:rPr>
-              <w:instrText xml:space="preserve"> PAGEREF _Toc194876100 \h </w:instrText>
+              <w:instrText xml:space="preserve"> PAGEREF _Toc194957306 \h </w:instrText>
             </w:r>
             <w:r>
               <w:rPr>
@@ -1118,7 +1100,7 @@
               <w:lang w:val="en-SG"/>
             </w:rPr>
           </w:pPr>
-          <w:hyperlink w:anchor="_Toc194876101" w:history="1">
+          <w:hyperlink w:anchor="_Toc194957307" w:history="1">
             <w:r>
               <w:rPr>
                 <w:rStyle w:val="Hyperlink"/>
@@ -1145,7 +1127,7 @@
                 <w:noProof/>
                 <w:webHidden/>
               </w:rPr>
-              <w:instrText xml:space="preserve"> PAGEREF _Toc194876101 \h </w:instrText>
+              <w:instrText xml:space="preserve"> PAGEREF _Toc194957307 \h </w:instrText>
             </w:r>
             <w:r>
               <w:rPr>
@@ -1191,7 +1173,7 @@
               <w:lang w:val="en-SG"/>
             </w:rPr>
           </w:pPr>
-          <w:hyperlink w:anchor="_Toc194876102" w:history="1">
+          <w:hyperlink w:anchor="_Toc194957308" w:history="1">
             <w:r>
               <w:rPr>
                 <w:rStyle w:val="Hyperlink"/>
@@ -1219,7 +1201,7 @@
                 <w:noProof/>
                 <w:webHidden/>
               </w:rPr>
-              <w:instrText xml:space="preserve"> PAGEREF _Toc194876102 \h </w:instrText>
+              <w:instrText xml:space="preserve"> PAGEREF _Toc194957308 \h </w:instrText>
             </w:r>
             <w:r>
               <w:rPr>
@@ -1265,7 +1247,7 @@
               <w:lang w:val="en-SG"/>
             </w:rPr>
           </w:pPr>
-          <w:hyperlink w:anchor="_Toc194876103" w:history="1">
+          <w:hyperlink w:anchor="_Toc194957309" w:history="1">
             <w:r>
               <w:rPr>
                 <w:rStyle w:val="Hyperlink"/>
@@ -1292,7 +1274,7 @@
                 <w:noProof/>
                 <w:webHidden/>
               </w:rPr>
-              <w:instrText xml:space="preserve"> PAGEREF _Toc194876103 \h </w:instrText>
+              <w:instrText xml:space="preserve"> PAGEREF _Toc194957309 \h </w:instrText>
             </w:r>
             <w:r>
               <w:rPr>
@@ -1338,7 +1320,7 @@
               <w:lang w:val="en-SG"/>
             </w:rPr>
           </w:pPr>
-          <w:hyperlink w:anchor="_Toc194876104" w:history="1">
+          <w:hyperlink w:anchor="_Toc194957310" w:history="1">
             <w:r>
               <w:rPr>
                 <w:rStyle w:val="Hyperlink"/>
@@ -1365,7 +1347,7 @@
                 <w:noProof/>
                 <w:webHidden/>
               </w:rPr>
-              <w:instrText xml:space="preserve"> PAGEREF _Toc194876104 \h </w:instrText>
+              <w:instrText xml:space="preserve"> PAGEREF _Toc194957310 \h </w:instrText>
             </w:r>
             <w:r>
               <w:rPr>
@@ -1411,13 +1393,13 @@
               <w:lang w:val="en-SG"/>
             </w:rPr>
           </w:pPr>
-          <w:hyperlink w:anchor="_Toc194876105" w:history="1">
+          <w:hyperlink w:anchor="_Toc194957311" w:history="1">
             <w:r>
               <w:rPr>
                 <w:rStyle w:val="Hyperlink"/>
                 <w:noProof/>
               </w:rPr>
-              <w:t>Pretrained Language Model – BERT</w:t>
+              <w:t>Pretrained Language Model – BERT Approaches</w:t>
             </w:r>
             <w:r>
               <w:rPr>
@@ -1438,7 +1420,7 @@
                 <w:noProof/>
                 <w:webHidden/>
               </w:rPr>
-              <w:instrText xml:space="preserve"> PAGEREF _Toc194876105 \h </w:instrText>
+              <w:instrText xml:space="preserve"> PAGEREF _Toc194957311 \h </w:instrText>
             </w:r>
             <w:r>
               <w:rPr>
@@ -1458,7 +1440,7 @@
                 <w:noProof/>
                 <w:webHidden/>
               </w:rPr>
-              <w:t>14</w:t>
+              <w:t>15</w:t>
             </w:r>
             <w:r>
               <w:rPr>
@@ -1484,7 +1466,7 @@
               <w:lang w:val="en-SG"/>
             </w:rPr>
           </w:pPr>
-          <w:hyperlink w:anchor="_Toc194876106" w:history="1">
+          <w:hyperlink w:anchor="_Toc194957312" w:history="1">
             <w:r>
               <w:rPr>
                 <w:rStyle w:val="Hyperlink"/>
@@ -1511,7 +1493,7 @@
                 <w:noProof/>
                 <w:webHidden/>
               </w:rPr>
-              <w:instrText xml:space="preserve"> PAGEREF _Toc194876106 \h </w:instrText>
+              <w:instrText xml:space="preserve"> PAGEREF _Toc194957312 \h </w:instrText>
             </w:r>
             <w:r>
               <w:rPr>
@@ -1557,7 +1539,7 @@
               <w:lang w:val="en-SG"/>
             </w:rPr>
           </w:pPr>
-          <w:hyperlink w:anchor="_Toc194876107" w:history="1">
+          <w:hyperlink w:anchor="_Toc194957313" w:history="1">
             <w:r>
               <w:rPr>
                 <w:rStyle w:val="Hyperlink"/>
@@ -1585,7 +1567,7 @@
                 <w:noProof/>
                 <w:webHidden/>
               </w:rPr>
-              <w:instrText xml:space="preserve"> PAGEREF _Toc194876107 \h </w:instrText>
+              <w:instrText xml:space="preserve"> PAGEREF _Toc194957313 \h </w:instrText>
             </w:r>
             <w:r>
               <w:rPr>
@@ -1640,7 +1622,7 @@
       <w:pPr>
         <w:pStyle w:val="Heading1"/>
       </w:pPr>
-      <w:bookmarkStart w:id="0" w:name="_Toc194876094"/>
+      <w:bookmarkStart w:id="0" w:name="_Toc194957300"/>
       <w:r>
         <w:lastRenderedPageBreak/>
         <w:t>Intro</w:t>
@@ -1654,7 +1636,7 @@
       <w:pPr>
         <w:pStyle w:val="Heading2"/>
       </w:pPr>
-      <w:bookmarkStart w:id="1" w:name="_Toc194876095"/>
+      <w:bookmarkStart w:id="1" w:name="_Toc194957301"/>
       <w:r>
         <w:t>Background</w:t>
       </w:r>
@@ -1734,23 +1716,13 @@
           <w:szCs w:val="21"/>
         </w:rPr>
       </w:pPr>
-      <w:proofErr w:type="gramStart"/>
-      <w:r>
-        <w:rPr>
-          <w:rFonts w:ascii="Times New Roman Regular" w:hAnsi="Times New Roman Regular" w:cs="Times New Roman Regular"/>
-          <w:sz w:val="21"/>
-          <w:szCs w:val="21"/>
-        </w:rPr>
-        <w:t>Sentiment Analysis,</w:t>
-      </w:r>
-      <w:proofErr w:type="gramEnd"/>
-      <w:r>
-        <w:rPr>
-          <w:rFonts w:ascii="Times New Roman Regular" w:hAnsi="Times New Roman Regular" w:cs="Times New Roman Regular"/>
-          <w:sz w:val="21"/>
-          <w:szCs w:val="21"/>
-        </w:rPr>
-        <w:t xml:space="preserve"> aims at identifying and extracting users' subjective emotions from natural language texts, which are usually classified into sentiment categories such as Positive, Negative, or Neutral.</w:t>
+      <w:r>
+        <w:rPr>
+          <w:rFonts w:ascii="Times New Roman Regular" w:hAnsi="Times New Roman Regular" w:cs="Times New Roman Regular"/>
+          <w:sz w:val="21"/>
+          <w:szCs w:val="21"/>
+        </w:rPr>
+        <w:t>Sentiment Analysis, aims at identifying and extracting users' subjective emotions from natural language texts, which are usually classified into sentiment categories such as Positive, Negative, or Neutral.</w:t>
       </w:r>
       <w:r>
         <w:rPr>
@@ -1776,27 +1748,7 @@
           <w:szCs w:val="21"/>
           <w:lang w:val="en-US"/>
         </w:rPr>
-        <w:t xml:space="preserve"> (</w:t>
-      </w:r>
-      <w:proofErr w:type="spellStart"/>
-      <w:r>
-        <w:rPr>
-          <w:rFonts w:ascii="Times New Roman Regular" w:hAnsi="Times New Roman Regular" w:cs="Times New Roman Regular"/>
-          <w:sz w:val="21"/>
-          <w:szCs w:val="21"/>
-          <w:lang w:val="en-US"/>
-        </w:rPr>
-        <w:t>Sahayak</w:t>
-      </w:r>
-      <w:proofErr w:type="spellEnd"/>
-      <w:r>
-        <w:rPr>
-          <w:rFonts w:ascii="Times New Roman Regular" w:hAnsi="Times New Roman Regular" w:cs="Times New Roman Regular"/>
-          <w:sz w:val="21"/>
-          <w:szCs w:val="21"/>
-          <w:lang w:val="en-US"/>
-        </w:rPr>
-        <w:t xml:space="preserve"> et al., 2015).</w:t>
+        <w:t xml:space="preserve"> (Sahayak et al., 2015).</w:t>
       </w:r>
     </w:p>
     <w:p>
@@ -1972,7 +1924,7 @@
       <w:pPr>
         <w:pStyle w:val="Heading2"/>
       </w:pPr>
-      <w:bookmarkStart w:id="2" w:name="_Toc194876096"/>
+      <w:bookmarkStart w:id="2" w:name="_Toc194957302"/>
       <w:r>
         <w:t>Research Objective</w:t>
       </w:r>
@@ -1997,7 +1949,6 @@
         </w:rPr>
         <w:t xml:space="preserve">The goal of this project is </w:t>
       </w:r>
-      <w:proofErr w:type="gramStart"/>
       <w:r>
         <w:rPr>
           <w:rFonts w:ascii="Times New Roman Regular" w:hAnsi="Times New Roman Regular" w:cs="Times New Roman Regular" w:hint="eastAsia"/>
@@ -2005,17 +1956,25 @@
           <w:szCs w:val="21"/>
           <w:lang w:val="en-US" w:eastAsia="zh"/>
         </w:rPr>
-        <w:t>using</w:t>
-      </w:r>
-      <w:proofErr w:type="gramEnd"/>
+        <w:t xml:space="preserve">using </w:t>
+      </w:r>
       <w:r>
         <w:rPr>
           <w:rFonts w:ascii="Times New Roman Regular" w:hAnsi="Times New Roman Regular" w:cs="Times New Roman Regular" w:hint="eastAsia"/>
           <w:sz w:val="21"/>
           <w:szCs w:val="21"/>
+          <w:lang w:val="en-US"/>
+        </w:rPr>
+        <w:t>machine learning and deep learning techniques</w:t>
+      </w:r>
+      <w:r>
+        <w:rPr>
+          <w:rFonts w:ascii="Times New Roman Regular" w:hAnsi="Times New Roman Regular" w:cs="Times New Roman Regular" w:hint="eastAsia"/>
+          <w:sz w:val="21"/>
+          <w:szCs w:val="21"/>
           <w:lang w:val="en-US" w:eastAsia="zh"/>
         </w:rPr>
-        <w:t xml:space="preserve"> </w:t>
+        <w:t xml:space="preserve"> to </w:t>
       </w:r>
       <w:r>
         <w:rPr>
@@ -2024,27 +1983,8 @@
           <w:szCs w:val="21"/>
           <w:lang w:val="en-US"/>
         </w:rPr>
-        <w:t>machine learning and deep learning techniques</w:t>
-      </w:r>
-      <w:r>
-        <w:rPr>
-          <w:rFonts w:ascii="Times New Roman Regular" w:hAnsi="Times New Roman Regular" w:cs="Times New Roman Regular" w:hint="eastAsia"/>
-          <w:sz w:val="21"/>
-          <w:szCs w:val="21"/>
-          <w:lang w:val="en-US" w:eastAsia="zh"/>
-        </w:rPr>
-        <w:t xml:space="preserve"> to </w:t>
-      </w:r>
-      <w:r>
-        <w:rPr>
-          <w:rFonts w:ascii="Times New Roman Regular" w:hAnsi="Times New Roman Regular" w:cs="Times New Roman Regular" w:hint="eastAsia"/>
-          <w:sz w:val="21"/>
-          <w:szCs w:val="21"/>
-          <w:lang w:val="en-US"/>
-        </w:rPr>
         <w:t xml:space="preserve">build a sentiment analysis model for Twitter </w:t>
       </w:r>
-      <w:proofErr w:type="gramStart"/>
       <w:r>
         <w:rPr>
           <w:rFonts w:ascii="Times New Roman Regular" w:hAnsi="Times New Roman Regular" w:cs="Times New Roman Regular"/>
@@ -2052,7 +1992,6 @@
         </w:rPr>
         <w:t>comments, and</w:t>
       </w:r>
-      <w:proofErr w:type="gramEnd"/>
       <w:r>
         <w:rPr>
           <w:rFonts w:ascii="Times New Roman Regular" w:hAnsi="Times New Roman Regular" w:cs="Times New Roman Regular" w:hint="eastAsia"/>
@@ -2240,27 +2179,7 @@
           <w:szCs w:val="21"/>
           <w:lang w:val="en-US"/>
         </w:rPr>
-        <w:t>ed (Basic RNN, LSTM, GRU</w:t>
-      </w:r>
-      <w:proofErr w:type="gramStart"/>
-      <w:r>
-        <w:rPr>
-          <w:rFonts w:ascii="Times New Roman Regular" w:hAnsi="Times New Roman Regular" w:cs="Times New Roman Regular"/>
-          <w:sz w:val="21"/>
-          <w:szCs w:val="21"/>
-          <w:lang w:val="en-US"/>
-        </w:rPr>
-        <w:t>) ,</w:t>
-      </w:r>
-      <w:proofErr w:type="gramEnd"/>
-      <w:r>
-        <w:rPr>
-          <w:rFonts w:ascii="Times New Roman Regular" w:hAnsi="Times New Roman Regular" w:cs="Times New Roman Regular"/>
-          <w:sz w:val="21"/>
-          <w:szCs w:val="21"/>
-          <w:lang w:val="en-US"/>
-        </w:rPr>
-        <w:t xml:space="preserve"> CN</w:t>
+        <w:t>ed (Basic RNN, LSTM, GRU) , CN</w:t>
       </w:r>
       <w:r>
         <w:rPr>
@@ -2383,7 +2302,7 @@
       <w:pPr>
         <w:pStyle w:val="Heading1"/>
       </w:pPr>
-      <w:bookmarkStart w:id="3" w:name="_Toc194876097"/>
+      <w:bookmarkStart w:id="3" w:name="_Toc194957303"/>
       <w:r>
         <w:lastRenderedPageBreak/>
         <w:t>Data</w:t>
@@ -2395,7 +2314,7 @@
         <w:pStyle w:val="Heading2"/>
       </w:pPr>
       <w:bookmarkStart w:id="4" w:name="_Dataset_Overview"/>
-      <w:bookmarkStart w:id="5" w:name="_Toc194876098"/>
+      <w:bookmarkStart w:id="5" w:name="_Toc194957304"/>
       <w:bookmarkEnd w:id="4"/>
       <w:r>
         <w:t xml:space="preserve">Dataset </w:t>
@@ -2485,7 +2404,6 @@
         </w:rPr>
         <w:t xml:space="preserve"> D</w:t>
       </w:r>
-      <w:proofErr w:type="spellStart"/>
       <w:r>
         <w:rPr>
           <w:rFonts w:ascii="Times New Roman Regular" w:hAnsi="Times New Roman Regular" w:cs="Times New Roman Regular"/>
@@ -2496,7 +2414,6 @@
         </w:rPr>
         <w:t>escription</w:t>
       </w:r>
-      <w:proofErr w:type="spellEnd"/>
     </w:p>
     <w:p>
       <w:pPr>
@@ -2816,29 +2733,7 @@
           <w:szCs w:val="21"/>
           <w:lang w:val="en-US"/>
         </w:rPr>
-        <w:t xml:space="preserve">In addition, we extracted the top 30 most frequent </w:t>
-      </w:r>
-      <w:proofErr w:type="gramStart"/>
-      <w:r>
-        <w:rPr>
-          <w:rFonts w:ascii="Times New Roman Regular" w:hAnsi="Times New Roman Regular" w:cs="Times New Roman Regular"/>
-          <w:color w:val="000000"/>
-          <w:sz w:val="21"/>
-          <w:szCs w:val="21"/>
-          <w:lang w:val="en-US"/>
-        </w:rPr>
-        <w:t>words, but</w:t>
-      </w:r>
-      <w:proofErr w:type="gramEnd"/>
-      <w:r>
-        <w:rPr>
-          <w:rFonts w:ascii="Times New Roman Regular" w:hAnsi="Times New Roman Regular" w:cs="Times New Roman Regular"/>
-          <w:color w:val="000000"/>
-          <w:sz w:val="21"/>
-          <w:szCs w:val="21"/>
-          <w:lang w:val="en-US"/>
-        </w:rPr>
-        <w:t xml:space="preserve"> found that most of them are common </w:t>
+        <w:t xml:space="preserve">In addition, we extracted the top 30 most frequent words, but found that most of them are common </w:t>
       </w:r>
       <w:r>
         <w:rPr>
@@ -3207,7 +3102,7 @@
       <w:pPr>
         <w:pStyle w:val="Heading2"/>
       </w:pPr>
-      <w:bookmarkStart w:id="6" w:name="_Toc194876099"/>
+      <w:bookmarkStart w:id="6" w:name="_Toc194957305"/>
       <w:r>
         <w:t>Data Preprocessing</w:t>
       </w:r>
@@ -3299,9 +3194,17 @@
           <w:sz w:val="21"/>
           <w:szCs w:val="21"/>
         </w:rPr>
-        <w:t>@</w:t>
-      </w:r>
-      <w:proofErr w:type="gramStart"/>
+        <w:t>@someone</w:t>
+      </w:r>
+      <w:r>
+        <w:rPr>
+          <w:rFonts w:ascii="Times New Roman Regular" w:hAnsi="Times New Roman Regular" w:cs="Times New Roman Regular" w:hint="eastAsia"/>
+          <w:color w:val="000000"/>
+          <w:sz w:val="21"/>
+          <w:szCs w:val="21"/>
+        </w:rPr>
+        <w:t xml:space="preserve"> and </w:t>
+      </w:r>
       <w:r>
         <w:rPr>
           <w:rFonts w:ascii="Times New Roman Regular" w:hAnsi="Times New Roman Regular" w:cs="Times New Roman Regular" w:hint="eastAsia"/>
@@ -3311,27 +3214,6 @@
           <w:sz w:val="21"/>
           <w:szCs w:val="21"/>
         </w:rPr>
-        <w:t>someone</w:t>
-      </w:r>
-      <w:proofErr w:type="gramEnd"/>
-      <w:r>
-        <w:rPr>
-          <w:rFonts w:ascii="Times New Roman Regular" w:hAnsi="Times New Roman Regular" w:cs="Times New Roman Regular" w:hint="eastAsia"/>
-          <w:color w:val="000000"/>
-          <w:sz w:val="21"/>
-          <w:szCs w:val="21"/>
-        </w:rPr>
-        <w:t xml:space="preserve"> and </w:t>
-      </w:r>
-      <w:r>
-        <w:rPr>
-          <w:rFonts w:ascii="Times New Roman Regular" w:hAnsi="Times New Roman Regular" w:cs="Times New Roman Regular" w:hint="eastAsia"/>
-          <w:i/>
-          <w:iCs/>
-          <w:color w:val="000000"/>
-          <w:sz w:val="21"/>
-          <w:szCs w:val="21"/>
-        </w:rPr>
         <w:t>email addresses</w:t>
       </w:r>
       <w:r>
@@ -3349,7 +3231,7 @@
         <w:pStyle w:val="Heading2"/>
       </w:pPr>
       <w:bookmarkStart w:id="7" w:name="_Dataset_Review_After"/>
-      <w:bookmarkStart w:id="8" w:name="_Toc194876100"/>
+      <w:bookmarkStart w:id="8" w:name="_Toc194957306"/>
       <w:bookmarkEnd w:id="7"/>
       <w:r>
         <w:lastRenderedPageBreak/>
@@ -3572,7 +3454,7 @@
       <w:pPr>
         <w:pStyle w:val="Heading1"/>
       </w:pPr>
-      <w:bookmarkStart w:id="9" w:name="_Toc194876101"/>
+      <w:bookmarkStart w:id="9" w:name="_Toc194957307"/>
       <w:r>
         <w:t>Methodology</w:t>
       </w:r>
@@ -3645,27 +3527,7 @@
           <w:szCs w:val="21"/>
           <w:lang w:val="en-US"/>
         </w:rPr>
-        <w:t>Logistic regression (</w:t>
-      </w:r>
-      <w:proofErr w:type="spellStart"/>
-      <w:r>
-        <w:rPr>
-          <w:rFonts w:ascii="Times New Roman Regular" w:hAnsi="Times New Roman Regular" w:cs="Times New Roman Regular" w:hint="eastAsia"/>
-          <w:sz w:val="21"/>
-          <w:szCs w:val="21"/>
-          <w:lang w:val="en-US"/>
-        </w:rPr>
-        <w:t>GeeksforGeeks</w:t>
-      </w:r>
-      <w:proofErr w:type="spellEnd"/>
-      <w:r>
-        <w:rPr>
-          <w:rFonts w:ascii="Times New Roman Regular" w:hAnsi="Times New Roman Regular" w:cs="Times New Roman Regular" w:hint="eastAsia"/>
-          <w:sz w:val="21"/>
-          <w:szCs w:val="21"/>
-          <w:lang w:val="en-US"/>
-        </w:rPr>
-        <w:t>, 2025) is a supervised machine learning algorithm used for classification tasks where the goal is to predict the probability that an instance belongs to a given class or not.</w:t>
+        <w:t>Logistic regression (GeeksforGeeks, 2025) is a supervised machine learning algorithm used for classification tasks where the goal is to predict the probability that an instance belongs to a given class or not.</w:t>
       </w:r>
       <w:r>
         <w:rPr>
@@ -3720,27 +3582,7 @@
           <w:szCs w:val="21"/>
           <w:lang w:val="en-US"/>
         </w:rPr>
-        <w:t xml:space="preserve">A Convolutional Neural Network (CNN), also known as </w:t>
-      </w:r>
-      <w:proofErr w:type="spellStart"/>
-      <w:r>
-        <w:rPr>
-          <w:rFonts w:ascii="Times New Roman Regular" w:hAnsi="Times New Roman Regular" w:cs="Times New Roman Regular" w:hint="eastAsia"/>
-          <w:sz w:val="21"/>
-          <w:szCs w:val="21"/>
-          <w:lang w:val="en-US"/>
-        </w:rPr>
-        <w:t>ConvNet</w:t>
-      </w:r>
-      <w:proofErr w:type="spellEnd"/>
-      <w:r>
-        <w:rPr>
-          <w:rFonts w:ascii="Times New Roman Regular" w:hAnsi="Times New Roman Regular" w:cs="Times New Roman Regular" w:hint="eastAsia"/>
-          <w:sz w:val="21"/>
-          <w:szCs w:val="21"/>
-          <w:lang w:val="en-US"/>
-        </w:rPr>
-        <w:t xml:space="preserve">, is a specialized type of deep learning algorithm mainly designed for tasks that necessitate object recognition, including image classification, detection, and segmentation. Beyond image classification tasks, CNNs are versatile </w:t>
+        <w:t xml:space="preserve">A Convolutional Neural Network (CNN), also known as ConvNet, is a specialized type of deep learning algorithm mainly designed for tasks that necessitate object recognition, including image classification, detection, and segmentation. Beyond image classification tasks, CNNs are versatile </w:t>
       </w:r>
       <w:r>
         <w:rPr>
@@ -3760,6 +3602,7 @@
           <w:ilvl w:val="0"/>
           <w:numId w:val="6"/>
         </w:numPr>
+        <w:jc w:val="both"/>
         <w:rPr>
           <w:rFonts w:ascii="Times New Roman Regular" w:hAnsi="Times New Roman Regular" w:cs="Times New Roman Regular"/>
           <w:sz w:val="21"/>
@@ -3769,14 +3612,31 @@
       </w:pPr>
       <w:r>
         <w:rPr>
+          <w:rFonts w:ascii="Times New Roman Regular" w:hAnsi="Times New Roman Regular" w:cs="Times New Roman Regular"/>
+          <w:sz w:val="21"/>
+          <w:szCs w:val="21"/>
+          <w:lang w:val="en-US"/>
+        </w:rPr>
+        <w:t>Bidirectional Encoder Representations from Transformers (BERT)</w:t>
+      </w:r>
+      <w:r>
+        <w:rPr>
           <w:rFonts w:ascii="Times New Roman Regular" w:hAnsi="Times New Roman Regular" w:cs="Times New Roman Regular" w:hint="eastAsia"/>
           <w:sz w:val="21"/>
           <w:szCs w:val="21"/>
           <w:lang w:val="en-US"/>
         </w:rPr>
-        <w:t xml:space="preserve">BERT is a Transformer-based pre-trained language model that understands deep semantic information in text by leveraging bidirectional context modeling. In this project, the </w:t>
-      </w:r>
-      <w:proofErr w:type="spellStart"/>
+        <w:t>,</w:t>
+      </w:r>
+      <w:r>
+        <w:rPr>
+          <w:rFonts w:ascii="Times New Roman Regular" w:hAnsi="Times New Roman Regular" w:cs="Times New Roman Regular"/>
+          <w:sz w:val="21"/>
+          <w:szCs w:val="21"/>
+          <w:lang w:val="en-US"/>
+        </w:rPr>
+        <w:t xml:space="preserve"> a novel pre-trained language model</w:t>
+      </w:r>
       <w:r>
         <w:rPr>
           <w:rFonts w:ascii="Times New Roman Regular" w:hAnsi="Times New Roman Regular" w:cs="Times New Roman Regular" w:hint="eastAsia"/>
@@ -3784,9 +3644,78 @@
           <w:szCs w:val="21"/>
           <w:lang w:val="en-US"/>
         </w:rPr>
-        <w:t>DistilBERT</w:t>
-      </w:r>
-      <w:proofErr w:type="spellEnd"/>
+        <w:t xml:space="preserve">, </w:t>
+      </w:r>
+      <w:r>
+        <w:rPr>
+          <w:rFonts w:ascii="Times New Roman Regular" w:hAnsi="Times New Roman Regular" w:cs="Times New Roman Regular"/>
+          <w:sz w:val="21"/>
+          <w:szCs w:val="21"/>
+          <w:lang w:val="en-US"/>
+        </w:rPr>
+        <w:t xml:space="preserve">which pioneered the use of a bidirectional Transformer architecture. </w:t>
+      </w:r>
+      <w:r>
+        <w:rPr>
+          <w:rFonts w:ascii="Times New Roman Regular" w:hAnsi="Times New Roman Regular" w:cs="Times New Roman Regular"/>
+          <w:sz w:val="21"/>
+          <w:szCs w:val="21"/>
+        </w:rPr>
+        <w:t>This allowed the model to capture contextual information from both directions in a sentence simultaneously</w:t>
+      </w:r>
+      <w:r>
+        <w:rPr>
+          <w:rFonts w:ascii="Times New Roman Regular" w:hAnsi="Times New Roman Regular" w:cs="Times New Roman Regular"/>
+          <w:sz w:val="21"/>
+          <w:szCs w:val="21"/>
+          <w:lang w:val="en-US"/>
+        </w:rPr>
+        <w:t xml:space="preserve">. </w:t>
+      </w:r>
+      <w:r>
+        <w:rPr>
+          <w:rFonts w:ascii="Times New Roman Regular" w:hAnsi="Times New Roman Regular" w:cs="Times New Roman Regular"/>
+          <w:sz w:val="21"/>
+          <w:szCs w:val="21"/>
+        </w:rPr>
+        <w:t xml:space="preserve">BERT’s pre-training involves two core tasks: </w:t>
+      </w:r>
+      <w:r>
+        <w:rPr>
+          <w:rFonts w:ascii="Times New Roman Regular" w:hAnsi="Times New Roman Regular" w:cs="Times New Roman Regular"/>
+          <w:i/>
+          <w:iCs/>
+          <w:sz w:val="21"/>
+          <w:szCs w:val="21"/>
+        </w:rPr>
+        <w:t>Masked Language Modeling (MLM)</w:t>
+      </w:r>
+      <w:r>
+        <w:rPr>
+          <w:rFonts w:ascii="Times New Roman Regular" w:hAnsi="Times New Roman Regular" w:cs="Times New Roman Regular"/>
+          <w:sz w:val="21"/>
+          <w:szCs w:val="21"/>
+        </w:rPr>
+        <w:t xml:space="preserve"> and </w:t>
+      </w:r>
+      <w:r>
+        <w:rPr>
+          <w:rFonts w:ascii="Times New Roman Regular" w:hAnsi="Times New Roman Regular" w:cs="Times New Roman Regular"/>
+          <w:i/>
+          <w:iCs/>
+          <w:sz w:val="21"/>
+          <w:szCs w:val="21"/>
+        </w:rPr>
+        <w:t>Next Sentence Prediction (NSP)</w:t>
+      </w:r>
+      <w:r>
+        <w:rPr>
+          <w:rFonts w:ascii="Times New Roman Regular" w:hAnsi="Times New Roman Regular" w:cs="Times New Roman Regular"/>
+          <w:sz w:val="21"/>
+          <w:szCs w:val="21"/>
+        </w:rPr>
+        <w:t>, enabling it to develop deep, contextualized language representations</w:t>
+      </w:r>
       <w:r>
         <w:rPr>
           <w:rFonts w:ascii="Times New Roman Regular" w:hAnsi="Times New Roman Regular" w:cs="Times New Roman Regular" w:hint="eastAsia"/>
@@ -3794,7 +3723,96 @@
           <w:szCs w:val="21"/>
           <w:lang w:val="en-US"/>
         </w:rPr>
-        <w:t xml:space="preserve"> version was utilized, as it retains the superior performance of BERT while reducing the model size. </w:t>
+        <w:t xml:space="preserve"> (</w:t>
+      </w:r>
+      <w:r>
+        <w:rPr>
+          <w:rFonts w:ascii="Times New Roman Regular" w:hAnsi="Times New Roman Regular" w:cs="Times New Roman Regular"/>
+          <w:sz w:val="21"/>
+          <w:szCs w:val="21"/>
+        </w:rPr>
+        <w:t>Devlin et al. 2019</w:t>
+      </w:r>
+      <w:r>
+        <w:rPr>
+          <w:rFonts w:ascii="Times New Roman Regular" w:hAnsi="Times New Roman Regular" w:cs="Times New Roman Regular" w:hint="eastAsia"/>
+          <w:sz w:val="21"/>
+          <w:szCs w:val="21"/>
+          <w:lang w:val="en-US"/>
+        </w:rPr>
+        <w:t>)</w:t>
+      </w:r>
+      <w:r>
+        <w:rPr>
+          <w:rFonts w:ascii="Times New Roman Regular" w:hAnsi="Times New Roman Regular" w:cs="Times New Roman Regular"/>
+          <w:sz w:val="21"/>
+          <w:szCs w:val="21"/>
+          <w:lang w:val="en-US"/>
+        </w:rPr>
+        <w:t xml:space="preserve">. Since its </w:t>
+      </w:r>
+      <w:r>
+        <w:rPr>
+          <w:rFonts w:ascii="Times New Roman Regular" w:hAnsi="Times New Roman Regular" w:cs="Times New Roman Regular" w:hint="eastAsia"/>
+          <w:sz w:val="21"/>
+          <w:szCs w:val="21"/>
+          <w:lang w:val="en-US"/>
+        </w:rPr>
+        <w:t>release</w:t>
+      </w:r>
+      <w:r>
+        <w:rPr>
+          <w:rFonts w:ascii="Times New Roman Regular" w:hAnsi="Times New Roman Regular" w:cs="Times New Roman Regular"/>
+          <w:sz w:val="21"/>
+          <w:szCs w:val="21"/>
+          <w:lang w:val="en-US"/>
+        </w:rPr>
+        <w:t>, BERT has demonstrated outstanding performance across various natural language processing tasks—including sentiment analysis, which is the focus of this project—and has significantly advanced the widespread adoption of pre-trained models in language understanding</w:t>
+      </w:r>
+      <w:r>
+        <w:rPr>
+          <w:rFonts w:ascii="Times New Roman Regular" w:hAnsi="Times New Roman Regular" w:cs="Times New Roman Regular" w:hint="eastAsia"/>
+          <w:sz w:val="21"/>
+          <w:szCs w:val="21"/>
+          <w:lang w:val="en-US"/>
+        </w:rPr>
+        <w:t xml:space="preserve"> (</w:t>
+      </w:r>
+      <w:r>
+        <w:rPr>
+          <w:rFonts w:ascii="Times New Roman Regular" w:hAnsi="Times New Roman Regular" w:cs="Times New Roman Regular"/>
+          <w:sz w:val="21"/>
+          <w:szCs w:val="21"/>
+          <w:lang w:val="en-US"/>
+        </w:rPr>
+        <w:t>Schomacker, T</w:t>
+      </w:r>
+      <w:r>
+        <w:rPr>
+          <w:rFonts w:ascii="Times New Roman Regular" w:hAnsi="Times New Roman Regular" w:cs="Times New Roman Regular" w:hint="eastAsia"/>
+          <w:sz w:val="21"/>
+          <w:szCs w:val="21"/>
+          <w:lang w:val="en-US"/>
+        </w:rPr>
+        <w:t>, 2021)</w:t>
+      </w:r>
+      <w:r>
+        <w:rPr>
+          <w:rFonts w:ascii="Times New Roman Regular" w:hAnsi="Times New Roman Regular" w:cs="Times New Roman Regular"/>
+          <w:sz w:val="21"/>
+          <w:szCs w:val="21"/>
+          <w:lang w:val="en-US"/>
+        </w:rPr>
+        <w:t>. Therefore, this paper uses BERT as a benchmark model for comparison.</w:t>
+      </w:r>
+      <w:r>
+        <w:rPr>
+          <w:rFonts w:ascii="Times New Roman Regular" w:hAnsi="Times New Roman Regular" w:cs="Times New Roman Regular" w:hint="eastAsia"/>
+          <w:sz w:val="21"/>
+          <w:szCs w:val="21"/>
+          <w:lang w:val="en-US"/>
+        </w:rPr>
+        <w:t xml:space="preserve"> </w:t>
       </w:r>
     </w:p>
     <w:p>
@@ -3876,7 +3894,7 @@
           <w:color w:val="000000"/>
         </w:rPr>
       </w:pPr>
-      <w:bookmarkStart w:id="10" w:name="_Toc194876102"/>
+      <w:bookmarkStart w:id="10" w:name="_Toc194957308"/>
       <w:r>
         <w:rPr>
           <w:lang w:val="en-US"/>
@@ -3927,27 +3945,7 @@
           <w:sz w:val="21"/>
           <w:szCs w:val="21"/>
         </w:rPr>
-        <w:t xml:space="preserve">Due to the large size of the dataset, using logistic regression as initially planned resulted in high computational cost. Given the many </w:t>
-      </w:r>
-      <w:proofErr w:type="spellStart"/>
-      <w:r>
-        <w:rPr>
-          <w:rFonts w:ascii="Times New Roman Regular" w:hAnsi="Times New Roman Regular" w:cs="Times New Roman Regular"/>
-          <w:color w:val="000000"/>
-          <w:sz w:val="21"/>
-          <w:szCs w:val="21"/>
-        </w:rPr>
-        <w:t>tunable</w:t>
-      </w:r>
-      <w:proofErr w:type="spellEnd"/>
-      <w:r>
-        <w:rPr>
-          <w:rFonts w:ascii="Times New Roman Regular" w:hAnsi="Times New Roman Regular" w:cs="Times New Roman Regular"/>
-          <w:color w:val="000000"/>
-          <w:sz w:val="21"/>
-          <w:szCs w:val="21"/>
-        </w:rPr>
-        <w:t xml:space="preserve"> hyperparameters and optional preprocessing steps, it was challenging to efficiently explore and identify the optimal configuration.</w:t>
+        <w:t>Due to the large size of the dataset, using logistic regression as initially planned resulted in high computational cost. Given the many tunable hyperparameters and optional preprocessing steps, it was challenging to efficiently explore and identify the optimal configuration.</w:t>
       </w:r>
       <w:r>
         <w:rPr>
@@ -4156,6 +4154,7 @@
           <w:sz w:val="21"/>
           <w:szCs w:val="21"/>
         </w:rPr>
+        <w:lastRenderedPageBreak/>
         <w:drawing>
           <wp:inline distT="0" distB="0" distL="0" distR="0" wp14:anchorId="3EDE41F8" wp14:editId="04806493">
             <wp:extent cx="5226008" cy="2597949"/>
@@ -4210,7 +4209,6 @@
           <w:sz w:val="21"/>
           <w:szCs w:val="21"/>
         </w:rPr>
-        <w:lastRenderedPageBreak/>
         <w:t xml:space="preserve">To </w:t>
       </w:r>
       <w:r>
@@ -4431,6 +4429,7 @@
           <w:noProof/>
           <w:szCs w:val="21"/>
         </w:rPr>
+        <w:lastRenderedPageBreak/>
         <w:drawing>
           <wp:inline distT="0" distB="0" distL="0" distR="0" wp14:anchorId="032CE892" wp14:editId="111EAF5D">
             <wp:extent cx="5731510" cy="3027045"/>
@@ -4533,9 +4532,8 @@
       <w:pPr>
         <w:pStyle w:val="Heading1"/>
       </w:pPr>
-      <w:bookmarkStart w:id="11" w:name="_Toc194876103"/>
-      <w:r>
-        <w:lastRenderedPageBreak/>
+      <w:bookmarkStart w:id="11" w:name="_Toc194957309"/>
+      <w:r>
         <w:t>Deep Learning – RNN</w:t>
       </w:r>
       <w:r>
@@ -4618,6 +4616,7 @@
       <w:r>
         <w:rPr>
           <w:rFonts w:ascii="Times New Roman Regular" w:hAnsi="Times New Roman Regular" w:cs="Times New Roman Regular"/>
+          <w:noProof/>
           <w:color w:val="000000"/>
           <w:sz w:val="21"/>
           <w:szCs w:val="21"/>
@@ -4743,15 +4742,16 @@
       <w:pPr>
         <w:jc w:val="both"/>
         <w:rPr>
-          <w:rFonts w:ascii="Times New Roman Regular" w:hAnsi="Times New Roman Regular" w:cs="Times New Roman Regular" w:hint="eastAsia"/>
-          <w:color w:val="000000"/>
-          <w:sz w:val="21"/>
-          <w:szCs w:val="21"/>
-        </w:rPr>
-      </w:pPr>
-      <w:r>
-        <w:rPr>
-          <w:rFonts w:ascii="Times New Roman Regular" w:hAnsi="Times New Roman Regular" w:cs="Times New Roman Regular"/>
+          <w:rFonts w:ascii="Times New Roman Regular" w:hAnsi="Times New Roman Regular" w:cs="Times New Roman Regular"/>
+          <w:color w:val="000000"/>
+          <w:sz w:val="21"/>
+          <w:szCs w:val="21"/>
+        </w:rPr>
+      </w:pPr>
+      <w:r>
+        <w:rPr>
+          <w:rFonts w:ascii="Times New Roman Regular" w:hAnsi="Times New Roman Regular" w:cs="Times New Roman Regular"/>
+          <w:noProof/>
           <w:color w:val="000000"/>
           <w:sz w:val="21"/>
           <w:szCs w:val="21"/>
@@ -4815,6 +4815,9 @@
     </w:p>
     <w:p>
       <w:r>
+        <w:rPr>
+          <w:noProof/>
+        </w:rPr>
         <w:drawing>
           <wp:inline distT="0" distB="0" distL="0" distR="0" wp14:anchorId="60F235CB" wp14:editId="7420FB78">
             <wp:extent cx="5731510" cy="347345"/>
@@ -4952,7 +4955,6 @@
         </w:rPr>
         <w:t>‘</w:t>
       </w:r>
-      <w:proofErr w:type="spellStart"/>
       <w:r>
         <w:rPr>
           <w:rFonts w:ascii="Times New Roman Regular" w:hAnsi="Times New Roman Regular" w:cs="Times New Roman Regular" w:hint="eastAsia"/>
@@ -4965,7 +4967,6 @@
         </w:rPr>
         <w:t>embed_dim</w:t>
       </w:r>
-      <w:proofErr w:type="spellEnd"/>
       <w:r>
         <w:rPr>
           <w:rFonts w:ascii="Times New Roman Regular" w:hAnsi="Times New Roman Regular" w:cs="Times New Roman Regular"/>
@@ -5045,7 +5046,6 @@
         </w:rPr>
         <w:t>‘</w:t>
       </w:r>
-      <w:proofErr w:type="spellStart"/>
       <w:r>
         <w:rPr>
           <w:rFonts w:ascii="Times New Roman Regular" w:hAnsi="Times New Roman Regular" w:cs="Times New Roman Regular" w:hint="eastAsia"/>
@@ -5058,7 +5058,6 @@
         </w:rPr>
         <w:t>hidden_dim</w:t>
       </w:r>
-      <w:proofErr w:type="spellEnd"/>
       <w:r>
         <w:rPr>
           <w:rFonts w:ascii="Times New Roman Regular" w:hAnsi="Times New Roman Regular" w:cs="Times New Roman Regular"/>
@@ -5099,29 +5098,7 @@
           <w:szCs w:val="21"/>
           <w:highlight w:val="yellow"/>
         </w:rPr>
-        <w:t xml:space="preserve">Controls the model’s capacity to remember sequence information. A higher value allows the model to learn more complex </w:t>
-      </w:r>
-      <w:proofErr w:type="gramStart"/>
-      <w:r>
-        <w:rPr>
-          <w:rFonts w:ascii="Times New Roman Regular" w:hAnsi="Times New Roman Regular" w:cs="Times New Roman Regular"/>
-          <w:color w:val="000000"/>
-          <w:sz w:val="21"/>
-          <w:szCs w:val="21"/>
-          <w:highlight w:val="yellow"/>
-        </w:rPr>
-        <w:t>patterns, but</w:t>
-      </w:r>
-      <w:proofErr w:type="gramEnd"/>
-      <w:r>
-        <w:rPr>
-          <w:rFonts w:ascii="Times New Roman Regular" w:hAnsi="Times New Roman Regular" w:cs="Times New Roman Regular"/>
-          <w:color w:val="000000"/>
-          <w:sz w:val="21"/>
-          <w:szCs w:val="21"/>
-          <w:highlight w:val="yellow"/>
-        </w:rPr>
-        <w:t xml:space="preserve"> also increases the risk of overfitting and computation time.</w:t>
+        <w:t>Controls the model’s capacity to remember sequence information. A higher value allows the model to learn more complex patterns, but also increases the risk of overfitting and computation time.</w:t>
       </w:r>
     </w:p>
     <w:p>
@@ -5148,6 +5125,7 @@
           <w:szCs w:val="21"/>
           <w:highlight w:val="yellow"/>
         </w:rPr>
+        <w:lastRenderedPageBreak/>
         <w:t>The number of stacked RNN/GRU/LSTM layers (</w:t>
       </w:r>
       <w:r>
@@ -5160,7 +5138,6 @@
         </w:rPr>
         <w:t>‘</w:t>
       </w:r>
-      <w:proofErr w:type="spellStart"/>
       <w:r>
         <w:rPr>
           <w:rFonts w:ascii="Times New Roman Regular" w:hAnsi="Times New Roman Regular" w:cs="Times New Roman Regular" w:hint="eastAsia"/>
@@ -5173,7 +5150,6 @@
         </w:rPr>
         <w:t>num_layers</w:t>
       </w:r>
-      <w:proofErr w:type="spellEnd"/>
       <w:r>
         <w:rPr>
           <w:rFonts w:ascii="Times New Roman Regular" w:hAnsi="Times New Roman Regular" w:cs="Times New Roman Regular"/>
@@ -5320,7 +5296,6 @@
         </w:rPr>
         <w:t>‘</w:t>
       </w:r>
-      <w:proofErr w:type="spellStart"/>
       <w:r>
         <w:rPr>
           <w:rFonts w:ascii="Times New Roman Regular" w:hAnsi="Times New Roman Regular" w:cs="Times New Roman Regular" w:hint="eastAsia"/>
@@ -5333,7 +5308,6 @@
         </w:rPr>
         <w:t>useMax</w:t>
       </w:r>
-      <w:proofErr w:type="spellEnd"/>
       <w:r>
         <w:rPr>
           <w:rFonts w:ascii="Times New Roman Regular" w:hAnsi="Times New Roman Regular" w:cs="Times New Roman Regular"/>
@@ -5433,7 +5407,6 @@
         </w:rPr>
         <w:t>Uses max pooling (</w:t>
       </w:r>
-      <w:proofErr w:type="spellStart"/>
       <w:r>
         <w:rPr>
           <w:rFonts w:ascii="Times New Roman Regular" w:hAnsi="Times New Roman Regular" w:cs="Times New Roman Regular"/>
@@ -5446,7 +5419,6 @@
         </w:rPr>
         <w:t>torch.max</w:t>
       </w:r>
-      <w:proofErr w:type="spellEnd"/>
       <w:r>
         <w:rPr>
           <w:rFonts w:ascii="Times New Roman Regular" w:hAnsi="Times New Roman Regular" w:cs="Times New Roman Regular"/>
@@ -5504,7 +5476,27 @@
           <w:szCs w:val="21"/>
           <w:highlight w:val="yellow"/>
         </w:rPr>
-        <w:t>False</w:t>
+        <w:t>False’</w:t>
+      </w:r>
+      <w:r>
+        <w:rPr>
+          <w:rFonts w:ascii="Times New Roman Regular" w:hAnsi="Times New Roman Regular" w:cs="Times New Roman Regular" w:hint="eastAsia"/>
+          <w:color w:val="000000"/>
+          <w:sz w:val="21"/>
+          <w:szCs w:val="21"/>
+          <w:highlight w:val="yellow"/>
+        </w:rPr>
+        <w:t>)</w:t>
+      </w:r>
+      <w:r>
+        <w:rPr>
+          <w:rFonts w:ascii="Times New Roman Regular" w:hAnsi="Times New Roman Regular" w:cs="Times New Roman Regular"/>
+          <w:color w:val="000000"/>
+          <w:sz w:val="21"/>
+          <w:szCs w:val="21"/>
+          <w:highlight w:val="yellow"/>
+        </w:rPr>
+        <w:t>: Uses mean pooling (</w:t>
       </w:r>
       <w:r>
         <w:rPr>
@@ -5516,44 +5508,8 @@
           <w:szCs w:val="21"/>
           <w:highlight w:val="yellow"/>
         </w:rPr>
-        <w:t>’</w:t>
-      </w:r>
-      <w:r>
-        <w:rPr>
-          <w:rFonts w:ascii="Times New Roman Regular" w:hAnsi="Times New Roman Regular" w:cs="Times New Roman Regular" w:hint="eastAsia"/>
-          <w:color w:val="000000"/>
-          <w:sz w:val="21"/>
-          <w:szCs w:val="21"/>
-          <w:highlight w:val="yellow"/>
-        </w:rPr>
-        <w:t>)</w:t>
-      </w:r>
-      <w:r>
-        <w:rPr>
-          <w:rFonts w:ascii="Times New Roman Regular" w:hAnsi="Times New Roman Regular" w:cs="Times New Roman Regular"/>
-          <w:color w:val="000000"/>
-          <w:sz w:val="21"/>
-          <w:szCs w:val="21"/>
-          <w:highlight w:val="yellow"/>
-        </w:rPr>
-        <w:t>: Uses mean pooling (</w:t>
-      </w:r>
-      <w:proofErr w:type="spellStart"/>
-      <w:proofErr w:type="gramStart"/>
-      <w:r>
-        <w:rPr>
-          <w:rFonts w:ascii="Times New Roman Regular" w:hAnsi="Times New Roman Regular" w:cs="Times New Roman Regular"/>
-          <w:i/>
-          <w:iCs/>
-          <w:color w:val="000000"/>
-          <w:sz w:val="21"/>
-          <w:szCs w:val="21"/>
-          <w:highlight w:val="yellow"/>
-        </w:rPr>
         <w:t>torch.mean</w:t>
       </w:r>
-      <w:proofErr w:type="spellEnd"/>
-      <w:proofErr w:type="gramEnd"/>
       <w:r>
         <w:rPr>
           <w:rFonts w:ascii="Times New Roman Regular" w:hAnsi="Times New Roman Regular" w:cs="Times New Roman Regular"/>
@@ -5578,11 +5534,11 @@
       <w:r>
         <w:rPr>
           <w:rFonts w:ascii="Times New Roman Regular" w:hAnsi="Times New Roman Regular" w:cs="Times New Roman Regular"/>
-          <w:color w:val="000000"/>
-          <w:sz w:val="21"/>
-          <w:szCs w:val="21"/>
-        </w:rPr>
-        <w:lastRenderedPageBreak/>
+          <w:noProof/>
+          <w:color w:val="000000"/>
+          <w:sz w:val="21"/>
+          <w:szCs w:val="21"/>
+        </w:rPr>
         <w:drawing>
           <wp:inline distT="0" distB="0" distL="0" distR="0" wp14:anchorId="3D1934AF" wp14:editId="377CBACF">
             <wp:extent cx="5731510" cy="2988945"/>
@@ -5762,20 +5718,8 @@
           <w:szCs w:val="21"/>
           <w:highlight w:val="yellow"/>
         </w:rPr>
-        <w:t xml:space="preserve">Optimizer: </w:t>
-      </w:r>
-      <w:proofErr w:type="spellStart"/>
-      <w:r>
-        <w:rPr>
-          <w:rFonts w:ascii="Times New Roman Regular" w:hAnsi="Times New Roman Regular" w:cs="Times New Roman Regular" w:hint="eastAsia"/>
-          <w:color w:val="000000"/>
-          <w:sz w:val="21"/>
-          <w:szCs w:val="21"/>
-          <w:highlight w:val="yellow"/>
-        </w:rPr>
-        <w:t>AdamW</w:t>
-      </w:r>
-      <w:proofErr w:type="spellEnd"/>
+        <w:t>Optimizer: AdamW</w:t>
+      </w:r>
     </w:p>
     <w:p>
       <w:pPr>
@@ -5868,7 +5812,7 @@
     <w:p>
       <w:pPr>
         <w:rPr>
-          <w:rFonts w:ascii="Times New Roman Regular" w:hAnsi="Times New Roman Regular" w:cs="Times New Roman Regular" w:hint="eastAsia"/>
+          <w:rFonts w:ascii="Times New Roman Regular" w:hAnsi="Times New Roman Regular" w:cs="Times New Roman Regular"/>
           <w:color w:val="000000"/>
           <w:sz w:val="21"/>
           <w:szCs w:val="21"/>
@@ -5913,7 +5857,7 @@
             <w:pPr>
               <w:jc w:val="center"/>
               <w:rPr>
-                <w:rFonts w:ascii="Times New Roman Regular" w:hAnsi="Times New Roman Regular" w:cs="Times New Roman Regular" w:hint="eastAsia"/>
+                <w:rFonts w:ascii="Times New Roman Regular" w:hAnsi="Times New Roman Regular" w:cs="Times New Roman Regular"/>
                 <w:color w:val="FFFFFF" w:themeColor="background1"/>
                 <w:sz w:val="21"/>
                 <w:szCs w:val="21"/>
@@ -5940,7 +5884,7 @@
             <w:pPr>
               <w:jc w:val="center"/>
               <w:rPr>
-                <w:rFonts w:ascii="Times New Roman Regular" w:hAnsi="Times New Roman Regular" w:cs="Times New Roman Regular" w:hint="eastAsia"/>
+                <w:rFonts w:ascii="Times New Roman Regular" w:hAnsi="Times New Roman Regular" w:cs="Times New Roman Regular"/>
                 <w:color w:val="FFFFFF" w:themeColor="background1"/>
                 <w:sz w:val="21"/>
                 <w:szCs w:val="21"/>
@@ -5967,13 +5911,12 @@
             <w:pPr>
               <w:jc w:val="center"/>
               <w:rPr>
-                <w:rFonts w:ascii="Times New Roman Regular" w:hAnsi="Times New Roman Regular" w:cs="Times New Roman Regular" w:hint="eastAsia"/>
+                <w:rFonts w:ascii="Times New Roman Regular" w:hAnsi="Times New Roman Regular" w:cs="Times New Roman Regular"/>
                 <w:color w:val="FFFFFF" w:themeColor="background1"/>
                 <w:sz w:val="21"/>
                 <w:szCs w:val="21"/>
               </w:rPr>
             </w:pPr>
-            <w:proofErr w:type="spellStart"/>
             <w:r>
               <w:rPr>
                 <w:rFonts w:ascii="Times New Roman Regular" w:hAnsi="Times New Roman Regular" w:cs="Times New Roman Regular" w:hint="eastAsia"/>
@@ -5983,7 +5926,6 @@
               </w:rPr>
               <w:t>Embed_dim</w:t>
             </w:r>
-            <w:proofErr w:type="spellEnd"/>
           </w:p>
         </w:tc>
         <w:tc>
@@ -5996,13 +5938,12 @@
             <w:pPr>
               <w:jc w:val="center"/>
               <w:rPr>
-                <w:rFonts w:ascii="Times New Roman Regular" w:hAnsi="Times New Roman Regular" w:cs="Times New Roman Regular" w:hint="eastAsia"/>
+                <w:rFonts w:ascii="Times New Roman Regular" w:hAnsi="Times New Roman Regular" w:cs="Times New Roman Regular"/>
                 <w:color w:val="FFFFFF" w:themeColor="background1"/>
                 <w:sz w:val="21"/>
                 <w:szCs w:val="21"/>
               </w:rPr>
             </w:pPr>
-            <w:proofErr w:type="spellStart"/>
             <w:r>
               <w:rPr>
                 <w:rFonts w:ascii="Times New Roman Regular" w:hAnsi="Times New Roman Regular" w:cs="Times New Roman Regular" w:hint="eastAsia"/>
@@ -6012,7 +5953,6 @@
               </w:rPr>
               <w:t>Hidden_dim</w:t>
             </w:r>
-            <w:proofErr w:type="spellEnd"/>
           </w:p>
         </w:tc>
         <w:tc>
@@ -6025,7 +5965,7 @@
             <w:pPr>
               <w:jc w:val="center"/>
               <w:rPr>
-                <w:rFonts w:ascii="Times New Roman Regular" w:hAnsi="Times New Roman Regular" w:cs="Times New Roman Regular" w:hint="eastAsia"/>
+                <w:rFonts w:ascii="Times New Roman Regular" w:hAnsi="Times New Roman Regular" w:cs="Times New Roman Regular"/>
                 <w:color w:val="FFFFFF" w:themeColor="background1"/>
                 <w:sz w:val="21"/>
                 <w:szCs w:val="21"/>
@@ -6052,7 +5992,7 @@
             <w:pPr>
               <w:jc w:val="center"/>
               <w:rPr>
-                <w:rFonts w:ascii="Times New Roman Regular" w:hAnsi="Times New Roman Regular" w:cs="Times New Roman Regular" w:hint="eastAsia"/>
+                <w:rFonts w:ascii="Times New Roman Regular" w:hAnsi="Times New Roman Regular" w:cs="Times New Roman Regular"/>
                 <w:color w:val="FFFFFF" w:themeColor="background1"/>
                 <w:sz w:val="21"/>
                 <w:szCs w:val="21"/>
@@ -6079,7 +6019,7 @@
             <w:pPr>
               <w:jc w:val="center"/>
               <w:rPr>
-                <w:rFonts w:ascii="Times New Roman Regular" w:hAnsi="Times New Roman Regular" w:cs="Times New Roman Regular" w:hint="eastAsia"/>
+                <w:rFonts w:ascii="Times New Roman Regular" w:hAnsi="Times New Roman Regular" w:cs="Times New Roman Regular"/>
                 <w:color w:val="FFFFFF" w:themeColor="background1"/>
                 <w:sz w:val="21"/>
                 <w:szCs w:val="21"/>
@@ -6106,7 +6046,7 @@
             <w:pPr>
               <w:jc w:val="center"/>
               <w:rPr>
-                <w:rFonts w:ascii="Times New Roman Regular" w:hAnsi="Times New Roman Regular" w:cs="Times New Roman Regular" w:hint="eastAsia"/>
+                <w:rFonts w:ascii="Times New Roman Regular" w:hAnsi="Times New Roman Regular" w:cs="Times New Roman Regular"/>
                 <w:color w:val="FFFFFF" w:themeColor="background1"/>
                 <w:sz w:val="21"/>
                 <w:szCs w:val="21"/>
@@ -6137,7 +6077,7 @@
             <w:pPr>
               <w:jc w:val="center"/>
               <w:rPr>
-                <w:rFonts w:ascii="Times New Roman Regular" w:hAnsi="Times New Roman Regular" w:cs="Times New Roman Regular" w:hint="eastAsia"/>
+                <w:rFonts w:ascii="Times New Roman Regular" w:hAnsi="Times New Roman Regular" w:cs="Times New Roman Regular"/>
                 <w:color w:val="000000"/>
                 <w:sz w:val="21"/>
                 <w:szCs w:val="21"/>
@@ -6163,7 +6103,7 @@
             <w:pPr>
               <w:jc w:val="center"/>
               <w:rPr>
-                <w:rFonts w:ascii="Times New Roman Regular" w:hAnsi="Times New Roman Regular" w:cs="Times New Roman Regular" w:hint="eastAsia"/>
+                <w:rFonts w:ascii="Times New Roman Regular" w:hAnsi="Times New Roman Regular" w:cs="Times New Roman Regular"/>
                 <w:color w:val="000000"/>
                 <w:sz w:val="21"/>
                 <w:szCs w:val="21"/>
@@ -6189,7 +6129,7 @@
             <w:pPr>
               <w:jc w:val="center"/>
               <w:rPr>
-                <w:rFonts w:ascii="Times New Roman Regular" w:hAnsi="Times New Roman Regular" w:cs="Times New Roman Regular" w:hint="eastAsia"/>
+                <w:rFonts w:ascii="Times New Roman Regular" w:hAnsi="Times New Roman Regular" w:cs="Times New Roman Regular"/>
                 <w:color w:val="000000"/>
                 <w:sz w:val="21"/>
                 <w:szCs w:val="21"/>
@@ -6215,7 +6155,7 @@
             <w:pPr>
               <w:jc w:val="center"/>
               <w:rPr>
-                <w:rFonts w:ascii="Times New Roman Regular" w:hAnsi="Times New Roman Regular" w:cs="Times New Roman Regular" w:hint="eastAsia"/>
+                <w:rFonts w:ascii="Times New Roman Regular" w:hAnsi="Times New Roman Regular" w:cs="Times New Roman Regular"/>
                 <w:color w:val="000000"/>
                 <w:sz w:val="21"/>
                 <w:szCs w:val="21"/>
@@ -6241,7 +6181,7 @@
             <w:pPr>
               <w:jc w:val="center"/>
               <w:rPr>
-                <w:rFonts w:ascii="Times New Roman Regular" w:hAnsi="Times New Roman Regular" w:cs="Times New Roman Regular" w:hint="eastAsia"/>
+                <w:rFonts w:ascii="Times New Roman Regular" w:hAnsi="Times New Roman Regular" w:cs="Times New Roman Regular"/>
                 <w:color w:val="000000"/>
                 <w:sz w:val="21"/>
                 <w:szCs w:val="21"/>
@@ -6267,7 +6207,7 @@
             <w:pPr>
               <w:jc w:val="center"/>
               <w:rPr>
-                <w:rFonts w:ascii="Times New Roman Regular" w:hAnsi="Times New Roman Regular" w:cs="Times New Roman Regular" w:hint="eastAsia"/>
+                <w:rFonts w:ascii="Times New Roman Regular" w:hAnsi="Times New Roman Regular" w:cs="Times New Roman Regular"/>
                 <w:color w:val="000000"/>
                 <w:sz w:val="21"/>
                 <w:szCs w:val="21"/>
@@ -6293,7 +6233,7 @@
             <w:pPr>
               <w:jc w:val="center"/>
               <w:rPr>
-                <w:rFonts w:ascii="Times New Roman Regular" w:hAnsi="Times New Roman Regular" w:cs="Times New Roman Regular" w:hint="eastAsia"/>
+                <w:rFonts w:ascii="Times New Roman Regular" w:hAnsi="Times New Roman Regular" w:cs="Times New Roman Regular"/>
                 <w:color w:val="000000"/>
                 <w:sz w:val="21"/>
                 <w:szCs w:val="21"/>
@@ -6319,7 +6259,7 @@
             <w:pPr>
               <w:jc w:val="center"/>
               <w:rPr>
-                <w:rFonts w:ascii="Times New Roman Regular" w:hAnsi="Times New Roman Regular" w:cs="Times New Roman Regular" w:hint="eastAsia"/>
+                <w:rFonts w:ascii="Times New Roman Regular" w:hAnsi="Times New Roman Regular" w:cs="Times New Roman Regular"/>
                 <w:color w:val="000000"/>
                 <w:sz w:val="21"/>
                 <w:szCs w:val="21"/>
@@ -7203,6 +7143,7 @@
                 <w:sz w:val="21"/>
                 <w:szCs w:val="21"/>
               </w:rPr>
+              <w:lastRenderedPageBreak/>
               <w:t>6</w:t>
             </w:r>
           </w:p>
@@ -7800,7 +7741,7 @@
             <w:pPr>
               <w:jc w:val="center"/>
               <w:rPr>
-                <w:rFonts w:ascii="Times New Roman Regular" w:hAnsi="Times New Roman Regular" w:cs="Times New Roman Regular" w:hint="eastAsia"/>
+                <w:rFonts w:ascii="Times New Roman Regular" w:hAnsi="Times New Roman Regular" w:cs="Times New Roman Regular"/>
                 <w:color w:val="000000"/>
                 <w:sz w:val="21"/>
                 <w:szCs w:val="21"/>
@@ -8649,7 +8590,7 @@
             <w:pPr>
               <w:jc w:val="center"/>
               <w:rPr>
-                <w:rFonts w:ascii="Times New Roman Regular" w:hAnsi="Times New Roman Regular" w:cs="Times New Roman Regular" w:hint="eastAsia"/>
+                <w:rFonts w:ascii="Times New Roman Regular" w:hAnsi="Times New Roman Regular" w:cs="Times New Roman Regular"/>
                 <w:color w:val="000000"/>
                 <w:sz w:val="21"/>
                 <w:szCs w:val="21"/>
@@ -8680,20 +8621,19 @@
             <w:pPr>
               <w:jc w:val="center"/>
               <w:rPr>
-                <w:rFonts w:ascii="Times New Roman Regular" w:hAnsi="Times New Roman Regular" w:cs="Times New Roman Regular" w:hint="eastAsia"/>
-                <w:color w:val="000000"/>
-                <w:sz w:val="21"/>
-                <w:szCs w:val="21"/>
-              </w:rPr>
-            </w:pPr>
-            <w:r>
-              <w:rPr>
-                <w:rFonts w:ascii="Times New Roman Regular" w:hAnsi="Times New Roman Regular" w:cs="Times New Roman Regular"/>
-                <w:color w:val="000000"/>
-                <w:sz w:val="21"/>
-                <w:szCs w:val="21"/>
-              </w:rPr>
-              <w:lastRenderedPageBreak/>
+                <w:rFonts w:ascii="Times New Roman Regular" w:hAnsi="Times New Roman Regular" w:cs="Times New Roman Regular"/>
+                <w:color w:val="000000"/>
+                <w:sz w:val="21"/>
+                <w:szCs w:val="21"/>
+              </w:rPr>
+            </w:pPr>
+            <w:r>
+              <w:rPr>
+                <w:rFonts w:ascii="Times New Roman Regular" w:hAnsi="Times New Roman Regular" w:cs="Times New Roman Regular"/>
+                <w:color w:val="000000"/>
+                <w:sz w:val="21"/>
+                <w:szCs w:val="21"/>
+              </w:rPr>
               <w:t>1</w:t>
             </w:r>
             <w:r>
@@ -8820,7 +8760,7 @@
             <w:pPr>
               <w:jc w:val="center"/>
               <w:rPr>
-                <w:rFonts w:ascii="Times New Roman Regular" w:hAnsi="Times New Roman Regular" w:cs="Times New Roman Regular" w:hint="eastAsia"/>
+                <w:rFonts w:ascii="Times New Roman Regular" w:hAnsi="Times New Roman Regular" w:cs="Times New Roman Regular"/>
                 <w:color w:val="000000"/>
                 <w:sz w:val="21"/>
                 <w:szCs w:val="21"/>
@@ -8872,7 +8812,7 @@
             <w:pPr>
               <w:jc w:val="center"/>
               <w:rPr>
-                <w:rFonts w:ascii="Times New Roman Regular" w:hAnsi="Times New Roman Regular" w:cs="Times New Roman Regular" w:hint="eastAsia"/>
+                <w:rFonts w:ascii="Times New Roman Regular" w:hAnsi="Times New Roman Regular" w:cs="Times New Roman Regular"/>
                 <w:color w:val="000000"/>
                 <w:sz w:val="21"/>
                 <w:szCs w:val="21"/>
@@ -8900,7 +8840,7 @@
             <w:pPr>
               <w:jc w:val="center"/>
               <w:rPr>
-                <w:rFonts w:ascii="Times New Roman Regular" w:hAnsi="Times New Roman Regular" w:cs="Times New Roman Regular" w:hint="eastAsia"/>
+                <w:rFonts w:ascii="Times New Roman Regular" w:hAnsi="Times New Roman Regular" w:cs="Times New Roman Regular"/>
                 <w:color w:val="000000"/>
                 <w:sz w:val="21"/>
                 <w:szCs w:val="21"/>
@@ -9092,7 +9032,7 @@
             <w:pPr>
               <w:jc w:val="center"/>
               <w:rPr>
-                <w:rFonts w:ascii="Times New Roman Regular" w:hAnsi="Times New Roman Regular" w:cs="Times New Roman Regular" w:hint="eastAsia"/>
+                <w:rFonts w:ascii="Times New Roman Regular" w:hAnsi="Times New Roman Regular" w:cs="Times New Roman Regular"/>
                 <w:color w:val="000000"/>
                 <w:sz w:val="21"/>
                 <w:szCs w:val="21"/>
@@ -9120,7 +9060,7 @@
             <w:pPr>
               <w:jc w:val="center"/>
               <w:rPr>
-                <w:rFonts w:ascii="Times New Roman Regular" w:hAnsi="Times New Roman Regular" w:cs="Times New Roman Regular" w:hint="eastAsia"/>
+                <w:rFonts w:ascii="Times New Roman Regular" w:hAnsi="Times New Roman Regular" w:cs="Times New Roman Regular"/>
                 <w:color w:val="000000"/>
                 <w:sz w:val="21"/>
                 <w:szCs w:val="21"/>
@@ -9155,7 +9095,7 @@
             <w:pPr>
               <w:jc w:val="center"/>
               <w:rPr>
-                <w:rFonts w:ascii="Times New Roman Regular" w:hAnsi="Times New Roman Regular" w:cs="Times New Roman Regular" w:hint="eastAsia"/>
+                <w:rFonts w:ascii="Times New Roman Regular" w:hAnsi="Times New Roman Regular" w:cs="Times New Roman Regular"/>
                 <w:color w:val="000000"/>
                 <w:sz w:val="21"/>
                 <w:szCs w:val="21"/>
@@ -9311,7 +9251,7 @@
             <w:pPr>
               <w:jc w:val="center"/>
               <w:rPr>
-                <w:rFonts w:ascii="Times New Roman Regular" w:hAnsi="Times New Roman Regular" w:cs="Times New Roman Regular" w:hint="eastAsia"/>
+                <w:rFonts w:ascii="Times New Roman Regular" w:hAnsi="Times New Roman Regular" w:cs="Times New Roman Regular"/>
                 <w:color w:val="000000"/>
                 <w:sz w:val="21"/>
                 <w:szCs w:val="21"/>
@@ -9339,7 +9279,7 @@
             <w:pPr>
               <w:jc w:val="center"/>
               <w:rPr>
-                <w:rFonts w:ascii="Times New Roman Regular" w:hAnsi="Times New Roman Regular" w:cs="Times New Roman Regular" w:hint="eastAsia"/>
+                <w:rFonts w:ascii="Times New Roman Regular" w:hAnsi="Times New Roman Regular" w:cs="Times New Roman Regular"/>
                 <w:color w:val="000000"/>
                 <w:sz w:val="21"/>
                 <w:szCs w:val="21"/>
@@ -9400,7 +9340,7 @@
             <w:pPr>
               <w:jc w:val="center"/>
               <w:rPr>
-                <w:rFonts w:ascii="Times New Roman Regular" w:hAnsi="Times New Roman Regular" w:cs="Times New Roman Regular" w:hint="eastAsia"/>
+                <w:rFonts w:ascii="Times New Roman Regular" w:hAnsi="Times New Roman Regular" w:cs="Times New Roman Regular"/>
                 <w:color w:val="000000"/>
                 <w:sz w:val="21"/>
                 <w:szCs w:val="21"/>
@@ -9530,7 +9470,7 @@
             <w:pPr>
               <w:jc w:val="center"/>
               <w:rPr>
-                <w:rFonts w:ascii="Times New Roman Regular" w:hAnsi="Times New Roman Regular" w:cs="Times New Roman Regular" w:hint="eastAsia"/>
+                <w:rFonts w:ascii="Times New Roman Regular" w:hAnsi="Times New Roman Regular" w:cs="Times New Roman Regular"/>
                 <w:color w:val="000000"/>
                 <w:sz w:val="21"/>
                 <w:szCs w:val="21"/>
@@ -9558,7 +9498,7 @@
             <w:pPr>
               <w:jc w:val="center"/>
               <w:rPr>
-                <w:rFonts w:ascii="Times New Roman Regular" w:hAnsi="Times New Roman Regular" w:cs="Times New Roman Regular" w:hint="eastAsia"/>
+                <w:rFonts w:ascii="Times New Roman Regular" w:hAnsi="Times New Roman Regular" w:cs="Times New Roman Regular"/>
                 <w:color w:val="000000"/>
                 <w:sz w:val="21"/>
                 <w:szCs w:val="21"/>
@@ -9645,7 +9585,7 @@
             <w:pPr>
               <w:jc w:val="center"/>
               <w:rPr>
-                <w:rFonts w:ascii="Times New Roman Regular" w:hAnsi="Times New Roman Regular" w:cs="Times New Roman Regular" w:hint="eastAsia"/>
+                <w:rFonts w:ascii="Times New Roman Regular" w:hAnsi="Times New Roman Regular" w:cs="Times New Roman Regular"/>
                 <w:color w:val="000000"/>
                 <w:sz w:val="21"/>
                 <w:szCs w:val="21"/>
@@ -9749,7 +9689,7 @@
             <w:pPr>
               <w:jc w:val="center"/>
               <w:rPr>
-                <w:rFonts w:ascii="Times New Roman Regular" w:hAnsi="Times New Roman Regular" w:cs="Times New Roman Regular" w:hint="eastAsia"/>
+                <w:rFonts w:ascii="Times New Roman Regular" w:hAnsi="Times New Roman Regular" w:cs="Times New Roman Regular"/>
                 <w:color w:val="000000"/>
                 <w:sz w:val="21"/>
                 <w:szCs w:val="21"/>
@@ -9777,7 +9717,7 @@
             <w:pPr>
               <w:jc w:val="center"/>
               <w:rPr>
-                <w:rFonts w:ascii="Times New Roman Regular" w:hAnsi="Times New Roman Regular" w:cs="Times New Roman Regular" w:hint="eastAsia"/>
+                <w:rFonts w:ascii="Times New Roman Regular" w:hAnsi="Times New Roman Regular" w:cs="Times New Roman Regular"/>
                 <w:color w:val="000000"/>
                 <w:sz w:val="21"/>
                 <w:szCs w:val="21"/>
@@ -9890,7 +9830,7 @@
             <w:pPr>
               <w:jc w:val="center"/>
               <w:rPr>
-                <w:rFonts w:ascii="Times New Roman Regular" w:hAnsi="Times New Roman Regular" w:cs="Times New Roman Regular" w:hint="eastAsia"/>
+                <w:rFonts w:ascii="Times New Roman Regular" w:hAnsi="Times New Roman Regular" w:cs="Times New Roman Regular"/>
                 <w:color w:val="000000"/>
                 <w:sz w:val="21"/>
                 <w:szCs w:val="21"/>
@@ -9968,7 +9908,7 @@
             <w:pPr>
               <w:jc w:val="center"/>
               <w:rPr>
-                <w:rFonts w:ascii="Times New Roman Regular" w:hAnsi="Times New Roman Regular" w:cs="Times New Roman Regular" w:hint="eastAsia"/>
+                <w:rFonts w:ascii="Times New Roman Regular" w:hAnsi="Times New Roman Regular" w:cs="Times New Roman Regular"/>
                 <w:color w:val="000000"/>
                 <w:sz w:val="21"/>
                 <w:szCs w:val="21"/>
@@ -9996,7 +9936,7 @@
             <w:pPr>
               <w:jc w:val="center"/>
               <w:rPr>
-                <w:rFonts w:ascii="Times New Roman Regular" w:hAnsi="Times New Roman Regular" w:cs="Times New Roman Regular" w:hint="eastAsia"/>
+                <w:rFonts w:ascii="Times New Roman Regular" w:hAnsi="Times New Roman Regular" w:cs="Times New Roman Regular"/>
                 <w:color w:val="000000"/>
                 <w:sz w:val="21"/>
                 <w:szCs w:val="21"/>
@@ -10135,7 +10075,7 @@
             <w:pPr>
               <w:jc w:val="center"/>
               <w:rPr>
-                <w:rFonts w:ascii="Times New Roman Regular" w:hAnsi="Times New Roman Regular" w:cs="Times New Roman Regular" w:hint="eastAsia"/>
+                <w:rFonts w:ascii="Times New Roman Regular" w:hAnsi="Times New Roman Regular" w:cs="Times New Roman Regular"/>
                 <w:color w:val="000000"/>
                 <w:sz w:val="21"/>
                 <w:szCs w:val="21"/>
@@ -10187,7 +10127,7 @@
             <w:pPr>
               <w:jc w:val="center"/>
               <w:rPr>
-                <w:rFonts w:ascii="Times New Roman Regular" w:hAnsi="Times New Roman Regular" w:cs="Times New Roman Regular" w:hint="eastAsia"/>
+                <w:rFonts w:ascii="Times New Roman Regular" w:hAnsi="Times New Roman Regular" w:cs="Times New Roman Regular"/>
                 <w:color w:val="000000"/>
                 <w:sz w:val="21"/>
                 <w:szCs w:val="21"/>
@@ -10215,7 +10155,7 @@
             <w:pPr>
               <w:jc w:val="center"/>
               <w:rPr>
-                <w:rFonts w:ascii="Times New Roman Regular" w:hAnsi="Times New Roman Regular" w:cs="Times New Roman Regular" w:hint="eastAsia"/>
+                <w:rFonts w:ascii="Times New Roman Regular" w:hAnsi="Times New Roman Regular" w:cs="Times New Roman Regular"/>
                 <w:color w:val="000000"/>
                 <w:sz w:val="21"/>
                 <w:szCs w:val="21"/>
@@ -10371,7 +10311,7 @@
             <w:pPr>
               <w:jc w:val="center"/>
               <w:rPr>
-                <w:rFonts w:ascii="Times New Roman Regular" w:hAnsi="Times New Roman Regular" w:cs="Times New Roman Regular" w:hint="eastAsia"/>
+                <w:rFonts w:ascii="Times New Roman Regular" w:hAnsi="Times New Roman Regular" w:cs="Times New Roman Regular"/>
                 <w:color w:val="000000"/>
                 <w:sz w:val="21"/>
                 <w:szCs w:val="21"/>
@@ -10398,7 +10338,7 @@
             <w:pPr>
               <w:jc w:val="center"/>
               <w:rPr>
-                <w:rFonts w:ascii="Times New Roman Regular" w:hAnsi="Times New Roman Regular" w:cs="Times New Roman Regular" w:hint="eastAsia"/>
+                <w:rFonts w:ascii="Times New Roman Regular" w:hAnsi="Times New Roman Regular" w:cs="Times New Roman Regular"/>
                 <w:color w:val="000000"/>
                 <w:sz w:val="21"/>
                 <w:szCs w:val="21"/>
@@ -10508,6 +10448,7 @@
       <w:r>
         <w:rPr>
           <w:rFonts w:ascii="Times New Roman Regular" w:hAnsi="Times New Roman Regular" w:cs="Times New Roman Regular"/>
+          <w:noProof/>
           <w:color w:val="000000"/>
           <w:sz w:val="21"/>
           <w:szCs w:val="21"/>
@@ -10577,10 +10518,12 @@
       <w:r>
         <w:rPr>
           <w:rFonts w:ascii="Times New Roman Regular" w:hAnsi="Times New Roman Regular" w:cs="Times New Roman Regular"/>
-          <w:color w:val="000000"/>
-          <w:sz w:val="21"/>
-          <w:szCs w:val="21"/>
-        </w:rPr>
+          <w:noProof/>
+          <w:color w:val="000000"/>
+          <w:sz w:val="21"/>
+          <w:szCs w:val="21"/>
+        </w:rPr>
+        <w:lastRenderedPageBreak/>
         <w:drawing>
           <wp:inline distT="0" distB="0" distL="0" distR="0" wp14:anchorId="3D50808D" wp14:editId="0E9E819C">
             <wp:extent cx="2549881" cy="2143125"/>
@@ -10694,13 +10637,7 @@
         <w:rPr>
           <w:rFonts w:hint="eastAsia"/>
         </w:rPr>
-        <w:t>onfusion Matrix and Classification Report</w:t>
-      </w:r>
-      <w:r>
-        <w:rPr>
-          <w:rFonts w:hint="eastAsia"/>
-        </w:rPr>
-        <w:t xml:space="preserve"> (RNN - Best Hyperparameters)</w:t>
+        <w:t>onfusion Matrix and Classification Report (RNN - Best Hyperparameters)</w:t>
       </w:r>
     </w:p>
     <w:p>
@@ -10718,9 +10655,8 @@
       <w:pPr>
         <w:pStyle w:val="Heading1"/>
       </w:pPr>
-      <w:bookmarkStart w:id="12" w:name="_Toc194876104"/>
-      <w:r>
-        <w:lastRenderedPageBreak/>
+      <w:bookmarkStart w:id="12" w:name="_Toc194957310"/>
+      <w:r>
         <w:t xml:space="preserve">Deep Learning – </w:t>
       </w:r>
       <w:r>
@@ -10744,7 +10680,7 @@
       <w:pPr>
         <w:jc w:val="both"/>
         <w:rPr>
-          <w:rFonts w:ascii="Times New Roman Regular" w:hAnsi="Times New Roman Regular" w:cs="Times New Roman Regular" w:hint="eastAsia"/>
+          <w:rFonts w:ascii="Times New Roman Regular" w:hAnsi="Times New Roman Regular" w:cs="Times New Roman Regular"/>
           <w:color w:val="000000"/>
           <w:sz w:val="21"/>
           <w:szCs w:val="21"/>
@@ -10772,7 +10708,7 @@
     <w:p>
       <w:pPr>
         <w:rPr>
-          <w:rFonts w:ascii="Times New Roman Regular" w:hAnsi="Times New Roman Regular" w:cs="Times New Roman Regular" w:hint="eastAsia"/>
+          <w:rFonts w:ascii="Times New Roman Regular" w:hAnsi="Times New Roman Regular" w:cs="Times New Roman Regular"/>
           <w:color w:val="000000"/>
           <w:sz w:val="21"/>
           <w:szCs w:val="21"/>
@@ -10949,7 +10885,6 @@
         </w:rPr>
         <w:t>‘</w:t>
       </w:r>
-      <w:proofErr w:type="spellStart"/>
       <w:r>
         <w:rPr>
           <w:rFonts w:ascii="Times New Roman Regular" w:hAnsi="Times New Roman Regular" w:cs="Times New Roman Regular" w:hint="eastAsia"/>
@@ -10962,7 +10897,6 @@
         </w:rPr>
         <w:t>embed_dim</w:t>
       </w:r>
-      <w:proofErr w:type="spellEnd"/>
       <w:r>
         <w:rPr>
           <w:rFonts w:ascii="Times New Roman Regular" w:hAnsi="Times New Roman Regular" w:cs="Times New Roman Regular"/>
@@ -10983,7 +10917,7 @@
           <w:szCs w:val="21"/>
           <w:highlight w:val="yellow"/>
         </w:rPr>
-        <w:t>):</w:t>
+        <w:t xml:space="preserve">): </w:t>
       </w:r>
       <w:r>
         <w:rPr>
@@ -10993,29 +10927,18 @@
           <w:szCs w:val="21"/>
           <w:highlight w:val="yellow"/>
         </w:rPr>
+        <w:t>refer to RNN</w:t>
+      </w:r>
+      <w:r>
+        <w:rPr>
+          <w:rFonts w:ascii="Times New Roman Regular" w:hAnsi="Times New Roman Regular" w:cs="Times New Roman Regular" w:hint="eastAsia"/>
+          <w:color w:val="000000"/>
+          <w:sz w:val="21"/>
+          <w:szCs w:val="21"/>
+          <w:highlight w:val="yellow"/>
+        </w:rPr>
         <w:t xml:space="preserve"> </w:t>
       </w:r>
-      <w:r>
-        <w:rPr>
-          <w:rFonts w:ascii="Times New Roman Regular" w:hAnsi="Times New Roman Regular" w:cs="Times New Roman Regular" w:hint="eastAsia"/>
-          <w:color w:val="000000"/>
-          <w:sz w:val="21"/>
-          <w:szCs w:val="21"/>
-          <w:highlight w:val="yellow"/>
-        </w:rPr>
-        <w:t>refer to RNN</w:t>
-      </w:r>
-      <w:r>
-        <w:rPr>
-          <w:rFonts w:ascii="Times New Roman Regular" w:hAnsi="Times New Roman Regular" w:cs="Times New Roman Regular" w:hint="eastAsia"/>
-          <w:color w:val="000000"/>
-          <w:sz w:val="21"/>
-          <w:szCs w:val="21"/>
-          <w:highlight w:val="yellow"/>
-        </w:rPr>
-        <w:t xml:space="preserve"> </w:t>
-      </w:r>
-      <w:proofErr w:type="spellStart"/>
       <w:r>
         <w:rPr>
           <w:rFonts w:ascii="Times New Roman Regular" w:hAnsi="Times New Roman Regular" w:cs="Times New Roman Regular" w:hint="eastAsia"/>
@@ -11026,20 +10949,7 @@
           <w:szCs w:val="21"/>
           <w:highlight w:val="yellow"/>
         </w:rPr>
-        <w:t>embed_dim</w:t>
-      </w:r>
-      <w:proofErr w:type="spellEnd"/>
-      <w:r>
-        <w:rPr>
-          <w:rFonts w:ascii="Times New Roman Regular" w:hAnsi="Times New Roman Regular" w:cs="Times New Roman Regular" w:hint="eastAsia"/>
-          <w:i/>
-          <w:iCs/>
-          <w:color w:val="000000"/>
-          <w:sz w:val="21"/>
-          <w:szCs w:val="21"/>
-          <w:highlight w:val="yellow"/>
-        </w:rPr>
-        <w:t xml:space="preserve">. </w:t>
+        <w:t xml:space="preserve">embed_dim. </w:t>
       </w:r>
     </w:p>
     <w:p>
@@ -11088,7 +10998,6 @@
         </w:rPr>
         <w:t>‘</w:t>
       </w:r>
-      <w:proofErr w:type="spellStart"/>
       <w:r>
         <w:rPr>
           <w:rFonts w:ascii="Times New Roman Regular" w:hAnsi="Times New Roman Regular" w:cs="Times New Roman Regular" w:hint="eastAsia"/>
@@ -11101,7 +11010,6 @@
         </w:rPr>
         <w:t>kernel_sizes</w:t>
       </w:r>
-      <w:proofErr w:type="spellEnd"/>
       <w:r>
         <w:rPr>
           <w:rFonts w:ascii="Times New Roman Regular" w:hAnsi="Times New Roman Regular" w:cs="Times New Roman Regular"/>
@@ -11130,31 +11038,7 @@
           <w:szCs w:val="21"/>
           <w:highlight w:val="yellow"/>
         </w:rPr>
-        <w:t xml:space="preserve">Defines the receptive field (i.e., n-gram size) captured by each convolutional </w:t>
-      </w:r>
-      <w:proofErr w:type="spellStart"/>
-      <w:proofErr w:type="gramStart"/>
-      <w:r>
-        <w:rPr>
-          <w:rFonts w:ascii="Times New Roman Regular" w:hAnsi="Times New Roman Regular" w:cs="Times New Roman Regular"/>
-          <w:color w:val="000000"/>
-          <w:sz w:val="21"/>
-          <w:szCs w:val="21"/>
-          <w:highlight w:val="yellow"/>
-        </w:rPr>
-        <w:t>filter.For</w:t>
-      </w:r>
-      <w:proofErr w:type="spellEnd"/>
-      <w:proofErr w:type="gramEnd"/>
-      <w:r>
-        <w:rPr>
-          <w:rFonts w:ascii="Times New Roman Regular" w:hAnsi="Times New Roman Regular" w:cs="Times New Roman Regular"/>
-          <w:color w:val="000000"/>
-          <w:sz w:val="21"/>
-          <w:szCs w:val="21"/>
-          <w:highlight w:val="yellow"/>
-        </w:rPr>
-        <w:t xml:space="preserve"> example, kernel sizes of (</w:t>
+        <w:t>Defines the receptive field (i.e., n-gram size) captured by each convolutional filter.For example, kernel sizes of (</w:t>
       </w:r>
       <w:r>
         <w:rPr>
@@ -11241,6 +11125,7 @@
           <w:szCs w:val="21"/>
           <w:highlight w:val="yellow"/>
         </w:rPr>
+        <w:lastRenderedPageBreak/>
         <w:t>The number of convolution filters (</w:t>
       </w:r>
       <w:r>
@@ -11253,7 +11138,6 @@
         </w:rPr>
         <w:t>‘</w:t>
       </w:r>
-      <w:proofErr w:type="spellStart"/>
       <w:r>
         <w:rPr>
           <w:rFonts w:ascii="Times New Roman Regular" w:hAnsi="Times New Roman Regular" w:cs="Times New Roman Regular" w:hint="eastAsia"/>
@@ -11266,7 +11150,6 @@
         </w:rPr>
         <w:t>num_channels</w:t>
       </w:r>
-      <w:proofErr w:type="spellEnd"/>
       <w:r>
         <w:rPr>
           <w:rFonts w:ascii="Times New Roman Regular" w:hAnsi="Times New Roman Regular" w:cs="Times New Roman Regular"/>
@@ -11325,29 +11208,7 @@
           <w:szCs w:val="21"/>
           <w:highlight w:val="yellow"/>
         </w:rPr>
-        <w:t xml:space="preserve"> large number allows the model to learn more diverse local </w:t>
-      </w:r>
-      <w:proofErr w:type="gramStart"/>
-      <w:r>
-        <w:rPr>
-          <w:rFonts w:ascii="Times New Roman Regular" w:hAnsi="Times New Roman Regular" w:cs="Times New Roman Regular" w:hint="eastAsia"/>
-          <w:color w:val="000000"/>
-          <w:sz w:val="21"/>
-          <w:szCs w:val="21"/>
-          <w:highlight w:val="yellow"/>
-        </w:rPr>
-        <w:t>patterns, but</w:t>
-      </w:r>
-      <w:proofErr w:type="gramEnd"/>
-      <w:r>
-        <w:rPr>
-          <w:rFonts w:ascii="Times New Roman Regular" w:hAnsi="Times New Roman Regular" w:cs="Times New Roman Regular" w:hint="eastAsia"/>
-          <w:color w:val="000000"/>
-          <w:sz w:val="21"/>
-          <w:szCs w:val="21"/>
-          <w:highlight w:val="yellow"/>
-        </w:rPr>
-        <w:t xml:space="preserve"> increase computational load.</w:t>
+        <w:t xml:space="preserve"> large number allows the model to learn more diverse local patterns, but increase computational load.</w:t>
       </w:r>
     </w:p>
     <w:p>
@@ -11386,7 +11247,6 @@
         </w:rPr>
         <w:t>‘</w:t>
       </w:r>
-      <w:proofErr w:type="spellStart"/>
       <w:r>
         <w:rPr>
           <w:rFonts w:ascii="Times New Roman Regular" w:hAnsi="Times New Roman Regular" w:cs="Times New Roman Regular" w:hint="eastAsia"/>
@@ -11399,7 +11259,6 @@
         </w:rPr>
         <w:t>pooling_type</w:t>
       </w:r>
-      <w:proofErr w:type="spellEnd"/>
       <w:r>
         <w:rPr>
           <w:rFonts w:ascii="Times New Roman Regular" w:hAnsi="Times New Roman Regular" w:cs="Times New Roman Regular"/>
@@ -11418,27 +11277,7 @@
           <w:szCs w:val="21"/>
           <w:highlight w:val="yellow"/>
         </w:rPr>
-        <w:t>):</w:t>
-      </w:r>
-      <w:r>
-        <w:rPr>
-          <w:rFonts w:ascii="Times New Roman Regular" w:hAnsi="Times New Roman Regular" w:cs="Times New Roman Regular" w:hint="eastAsia"/>
-          <w:color w:val="000000"/>
-          <w:sz w:val="21"/>
-          <w:szCs w:val="21"/>
-          <w:highlight w:val="yellow"/>
-        </w:rPr>
-        <w:t xml:space="preserve"> refer to RNN pooling type.</w:t>
-      </w:r>
-      <w:r>
-        <w:rPr>
-          <w:rFonts w:ascii="Times New Roman Regular" w:hAnsi="Times New Roman Regular" w:cs="Times New Roman Regular" w:hint="eastAsia"/>
-          <w:color w:val="000000"/>
-          <w:sz w:val="21"/>
-          <w:szCs w:val="21"/>
-          <w:highlight w:val="yellow"/>
-        </w:rPr>
-        <w:t xml:space="preserve"> </w:t>
+        <w:t xml:space="preserve">): refer to RNN pooling type. </w:t>
       </w:r>
     </w:p>
     <w:p>
@@ -11484,7 +11323,6 @@
           <w:highlight w:val="yellow"/>
         </w:rPr>
       </w:pPr>
-      <w:proofErr w:type="spellStart"/>
       <w:r>
         <w:rPr>
           <w:rFonts w:ascii="Times New Roman Regular" w:hAnsi="Times New Roman Regular" w:cs="Times New Roman Regular" w:hint="eastAsia"/>
@@ -11493,9 +11331,18 @@
           <w:szCs w:val="21"/>
           <w:highlight w:val="yellow"/>
         </w:rPr>
-        <w:t>ReLU</w:t>
-      </w:r>
-      <w:proofErr w:type="spellEnd"/>
+        <w:t>ReLU (</w:t>
+      </w:r>
+      <w:r>
+        <w:rPr>
+          <w:rFonts w:ascii="Times New Roman Regular" w:hAnsi="Times New Roman Regular" w:cs="Times New Roman Regular"/>
+          <w:color w:val="000000"/>
+          <w:sz w:val="21"/>
+          <w:szCs w:val="21"/>
+          <w:highlight w:val="yellow"/>
+        </w:rPr>
+        <w:t>‘</w:t>
+      </w:r>
       <w:r>
         <w:rPr>
           <w:rFonts w:ascii="Times New Roman Regular" w:hAnsi="Times New Roman Regular" w:cs="Times New Roman Regular" w:hint="eastAsia"/>
@@ -11504,30 +11351,8 @@
           <w:szCs w:val="21"/>
           <w:highlight w:val="yellow"/>
         </w:rPr>
-        <w:t xml:space="preserve"> (</w:t>
-      </w:r>
-      <w:r>
-        <w:rPr>
-          <w:rFonts w:ascii="Times New Roman Regular" w:hAnsi="Times New Roman Regular" w:cs="Times New Roman Regular"/>
-          <w:color w:val="000000"/>
-          <w:sz w:val="21"/>
-          <w:szCs w:val="21"/>
-          <w:highlight w:val="yellow"/>
-        </w:rPr>
-        <w:t>‘</w:t>
-      </w:r>
-      <w:proofErr w:type="spellStart"/>
-      <w:r>
-        <w:rPr>
-          <w:rFonts w:ascii="Times New Roman Regular" w:hAnsi="Times New Roman Regular" w:cs="Times New Roman Regular" w:hint="eastAsia"/>
-          <w:color w:val="000000"/>
-          <w:sz w:val="21"/>
-          <w:szCs w:val="21"/>
-          <w:highlight w:val="yellow"/>
-        </w:rPr>
         <w:t>relu</w:t>
       </w:r>
-      <w:proofErr w:type="spellEnd"/>
       <w:r>
         <w:rPr>
           <w:rFonts w:ascii="Times New Roman Regular" w:hAnsi="Times New Roman Regular" w:cs="Times New Roman Regular"/>
@@ -11585,7 +11410,6 @@
         </w:rPr>
         <w:t>‘</w:t>
       </w:r>
-      <w:proofErr w:type="spellStart"/>
       <w:r>
         <w:rPr>
           <w:rFonts w:ascii="Times New Roman Regular" w:hAnsi="Times New Roman Regular" w:cs="Times New Roman Regular" w:hint="eastAsia"/>
@@ -11596,7 +11420,6 @@
         </w:rPr>
         <w:t>elu</w:t>
       </w:r>
-      <w:proofErr w:type="spellEnd"/>
       <w:r>
         <w:rPr>
           <w:rFonts w:ascii="Times New Roman Regular" w:hAnsi="Times New Roman Regular" w:cs="Times New Roman Regular"/>
@@ -11619,34 +11442,10 @@
       </w:r>
     </w:p>
     <w:p>
-      <w:pPr>
-        <w:ind w:left="360"/>
-        <w:jc w:val="both"/>
-        <w:rPr>
-          <w:rFonts w:ascii="Times New Roman Regular" w:hAnsi="Times New Roman Regular" w:cs="Times New Roman Regular"/>
-          <w:color w:val="000000"/>
-          <w:sz w:val="21"/>
-          <w:szCs w:val="21"/>
-        </w:rPr>
-      </w:pPr>
-    </w:p>
-    <w:p>
-      <w:pPr>
-        <w:jc w:val="both"/>
-        <w:rPr>
-          <w:rFonts w:ascii="Times New Roman Regular" w:hAnsi="Times New Roman Regular" w:cs="Times New Roman Regular" w:hint="eastAsia"/>
-          <w:color w:val="000000"/>
-          <w:sz w:val="21"/>
-          <w:szCs w:val="21"/>
-        </w:rPr>
-      </w:pPr>
-    </w:p>
-    <w:p>
       <w:r>
         <w:rPr>
           <w:noProof/>
         </w:rPr>
-        <w:lastRenderedPageBreak/>
         <w:drawing>
           <wp:inline distT="0" distB="0" distL="0" distR="0" wp14:anchorId="41F516E1" wp14:editId="2DA885C4">
             <wp:extent cx="5731510" cy="3394710"/>
@@ -11687,29 +11486,20 @@
     <w:p>
       <w:pPr>
         <w:rPr>
+          <w:rFonts w:ascii="Times New Roman Regular" w:hAnsi="Times New Roman Regular" w:cs="Times New Roman Regular"/>
+          <w:color w:val="000000"/>
+          <w:sz w:val="21"/>
+          <w:szCs w:val="21"/>
+        </w:rPr>
+      </w:pPr>
+      <w:r>
+        <w:rPr>
           <w:rFonts w:ascii="Times New Roman Regular" w:hAnsi="Times New Roman Regular" w:cs="Times New Roman Regular" w:hint="eastAsia"/>
           <w:color w:val="000000"/>
           <w:sz w:val="21"/>
           <w:szCs w:val="21"/>
         </w:rPr>
-      </w:pPr>
-      <w:r>
-        <w:rPr>
-          <w:rFonts w:ascii="Times New Roman Regular" w:hAnsi="Times New Roman Regular" w:cs="Times New Roman Regular" w:hint="eastAsia"/>
-          <w:color w:val="000000"/>
-          <w:sz w:val="21"/>
-          <w:szCs w:val="21"/>
-        </w:rPr>
-        <w:t>Other fixed hyperparameters:</w:t>
-      </w:r>
-      <w:r>
-        <w:rPr>
-          <w:rFonts w:ascii="Times New Roman Regular" w:hAnsi="Times New Roman Regular" w:cs="Times New Roman Regular" w:hint="eastAsia"/>
-          <w:color w:val="000000"/>
-          <w:sz w:val="21"/>
-          <w:szCs w:val="21"/>
-        </w:rPr>
-        <w:t xml:space="preserve"> (same as RNN)</w:t>
+        <w:t>Other fixed hyperparameters: (same as RNN)</w:t>
       </w:r>
     </w:p>
     <w:p>
@@ -11823,19 +11613,8 @@
           <w:sz w:val="21"/>
           <w:szCs w:val="21"/>
         </w:rPr>
-        <w:t xml:space="preserve">Optimizer: </w:t>
-      </w:r>
-      <w:proofErr w:type="spellStart"/>
-      <w:r>
-        <w:rPr>
-          <w:rFonts w:ascii="Times New Roman Regular" w:hAnsi="Times New Roman Regular" w:cs="Times New Roman Regular" w:hint="eastAsia"/>
-          <w:color w:val="000000"/>
-          <w:sz w:val="21"/>
-          <w:szCs w:val="21"/>
-        </w:rPr>
-        <w:t>AdamW</w:t>
-      </w:r>
-      <w:proofErr w:type="spellEnd"/>
+        <w:t>Optimizer: AdamW</w:t>
+      </w:r>
     </w:p>
     <w:p>
       <w:pPr>
@@ -11954,7 +11733,7 @@
             <w:pPr>
               <w:jc w:val="center"/>
               <w:rPr>
-                <w:rFonts w:ascii="Times New Roman Regular" w:hAnsi="Times New Roman Regular" w:cs="Times New Roman Regular" w:hint="eastAsia"/>
+                <w:rFonts w:ascii="Times New Roman Regular" w:hAnsi="Times New Roman Regular" w:cs="Times New Roman Regular"/>
                 <w:color w:val="FFFFFF" w:themeColor="background1"/>
                 <w:sz w:val="21"/>
                 <w:szCs w:val="21"/>
@@ -11981,7 +11760,7 @@
             <w:pPr>
               <w:jc w:val="center"/>
               <w:rPr>
-                <w:rFonts w:ascii="Times New Roman Regular" w:hAnsi="Times New Roman Regular" w:cs="Times New Roman Regular" w:hint="eastAsia"/>
+                <w:rFonts w:ascii="Times New Roman Regular" w:hAnsi="Times New Roman Regular" w:cs="Times New Roman Regular"/>
                 <w:color w:val="FFFFFF" w:themeColor="background1"/>
                 <w:sz w:val="21"/>
                 <w:szCs w:val="21"/>
@@ -12008,7 +11787,7 @@
             <w:pPr>
               <w:jc w:val="center"/>
               <w:rPr>
-                <w:rFonts w:ascii="Times New Roman Regular" w:hAnsi="Times New Roman Regular" w:cs="Times New Roman Regular" w:hint="eastAsia"/>
+                <w:rFonts w:ascii="Times New Roman Regular" w:hAnsi="Times New Roman Regular" w:cs="Times New Roman Regular"/>
                 <w:color w:val="FFFFFF" w:themeColor="background1"/>
                 <w:sz w:val="21"/>
                 <w:szCs w:val="21"/>
@@ -12035,7 +11814,7 @@
             <w:pPr>
               <w:jc w:val="center"/>
               <w:rPr>
-                <w:rFonts w:ascii="Times New Roman Regular" w:hAnsi="Times New Roman Regular" w:cs="Times New Roman Regular" w:hint="eastAsia"/>
+                <w:rFonts w:ascii="Times New Roman Regular" w:hAnsi="Times New Roman Regular" w:cs="Times New Roman Regular"/>
                 <w:color w:val="FFFFFF" w:themeColor="background1"/>
                 <w:sz w:val="21"/>
                 <w:szCs w:val="21"/>
@@ -12062,7 +11841,7 @@
             <w:pPr>
               <w:jc w:val="center"/>
               <w:rPr>
-                <w:rFonts w:ascii="Times New Roman Regular" w:hAnsi="Times New Roman Regular" w:cs="Times New Roman Regular" w:hint="eastAsia"/>
+                <w:rFonts w:ascii="Times New Roman Regular" w:hAnsi="Times New Roman Regular" w:cs="Times New Roman Regular"/>
                 <w:color w:val="FFFFFF" w:themeColor="background1"/>
                 <w:sz w:val="21"/>
                 <w:szCs w:val="21"/>
@@ -12089,7 +11868,7 @@
             <w:pPr>
               <w:jc w:val="center"/>
               <w:rPr>
-                <w:rFonts w:ascii="Times New Roman Regular" w:hAnsi="Times New Roman Regular" w:cs="Times New Roman Regular" w:hint="eastAsia"/>
+                <w:rFonts w:ascii="Times New Roman Regular" w:hAnsi="Times New Roman Regular" w:cs="Times New Roman Regular"/>
                 <w:color w:val="FFFFFF" w:themeColor="background1"/>
                 <w:sz w:val="21"/>
                 <w:szCs w:val="21"/>
@@ -12116,7 +11895,7 @@
             <w:pPr>
               <w:jc w:val="center"/>
               <w:rPr>
-                <w:rFonts w:ascii="Times New Roman Regular" w:hAnsi="Times New Roman Regular" w:cs="Times New Roman Regular" w:hint="eastAsia"/>
+                <w:rFonts w:ascii="Times New Roman Regular" w:hAnsi="Times New Roman Regular" w:cs="Times New Roman Regular"/>
                 <w:color w:val="FFFFFF" w:themeColor="background1"/>
                 <w:sz w:val="21"/>
                 <w:szCs w:val="21"/>
@@ -12147,7 +11926,7 @@
             <w:pPr>
               <w:jc w:val="center"/>
               <w:rPr>
-                <w:rFonts w:ascii="Times New Roman Regular" w:hAnsi="Times New Roman Regular" w:cs="Times New Roman Regular" w:hint="eastAsia"/>
+                <w:rFonts w:ascii="Times New Roman Regular" w:hAnsi="Times New Roman Regular" w:cs="Times New Roman Regular"/>
                 <w:color w:val="000000"/>
                 <w:sz w:val="21"/>
                 <w:szCs w:val="21"/>
@@ -12173,7 +11952,7 @@
             <w:pPr>
               <w:jc w:val="center"/>
               <w:rPr>
-                <w:rFonts w:ascii="Times New Roman Regular" w:hAnsi="Times New Roman Regular" w:cs="Times New Roman Regular" w:hint="eastAsia"/>
+                <w:rFonts w:ascii="Times New Roman Regular" w:hAnsi="Times New Roman Regular" w:cs="Times New Roman Regular"/>
                 <w:color w:val="000000"/>
                 <w:sz w:val="21"/>
                 <w:szCs w:val="21"/>
@@ -12199,7 +11978,7 @@
             <w:pPr>
               <w:jc w:val="center"/>
               <w:rPr>
-                <w:rFonts w:ascii="Times New Roman Regular" w:hAnsi="Times New Roman Regular" w:cs="Times New Roman Regular" w:hint="eastAsia"/>
+                <w:rFonts w:ascii="Times New Roman Regular" w:hAnsi="Times New Roman Regular" w:cs="Times New Roman Regular"/>
                 <w:color w:val="000000"/>
                 <w:sz w:val="21"/>
                 <w:szCs w:val="21"/>
@@ -12225,7 +12004,7 @@
             <w:pPr>
               <w:jc w:val="center"/>
               <w:rPr>
-                <w:rFonts w:ascii="Times New Roman Regular" w:hAnsi="Times New Roman Regular" w:cs="Times New Roman Regular" w:hint="eastAsia"/>
+                <w:rFonts w:ascii="Times New Roman Regular" w:hAnsi="Times New Roman Regular" w:cs="Times New Roman Regular"/>
                 <w:color w:val="000000"/>
                 <w:sz w:val="21"/>
                 <w:szCs w:val="21"/>
@@ -12251,7 +12030,7 @@
             <w:pPr>
               <w:jc w:val="center"/>
               <w:rPr>
-                <w:rFonts w:ascii="Times New Roman Regular" w:hAnsi="Times New Roman Regular" w:cs="Times New Roman Regular" w:hint="eastAsia"/>
+                <w:rFonts w:ascii="Times New Roman Regular" w:hAnsi="Times New Roman Regular" w:cs="Times New Roman Regular"/>
                 <w:color w:val="000000"/>
                 <w:sz w:val="21"/>
                 <w:szCs w:val="21"/>
@@ -12277,13 +12056,12 @@
             <w:pPr>
               <w:jc w:val="center"/>
               <w:rPr>
-                <w:rFonts w:ascii="Times New Roman Regular" w:hAnsi="Times New Roman Regular" w:cs="Times New Roman Regular" w:hint="eastAsia"/>
-                <w:color w:val="000000"/>
-                <w:sz w:val="21"/>
-                <w:szCs w:val="21"/>
-              </w:rPr>
-            </w:pPr>
-            <w:proofErr w:type="spellStart"/>
+                <w:rFonts w:ascii="Times New Roman Regular" w:hAnsi="Times New Roman Regular" w:cs="Times New Roman Regular"/>
+                <w:color w:val="000000"/>
+                <w:sz w:val="21"/>
+                <w:szCs w:val="21"/>
+              </w:rPr>
+            </w:pPr>
             <w:r>
               <w:rPr>
                 <w:rFonts w:ascii="Times New Roman Regular" w:hAnsi="Times New Roman Regular" w:cs="Times New Roman Regular" w:hint="eastAsia"/>
@@ -12293,7 +12071,6 @@
               </w:rPr>
               <w:t>Relu</w:t>
             </w:r>
-            <w:proofErr w:type="spellEnd"/>
           </w:p>
         </w:tc>
         <w:tc>
@@ -12305,7 +12082,7 @@
             <w:pPr>
               <w:jc w:val="center"/>
               <w:rPr>
-                <w:rFonts w:ascii="Times New Roman Regular" w:hAnsi="Times New Roman Regular" w:cs="Times New Roman Regular" w:hint="eastAsia"/>
+                <w:rFonts w:ascii="Times New Roman Regular" w:hAnsi="Times New Roman Regular" w:cs="Times New Roman Regular"/>
                 <w:color w:val="000000"/>
                 <w:sz w:val="21"/>
                 <w:szCs w:val="21"/>
@@ -12481,7 +12258,6 @@
                 <w:szCs w:val="21"/>
               </w:rPr>
             </w:pPr>
-            <w:proofErr w:type="spellStart"/>
             <w:r>
               <w:rPr>
                 <w:rFonts w:ascii="Times New Roman Regular" w:hAnsi="Times New Roman Regular" w:cs="Times New Roman Regular" w:hint="eastAsia"/>
@@ -12491,7 +12267,6 @@
               </w:rPr>
               <w:t>Relu</w:t>
             </w:r>
-            <w:proofErr w:type="spellEnd"/>
           </w:p>
         </w:tc>
         <w:tc>
@@ -12503,7 +12278,7 @@
             <w:pPr>
               <w:jc w:val="center"/>
               <w:rPr>
-                <w:rFonts w:ascii="Times New Roman Regular" w:hAnsi="Times New Roman Regular" w:cs="Times New Roman Regular" w:hint="eastAsia"/>
+                <w:rFonts w:ascii="Times New Roman Regular" w:hAnsi="Times New Roman Regular" w:cs="Times New Roman Regular"/>
                 <w:color w:val="000000"/>
                 <w:sz w:val="21"/>
                 <w:szCs w:val="21"/>
@@ -12557,7 +12332,7 @@
             <w:pPr>
               <w:jc w:val="center"/>
               <w:rPr>
-                <w:rFonts w:ascii="Times New Roman Regular" w:hAnsi="Times New Roman Regular" w:cs="Times New Roman Regular" w:hint="eastAsia"/>
+                <w:rFonts w:ascii="Times New Roman Regular" w:hAnsi="Times New Roman Regular" w:cs="Times New Roman Regular"/>
                 <w:color w:val="000000"/>
                 <w:sz w:val="21"/>
                 <w:szCs w:val="21"/>
@@ -12667,7 +12442,6 @@
                 <w:szCs w:val="21"/>
               </w:rPr>
             </w:pPr>
-            <w:proofErr w:type="spellStart"/>
             <w:r>
               <w:rPr>
                 <w:rFonts w:ascii="Times New Roman Regular" w:hAnsi="Times New Roman Regular" w:cs="Times New Roman Regular" w:hint="eastAsia"/>
@@ -12677,7 +12451,6 @@
               </w:rPr>
               <w:t>Relu</w:t>
             </w:r>
-            <w:proofErr w:type="spellEnd"/>
           </w:p>
         </w:tc>
         <w:tc>
@@ -12689,7 +12462,7 @@
             <w:pPr>
               <w:jc w:val="center"/>
               <w:rPr>
-                <w:rFonts w:ascii="Times New Roman Regular" w:hAnsi="Times New Roman Regular" w:cs="Times New Roman Regular" w:hint="eastAsia"/>
+                <w:rFonts w:ascii="Times New Roman Regular" w:hAnsi="Times New Roman Regular" w:cs="Times New Roman Regular"/>
                 <w:color w:val="000000"/>
                 <w:sz w:val="21"/>
                 <w:szCs w:val="21"/>
@@ -12717,7 +12490,7 @@
             <w:pPr>
               <w:jc w:val="center"/>
               <w:rPr>
-                <w:rFonts w:ascii="Times New Roman Regular" w:hAnsi="Times New Roman Regular" w:cs="Times New Roman Regular" w:hint="eastAsia"/>
+                <w:rFonts w:ascii="Times New Roman Regular" w:hAnsi="Times New Roman Regular" w:cs="Times New Roman Regular"/>
                 <w:color w:val="000000"/>
                 <w:sz w:val="21"/>
                 <w:szCs w:val="21"/>
@@ -12743,7 +12516,7 @@
             <w:pPr>
               <w:jc w:val="center"/>
               <w:rPr>
-                <w:rFonts w:ascii="Times New Roman Regular" w:hAnsi="Times New Roman Regular" w:cs="Times New Roman Regular" w:hint="eastAsia"/>
+                <w:rFonts w:ascii="Times New Roman Regular" w:hAnsi="Times New Roman Regular" w:cs="Times New Roman Regular"/>
                 <w:color w:val="000000"/>
                 <w:sz w:val="21"/>
                 <w:szCs w:val="21"/>
@@ -12769,7 +12542,7 @@
             <w:pPr>
               <w:jc w:val="center"/>
               <w:rPr>
-                <w:rFonts w:ascii="Times New Roman Regular" w:hAnsi="Times New Roman Regular" w:cs="Times New Roman Regular" w:hint="eastAsia"/>
+                <w:rFonts w:ascii="Times New Roman Regular" w:hAnsi="Times New Roman Regular" w:cs="Times New Roman Regular"/>
                 <w:color w:val="000000"/>
                 <w:sz w:val="21"/>
                 <w:szCs w:val="21"/>
@@ -12795,7 +12568,7 @@
             <w:pPr>
               <w:jc w:val="center"/>
               <w:rPr>
-                <w:rFonts w:ascii="Times New Roman Regular" w:hAnsi="Times New Roman Regular" w:cs="Times New Roman Regular" w:hint="eastAsia"/>
+                <w:rFonts w:ascii="Times New Roman Regular" w:hAnsi="Times New Roman Regular" w:cs="Times New Roman Regular"/>
                 <w:color w:val="000000"/>
                 <w:sz w:val="21"/>
                 <w:szCs w:val="21"/>
@@ -12821,7 +12594,7 @@
             <w:pPr>
               <w:jc w:val="center"/>
               <w:rPr>
-                <w:rFonts w:ascii="Times New Roman Regular" w:hAnsi="Times New Roman Regular" w:cs="Times New Roman Regular" w:hint="eastAsia"/>
+                <w:rFonts w:ascii="Times New Roman Regular" w:hAnsi="Times New Roman Regular" w:cs="Times New Roman Regular"/>
                 <w:color w:val="000000"/>
                 <w:sz w:val="21"/>
                 <w:szCs w:val="21"/>
@@ -12847,13 +12620,12 @@
             <w:pPr>
               <w:jc w:val="center"/>
               <w:rPr>
-                <w:rFonts w:ascii="Times New Roman Regular" w:hAnsi="Times New Roman Regular" w:cs="Times New Roman Regular" w:hint="eastAsia"/>
-                <w:color w:val="000000"/>
-                <w:sz w:val="21"/>
-                <w:szCs w:val="21"/>
-              </w:rPr>
-            </w:pPr>
-            <w:proofErr w:type="spellStart"/>
+                <w:rFonts w:ascii="Times New Roman Regular" w:hAnsi="Times New Roman Regular" w:cs="Times New Roman Regular"/>
+                <w:color w:val="000000"/>
+                <w:sz w:val="21"/>
+                <w:szCs w:val="21"/>
+              </w:rPr>
+            </w:pPr>
             <w:r>
               <w:rPr>
                 <w:rFonts w:ascii="Times New Roman Regular" w:hAnsi="Times New Roman Regular" w:cs="Times New Roman Regular" w:hint="eastAsia"/>
@@ -12863,7 +12635,6 @@
               </w:rPr>
               <w:t>Relu</w:t>
             </w:r>
-            <w:proofErr w:type="spellEnd"/>
           </w:p>
         </w:tc>
         <w:tc>
@@ -12875,7 +12646,7 @@
             <w:pPr>
               <w:jc w:val="center"/>
               <w:rPr>
-                <w:rFonts w:ascii="Times New Roman Regular" w:hAnsi="Times New Roman Regular" w:cs="Times New Roman Regular" w:hint="eastAsia"/>
+                <w:rFonts w:ascii="Times New Roman Regular" w:hAnsi="Times New Roman Regular" w:cs="Times New Roman Regular"/>
                 <w:color w:val="000000"/>
                 <w:sz w:val="21"/>
                 <w:szCs w:val="21"/>
@@ -12903,7 +12674,7 @@
             <w:pPr>
               <w:jc w:val="center"/>
               <w:rPr>
-                <w:rFonts w:ascii="Times New Roman Regular" w:hAnsi="Times New Roman Regular" w:cs="Times New Roman Regular" w:hint="eastAsia"/>
+                <w:rFonts w:ascii="Times New Roman Regular" w:hAnsi="Times New Roman Regular" w:cs="Times New Roman Regular"/>
                 <w:color w:val="000000"/>
                 <w:sz w:val="21"/>
                 <w:szCs w:val="21"/>
@@ -12929,7 +12700,7 @@
             <w:pPr>
               <w:jc w:val="center"/>
               <w:rPr>
-                <w:rFonts w:ascii="Times New Roman Regular" w:hAnsi="Times New Roman Regular" w:cs="Times New Roman Regular" w:hint="eastAsia"/>
+                <w:rFonts w:ascii="Times New Roman Regular" w:hAnsi="Times New Roman Regular" w:cs="Times New Roman Regular"/>
                 <w:color w:val="000000"/>
                 <w:sz w:val="21"/>
                 <w:szCs w:val="21"/>
@@ -12955,7 +12726,7 @@
             <w:pPr>
               <w:jc w:val="center"/>
               <w:rPr>
-                <w:rFonts w:ascii="Times New Roman Regular" w:hAnsi="Times New Roman Regular" w:cs="Times New Roman Regular" w:hint="eastAsia"/>
+                <w:rFonts w:ascii="Times New Roman Regular" w:hAnsi="Times New Roman Regular" w:cs="Times New Roman Regular"/>
                 <w:color w:val="000000"/>
                 <w:sz w:val="21"/>
                 <w:szCs w:val="21"/>
@@ -12981,38 +12752,20 @@
             <w:pPr>
               <w:jc w:val="center"/>
               <w:rPr>
-                <w:rFonts w:ascii="Times New Roman Regular" w:hAnsi="Times New Roman Regular" w:cs="Times New Roman Regular" w:hint="eastAsia"/>
-                <w:color w:val="000000"/>
-                <w:sz w:val="21"/>
-                <w:szCs w:val="21"/>
-              </w:rPr>
-            </w:pPr>
-            <w:r>
-              <w:rPr>
-                <w:rFonts w:ascii="Times New Roman Regular" w:hAnsi="Times New Roman Regular" w:cs="Times New Roman Regular" w:hint="eastAsia"/>
-                <w:color w:val="000000"/>
-                <w:sz w:val="21"/>
-                <w:szCs w:val="21"/>
-              </w:rPr>
-              <w:t>(2, 3</w:t>
-            </w:r>
-            <w:r>
-              <w:rPr>
-                <w:rFonts w:ascii="Times New Roman Regular" w:hAnsi="Times New Roman Regular" w:cs="Times New Roman Regular" w:hint="eastAsia"/>
-                <w:color w:val="000000"/>
-                <w:sz w:val="21"/>
-                <w:szCs w:val="21"/>
-              </w:rPr>
-              <w:t>, 4</w:t>
-            </w:r>
-            <w:r>
-              <w:rPr>
-                <w:rFonts w:ascii="Times New Roman Regular" w:hAnsi="Times New Roman Regular" w:cs="Times New Roman Regular" w:hint="eastAsia"/>
-                <w:color w:val="000000"/>
-                <w:sz w:val="21"/>
-                <w:szCs w:val="21"/>
-              </w:rPr>
-              <w:t>)</w:t>
+                <w:rFonts w:ascii="Times New Roman Regular" w:hAnsi="Times New Roman Regular" w:cs="Times New Roman Regular"/>
+                <w:color w:val="000000"/>
+                <w:sz w:val="21"/>
+                <w:szCs w:val="21"/>
+              </w:rPr>
+            </w:pPr>
+            <w:r>
+              <w:rPr>
+                <w:rFonts w:ascii="Times New Roman Regular" w:hAnsi="Times New Roman Regular" w:cs="Times New Roman Regular" w:hint="eastAsia"/>
+                <w:color w:val="000000"/>
+                <w:sz w:val="21"/>
+                <w:szCs w:val="21"/>
+              </w:rPr>
+              <w:t>(2, 3, 4)</w:t>
             </w:r>
           </w:p>
         </w:tc>
@@ -13025,7 +12778,7 @@
             <w:pPr>
               <w:jc w:val="center"/>
               <w:rPr>
-                <w:rFonts w:ascii="Times New Roman Regular" w:hAnsi="Times New Roman Regular" w:cs="Times New Roman Regular" w:hint="eastAsia"/>
+                <w:rFonts w:ascii="Times New Roman Regular" w:hAnsi="Times New Roman Regular" w:cs="Times New Roman Regular"/>
                 <w:color w:val="000000"/>
                 <w:sz w:val="21"/>
                 <w:szCs w:val="21"/>
@@ -13051,13 +12804,12 @@
             <w:pPr>
               <w:jc w:val="center"/>
               <w:rPr>
-                <w:rFonts w:ascii="Times New Roman Regular" w:hAnsi="Times New Roman Regular" w:cs="Times New Roman Regular" w:hint="eastAsia"/>
-                <w:color w:val="000000"/>
-                <w:sz w:val="21"/>
-                <w:szCs w:val="21"/>
-              </w:rPr>
-            </w:pPr>
-            <w:proofErr w:type="spellStart"/>
+                <w:rFonts w:ascii="Times New Roman Regular" w:hAnsi="Times New Roman Regular" w:cs="Times New Roman Regular"/>
+                <w:color w:val="000000"/>
+                <w:sz w:val="21"/>
+                <w:szCs w:val="21"/>
+              </w:rPr>
+            </w:pPr>
             <w:r>
               <w:rPr>
                 <w:rFonts w:ascii="Times New Roman Regular" w:hAnsi="Times New Roman Regular" w:cs="Times New Roman Regular" w:hint="eastAsia"/>
@@ -13067,7 +12819,6 @@
               </w:rPr>
               <w:t>Relu</w:t>
             </w:r>
-            <w:proofErr w:type="spellEnd"/>
           </w:p>
         </w:tc>
         <w:tc>
@@ -13079,7 +12830,7 @@
             <w:pPr>
               <w:jc w:val="center"/>
               <w:rPr>
-                <w:rFonts w:ascii="Times New Roman Regular" w:hAnsi="Times New Roman Regular" w:cs="Times New Roman Regular" w:hint="eastAsia"/>
+                <w:rFonts w:ascii="Times New Roman Regular" w:hAnsi="Times New Roman Regular" w:cs="Times New Roman Regular"/>
                 <w:color w:val="000000"/>
                 <w:sz w:val="21"/>
                 <w:szCs w:val="21"/>
@@ -13107,19 +12858,20 @@
             <w:pPr>
               <w:jc w:val="center"/>
               <w:rPr>
-                <w:rFonts w:ascii="Times New Roman Regular" w:hAnsi="Times New Roman Regular" w:cs="Times New Roman Regular" w:hint="eastAsia"/>
-                <w:color w:val="000000"/>
-                <w:sz w:val="21"/>
-                <w:szCs w:val="21"/>
-              </w:rPr>
-            </w:pPr>
-            <w:r>
-              <w:rPr>
-                <w:rFonts w:ascii="Times New Roman Regular" w:hAnsi="Times New Roman Regular" w:cs="Times New Roman Regular" w:hint="eastAsia"/>
-                <w:color w:val="000000"/>
-                <w:sz w:val="21"/>
-                <w:szCs w:val="21"/>
-              </w:rPr>
+                <w:rFonts w:ascii="Times New Roman Regular" w:hAnsi="Times New Roman Regular" w:cs="Times New Roman Regular"/>
+                <w:color w:val="000000"/>
+                <w:sz w:val="21"/>
+                <w:szCs w:val="21"/>
+              </w:rPr>
+            </w:pPr>
+            <w:r>
+              <w:rPr>
+                <w:rFonts w:ascii="Times New Roman Regular" w:hAnsi="Times New Roman Regular" w:cs="Times New Roman Regular" w:hint="eastAsia"/>
+                <w:color w:val="000000"/>
+                <w:sz w:val="21"/>
+                <w:szCs w:val="21"/>
+              </w:rPr>
+              <w:lastRenderedPageBreak/>
               <w:t>6</w:t>
             </w:r>
           </w:p>
@@ -13133,7 +12885,7 @@
             <w:pPr>
               <w:jc w:val="center"/>
               <w:rPr>
-                <w:rFonts w:ascii="Times New Roman Regular" w:hAnsi="Times New Roman Regular" w:cs="Times New Roman Regular" w:hint="eastAsia"/>
+                <w:rFonts w:ascii="Times New Roman Regular" w:hAnsi="Times New Roman Regular" w:cs="Times New Roman Regular"/>
                 <w:color w:val="000000"/>
                 <w:sz w:val="21"/>
                 <w:szCs w:val="21"/>
@@ -13159,7 +12911,7 @@
             <w:pPr>
               <w:jc w:val="center"/>
               <w:rPr>
-                <w:rFonts w:ascii="Times New Roman Regular" w:hAnsi="Times New Roman Regular" w:cs="Times New Roman Regular" w:hint="eastAsia"/>
+                <w:rFonts w:ascii="Times New Roman Regular" w:hAnsi="Times New Roman Regular" w:cs="Times New Roman Regular"/>
                 <w:color w:val="000000"/>
                 <w:sz w:val="21"/>
                 <w:szCs w:val="21"/>
@@ -13185,38 +12937,20 @@
             <w:pPr>
               <w:jc w:val="center"/>
               <w:rPr>
-                <w:rFonts w:ascii="Times New Roman Regular" w:hAnsi="Times New Roman Regular" w:cs="Times New Roman Regular" w:hint="eastAsia"/>
-                <w:color w:val="000000"/>
-                <w:sz w:val="21"/>
-                <w:szCs w:val="21"/>
-              </w:rPr>
-            </w:pPr>
-            <w:r>
-              <w:rPr>
-                <w:rFonts w:ascii="Times New Roman Regular" w:hAnsi="Times New Roman Regular" w:cs="Times New Roman Regular" w:hint="eastAsia"/>
-                <w:color w:val="000000"/>
-                <w:sz w:val="21"/>
-                <w:szCs w:val="21"/>
-              </w:rPr>
-              <w:t>(3, 4</w:t>
-            </w:r>
-            <w:r>
-              <w:rPr>
-                <w:rFonts w:ascii="Times New Roman Regular" w:hAnsi="Times New Roman Regular" w:cs="Times New Roman Regular" w:hint="eastAsia"/>
-                <w:color w:val="000000"/>
-                <w:sz w:val="21"/>
-                <w:szCs w:val="21"/>
-              </w:rPr>
-              <w:t>, 5</w:t>
-            </w:r>
-            <w:r>
-              <w:rPr>
-                <w:rFonts w:ascii="Times New Roman Regular" w:hAnsi="Times New Roman Regular" w:cs="Times New Roman Regular" w:hint="eastAsia"/>
-                <w:color w:val="000000"/>
-                <w:sz w:val="21"/>
-                <w:szCs w:val="21"/>
-              </w:rPr>
-              <w:t>)</w:t>
+                <w:rFonts w:ascii="Times New Roman Regular" w:hAnsi="Times New Roman Regular" w:cs="Times New Roman Regular"/>
+                <w:color w:val="000000"/>
+                <w:sz w:val="21"/>
+                <w:szCs w:val="21"/>
+              </w:rPr>
+            </w:pPr>
+            <w:r>
+              <w:rPr>
+                <w:rFonts w:ascii="Times New Roman Regular" w:hAnsi="Times New Roman Regular" w:cs="Times New Roman Regular" w:hint="eastAsia"/>
+                <w:color w:val="000000"/>
+                <w:sz w:val="21"/>
+                <w:szCs w:val="21"/>
+              </w:rPr>
+              <w:t>(3, 4, 5)</w:t>
             </w:r>
           </w:p>
         </w:tc>
@@ -13229,7 +12963,7 @@
             <w:pPr>
               <w:jc w:val="center"/>
               <w:rPr>
-                <w:rFonts w:ascii="Times New Roman Regular" w:hAnsi="Times New Roman Regular" w:cs="Times New Roman Regular" w:hint="eastAsia"/>
+                <w:rFonts w:ascii="Times New Roman Regular" w:hAnsi="Times New Roman Regular" w:cs="Times New Roman Regular"/>
                 <w:color w:val="000000"/>
                 <w:sz w:val="21"/>
                 <w:szCs w:val="21"/>
@@ -13255,13 +12989,12 @@
             <w:pPr>
               <w:jc w:val="center"/>
               <w:rPr>
-                <w:rFonts w:ascii="Times New Roman Regular" w:hAnsi="Times New Roman Regular" w:cs="Times New Roman Regular" w:hint="eastAsia"/>
-                <w:color w:val="000000"/>
-                <w:sz w:val="21"/>
-                <w:szCs w:val="21"/>
-              </w:rPr>
-            </w:pPr>
-            <w:proofErr w:type="spellStart"/>
+                <w:rFonts w:ascii="Times New Roman Regular" w:hAnsi="Times New Roman Regular" w:cs="Times New Roman Regular"/>
+                <w:color w:val="000000"/>
+                <w:sz w:val="21"/>
+                <w:szCs w:val="21"/>
+              </w:rPr>
+            </w:pPr>
             <w:r>
               <w:rPr>
                 <w:rFonts w:ascii="Times New Roman Regular" w:hAnsi="Times New Roman Regular" w:cs="Times New Roman Regular" w:hint="eastAsia"/>
@@ -13271,7 +13004,6 @@
               </w:rPr>
               <w:t>Relu</w:t>
             </w:r>
-            <w:proofErr w:type="spellEnd"/>
           </w:p>
         </w:tc>
         <w:tc>
@@ -13283,7 +13015,7 @@
             <w:pPr>
               <w:jc w:val="center"/>
               <w:rPr>
-                <w:rFonts w:ascii="Times New Roman Regular" w:hAnsi="Times New Roman Regular" w:cs="Times New Roman Regular" w:hint="eastAsia"/>
+                <w:rFonts w:ascii="Times New Roman Regular" w:hAnsi="Times New Roman Regular" w:cs="Times New Roman Regular"/>
                 <w:color w:val="000000"/>
                 <w:sz w:val="21"/>
                 <w:szCs w:val="21"/>
@@ -13312,7 +13044,7 @@
             <w:pPr>
               <w:jc w:val="center"/>
               <w:rPr>
-                <w:rFonts w:ascii="Times New Roman Regular" w:hAnsi="Times New Roman Regular" w:cs="Times New Roman Regular" w:hint="eastAsia"/>
+                <w:rFonts w:ascii="Times New Roman Regular" w:hAnsi="Times New Roman Regular" w:cs="Times New Roman Regular"/>
                 <w:color w:val="000000"/>
                 <w:sz w:val="21"/>
                 <w:szCs w:val="21"/>
@@ -13339,7 +13071,7 @@
             <w:pPr>
               <w:jc w:val="center"/>
               <w:rPr>
-                <w:rFonts w:ascii="Times New Roman Regular" w:hAnsi="Times New Roman Regular" w:cs="Times New Roman Regular" w:hint="eastAsia"/>
+                <w:rFonts w:ascii="Times New Roman Regular" w:hAnsi="Times New Roman Regular" w:cs="Times New Roman Regular"/>
                 <w:color w:val="000000"/>
                 <w:sz w:val="21"/>
                 <w:szCs w:val="21"/>
@@ -13366,7 +13098,7 @@
             <w:pPr>
               <w:jc w:val="center"/>
               <w:rPr>
-                <w:rFonts w:ascii="Times New Roman Regular" w:hAnsi="Times New Roman Regular" w:cs="Times New Roman Regular" w:hint="eastAsia"/>
+                <w:rFonts w:ascii="Times New Roman Regular" w:hAnsi="Times New Roman Regular" w:cs="Times New Roman Regular"/>
                 <w:color w:val="000000"/>
                 <w:sz w:val="21"/>
                 <w:szCs w:val="21"/>
@@ -13393,7 +13125,7 @@
             <w:pPr>
               <w:jc w:val="center"/>
               <w:rPr>
-                <w:rFonts w:ascii="Times New Roman Regular" w:hAnsi="Times New Roman Regular" w:cs="Times New Roman Regular" w:hint="eastAsia"/>
+                <w:rFonts w:ascii="Times New Roman Regular" w:hAnsi="Times New Roman Regular" w:cs="Times New Roman Regular"/>
                 <w:color w:val="000000"/>
                 <w:sz w:val="21"/>
                 <w:szCs w:val="21"/>
@@ -13420,13 +13152,12 @@
             <w:pPr>
               <w:jc w:val="center"/>
               <w:rPr>
-                <w:rFonts w:ascii="Times New Roman Regular" w:hAnsi="Times New Roman Regular" w:cs="Times New Roman Regular" w:hint="eastAsia"/>
-                <w:color w:val="000000"/>
-                <w:sz w:val="21"/>
-                <w:szCs w:val="21"/>
-              </w:rPr>
-            </w:pPr>
-            <w:proofErr w:type="spellStart"/>
+                <w:rFonts w:ascii="Times New Roman Regular" w:hAnsi="Times New Roman Regular" w:cs="Times New Roman Regular"/>
+                <w:color w:val="000000"/>
+                <w:sz w:val="21"/>
+                <w:szCs w:val="21"/>
+              </w:rPr>
+            </w:pPr>
             <w:r>
               <w:rPr>
                 <w:rFonts w:ascii="Times New Roman Regular" w:hAnsi="Times New Roman Regular" w:cs="Times New Roman Regular" w:hint="eastAsia"/>
@@ -13436,7 +13167,6 @@
               </w:rPr>
               <w:t>Avg</w:t>
             </w:r>
-            <w:proofErr w:type="spellEnd"/>
           </w:p>
         </w:tc>
         <w:tc>
@@ -13449,13 +13179,12 @@
             <w:pPr>
               <w:jc w:val="center"/>
               <w:rPr>
-                <w:rFonts w:ascii="Times New Roman Regular" w:hAnsi="Times New Roman Regular" w:cs="Times New Roman Regular" w:hint="eastAsia"/>
-                <w:color w:val="000000"/>
-                <w:sz w:val="21"/>
-                <w:szCs w:val="21"/>
-              </w:rPr>
-            </w:pPr>
-            <w:proofErr w:type="spellStart"/>
+                <w:rFonts w:ascii="Times New Roman Regular" w:hAnsi="Times New Roman Regular" w:cs="Times New Roman Regular"/>
+                <w:color w:val="000000"/>
+                <w:sz w:val="21"/>
+                <w:szCs w:val="21"/>
+              </w:rPr>
+            </w:pPr>
             <w:r>
               <w:rPr>
                 <w:rFonts w:ascii="Times New Roman Regular" w:hAnsi="Times New Roman Regular" w:cs="Times New Roman Regular" w:hint="eastAsia"/>
@@ -13465,7 +13194,6 @@
               </w:rPr>
               <w:t>Relu</w:t>
             </w:r>
-            <w:proofErr w:type="spellEnd"/>
           </w:p>
         </w:tc>
         <w:tc>
@@ -13478,7 +13206,7 @@
             <w:pPr>
               <w:jc w:val="center"/>
               <w:rPr>
-                <w:rFonts w:ascii="Times New Roman Regular" w:hAnsi="Times New Roman Regular" w:cs="Times New Roman Regular" w:hint="eastAsia"/>
+                <w:rFonts w:ascii="Times New Roman Regular" w:hAnsi="Times New Roman Regular" w:cs="Times New Roman Regular"/>
                 <w:color w:val="000000"/>
                 <w:sz w:val="21"/>
                 <w:szCs w:val="21"/>
@@ -13506,7 +13234,7 @@
             <w:pPr>
               <w:jc w:val="center"/>
               <w:rPr>
-                <w:rFonts w:ascii="Times New Roman Regular" w:hAnsi="Times New Roman Regular" w:cs="Times New Roman Regular" w:hint="eastAsia"/>
+                <w:rFonts w:ascii="Times New Roman Regular" w:hAnsi="Times New Roman Regular" w:cs="Times New Roman Regular"/>
                 <w:color w:val="000000"/>
                 <w:sz w:val="21"/>
                 <w:szCs w:val="21"/>
@@ -13532,7 +13260,7 @@
             <w:pPr>
               <w:jc w:val="center"/>
               <w:rPr>
-                <w:rFonts w:ascii="Times New Roman Regular" w:hAnsi="Times New Roman Regular" w:cs="Times New Roman Regular" w:hint="eastAsia"/>
+                <w:rFonts w:ascii="Times New Roman Regular" w:hAnsi="Times New Roman Regular" w:cs="Times New Roman Regular"/>
                 <w:color w:val="000000"/>
                 <w:sz w:val="21"/>
                 <w:szCs w:val="21"/>
@@ -13558,7 +13286,7 @@
             <w:pPr>
               <w:jc w:val="center"/>
               <w:rPr>
-                <w:rFonts w:ascii="Times New Roman Regular" w:hAnsi="Times New Roman Regular" w:cs="Times New Roman Regular" w:hint="eastAsia"/>
+                <w:rFonts w:ascii="Times New Roman Regular" w:hAnsi="Times New Roman Regular" w:cs="Times New Roman Regular"/>
                 <w:color w:val="000000"/>
                 <w:sz w:val="21"/>
                 <w:szCs w:val="21"/>
@@ -13584,7 +13312,7 @@
             <w:pPr>
               <w:jc w:val="center"/>
               <w:rPr>
-                <w:rFonts w:ascii="Times New Roman Regular" w:hAnsi="Times New Roman Regular" w:cs="Times New Roman Regular" w:hint="eastAsia"/>
+                <w:rFonts w:ascii="Times New Roman Regular" w:hAnsi="Times New Roman Regular" w:cs="Times New Roman Regular"/>
                 <w:color w:val="000000"/>
                 <w:sz w:val="21"/>
                 <w:szCs w:val="21"/>
@@ -13610,13 +13338,12 @@
             <w:pPr>
               <w:jc w:val="center"/>
               <w:rPr>
-                <w:rFonts w:ascii="Times New Roman Regular" w:hAnsi="Times New Roman Regular" w:cs="Times New Roman Regular" w:hint="eastAsia"/>
-                <w:color w:val="000000"/>
-                <w:sz w:val="21"/>
-                <w:szCs w:val="21"/>
-              </w:rPr>
-            </w:pPr>
-            <w:proofErr w:type="spellStart"/>
+                <w:rFonts w:ascii="Times New Roman Regular" w:hAnsi="Times New Roman Regular" w:cs="Times New Roman Regular"/>
+                <w:color w:val="000000"/>
+                <w:sz w:val="21"/>
+                <w:szCs w:val="21"/>
+              </w:rPr>
+            </w:pPr>
             <w:r>
               <w:rPr>
                 <w:rFonts w:ascii="Times New Roman Regular" w:hAnsi="Times New Roman Regular" w:cs="Times New Roman Regular" w:hint="eastAsia"/>
@@ -13626,7 +13353,6 @@
               </w:rPr>
               <w:t>Avg</w:t>
             </w:r>
-            <w:proofErr w:type="spellEnd"/>
           </w:p>
         </w:tc>
         <w:tc>
@@ -13638,13 +13364,12 @@
             <w:pPr>
               <w:jc w:val="center"/>
               <w:rPr>
-                <w:rFonts w:ascii="Times New Roman Regular" w:hAnsi="Times New Roman Regular" w:cs="Times New Roman Regular" w:hint="eastAsia"/>
-                <w:color w:val="000000"/>
-                <w:sz w:val="21"/>
-                <w:szCs w:val="21"/>
-              </w:rPr>
-            </w:pPr>
-            <w:proofErr w:type="spellStart"/>
+                <w:rFonts w:ascii="Times New Roman Regular" w:hAnsi="Times New Roman Regular" w:cs="Times New Roman Regular"/>
+                <w:color w:val="000000"/>
+                <w:sz w:val="21"/>
+                <w:szCs w:val="21"/>
+              </w:rPr>
+            </w:pPr>
             <w:r>
               <w:rPr>
                 <w:rFonts w:ascii="Times New Roman Regular" w:hAnsi="Times New Roman Regular" w:cs="Times New Roman Regular" w:hint="eastAsia"/>
@@ -13654,7 +13379,6 @@
               </w:rPr>
               <w:t>elu</w:t>
             </w:r>
-            <w:proofErr w:type="spellEnd"/>
           </w:p>
         </w:tc>
         <w:tc>
@@ -13666,7 +13390,7 @@
             <w:pPr>
               <w:jc w:val="center"/>
               <w:rPr>
-                <w:rFonts w:ascii="Times New Roman Regular" w:hAnsi="Times New Roman Regular" w:cs="Times New Roman Regular" w:hint="eastAsia"/>
+                <w:rFonts w:ascii="Times New Roman Regular" w:hAnsi="Times New Roman Regular" w:cs="Times New Roman Regular"/>
                 <w:color w:val="000000"/>
                 <w:sz w:val="21"/>
                 <w:szCs w:val="21"/>
@@ -13744,7 +13468,7 @@
     <w:p>
       <w:pPr>
         <w:rPr>
-          <w:rFonts w:ascii="Times New Roman Regular" w:hAnsi="Times New Roman Regular" w:cs="Times New Roman Regular" w:hint="eastAsia"/>
+          <w:rFonts w:ascii="Times New Roman Regular" w:hAnsi="Times New Roman Regular" w:cs="Times New Roman Regular"/>
           <w:color w:val="000000"/>
           <w:sz w:val="21"/>
           <w:szCs w:val="21"/>
@@ -13754,12 +13478,11 @@
         <w:rPr>
           <w:noProof/>
         </w:rPr>
-        <w:lastRenderedPageBreak/>
         <w:drawing>
-          <wp:inline distT="0" distB="0" distL="0" distR="0" wp14:anchorId="16E61053" wp14:editId="45D54797">
-            <wp:extent cx="5731510" cy="4826000"/>
-            <wp:effectExtent l="0" t="0" r="2540" b="0"/>
-            <wp:docPr id="52920021" name="Picture 1" descr="A screen shot of a computer program&#10;&#10;AI-generated content may be incorrect."/>
+          <wp:inline distT="0" distB="0" distL="0" distR="0" wp14:anchorId="11A44688" wp14:editId="1B82C716">
+            <wp:extent cx="5731510" cy="4665980"/>
+            <wp:effectExtent l="0" t="0" r="2540" b="1270"/>
+            <wp:docPr id="118809509" name="Picture 1" descr="A screen shot of a computer program&#10;&#10;AI-generated content may be incorrect."/>
             <wp:cNvGraphicFramePr>
               <a:graphicFrameLocks xmlns:a="http://schemas.openxmlformats.org/drawingml/2006/main" noChangeAspect="1"/>
             </wp:cNvGraphicFramePr>
@@ -13767,7 +13490,7 @@
               <a:graphicData uri="http://schemas.openxmlformats.org/drawingml/2006/picture">
                 <pic:pic xmlns:pic="http://schemas.openxmlformats.org/drawingml/2006/picture">
                   <pic:nvPicPr>
-                    <pic:cNvPr id="52920021" name="Picture 1" descr="A screen shot of a computer program&#10;&#10;AI-generated content may be incorrect."/>
+                    <pic:cNvPr id="118809509" name="Picture 1" descr="A screen shot of a computer program&#10;&#10;AI-generated content may be incorrect."/>
                     <pic:cNvPicPr/>
                   </pic:nvPicPr>
                   <pic:blipFill>
@@ -13779,7 +13502,7 @@
                   <pic:spPr>
                     <a:xfrm>
                       <a:off x="0" y="0"/>
-                      <a:ext cx="5731510" cy="4826000"/>
+                      <a:ext cx="5731510" cy="4665980"/>
                     </a:xfrm>
                     <a:prstGeom prst="rect">
                       <a:avLst/>
@@ -13839,7 +13562,7 @@
             <w:pPr>
               <w:jc w:val="center"/>
               <w:rPr>
-                <w:rFonts w:ascii="Times New Roman Regular" w:hAnsi="Times New Roman Regular" w:cs="Times New Roman Regular" w:hint="eastAsia"/>
+                <w:rFonts w:ascii="Times New Roman Regular" w:hAnsi="Times New Roman Regular" w:cs="Times New Roman Regular"/>
                 <w:color w:val="FFFFFF" w:themeColor="background1"/>
                 <w:sz w:val="21"/>
                 <w:szCs w:val="21"/>
@@ -13866,7 +13589,7 @@
             <w:pPr>
               <w:jc w:val="center"/>
               <w:rPr>
-                <w:rFonts w:ascii="Times New Roman Regular" w:hAnsi="Times New Roman Regular" w:cs="Times New Roman Regular" w:hint="eastAsia"/>
+                <w:rFonts w:ascii="Times New Roman Regular" w:hAnsi="Times New Roman Regular" w:cs="Times New Roman Regular"/>
                 <w:color w:val="FFFFFF" w:themeColor="background1"/>
                 <w:sz w:val="21"/>
                 <w:szCs w:val="21"/>
@@ -13902,7 +13625,7 @@
             <w:pPr>
               <w:jc w:val="center"/>
               <w:rPr>
-                <w:rFonts w:ascii="Times New Roman Regular" w:hAnsi="Times New Roman Regular" w:cs="Times New Roman Regular" w:hint="eastAsia"/>
+                <w:rFonts w:ascii="Times New Roman Regular" w:hAnsi="Times New Roman Regular" w:cs="Times New Roman Regular"/>
                 <w:color w:val="FFFFFF" w:themeColor="background1"/>
                 <w:sz w:val="21"/>
                 <w:szCs w:val="21"/>
@@ -13929,7 +13652,7 @@
             <w:pPr>
               <w:jc w:val="center"/>
               <w:rPr>
-                <w:rFonts w:ascii="Times New Roman Regular" w:hAnsi="Times New Roman Regular" w:cs="Times New Roman Regular" w:hint="eastAsia"/>
+                <w:rFonts w:ascii="Times New Roman Regular" w:hAnsi="Times New Roman Regular" w:cs="Times New Roman Regular"/>
                 <w:color w:val="FFFFFF" w:themeColor="background1"/>
                 <w:sz w:val="21"/>
                 <w:szCs w:val="21"/>
@@ -13965,7 +13688,7 @@
             <w:pPr>
               <w:jc w:val="center"/>
               <w:rPr>
-                <w:rFonts w:ascii="Times New Roman Regular" w:hAnsi="Times New Roman Regular" w:cs="Times New Roman Regular" w:hint="eastAsia"/>
+                <w:rFonts w:ascii="Times New Roman Regular" w:hAnsi="Times New Roman Regular" w:cs="Times New Roman Regular"/>
                 <w:color w:val="FFFFFF" w:themeColor="background1"/>
                 <w:sz w:val="21"/>
                 <w:szCs w:val="21"/>
@@ -13992,7 +13715,7 @@
             <w:pPr>
               <w:jc w:val="center"/>
               <w:rPr>
-                <w:rFonts w:ascii="Times New Roman Regular" w:hAnsi="Times New Roman Regular" w:cs="Times New Roman Regular" w:hint="eastAsia"/>
+                <w:rFonts w:ascii="Times New Roman Regular" w:hAnsi="Times New Roman Regular" w:cs="Times New Roman Regular"/>
                 <w:color w:val="FFFFFF" w:themeColor="background1"/>
                 <w:sz w:val="21"/>
                 <w:szCs w:val="21"/>
@@ -14018,7 +13741,7 @@
             <w:pPr>
               <w:jc w:val="center"/>
               <w:rPr>
-                <w:rFonts w:ascii="Times New Roman Regular" w:hAnsi="Times New Roman Regular" w:cs="Times New Roman Regular" w:hint="eastAsia"/>
+                <w:rFonts w:ascii="Times New Roman Regular" w:hAnsi="Times New Roman Regular" w:cs="Times New Roman Regular"/>
                 <w:color w:val="FFFFFF" w:themeColor="background1"/>
                 <w:sz w:val="21"/>
                 <w:szCs w:val="21"/>
@@ -14053,7 +13776,7 @@
             <w:pPr>
               <w:jc w:val="center"/>
               <w:rPr>
-                <w:rFonts w:ascii="Times New Roman Regular" w:hAnsi="Times New Roman Regular" w:cs="Times New Roman Regular" w:hint="eastAsia"/>
+                <w:rFonts w:ascii="Times New Roman Regular" w:hAnsi="Times New Roman Regular" w:cs="Times New Roman Regular"/>
                 <w:color w:val="FFFFFF" w:themeColor="background1"/>
                 <w:sz w:val="21"/>
                 <w:szCs w:val="21"/>
@@ -14080,7 +13803,7 @@
             <w:pPr>
               <w:jc w:val="center"/>
               <w:rPr>
-                <w:rFonts w:ascii="Times New Roman Regular" w:hAnsi="Times New Roman Regular" w:cs="Times New Roman Regular" w:hint="eastAsia"/>
+                <w:rFonts w:ascii="Times New Roman Regular" w:hAnsi="Times New Roman Regular" w:cs="Times New Roman Regular"/>
                 <w:color w:val="FFFFFF" w:themeColor="background1"/>
                 <w:sz w:val="21"/>
                 <w:szCs w:val="21"/>
@@ -14111,7 +13834,7 @@
             <w:pPr>
               <w:jc w:val="center"/>
               <w:rPr>
-                <w:rFonts w:ascii="Times New Roman Regular" w:hAnsi="Times New Roman Regular" w:cs="Times New Roman Regular" w:hint="eastAsia"/>
+                <w:rFonts w:ascii="Times New Roman Regular" w:hAnsi="Times New Roman Regular" w:cs="Times New Roman Regular"/>
                 <w:color w:val="000000"/>
                 <w:sz w:val="21"/>
                 <w:szCs w:val="21"/>
@@ -14137,7 +13860,7 @@
             <w:pPr>
               <w:jc w:val="center"/>
               <w:rPr>
-                <w:rFonts w:ascii="Times New Roman Regular" w:hAnsi="Times New Roman Regular" w:cs="Times New Roman Regular" w:hint="eastAsia"/>
+                <w:rFonts w:ascii="Times New Roman Regular" w:hAnsi="Times New Roman Regular" w:cs="Times New Roman Regular"/>
                 <w:color w:val="000000"/>
                 <w:sz w:val="21"/>
                 <w:szCs w:val="21"/>
@@ -14163,7 +13886,7 @@
             <w:pPr>
               <w:jc w:val="center"/>
               <w:rPr>
-                <w:rFonts w:ascii="Times New Roman Regular" w:hAnsi="Times New Roman Regular" w:cs="Times New Roman Regular" w:hint="eastAsia"/>
+                <w:rFonts w:ascii="Times New Roman Regular" w:hAnsi="Times New Roman Regular" w:cs="Times New Roman Regular"/>
                 <w:color w:val="000000"/>
                 <w:sz w:val="21"/>
                 <w:szCs w:val="21"/>
@@ -14189,7 +13912,7 @@
             <w:pPr>
               <w:jc w:val="center"/>
               <w:rPr>
-                <w:rFonts w:ascii="Times New Roman Regular" w:hAnsi="Times New Roman Regular" w:cs="Times New Roman Regular" w:hint="eastAsia"/>
+                <w:rFonts w:ascii="Times New Roman Regular" w:hAnsi="Times New Roman Regular" w:cs="Times New Roman Regular"/>
                 <w:color w:val="000000"/>
                 <w:sz w:val="21"/>
                 <w:szCs w:val="21"/>
@@ -14215,13 +13938,12 @@
             <w:pPr>
               <w:jc w:val="center"/>
               <w:rPr>
-                <w:rFonts w:ascii="Times New Roman Regular" w:hAnsi="Times New Roman Regular" w:cs="Times New Roman Regular" w:hint="eastAsia"/>
-                <w:color w:val="000000"/>
-                <w:sz w:val="21"/>
-                <w:szCs w:val="21"/>
-              </w:rPr>
-            </w:pPr>
-            <w:proofErr w:type="spellStart"/>
+                <w:rFonts w:ascii="Times New Roman Regular" w:hAnsi="Times New Roman Regular" w:cs="Times New Roman Regular"/>
+                <w:color w:val="000000"/>
+                <w:sz w:val="21"/>
+                <w:szCs w:val="21"/>
+              </w:rPr>
+            </w:pPr>
             <w:r>
               <w:rPr>
                 <w:rFonts w:ascii="Times New Roman Regular" w:hAnsi="Times New Roman Regular" w:cs="Times New Roman Regular" w:hint="eastAsia"/>
@@ -14231,7 +13953,6 @@
               </w:rPr>
               <w:t>Avg</w:t>
             </w:r>
-            <w:proofErr w:type="spellEnd"/>
           </w:p>
         </w:tc>
         <w:tc>
@@ -14243,13 +13964,12 @@
             <w:pPr>
               <w:jc w:val="center"/>
               <w:rPr>
-                <w:rFonts w:ascii="Times New Roman Regular" w:hAnsi="Times New Roman Regular" w:cs="Times New Roman Regular" w:hint="eastAsia"/>
-                <w:color w:val="000000"/>
-                <w:sz w:val="21"/>
-                <w:szCs w:val="21"/>
-              </w:rPr>
-            </w:pPr>
-            <w:proofErr w:type="spellStart"/>
+                <w:rFonts w:ascii="Times New Roman Regular" w:hAnsi="Times New Roman Regular" w:cs="Times New Roman Regular"/>
+                <w:color w:val="000000"/>
+                <w:sz w:val="21"/>
+                <w:szCs w:val="21"/>
+              </w:rPr>
+            </w:pPr>
             <w:r>
               <w:rPr>
                 <w:rFonts w:ascii="Times New Roman Regular" w:hAnsi="Times New Roman Regular" w:cs="Times New Roman Regular" w:hint="eastAsia"/>
@@ -14259,7 +13979,6 @@
               </w:rPr>
               <w:t>Relu</w:t>
             </w:r>
-            <w:proofErr w:type="spellEnd"/>
           </w:p>
         </w:tc>
         <w:tc>
@@ -14270,7 +13989,7 @@
             <w:pPr>
               <w:jc w:val="center"/>
               <w:rPr>
-                <w:rFonts w:ascii="Times New Roman Regular" w:hAnsi="Times New Roman Regular" w:cs="Times New Roman Regular" w:hint="eastAsia"/>
+                <w:rFonts w:ascii="Times New Roman Regular" w:hAnsi="Times New Roman Regular" w:cs="Times New Roman Regular"/>
                 <w:color w:val="000000"/>
                 <w:sz w:val="21"/>
                 <w:szCs w:val="21"/>
@@ -14295,7 +14014,7 @@
             <w:pPr>
               <w:jc w:val="center"/>
               <w:rPr>
-                <w:rFonts w:ascii="Times New Roman Regular" w:hAnsi="Times New Roman Regular" w:cs="Times New Roman Regular" w:hint="eastAsia"/>
+                <w:rFonts w:ascii="Times New Roman Regular" w:hAnsi="Times New Roman Regular" w:cs="Times New Roman Regular"/>
                 <w:color w:val="000000"/>
                 <w:sz w:val="21"/>
                 <w:szCs w:val="21"/>
@@ -14321,7 +14040,7 @@
             <w:pPr>
               <w:jc w:val="center"/>
               <w:rPr>
-                <w:rFonts w:ascii="Times New Roman Regular" w:hAnsi="Times New Roman Regular" w:cs="Times New Roman Regular" w:hint="eastAsia"/>
+                <w:rFonts w:ascii="Times New Roman Regular" w:hAnsi="Times New Roman Regular" w:cs="Times New Roman Regular"/>
                 <w:color w:val="000000"/>
                 <w:sz w:val="21"/>
                 <w:szCs w:val="21"/>
@@ -14352,7 +14071,7 @@
             <w:pPr>
               <w:jc w:val="center"/>
               <w:rPr>
-                <w:rFonts w:ascii="Times New Roman Regular" w:hAnsi="Times New Roman Regular" w:cs="Times New Roman Regular" w:hint="eastAsia"/>
+                <w:rFonts w:ascii="Times New Roman Regular" w:hAnsi="Times New Roman Regular" w:cs="Times New Roman Regular"/>
                 <w:color w:val="000000"/>
                 <w:sz w:val="21"/>
                 <w:szCs w:val="21"/>
@@ -14462,7 +14181,6 @@
                 <w:szCs w:val="21"/>
               </w:rPr>
             </w:pPr>
-            <w:proofErr w:type="spellStart"/>
             <w:r>
               <w:rPr>
                 <w:rFonts w:ascii="Times New Roman Regular" w:hAnsi="Times New Roman Regular" w:cs="Times New Roman Regular" w:hint="eastAsia"/>
@@ -14472,7 +14190,6 @@
               </w:rPr>
               <w:t>Avg</w:t>
             </w:r>
-            <w:proofErr w:type="spellEnd"/>
           </w:p>
         </w:tc>
         <w:tc>
@@ -14490,7 +14207,6 @@
                 <w:szCs w:val="21"/>
               </w:rPr>
             </w:pPr>
-            <w:proofErr w:type="spellStart"/>
             <w:r>
               <w:rPr>
                 <w:rFonts w:ascii="Times New Roman Regular" w:hAnsi="Times New Roman Regular" w:cs="Times New Roman Regular" w:hint="eastAsia"/>
@@ -14500,7 +14216,6 @@
               </w:rPr>
               <w:t>Relu</w:t>
             </w:r>
-            <w:proofErr w:type="spellEnd"/>
           </w:p>
         </w:tc>
         <w:tc>
@@ -14511,7 +14226,7 @@
             <w:pPr>
               <w:jc w:val="center"/>
               <w:rPr>
-                <w:rFonts w:ascii="Times New Roman Regular" w:hAnsi="Times New Roman Regular" w:cs="Times New Roman Regular" w:hint="eastAsia"/>
+                <w:rFonts w:ascii="Times New Roman Regular" w:hAnsi="Times New Roman Regular" w:cs="Times New Roman Regular"/>
                 <w:color w:val="000000"/>
                 <w:sz w:val="21"/>
                 <w:szCs w:val="21"/>
@@ -14536,7 +14251,7 @@
             <w:pPr>
               <w:jc w:val="center"/>
               <w:rPr>
-                <w:rFonts w:ascii="Times New Roman Regular" w:hAnsi="Times New Roman Regular" w:cs="Times New Roman Regular" w:hint="eastAsia"/>
+                <w:rFonts w:ascii="Times New Roman Regular" w:hAnsi="Times New Roman Regular" w:cs="Times New Roman Regular"/>
                 <w:color w:val="000000"/>
                 <w:sz w:val="21"/>
                 <w:szCs w:val="21"/>
@@ -14562,7 +14277,7 @@
             <w:pPr>
               <w:jc w:val="center"/>
               <w:rPr>
-                <w:rFonts w:ascii="Times New Roman Regular" w:hAnsi="Times New Roman Regular" w:cs="Times New Roman Regular" w:hint="eastAsia"/>
+                <w:rFonts w:ascii="Times New Roman Regular" w:hAnsi="Times New Roman Regular" w:cs="Times New Roman Regular"/>
                 <w:color w:val="000000"/>
                 <w:sz w:val="21"/>
                 <w:szCs w:val="21"/>
@@ -14584,13 +14299,14 @@
         <w:tc>
           <w:tcPr>
             <w:tcW w:w="543" w:type="dxa"/>
-            <w:vAlign w:val="bottom"/>
-          </w:tcPr>
-          <w:p>
-            <w:pPr>
-              <w:jc w:val="center"/>
-              <w:rPr>
-                <w:rFonts w:ascii="Times New Roman Regular" w:hAnsi="Times New Roman Regular" w:cs="Times New Roman Regular" w:hint="eastAsia"/>
+            <w:shd w:val="clear" w:color="auto" w:fill="92D050"/>
+            <w:vAlign w:val="bottom"/>
+          </w:tcPr>
+          <w:p>
+            <w:pPr>
+              <w:jc w:val="center"/>
+              <w:rPr>
+                <w:rFonts w:ascii="Times New Roman Regular" w:hAnsi="Times New Roman Regular" w:cs="Times New Roman Regular"/>
                 <w:color w:val="000000"/>
                 <w:sz w:val="21"/>
                 <w:szCs w:val="21"/>
@@ -14610,135 +14326,215 @@
         <w:tc>
           <w:tcPr>
             <w:tcW w:w="1185" w:type="dxa"/>
-            <w:vAlign w:val="bottom"/>
-          </w:tcPr>
-          <w:p>
-            <w:pPr>
-              <w:jc w:val="center"/>
-              <w:rPr>
-                <w:rFonts w:ascii="Times New Roman Regular" w:hAnsi="Times New Roman Regular" w:cs="Times New Roman Regular" w:hint="eastAsia"/>
-                <w:color w:val="000000"/>
-                <w:sz w:val="21"/>
-                <w:szCs w:val="21"/>
-              </w:rPr>
-            </w:pPr>
+            <w:shd w:val="clear" w:color="auto" w:fill="92D050"/>
+            <w:vAlign w:val="bottom"/>
+          </w:tcPr>
+          <w:p>
+            <w:pPr>
+              <w:jc w:val="center"/>
+              <w:rPr>
+                <w:rFonts w:ascii="Times New Roman Regular" w:hAnsi="Times New Roman Regular" w:cs="Times New Roman Regular"/>
+                <w:color w:val="000000"/>
+                <w:sz w:val="21"/>
+                <w:szCs w:val="21"/>
+              </w:rPr>
+            </w:pPr>
+            <w:r>
+              <w:rPr>
+                <w:rFonts w:ascii="Times New Roman Regular" w:hAnsi="Times New Roman Regular" w:cs="Times New Roman Regular" w:hint="eastAsia"/>
+                <w:color w:val="000000"/>
+                <w:sz w:val="21"/>
+                <w:szCs w:val="21"/>
+              </w:rPr>
+              <w:t>512</w:t>
+            </w:r>
           </w:p>
         </w:tc>
         <w:tc>
           <w:tcPr>
             <w:tcW w:w="998" w:type="dxa"/>
-            <w:vAlign w:val="bottom"/>
-          </w:tcPr>
-          <w:p>
-            <w:pPr>
-              <w:jc w:val="center"/>
-              <w:rPr>
-                <w:rFonts w:ascii="Times New Roman Regular" w:hAnsi="Times New Roman Regular" w:cs="Times New Roman Regular"/>
-                <w:color w:val="000000"/>
-                <w:sz w:val="21"/>
-                <w:szCs w:val="21"/>
-              </w:rPr>
-            </w:pPr>
+            <w:shd w:val="clear" w:color="auto" w:fill="92D050"/>
+            <w:vAlign w:val="bottom"/>
+          </w:tcPr>
+          <w:p>
+            <w:pPr>
+              <w:jc w:val="center"/>
+              <w:rPr>
+                <w:rFonts w:ascii="Times New Roman Regular" w:hAnsi="Times New Roman Regular" w:cs="Times New Roman Regular"/>
+                <w:color w:val="000000"/>
+                <w:sz w:val="21"/>
+                <w:szCs w:val="21"/>
+              </w:rPr>
+            </w:pPr>
+            <w:r>
+              <w:rPr>
+                <w:rFonts w:ascii="Times New Roman Regular" w:hAnsi="Times New Roman Regular" w:cs="Times New Roman Regular" w:hint="eastAsia"/>
+                <w:color w:val="000000"/>
+                <w:sz w:val="21"/>
+                <w:szCs w:val="21"/>
+              </w:rPr>
+              <w:t>256</w:t>
+            </w:r>
           </w:p>
         </w:tc>
         <w:tc>
           <w:tcPr>
             <w:tcW w:w="969" w:type="dxa"/>
-            <w:vAlign w:val="bottom"/>
-          </w:tcPr>
-          <w:p>
-            <w:pPr>
-              <w:jc w:val="center"/>
-              <w:rPr>
-                <w:rFonts w:ascii="Times New Roman Regular" w:hAnsi="Times New Roman Regular" w:cs="Times New Roman Regular"/>
-                <w:color w:val="000000"/>
-                <w:sz w:val="21"/>
-                <w:szCs w:val="21"/>
-              </w:rPr>
-            </w:pPr>
+            <w:shd w:val="clear" w:color="auto" w:fill="92D050"/>
+            <w:vAlign w:val="bottom"/>
+          </w:tcPr>
+          <w:p>
+            <w:pPr>
+              <w:jc w:val="center"/>
+              <w:rPr>
+                <w:rFonts w:ascii="Times New Roman Regular" w:hAnsi="Times New Roman Regular" w:cs="Times New Roman Regular"/>
+                <w:color w:val="000000"/>
+                <w:sz w:val="21"/>
+                <w:szCs w:val="21"/>
+              </w:rPr>
+            </w:pPr>
+            <w:r>
+              <w:rPr>
+                <w:rFonts w:ascii="Times New Roman Regular" w:hAnsi="Times New Roman Regular" w:cs="Times New Roman Regular" w:hint="eastAsia"/>
+                <w:color w:val="000000"/>
+                <w:sz w:val="21"/>
+                <w:szCs w:val="21"/>
+              </w:rPr>
+              <w:t>(2,3,4)</w:t>
+            </w:r>
           </w:p>
         </w:tc>
         <w:tc>
           <w:tcPr>
             <w:tcW w:w="974" w:type="dxa"/>
-            <w:vAlign w:val="bottom"/>
-          </w:tcPr>
-          <w:p>
-            <w:pPr>
-              <w:jc w:val="center"/>
-              <w:rPr>
-                <w:rFonts w:ascii="Times New Roman Regular" w:hAnsi="Times New Roman Regular" w:cs="Times New Roman Regular"/>
-                <w:color w:val="000000"/>
-                <w:sz w:val="21"/>
-                <w:szCs w:val="21"/>
-              </w:rPr>
-            </w:pPr>
+            <w:shd w:val="clear" w:color="auto" w:fill="92D050"/>
+            <w:vAlign w:val="bottom"/>
+          </w:tcPr>
+          <w:p>
+            <w:pPr>
+              <w:jc w:val="center"/>
+              <w:rPr>
+                <w:rFonts w:ascii="Times New Roman Regular" w:hAnsi="Times New Roman Regular" w:cs="Times New Roman Regular"/>
+                <w:color w:val="000000"/>
+                <w:sz w:val="21"/>
+                <w:szCs w:val="21"/>
+              </w:rPr>
+            </w:pPr>
+            <w:r>
+              <w:rPr>
+                <w:rFonts w:ascii="Times New Roman Regular" w:hAnsi="Times New Roman Regular" w:cs="Times New Roman Regular" w:hint="eastAsia"/>
+                <w:color w:val="000000"/>
+                <w:sz w:val="21"/>
+                <w:szCs w:val="21"/>
+              </w:rPr>
+              <w:t>Avg</w:t>
+            </w:r>
           </w:p>
         </w:tc>
         <w:tc>
           <w:tcPr>
             <w:tcW w:w="1129" w:type="dxa"/>
-            <w:vAlign w:val="bottom"/>
-          </w:tcPr>
-          <w:p>
-            <w:pPr>
-              <w:jc w:val="center"/>
-              <w:rPr>
-                <w:rFonts w:ascii="Times New Roman Regular" w:hAnsi="Times New Roman Regular" w:cs="Times New Roman Regular"/>
-                <w:color w:val="000000"/>
-                <w:sz w:val="21"/>
-                <w:szCs w:val="21"/>
-              </w:rPr>
-            </w:pPr>
+            <w:shd w:val="clear" w:color="auto" w:fill="92D050"/>
+            <w:vAlign w:val="bottom"/>
+          </w:tcPr>
+          <w:p>
+            <w:pPr>
+              <w:jc w:val="center"/>
+              <w:rPr>
+                <w:rFonts w:ascii="Times New Roman Regular" w:hAnsi="Times New Roman Regular" w:cs="Times New Roman Regular"/>
+                <w:color w:val="000000"/>
+                <w:sz w:val="21"/>
+                <w:szCs w:val="21"/>
+              </w:rPr>
+            </w:pPr>
+            <w:r>
+              <w:rPr>
+                <w:rFonts w:ascii="Times New Roman Regular" w:hAnsi="Times New Roman Regular" w:cs="Times New Roman Regular" w:hint="eastAsia"/>
+                <w:color w:val="000000"/>
+                <w:sz w:val="21"/>
+                <w:szCs w:val="21"/>
+              </w:rPr>
+              <w:t>Relu</w:t>
+            </w:r>
           </w:p>
         </w:tc>
         <w:tc>
           <w:tcPr>
             <w:tcW w:w="1082" w:type="dxa"/>
-          </w:tcPr>
-          <w:p>
-            <w:pPr>
-              <w:jc w:val="center"/>
-              <w:rPr>
-                <w:rFonts w:ascii="Times New Roman Regular" w:hAnsi="Times New Roman Regular" w:cs="Times New Roman Regular" w:hint="eastAsia"/>
-                <w:color w:val="000000"/>
-                <w:sz w:val="21"/>
-                <w:szCs w:val="21"/>
-              </w:rPr>
-            </w:pPr>
+            <w:shd w:val="clear" w:color="auto" w:fill="92D050"/>
+          </w:tcPr>
+          <w:p>
+            <w:pPr>
+              <w:jc w:val="center"/>
+              <w:rPr>
+                <w:rFonts w:ascii="Times New Roman Regular" w:hAnsi="Times New Roman Regular" w:cs="Times New Roman Regular"/>
+                <w:color w:val="000000"/>
+                <w:sz w:val="21"/>
+                <w:szCs w:val="21"/>
+              </w:rPr>
+            </w:pPr>
+            <w:r>
+              <w:rPr>
+                <w:rFonts w:ascii="Times New Roman Regular" w:hAnsi="Times New Roman Regular" w:cs="Times New Roman Regular" w:hint="eastAsia"/>
+                <w:color w:val="000000"/>
+                <w:sz w:val="21"/>
+                <w:szCs w:val="21"/>
+              </w:rPr>
+              <w:t>LSTM</w:t>
+            </w:r>
           </w:p>
         </w:tc>
         <w:tc>
           <w:tcPr>
             <w:tcW w:w="1090" w:type="dxa"/>
-          </w:tcPr>
-          <w:p>
-            <w:pPr>
-              <w:jc w:val="center"/>
-              <w:rPr>
-                <w:rFonts w:ascii="Times New Roman Regular" w:hAnsi="Times New Roman Regular" w:cs="Times New Roman Regular" w:hint="eastAsia"/>
-                <w:color w:val="000000"/>
-                <w:sz w:val="21"/>
-                <w:szCs w:val="21"/>
-              </w:rPr>
-            </w:pPr>
+            <w:shd w:val="clear" w:color="auto" w:fill="92D050"/>
+          </w:tcPr>
+          <w:p>
+            <w:pPr>
+              <w:jc w:val="center"/>
+              <w:rPr>
+                <w:rFonts w:ascii="Times New Roman Regular" w:hAnsi="Times New Roman Regular" w:cs="Times New Roman Regular" w:hint="eastAsia"/>
+                <w:color w:val="000000"/>
+                <w:sz w:val="21"/>
+                <w:szCs w:val="21"/>
+              </w:rPr>
+            </w:pPr>
+            <w:r>
+              <w:rPr>
+                <w:rFonts w:ascii="Times New Roman Regular" w:hAnsi="Times New Roman Regular" w:cs="Times New Roman Regular" w:hint="eastAsia"/>
+                <w:color w:val="000000"/>
+                <w:sz w:val="21"/>
+                <w:szCs w:val="21"/>
+              </w:rPr>
+              <w:t>256</w:t>
+            </w:r>
           </w:p>
         </w:tc>
         <w:tc>
           <w:tcPr>
             <w:tcW w:w="1097" w:type="dxa"/>
-            <w:vAlign w:val="bottom"/>
-          </w:tcPr>
-          <w:p>
-            <w:pPr>
-              <w:jc w:val="center"/>
-              <w:rPr>
-                <w:rFonts w:ascii="Times New Roman Regular" w:hAnsi="Times New Roman Regular" w:cs="Times New Roman Regular" w:hint="eastAsia"/>
-                <w:color w:val="000000"/>
-                <w:sz w:val="21"/>
-                <w:szCs w:val="21"/>
-              </w:rPr>
-            </w:pPr>
+            <w:shd w:val="clear" w:color="auto" w:fill="92D050"/>
+            <w:vAlign w:val="bottom"/>
+          </w:tcPr>
+          <w:p>
+            <w:pPr>
+              <w:jc w:val="center"/>
+              <w:rPr>
+                <w:rFonts w:ascii="Times New Roman Regular" w:hAnsi="Times New Roman Regular" w:cs="Times New Roman Regular" w:hint="eastAsia"/>
+                <w:color w:val="000000"/>
+                <w:sz w:val="21"/>
+                <w:szCs w:val="21"/>
+              </w:rPr>
+            </w:pPr>
+            <w:r>
+              <w:rPr>
+                <w:rFonts w:ascii="Times New Roman Regular" w:hAnsi="Times New Roman Regular" w:cs="Times New Roman Regular" w:hint="eastAsia"/>
+                <w:color w:val="000000"/>
+                <w:sz w:val="21"/>
+                <w:szCs w:val="21"/>
+              </w:rPr>
+              <w:t>0.8336</w:t>
+            </w:r>
           </w:p>
         </w:tc>
       </w:tr>
@@ -14752,7 +14548,7 @@
             <w:pPr>
               <w:jc w:val="center"/>
               <w:rPr>
-                <w:rFonts w:ascii="Times New Roman Regular" w:hAnsi="Times New Roman Regular" w:cs="Times New Roman Regular" w:hint="eastAsia"/>
+                <w:rFonts w:ascii="Times New Roman Regular" w:hAnsi="Times New Roman Regular" w:cs="Times New Roman Regular"/>
                 <w:color w:val="000000"/>
                 <w:sz w:val="21"/>
                 <w:szCs w:val="21"/>
@@ -14784,6 +14580,15 @@
                 <w:szCs w:val="21"/>
               </w:rPr>
             </w:pPr>
+            <w:r>
+              <w:rPr>
+                <w:rFonts w:ascii="Times New Roman Regular" w:hAnsi="Times New Roman Regular" w:cs="Times New Roman Regular" w:hint="eastAsia"/>
+                <w:color w:val="000000"/>
+                <w:sz w:val="21"/>
+                <w:szCs w:val="21"/>
+              </w:rPr>
+              <w:t>256</w:t>
+            </w:r>
           </w:p>
         </w:tc>
         <w:tc>
@@ -14801,6 +14606,15 @@
                 <w:szCs w:val="21"/>
               </w:rPr>
             </w:pPr>
+            <w:r>
+              <w:rPr>
+                <w:rFonts w:ascii="Times New Roman Regular" w:hAnsi="Times New Roman Regular" w:cs="Times New Roman Regular" w:hint="eastAsia"/>
+                <w:color w:val="000000"/>
+                <w:sz w:val="21"/>
+                <w:szCs w:val="21"/>
+              </w:rPr>
+              <w:t>128</w:t>
+            </w:r>
           </w:p>
         </w:tc>
         <w:tc>
@@ -14812,12 +14626,21 @@
             <w:pPr>
               <w:jc w:val="center"/>
               <w:rPr>
-                <w:rFonts w:ascii="Times New Roman Regular" w:hAnsi="Times New Roman Regular" w:cs="Times New Roman Regular" w:hint="eastAsia"/>
-                <w:color w:val="000000"/>
-                <w:sz w:val="21"/>
-                <w:szCs w:val="21"/>
-              </w:rPr>
-            </w:pPr>
+                <w:rFonts w:ascii="Times New Roman Regular" w:hAnsi="Times New Roman Regular" w:cs="Times New Roman Regular"/>
+                <w:color w:val="000000"/>
+                <w:sz w:val="21"/>
+                <w:szCs w:val="21"/>
+              </w:rPr>
+            </w:pPr>
+            <w:r>
+              <w:rPr>
+                <w:rFonts w:ascii="Times New Roman Regular" w:hAnsi="Times New Roman Regular" w:cs="Times New Roman Regular" w:hint="eastAsia"/>
+                <w:color w:val="000000"/>
+                <w:sz w:val="21"/>
+                <w:szCs w:val="21"/>
+              </w:rPr>
+              <w:t>(1, 2, 3)</w:t>
+            </w:r>
           </w:p>
         </w:tc>
         <w:tc>
@@ -14829,12 +14652,21 @@
             <w:pPr>
               <w:jc w:val="center"/>
               <w:rPr>
-                <w:rFonts w:ascii="Times New Roman Regular" w:hAnsi="Times New Roman Regular" w:cs="Times New Roman Regular" w:hint="eastAsia"/>
-                <w:color w:val="000000"/>
-                <w:sz w:val="21"/>
-                <w:szCs w:val="21"/>
-              </w:rPr>
-            </w:pPr>
+                <w:rFonts w:ascii="Times New Roman Regular" w:hAnsi="Times New Roman Regular" w:cs="Times New Roman Regular"/>
+                <w:color w:val="000000"/>
+                <w:sz w:val="21"/>
+                <w:szCs w:val="21"/>
+              </w:rPr>
+            </w:pPr>
+            <w:r>
+              <w:rPr>
+                <w:rFonts w:ascii="Times New Roman Regular" w:hAnsi="Times New Roman Regular" w:cs="Times New Roman Regular" w:hint="eastAsia"/>
+                <w:color w:val="000000"/>
+                <w:sz w:val="21"/>
+                <w:szCs w:val="21"/>
+              </w:rPr>
+              <w:t>Avg</w:t>
+            </w:r>
           </w:p>
         </w:tc>
         <w:tc>
@@ -14846,12 +14678,21 @@
             <w:pPr>
               <w:jc w:val="center"/>
               <w:rPr>
-                <w:rFonts w:ascii="Times New Roman Regular" w:hAnsi="Times New Roman Regular" w:cs="Times New Roman Regular" w:hint="eastAsia"/>
-                <w:color w:val="000000"/>
-                <w:sz w:val="21"/>
-                <w:szCs w:val="21"/>
-              </w:rPr>
-            </w:pPr>
+                <w:rFonts w:ascii="Times New Roman Regular" w:hAnsi="Times New Roman Regular" w:cs="Times New Roman Regular"/>
+                <w:color w:val="000000"/>
+                <w:sz w:val="21"/>
+                <w:szCs w:val="21"/>
+              </w:rPr>
+            </w:pPr>
+            <w:r>
+              <w:rPr>
+                <w:rFonts w:ascii="Times New Roman Regular" w:hAnsi="Times New Roman Regular" w:cs="Times New Roman Regular" w:hint="eastAsia"/>
+                <w:color w:val="000000"/>
+                <w:sz w:val="21"/>
+                <w:szCs w:val="21"/>
+              </w:rPr>
+              <w:t>Relu</w:t>
+            </w:r>
           </w:p>
         </w:tc>
         <w:tc>
@@ -14862,12 +14703,21 @@
             <w:pPr>
               <w:jc w:val="center"/>
               <w:rPr>
-                <w:rFonts w:ascii="Times New Roman Regular" w:hAnsi="Times New Roman Regular" w:cs="Times New Roman Regular" w:hint="eastAsia"/>
-                <w:color w:val="000000"/>
-                <w:sz w:val="21"/>
-                <w:szCs w:val="21"/>
-              </w:rPr>
-            </w:pPr>
+                <w:rFonts w:ascii="Times New Roman Regular" w:hAnsi="Times New Roman Regular" w:cs="Times New Roman Regular"/>
+                <w:color w:val="000000"/>
+                <w:sz w:val="21"/>
+                <w:szCs w:val="21"/>
+              </w:rPr>
+            </w:pPr>
+            <w:r>
+              <w:rPr>
+                <w:rFonts w:ascii="Times New Roman Regular" w:hAnsi="Times New Roman Regular" w:cs="Times New Roman Regular" w:hint="eastAsia"/>
+                <w:color w:val="000000"/>
+                <w:sz w:val="21"/>
+                <w:szCs w:val="21"/>
+              </w:rPr>
+              <w:t>LSTM</w:t>
+            </w:r>
           </w:p>
         </w:tc>
         <w:tc>
@@ -14878,12 +14728,21 @@
             <w:pPr>
               <w:jc w:val="center"/>
               <w:rPr>
-                <w:rFonts w:ascii="Times New Roman Regular" w:hAnsi="Times New Roman Regular" w:cs="Times New Roman Regular" w:hint="eastAsia"/>
-                <w:color w:val="000000"/>
-                <w:sz w:val="21"/>
-                <w:szCs w:val="21"/>
-              </w:rPr>
-            </w:pPr>
+                <w:rFonts w:ascii="Times New Roman Regular" w:hAnsi="Times New Roman Regular" w:cs="Times New Roman Regular"/>
+                <w:color w:val="000000"/>
+                <w:sz w:val="21"/>
+                <w:szCs w:val="21"/>
+              </w:rPr>
+            </w:pPr>
+            <w:r>
+              <w:rPr>
+                <w:rFonts w:ascii="Times New Roman Regular" w:hAnsi="Times New Roman Regular" w:cs="Times New Roman Regular" w:hint="eastAsia"/>
+                <w:color w:val="000000"/>
+                <w:sz w:val="21"/>
+                <w:szCs w:val="21"/>
+              </w:rPr>
+              <w:t>128</w:t>
+            </w:r>
           </w:p>
         </w:tc>
         <w:tc>
@@ -14901,26 +14760,1251 @@
                 <w:szCs w:val="21"/>
               </w:rPr>
             </w:pPr>
+            <w:r>
+              <w:rPr>
+                <w:rFonts w:ascii="Times New Roman Regular" w:hAnsi="Times New Roman Regular" w:cs="Times New Roman Regular" w:hint="eastAsia"/>
+                <w:color w:val="000000"/>
+                <w:sz w:val="21"/>
+                <w:szCs w:val="21"/>
+              </w:rPr>
+              <w:t>0.8313</w:t>
+            </w:r>
+          </w:p>
+        </w:tc>
+      </w:tr>
+      <w:tr>
+        <w:tc>
+          <w:tcPr>
+            <w:tcW w:w="543" w:type="dxa"/>
+            <w:vAlign w:val="bottom"/>
+          </w:tcPr>
+          <w:p>
+            <w:pPr>
+              <w:jc w:val="center"/>
+              <w:rPr>
+                <w:rFonts w:ascii="Times New Roman Regular" w:hAnsi="Times New Roman Regular" w:cs="Times New Roman Regular" w:hint="eastAsia"/>
+                <w:color w:val="000000"/>
+                <w:sz w:val="21"/>
+                <w:szCs w:val="21"/>
+              </w:rPr>
+            </w:pPr>
+            <w:r>
+              <w:rPr>
+                <w:rFonts w:ascii="Times New Roman Regular" w:hAnsi="Times New Roman Regular" w:cs="Times New Roman Regular" w:hint="eastAsia"/>
+                <w:color w:val="000000"/>
+                <w:sz w:val="21"/>
+                <w:szCs w:val="21"/>
+              </w:rPr>
+              <w:t>5</w:t>
+            </w:r>
+          </w:p>
+        </w:tc>
+        <w:tc>
+          <w:tcPr>
+            <w:tcW w:w="1185" w:type="dxa"/>
+            <w:vAlign w:val="bottom"/>
+          </w:tcPr>
+          <w:p>
+            <w:pPr>
+              <w:jc w:val="center"/>
+              <w:rPr>
+                <w:rFonts w:ascii="Times New Roman Regular" w:hAnsi="Times New Roman Regular" w:cs="Times New Roman Regular" w:hint="eastAsia"/>
+                <w:color w:val="000000"/>
+                <w:sz w:val="21"/>
+                <w:szCs w:val="21"/>
+              </w:rPr>
+            </w:pPr>
+            <w:r>
+              <w:rPr>
+                <w:rFonts w:ascii="Times New Roman Regular" w:hAnsi="Times New Roman Regular" w:cs="Times New Roman Regular" w:hint="eastAsia"/>
+                <w:color w:val="000000"/>
+                <w:sz w:val="21"/>
+                <w:szCs w:val="21"/>
+              </w:rPr>
+              <w:t>512</w:t>
+            </w:r>
+          </w:p>
+        </w:tc>
+        <w:tc>
+          <w:tcPr>
+            <w:tcW w:w="998" w:type="dxa"/>
+            <w:vAlign w:val="bottom"/>
+          </w:tcPr>
+          <w:p>
+            <w:pPr>
+              <w:jc w:val="center"/>
+              <w:rPr>
+                <w:rFonts w:ascii="Times New Roman Regular" w:hAnsi="Times New Roman Regular" w:cs="Times New Roman Regular" w:hint="eastAsia"/>
+                <w:color w:val="000000"/>
+                <w:sz w:val="21"/>
+                <w:szCs w:val="21"/>
+              </w:rPr>
+            </w:pPr>
+            <w:r>
+              <w:rPr>
+                <w:rFonts w:ascii="Times New Roman Regular" w:hAnsi="Times New Roman Regular" w:cs="Times New Roman Regular" w:hint="eastAsia"/>
+                <w:color w:val="000000"/>
+                <w:sz w:val="21"/>
+                <w:szCs w:val="21"/>
+              </w:rPr>
+              <w:t>256</w:t>
+            </w:r>
+          </w:p>
+        </w:tc>
+        <w:tc>
+          <w:tcPr>
+            <w:tcW w:w="969" w:type="dxa"/>
+            <w:vAlign w:val="bottom"/>
+          </w:tcPr>
+          <w:p>
+            <w:pPr>
+              <w:jc w:val="center"/>
+              <w:rPr>
+                <w:rFonts w:ascii="Times New Roman Regular" w:hAnsi="Times New Roman Regular" w:cs="Times New Roman Regular" w:hint="eastAsia"/>
+                <w:color w:val="000000"/>
+                <w:sz w:val="21"/>
+                <w:szCs w:val="21"/>
+              </w:rPr>
+            </w:pPr>
+            <w:r>
+              <w:rPr>
+                <w:rFonts w:ascii="Times New Roman Regular" w:hAnsi="Times New Roman Regular" w:cs="Times New Roman Regular" w:hint="eastAsia"/>
+                <w:color w:val="000000"/>
+                <w:sz w:val="21"/>
+                <w:szCs w:val="21"/>
+              </w:rPr>
+              <w:t>(2,3,4)</w:t>
+            </w:r>
+          </w:p>
+        </w:tc>
+        <w:tc>
+          <w:tcPr>
+            <w:tcW w:w="974" w:type="dxa"/>
+            <w:vAlign w:val="bottom"/>
+          </w:tcPr>
+          <w:p>
+            <w:pPr>
+              <w:jc w:val="center"/>
+              <w:rPr>
+                <w:rFonts w:ascii="Times New Roman Regular" w:hAnsi="Times New Roman Regular" w:cs="Times New Roman Regular" w:hint="eastAsia"/>
+                <w:color w:val="000000"/>
+                <w:sz w:val="21"/>
+                <w:szCs w:val="21"/>
+              </w:rPr>
+            </w:pPr>
+            <w:r>
+              <w:rPr>
+                <w:rFonts w:ascii="Times New Roman Regular" w:hAnsi="Times New Roman Regular" w:cs="Times New Roman Regular" w:hint="eastAsia"/>
+                <w:color w:val="000000"/>
+                <w:sz w:val="21"/>
+                <w:szCs w:val="21"/>
+              </w:rPr>
+              <w:t>Avg</w:t>
+            </w:r>
+          </w:p>
+        </w:tc>
+        <w:tc>
+          <w:tcPr>
+            <w:tcW w:w="1129" w:type="dxa"/>
+            <w:vAlign w:val="bottom"/>
+          </w:tcPr>
+          <w:p>
+            <w:pPr>
+              <w:jc w:val="center"/>
+              <w:rPr>
+                <w:rFonts w:ascii="Times New Roman Regular" w:hAnsi="Times New Roman Regular" w:cs="Times New Roman Regular" w:hint="eastAsia"/>
+                <w:color w:val="000000"/>
+                <w:sz w:val="21"/>
+                <w:szCs w:val="21"/>
+              </w:rPr>
+            </w:pPr>
+            <w:r>
+              <w:rPr>
+                <w:rFonts w:ascii="Times New Roman Regular" w:hAnsi="Times New Roman Regular" w:cs="Times New Roman Regular" w:hint="eastAsia"/>
+                <w:color w:val="000000"/>
+                <w:sz w:val="21"/>
+                <w:szCs w:val="21"/>
+              </w:rPr>
+              <w:t>Relu</w:t>
+            </w:r>
+          </w:p>
+        </w:tc>
+        <w:tc>
+          <w:tcPr>
+            <w:tcW w:w="1082" w:type="dxa"/>
+          </w:tcPr>
+          <w:p>
+            <w:pPr>
+              <w:jc w:val="center"/>
+              <w:rPr>
+                <w:rFonts w:ascii="Times New Roman Regular" w:hAnsi="Times New Roman Regular" w:cs="Times New Roman Regular" w:hint="eastAsia"/>
+                <w:color w:val="000000"/>
+                <w:sz w:val="21"/>
+                <w:szCs w:val="21"/>
+              </w:rPr>
+            </w:pPr>
+            <w:r>
+              <w:rPr>
+                <w:rFonts w:ascii="Times New Roman Regular" w:hAnsi="Times New Roman Regular" w:cs="Times New Roman Regular" w:hint="eastAsia"/>
+                <w:color w:val="000000"/>
+                <w:sz w:val="21"/>
+                <w:szCs w:val="21"/>
+              </w:rPr>
+              <w:t>LSTM</w:t>
+            </w:r>
+          </w:p>
+        </w:tc>
+        <w:tc>
+          <w:tcPr>
+            <w:tcW w:w="1090" w:type="dxa"/>
+          </w:tcPr>
+          <w:p>
+            <w:pPr>
+              <w:jc w:val="center"/>
+              <w:rPr>
+                <w:rFonts w:ascii="Times New Roman Regular" w:hAnsi="Times New Roman Regular" w:cs="Times New Roman Regular" w:hint="eastAsia"/>
+                <w:color w:val="000000"/>
+                <w:sz w:val="21"/>
+                <w:szCs w:val="21"/>
+              </w:rPr>
+            </w:pPr>
+            <w:r>
+              <w:rPr>
+                <w:rFonts w:ascii="Times New Roman Regular" w:hAnsi="Times New Roman Regular" w:cs="Times New Roman Regular" w:hint="eastAsia"/>
+                <w:color w:val="000000"/>
+                <w:sz w:val="21"/>
+                <w:szCs w:val="21"/>
+              </w:rPr>
+              <w:t>128</w:t>
+            </w:r>
+          </w:p>
+        </w:tc>
+        <w:tc>
+          <w:tcPr>
+            <w:tcW w:w="1097" w:type="dxa"/>
+            <w:vAlign w:val="bottom"/>
+          </w:tcPr>
+          <w:p>
+            <w:pPr>
+              <w:jc w:val="center"/>
+              <w:rPr>
+                <w:rFonts w:ascii="Times New Roman Regular" w:hAnsi="Times New Roman Regular" w:cs="Times New Roman Regular" w:hint="eastAsia"/>
+                <w:color w:val="000000"/>
+                <w:sz w:val="21"/>
+                <w:szCs w:val="21"/>
+              </w:rPr>
+            </w:pPr>
+            <w:r>
+              <w:rPr>
+                <w:rFonts w:ascii="Times New Roman Regular" w:hAnsi="Times New Roman Regular" w:cs="Times New Roman Regular" w:hint="eastAsia"/>
+                <w:color w:val="000000"/>
+                <w:sz w:val="21"/>
+                <w:szCs w:val="21"/>
+              </w:rPr>
+              <w:t>0.8324</w:t>
+            </w:r>
+          </w:p>
+        </w:tc>
+      </w:tr>
+      <w:tr>
+        <w:tc>
+          <w:tcPr>
+            <w:tcW w:w="543" w:type="dxa"/>
+            <w:vAlign w:val="bottom"/>
+          </w:tcPr>
+          <w:p>
+            <w:pPr>
+              <w:jc w:val="center"/>
+              <w:rPr>
+                <w:rFonts w:ascii="Times New Roman Regular" w:hAnsi="Times New Roman Regular" w:cs="Times New Roman Regular" w:hint="eastAsia"/>
+                <w:color w:val="000000"/>
+                <w:sz w:val="21"/>
+                <w:szCs w:val="21"/>
+              </w:rPr>
+            </w:pPr>
+            <w:r>
+              <w:rPr>
+                <w:rFonts w:ascii="Times New Roman Regular" w:hAnsi="Times New Roman Regular" w:cs="Times New Roman Regular" w:hint="eastAsia"/>
+                <w:color w:val="000000"/>
+                <w:sz w:val="21"/>
+                <w:szCs w:val="21"/>
+              </w:rPr>
+              <w:lastRenderedPageBreak/>
+              <w:t>6</w:t>
+            </w:r>
+          </w:p>
+        </w:tc>
+        <w:tc>
+          <w:tcPr>
+            <w:tcW w:w="1185" w:type="dxa"/>
+            <w:vAlign w:val="bottom"/>
+          </w:tcPr>
+          <w:p>
+            <w:pPr>
+              <w:jc w:val="center"/>
+              <w:rPr>
+                <w:rFonts w:ascii="Times New Roman Regular" w:hAnsi="Times New Roman Regular" w:cs="Times New Roman Regular" w:hint="eastAsia"/>
+                <w:color w:val="000000"/>
+                <w:sz w:val="21"/>
+                <w:szCs w:val="21"/>
+              </w:rPr>
+            </w:pPr>
+            <w:r>
+              <w:rPr>
+                <w:rFonts w:ascii="Times New Roman Regular" w:hAnsi="Times New Roman Regular" w:cs="Times New Roman Regular" w:hint="eastAsia"/>
+                <w:color w:val="000000"/>
+                <w:sz w:val="21"/>
+                <w:szCs w:val="21"/>
+              </w:rPr>
+              <w:t>512</w:t>
+            </w:r>
+          </w:p>
+        </w:tc>
+        <w:tc>
+          <w:tcPr>
+            <w:tcW w:w="998" w:type="dxa"/>
+            <w:vAlign w:val="bottom"/>
+          </w:tcPr>
+          <w:p>
+            <w:pPr>
+              <w:jc w:val="center"/>
+              <w:rPr>
+                <w:rFonts w:ascii="Times New Roman Regular" w:hAnsi="Times New Roman Regular" w:cs="Times New Roman Regular" w:hint="eastAsia"/>
+                <w:color w:val="000000"/>
+                <w:sz w:val="21"/>
+                <w:szCs w:val="21"/>
+              </w:rPr>
+            </w:pPr>
+            <w:r>
+              <w:rPr>
+                <w:rFonts w:ascii="Times New Roman Regular" w:hAnsi="Times New Roman Regular" w:cs="Times New Roman Regular" w:hint="eastAsia"/>
+                <w:color w:val="000000"/>
+                <w:sz w:val="21"/>
+                <w:szCs w:val="21"/>
+              </w:rPr>
+              <w:t>256</w:t>
+            </w:r>
+          </w:p>
+        </w:tc>
+        <w:tc>
+          <w:tcPr>
+            <w:tcW w:w="969" w:type="dxa"/>
+            <w:vAlign w:val="bottom"/>
+          </w:tcPr>
+          <w:p>
+            <w:pPr>
+              <w:jc w:val="center"/>
+              <w:rPr>
+                <w:rFonts w:ascii="Times New Roman Regular" w:hAnsi="Times New Roman Regular" w:cs="Times New Roman Regular" w:hint="eastAsia"/>
+                <w:color w:val="000000"/>
+                <w:sz w:val="21"/>
+                <w:szCs w:val="21"/>
+              </w:rPr>
+            </w:pPr>
+            <w:r>
+              <w:rPr>
+                <w:rFonts w:ascii="Times New Roman Regular" w:hAnsi="Times New Roman Regular" w:cs="Times New Roman Regular" w:hint="eastAsia"/>
+                <w:color w:val="000000"/>
+                <w:sz w:val="21"/>
+                <w:szCs w:val="21"/>
+              </w:rPr>
+              <w:t>(2,3,4)</w:t>
+            </w:r>
+          </w:p>
+        </w:tc>
+        <w:tc>
+          <w:tcPr>
+            <w:tcW w:w="974" w:type="dxa"/>
+            <w:vAlign w:val="bottom"/>
+          </w:tcPr>
+          <w:p>
+            <w:pPr>
+              <w:jc w:val="center"/>
+              <w:rPr>
+                <w:rFonts w:ascii="Times New Roman Regular" w:hAnsi="Times New Roman Regular" w:cs="Times New Roman Regular" w:hint="eastAsia"/>
+                <w:color w:val="000000"/>
+                <w:sz w:val="21"/>
+                <w:szCs w:val="21"/>
+              </w:rPr>
+            </w:pPr>
+            <w:r>
+              <w:rPr>
+                <w:rFonts w:ascii="Times New Roman Regular" w:hAnsi="Times New Roman Regular" w:cs="Times New Roman Regular" w:hint="eastAsia"/>
+                <w:color w:val="000000"/>
+                <w:sz w:val="21"/>
+                <w:szCs w:val="21"/>
+              </w:rPr>
+              <w:t>Avg</w:t>
+            </w:r>
+          </w:p>
+        </w:tc>
+        <w:tc>
+          <w:tcPr>
+            <w:tcW w:w="1129" w:type="dxa"/>
+            <w:vAlign w:val="bottom"/>
+          </w:tcPr>
+          <w:p>
+            <w:pPr>
+              <w:jc w:val="center"/>
+              <w:rPr>
+                <w:rFonts w:ascii="Times New Roman Regular" w:hAnsi="Times New Roman Regular" w:cs="Times New Roman Regular" w:hint="eastAsia"/>
+                <w:color w:val="000000"/>
+                <w:sz w:val="21"/>
+                <w:szCs w:val="21"/>
+              </w:rPr>
+            </w:pPr>
+            <w:r>
+              <w:rPr>
+                <w:rFonts w:ascii="Times New Roman Regular" w:hAnsi="Times New Roman Regular" w:cs="Times New Roman Regular" w:hint="eastAsia"/>
+                <w:color w:val="000000"/>
+                <w:sz w:val="21"/>
+                <w:szCs w:val="21"/>
+              </w:rPr>
+              <w:t>Relu</w:t>
+            </w:r>
+          </w:p>
+        </w:tc>
+        <w:tc>
+          <w:tcPr>
+            <w:tcW w:w="1082" w:type="dxa"/>
+          </w:tcPr>
+          <w:p>
+            <w:pPr>
+              <w:jc w:val="center"/>
+              <w:rPr>
+                <w:rFonts w:ascii="Times New Roman Regular" w:hAnsi="Times New Roman Regular" w:cs="Times New Roman Regular" w:hint="eastAsia"/>
+                <w:color w:val="000000"/>
+                <w:sz w:val="21"/>
+                <w:szCs w:val="21"/>
+              </w:rPr>
+            </w:pPr>
+            <w:r>
+              <w:rPr>
+                <w:rFonts w:ascii="Times New Roman Regular" w:hAnsi="Times New Roman Regular" w:cs="Times New Roman Regular" w:hint="eastAsia"/>
+                <w:color w:val="000000"/>
+                <w:sz w:val="21"/>
+                <w:szCs w:val="21"/>
+              </w:rPr>
+              <w:t>GRU</w:t>
+            </w:r>
+          </w:p>
+        </w:tc>
+        <w:tc>
+          <w:tcPr>
+            <w:tcW w:w="1090" w:type="dxa"/>
+          </w:tcPr>
+          <w:p>
+            <w:pPr>
+              <w:jc w:val="center"/>
+              <w:rPr>
+                <w:rFonts w:ascii="Times New Roman Regular" w:hAnsi="Times New Roman Regular" w:cs="Times New Roman Regular" w:hint="eastAsia"/>
+                <w:color w:val="000000"/>
+                <w:sz w:val="21"/>
+                <w:szCs w:val="21"/>
+              </w:rPr>
+            </w:pPr>
+            <w:r>
+              <w:rPr>
+                <w:rFonts w:ascii="Times New Roman Regular" w:hAnsi="Times New Roman Regular" w:cs="Times New Roman Regular" w:hint="eastAsia"/>
+                <w:color w:val="000000"/>
+                <w:sz w:val="21"/>
+                <w:szCs w:val="21"/>
+              </w:rPr>
+              <w:t>256</w:t>
+            </w:r>
+          </w:p>
+        </w:tc>
+        <w:tc>
+          <w:tcPr>
+            <w:tcW w:w="1097" w:type="dxa"/>
+            <w:vAlign w:val="bottom"/>
+          </w:tcPr>
+          <w:p>
+            <w:pPr>
+              <w:jc w:val="center"/>
+              <w:rPr>
+                <w:rFonts w:ascii="Times New Roman Regular" w:hAnsi="Times New Roman Regular" w:cs="Times New Roman Regular" w:hint="eastAsia"/>
+                <w:color w:val="000000"/>
+                <w:sz w:val="21"/>
+                <w:szCs w:val="21"/>
+              </w:rPr>
+            </w:pPr>
+            <w:r>
+              <w:rPr>
+                <w:rFonts w:ascii="Times New Roman Regular" w:hAnsi="Times New Roman Regular" w:cs="Times New Roman Regular" w:hint="eastAsia"/>
+                <w:color w:val="000000"/>
+                <w:sz w:val="21"/>
+                <w:szCs w:val="21"/>
+              </w:rPr>
+              <w:t>0.8310</w:t>
+            </w:r>
+          </w:p>
+        </w:tc>
+      </w:tr>
+      <w:tr>
+        <w:tc>
+          <w:tcPr>
+            <w:tcW w:w="543" w:type="dxa"/>
+            <w:vAlign w:val="bottom"/>
+          </w:tcPr>
+          <w:p>
+            <w:pPr>
+              <w:jc w:val="center"/>
+              <w:rPr>
+                <w:rFonts w:ascii="Times New Roman Regular" w:hAnsi="Times New Roman Regular" w:cs="Times New Roman Regular" w:hint="eastAsia"/>
+                <w:color w:val="000000"/>
+                <w:sz w:val="21"/>
+                <w:szCs w:val="21"/>
+              </w:rPr>
+            </w:pPr>
+            <w:r>
+              <w:rPr>
+                <w:rFonts w:ascii="Times New Roman Regular" w:hAnsi="Times New Roman Regular" w:cs="Times New Roman Regular" w:hint="eastAsia"/>
+                <w:color w:val="000000"/>
+                <w:sz w:val="21"/>
+                <w:szCs w:val="21"/>
+              </w:rPr>
+              <w:t>7</w:t>
+            </w:r>
+          </w:p>
+        </w:tc>
+        <w:tc>
+          <w:tcPr>
+            <w:tcW w:w="1185" w:type="dxa"/>
+            <w:vAlign w:val="bottom"/>
+          </w:tcPr>
+          <w:p>
+            <w:pPr>
+              <w:jc w:val="center"/>
+              <w:rPr>
+                <w:rFonts w:ascii="Times New Roman Regular" w:hAnsi="Times New Roman Regular" w:cs="Times New Roman Regular" w:hint="eastAsia"/>
+                <w:color w:val="000000"/>
+                <w:sz w:val="21"/>
+                <w:szCs w:val="21"/>
+              </w:rPr>
+            </w:pPr>
+            <w:r>
+              <w:rPr>
+                <w:rFonts w:ascii="Times New Roman Regular" w:hAnsi="Times New Roman Regular" w:cs="Times New Roman Regular" w:hint="eastAsia"/>
+                <w:color w:val="000000"/>
+                <w:sz w:val="21"/>
+                <w:szCs w:val="21"/>
+              </w:rPr>
+              <w:t>512</w:t>
+            </w:r>
+          </w:p>
+        </w:tc>
+        <w:tc>
+          <w:tcPr>
+            <w:tcW w:w="998" w:type="dxa"/>
+            <w:vAlign w:val="bottom"/>
+          </w:tcPr>
+          <w:p>
+            <w:pPr>
+              <w:jc w:val="center"/>
+              <w:rPr>
+                <w:rFonts w:ascii="Times New Roman Regular" w:hAnsi="Times New Roman Regular" w:cs="Times New Roman Regular" w:hint="eastAsia"/>
+                <w:color w:val="000000"/>
+                <w:sz w:val="21"/>
+                <w:szCs w:val="21"/>
+              </w:rPr>
+            </w:pPr>
+            <w:r>
+              <w:rPr>
+                <w:rFonts w:ascii="Times New Roman Regular" w:hAnsi="Times New Roman Regular" w:cs="Times New Roman Regular" w:hint="eastAsia"/>
+                <w:color w:val="000000"/>
+                <w:sz w:val="21"/>
+                <w:szCs w:val="21"/>
+              </w:rPr>
+              <w:t>256</w:t>
+            </w:r>
+          </w:p>
+        </w:tc>
+        <w:tc>
+          <w:tcPr>
+            <w:tcW w:w="969" w:type="dxa"/>
+            <w:vAlign w:val="bottom"/>
+          </w:tcPr>
+          <w:p>
+            <w:pPr>
+              <w:jc w:val="center"/>
+              <w:rPr>
+                <w:rFonts w:ascii="Times New Roman Regular" w:hAnsi="Times New Roman Regular" w:cs="Times New Roman Regular" w:hint="eastAsia"/>
+                <w:color w:val="000000"/>
+                <w:sz w:val="21"/>
+                <w:szCs w:val="21"/>
+              </w:rPr>
+            </w:pPr>
+            <w:r>
+              <w:rPr>
+                <w:rFonts w:ascii="Times New Roman Regular" w:hAnsi="Times New Roman Regular" w:cs="Times New Roman Regular" w:hint="eastAsia"/>
+                <w:color w:val="000000"/>
+                <w:sz w:val="21"/>
+                <w:szCs w:val="21"/>
+              </w:rPr>
+              <w:t>(3,4</w:t>
+            </w:r>
+            <w:r>
+              <w:rPr>
+                <w:rFonts w:ascii="Times New Roman Regular" w:hAnsi="Times New Roman Regular" w:cs="Times New Roman Regular" w:hint="eastAsia"/>
+                <w:color w:val="000000"/>
+                <w:sz w:val="21"/>
+                <w:szCs w:val="21"/>
+              </w:rPr>
+              <w:t>,5</w:t>
+            </w:r>
+            <w:r>
+              <w:rPr>
+                <w:rFonts w:ascii="Times New Roman Regular" w:hAnsi="Times New Roman Regular" w:cs="Times New Roman Regular" w:hint="eastAsia"/>
+                <w:color w:val="000000"/>
+                <w:sz w:val="21"/>
+                <w:szCs w:val="21"/>
+              </w:rPr>
+              <w:t>)</w:t>
+            </w:r>
+          </w:p>
+        </w:tc>
+        <w:tc>
+          <w:tcPr>
+            <w:tcW w:w="974" w:type="dxa"/>
+            <w:vAlign w:val="bottom"/>
+          </w:tcPr>
+          <w:p>
+            <w:pPr>
+              <w:jc w:val="center"/>
+              <w:rPr>
+                <w:rFonts w:ascii="Times New Roman Regular" w:hAnsi="Times New Roman Regular" w:cs="Times New Roman Regular" w:hint="eastAsia"/>
+                <w:color w:val="000000"/>
+                <w:sz w:val="21"/>
+                <w:szCs w:val="21"/>
+              </w:rPr>
+            </w:pPr>
+            <w:r>
+              <w:rPr>
+                <w:rFonts w:ascii="Times New Roman Regular" w:hAnsi="Times New Roman Regular" w:cs="Times New Roman Regular" w:hint="eastAsia"/>
+                <w:color w:val="000000"/>
+                <w:sz w:val="21"/>
+                <w:szCs w:val="21"/>
+              </w:rPr>
+              <w:t>Avg</w:t>
+            </w:r>
+          </w:p>
+        </w:tc>
+        <w:tc>
+          <w:tcPr>
+            <w:tcW w:w="1129" w:type="dxa"/>
+            <w:vAlign w:val="bottom"/>
+          </w:tcPr>
+          <w:p>
+            <w:pPr>
+              <w:jc w:val="center"/>
+              <w:rPr>
+                <w:rFonts w:ascii="Times New Roman Regular" w:hAnsi="Times New Roman Regular" w:cs="Times New Roman Regular" w:hint="eastAsia"/>
+                <w:color w:val="000000"/>
+                <w:sz w:val="21"/>
+                <w:szCs w:val="21"/>
+              </w:rPr>
+            </w:pPr>
+            <w:r>
+              <w:rPr>
+                <w:rFonts w:ascii="Times New Roman Regular" w:hAnsi="Times New Roman Regular" w:cs="Times New Roman Regular" w:hint="eastAsia"/>
+                <w:color w:val="000000"/>
+                <w:sz w:val="21"/>
+                <w:szCs w:val="21"/>
+              </w:rPr>
+              <w:t>Relu</w:t>
+            </w:r>
+          </w:p>
+        </w:tc>
+        <w:tc>
+          <w:tcPr>
+            <w:tcW w:w="1082" w:type="dxa"/>
+          </w:tcPr>
+          <w:p>
+            <w:pPr>
+              <w:jc w:val="center"/>
+              <w:rPr>
+                <w:rFonts w:ascii="Times New Roman Regular" w:hAnsi="Times New Roman Regular" w:cs="Times New Roman Regular" w:hint="eastAsia"/>
+                <w:color w:val="000000"/>
+                <w:sz w:val="21"/>
+                <w:szCs w:val="21"/>
+              </w:rPr>
+            </w:pPr>
+            <w:r>
+              <w:rPr>
+                <w:rFonts w:ascii="Times New Roman Regular" w:hAnsi="Times New Roman Regular" w:cs="Times New Roman Regular" w:hint="eastAsia"/>
+                <w:color w:val="000000"/>
+                <w:sz w:val="21"/>
+                <w:szCs w:val="21"/>
+              </w:rPr>
+              <w:t>LSTM</w:t>
+            </w:r>
+          </w:p>
+        </w:tc>
+        <w:tc>
+          <w:tcPr>
+            <w:tcW w:w="1090" w:type="dxa"/>
+          </w:tcPr>
+          <w:p>
+            <w:pPr>
+              <w:jc w:val="center"/>
+              <w:rPr>
+                <w:rFonts w:ascii="Times New Roman Regular" w:hAnsi="Times New Roman Regular" w:cs="Times New Roman Regular" w:hint="eastAsia"/>
+                <w:color w:val="000000"/>
+                <w:sz w:val="21"/>
+                <w:szCs w:val="21"/>
+              </w:rPr>
+            </w:pPr>
+            <w:r>
+              <w:rPr>
+                <w:rFonts w:ascii="Times New Roman Regular" w:hAnsi="Times New Roman Regular" w:cs="Times New Roman Regular" w:hint="eastAsia"/>
+                <w:color w:val="000000"/>
+                <w:sz w:val="21"/>
+                <w:szCs w:val="21"/>
+              </w:rPr>
+              <w:t>256</w:t>
+            </w:r>
+          </w:p>
+        </w:tc>
+        <w:tc>
+          <w:tcPr>
+            <w:tcW w:w="1097" w:type="dxa"/>
+            <w:vAlign w:val="bottom"/>
+          </w:tcPr>
+          <w:p>
+            <w:pPr>
+              <w:jc w:val="center"/>
+              <w:rPr>
+                <w:rFonts w:ascii="Times New Roman Regular" w:hAnsi="Times New Roman Regular" w:cs="Times New Roman Regular" w:hint="eastAsia"/>
+                <w:color w:val="000000"/>
+                <w:sz w:val="21"/>
+                <w:szCs w:val="21"/>
+              </w:rPr>
+            </w:pPr>
+            <w:r>
+              <w:rPr>
+                <w:rFonts w:ascii="Times New Roman Regular" w:hAnsi="Times New Roman Regular" w:cs="Times New Roman Regular" w:hint="eastAsia"/>
+                <w:color w:val="000000"/>
+                <w:sz w:val="21"/>
+                <w:szCs w:val="21"/>
+              </w:rPr>
+              <w:t>0.8294</w:t>
+            </w:r>
+          </w:p>
+        </w:tc>
+      </w:tr>
+      <w:tr>
+        <w:tc>
+          <w:tcPr>
+            <w:tcW w:w="543" w:type="dxa"/>
+            <w:vAlign w:val="bottom"/>
+          </w:tcPr>
+          <w:p>
+            <w:pPr>
+              <w:jc w:val="center"/>
+              <w:rPr>
+                <w:rFonts w:ascii="Times New Roman Regular" w:hAnsi="Times New Roman Regular" w:cs="Times New Roman Regular" w:hint="eastAsia"/>
+                <w:color w:val="000000"/>
+                <w:sz w:val="21"/>
+                <w:szCs w:val="21"/>
+              </w:rPr>
+            </w:pPr>
+            <w:r>
+              <w:rPr>
+                <w:rFonts w:ascii="Times New Roman Regular" w:hAnsi="Times New Roman Regular" w:cs="Times New Roman Regular" w:hint="eastAsia"/>
+                <w:color w:val="000000"/>
+                <w:sz w:val="21"/>
+                <w:szCs w:val="21"/>
+              </w:rPr>
+              <w:t>8</w:t>
+            </w:r>
+          </w:p>
+        </w:tc>
+        <w:tc>
+          <w:tcPr>
+            <w:tcW w:w="1185" w:type="dxa"/>
+            <w:vAlign w:val="bottom"/>
+          </w:tcPr>
+          <w:p>
+            <w:pPr>
+              <w:jc w:val="center"/>
+              <w:rPr>
+                <w:rFonts w:ascii="Times New Roman Regular" w:hAnsi="Times New Roman Regular" w:cs="Times New Roman Regular" w:hint="eastAsia"/>
+                <w:color w:val="000000"/>
+                <w:sz w:val="21"/>
+                <w:szCs w:val="21"/>
+              </w:rPr>
+            </w:pPr>
+            <w:r>
+              <w:rPr>
+                <w:rFonts w:ascii="Times New Roman Regular" w:hAnsi="Times New Roman Regular" w:cs="Times New Roman Regular" w:hint="eastAsia"/>
+                <w:color w:val="000000"/>
+                <w:sz w:val="21"/>
+                <w:szCs w:val="21"/>
+              </w:rPr>
+              <w:t>512</w:t>
+            </w:r>
+          </w:p>
+        </w:tc>
+        <w:tc>
+          <w:tcPr>
+            <w:tcW w:w="998" w:type="dxa"/>
+            <w:vAlign w:val="bottom"/>
+          </w:tcPr>
+          <w:p>
+            <w:pPr>
+              <w:jc w:val="center"/>
+              <w:rPr>
+                <w:rFonts w:ascii="Times New Roman Regular" w:hAnsi="Times New Roman Regular" w:cs="Times New Roman Regular" w:hint="eastAsia"/>
+                <w:color w:val="000000"/>
+                <w:sz w:val="21"/>
+                <w:szCs w:val="21"/>
+              </w:rPr>
+            </w:pPr>
+            <w:r>
+              <w:rPr>
+                <w:rFonts w:ascii="Times New Roman Regular" w:hAnsi="Times New Roman Regular" w:cs="Times New Roman Regular" w:hint="eastAsia"/>
+                <w:color w:val="000000"/>
+                <w:sz w:val="21"/>
+                <w:szCs w:val="21"/>
+              </w:rPr>
+              <w:t>256</w:t>
+            </w:r>
+          </w:p>
+        </w:tc>
+        <w:tc>
+          <w:tcPr>
+            <w:tcW w:w="969" w:type="dxa"/>
+            <w:vAlign w:val="bottom"/>
+          </w:tcPr>
+          <w:p>
+            <w:pPr>
+              <w:jc w:val="center"/>
+              <w:rPr>
+                <w:rFonts w:ascii="Times New Roman Regular" w:hAnsi="Times New Roman Regular" w:cs="Times New Roman Regular" w:hint="eastAsia"/>
+                <w:color w:val="000000"/>
+                <w:sz w:val="21"/>
+                <w:szCs w:val="21"/>
+              </w:rPr>
+            </w:pPr>
+            <w:r>
+              <w:rPr>
+                <w:rFonts w:ascii="Times New Roman Regular" w:hAnsi="Times New Roman Regular" w:cs="Times New Roman Regular" w:hint="eastAsia"/>
+                <w:color w:val="000000"/>
+                <w:sz w:val="21"/>
+                <w:szCs w:val="21"/>
+              </w:rPr>
+              <w:t>(2,3,4)</w:t>
+            </w:r>
+          </w:p>
+        </w:tc>
+        <w:tc>
+          <w:tcPr>
+            <w:tcW w:w="974" w:type="dxa"/>
+            <w:vAlign w:val="bottom"/>
+          </w:tcPr>
+          <w:p>
+            <w:pPr>
+              <w:jc w:val="center"/>
+              <w:rPr>
+                <w:rFonts w:ascii="Times New Roman Regular" w:hAnsi="Times New Roman Regular" w:cs="Times New Roman Regular" w:hint="eastAsia"/>
+                <w:color w:val="000000"/>
+                <w:sz w:val="21"/>
+                <w:szCs w:val="21"/>
+              </w:rPr>
+            </w:pPr>
+            <w:r>
+              <w:rPr>
+                <w:rFonts w:ascii="Times New Roman Regular" w:hAnsi="Times New Roman Regular" w:cs="Times New Roman Regular" w:hint="eastAsia"/>
+                <w:color w:val="000000"/>
+                <w:sz w:val="21"/>
+                <w:szCs w:val="21"/>
+              </w:rPr>
+              <w:t>Max</w:t>
+            </w:r>
+          </w:p>
+        </w:tc>
+        <w:tc>
+          <w:tcPr>
+            <w:tcW w:w="1129" w:type="dxa"/>
+            <w:vAlign w:val="bottom"/>
+          </w:tcPr>
+          <w:p>
+            <w:pPr>
+              <w:jc w:val="center"/>
+              <w:rPr>
+                <w:rFonts w:ascii="Times New Roman Regular" w:hAnsi="Times New Roman Regular" w:cs="Times New Roman Regular" w:hint="eastAsia"/>
+                <w:color w:val="000000"/>
+                <w:sz w:val="21"/>
+                <w:szCs w:val="21"/>
+              </w:rPr>
+            </w:pPr>
+            <w:r>
+              <w:rPr>
+                <w:rFonts w:ascii="Times New Roman Regular" w:hAnsi="Times New Roman Regular" w:cs="Times New Roman Regular" w:hint="eastAsia"/>
+                <w:color w:val="000000"/>
+                <w:sz w:val="21"/>
+                <w:szCs w:val="21"/>
+              </w:rPr>
+              <w:t>Relu</w:t>
+            </w:r>
+          </w:p>
+        </w:tc>
+        <w:tc>
+          <w:tcPr>
+            <w:tcW w:w="1082" w:type="dxa"/>
+          </w:tcPr>
+          <w:p>
+            <w:pPr>
+              <w:jc w:val="center"/>
+              <w:rPr>
+                <w:rFonts w:ascii="Times New Roman Regular" w:hAnsi="Times New Roman Regular" w:cs="Times New Roman Regular" w:hint="eastAsia"/>
+                <w:color w:val="000000"/>
+                <w:sz w:val="21"/>
+                <w:szCs w:val="21"/>
+              </w:rPr>
+            </w:pPr>
+            <w:r>
+              <w:rPr>
+                <w:rFonts w:ascii="Times New Roman Regular" w:hAnsi="Times New Roman Regular" w:cs="Times New Roman Regular" w:hint="eastAsia"/>
+                <w:color w:val="000000"/>
+                <w:sz w:val="21"/>
+                <w:szCs w:val="21"/>
+              </w:rPr>
+              <w:t>LSTM</w:t>
+            </w:r>
+          </w:p>
+        </w:tc>
+        <w:tc>
+          <w:tcPr>
+            <w:tcW w:w="1090" w:type="dxa"/>
+          </w:tcPr>
+          <w:p>
+            <w:pPr>
+              <w:jc w:val="center"/>
+              <w:rPr>
+                <w:rFonts w:ascii="Times New Roman Regular" w:hAnsi="Times New Roman Regular" w:cs="Times New Roman Regular" w:hint="eastAsia"/>
+                <w:color w:val="000000"/>
+                <w:sz w:val="21"/>
+                <w:szCs w:val="21"/>
+              </w:rPr>
+            </w:pPr>
+            <w:r>
+              <w:rPr>
+                <w:rFonts w:ascii="Times New Roman Regular" w:hAnsi="Times New Roman Regular" w:cs="Times New Roman Regular" w:hint="eastAsia"/>
+                <w:color w:val="000000"/>
+                <w:sz w:val="21"/>
+                <w:szCs w:val="21"/>
+              </w:rPr>
+              <w:t>256</w:t>
+            </w:r>
+          </w:p>
+        </w:tc>
+        <w:tc>
+          <w:tcPr>
+            <w:tcW w:w="1097" w:type="dxa"/>
+            <w:vAlign w:val="bottom"/>
+          </w:tcPr>
+          <w:p>
+            <w:pPr>
+              <w:jc w:val="center"/>
+              <w:rPr>
+                <w:rFonts w:ascii="Times New Roman Regular" w:hAnsi="Times New Roman Regular" w:cs="Times New Roman Regular" w:hint="eastAsia"/>
+                <w:color w:val="000000"/>
+                <w:sz w:val="21"/>
+                <w:szCs w:val="21"/>
+              </w:rPr>
+            </w:pPr>
+            <w:r>
+              <w:rPr>
+                <w:rFonts w:ascii="Times New Roman Regular" w:hAnsi="Times New Roman Regular" w:cs="Times New Roman Regular" w:hint="eastAsia"/>
+                <w:color w:val="000000"/>
+                <w:sz w:val="21"/>
+                <w:szCs w:val="21"/>
+              </w:rPr>
+              <w:t>0.8291</w:t>
+            </w:r>
+          </w:p>
+        </w:tc>
+      </w:tr>
+      <w:tr>
+        <w:tc>
+          <w:tcPr>
+            <w:tcW w:w="543" w:type="dxa"/>
+            <w:vAlign w:val="bottom"/>
+          </w:tcPr>
+          <w:p>
+            <w:pPr>
+              <w:jc w:val="center"/>
+              <w:rPr>
+                <w:rFonts w:ascii="Times New Roman Regular" w:hAnsi="Times New Roman Regular" w:cs="Times New Roman Regular" w:hint="eastAsia"/>
+                <w:color w:val="000000"/>
+                <w:sz w:val="21"/>
+                <w:szCs w:val="21"/>
+              </w:rPr>
+            </w:pPr>
+            <w:r>
+              <w:rPr>
+                <w:rFonts w:ascii="Times New Roman Regular" w:hAnsi="Times New Roman Regular" w:cs="Times New Roman Regular" w:hint="eastAsia"/>
+                <w:color w:val="000000"/>
+                <w:sz w:val="21"/>
+                <w:szCs w:val="21"/>
+              </w:rPr>
+              <w:t>9</w:t>
+            </w:r>
+          </w:p>
+        </w:tc>
+        <w:tc>
+          <w:tcPr>
+            <w:tcW w:w="1185" w:type="dxa"/>
+            <w:vAlign w:val="bottom"/>
+          </w:tcPr>
+          <w:p>
+            <w:pPr>
+              <w:jc w:val="center"/>
+              <w:rPr>
+                <w:rFonts w:ascii="Times New Roman Regular" w:hAnsi="Times New Roman Regular" w:cs="Times New Roman Regular" w:hint="eastAsia"/>
+                <w:color w:val="000000"/>
+                <w:sz w:val="21"/>
+                <w:szCs w:val="21"/>
+              </w:rPr>
+            </w:pPr>
+            <w:r>
+              <w:rPr>
+                <w:rFonts w:ascii="Times New Roman Regular" w:hAnsi="Times New Roman Regular" w:cs="Times New Roman Regular" w:hint="eastAsia"/>
+                <w:color w:val="000000"/>
+                <w:sz w:val="21"/>
+                <w:szCs w:val="21"/>
+              </w:rPr>
+              <w:t>512</w:t>
+            </w:r>
+          </w:p>
+        </w:tc>
+        <w:tc>
+          <w:tcPr>
+            <w:tcW w:w="998" w:type="dxa"/>
+            <w:vAlign w:val="bottom"/>
+          </w:tcPr>
+          <w:p>
+            <w:pPr>
+              <w:jc w:val="center"/>
+              <w:rPr>
+                <w:rFonts w:ascii="Times New Roman Regular" w:hAnsi="Times New Roman Regular" w:cs="Times New Roman Regular" w:hint="eastAsia"/>
+                <w:color w:val="000000"/>
+                <w:sz w:val="21"/>
+                <w:szCs w:val="21"/>
+              </w:rPr>
+            </w:pPr>
+            <w:r>
+              <w:rPr>
+                <w:rFonts w:ascii="Times New Roman Regular" w:hAnsi="Times New Roman Regular" w:cs="Times New Roman Regular" w:hint="eastAsia"/>
+                <w:color w:val="000000"/>
+                <w:sz w:val="21"/>
+                <w:szCs w:val="21"/>
+              </w:rPr>
+              <w:t>256</w:t>
+            </w:r>
+          </w:p>
+        </w:tc>
+        <w:tc>
+          <w:tcPr>
+            <w:tcW w:w="969" w:type="dxa"/>
+            <w:vAlign w:val="bottom"/>
+          </w:tcPr>
+          <w:p>
+            <w:pPr>
+              <w:jc w:val="center"/>
+              <w:rPr>
+                <w:rFonts w:ascii="Times New Roman Regular" w:hAnsi="Times New Roman Regular" w:cs="Times New Roman Regular" w:hint="eastAsia"/>
+                <w:color w:val="000000"/>
+                <w:sz w:val="21"/>
+                <w:szCs w:val="21"/>
+              </w:rPr>
+            </w:pPr>
+            <w:r>
+              <w:rPr>
+                <w:rFonts w:ascii="Times New Roman Regular" w:hAnsi="Times New Roman Regular" w:cs="Times New Roman Regular" w:hint="eastAsia"/>
+                <w:color w:val="000000"/>
+                <w:sz w:val="21"/>
+                <w:szCs w:val="21"/>
+              </w:rPr>
+              <w:t>(2,3,4)</w:t>
+            </w:r>
+          </w:p>
+        </w:tc>
+        <w:tc>
+          <w:tcPr>
+            <w:tcW w:w="974" w:type="dxa"/>
+            <w:vAlign w:val="bottom"/>
+          </w:tcPr>
+          <w:p>
+            <w:pPr>
+              <w:jc w:val="center"/>
+              <w:rPr>
+                <w:rFonts w:ascii="Times New Roman Regular" w:hAnsi="Times New Roman Regular" w:cs="Times New Roman Regular" w:hint="eastAsia"/>
+                <w:color w:val="000000"/>
+                <w:sz w:val="21"/>
+                <w:szCs w:val="21"/>
+              </w:rPr>
+            </w:pPr>
+            <w:r>
+              <w:rPr>
+                <w:rFonts w:ascii="Times New Roman Regular" w:hAnsi="Times New Roman Regular" w:cs="Times New Roman Regular" w:hint="eastAsia"/>
+                <w:color w:val="000000"/>
+                <w:sz w:val="21"/>
+                <w:szCs w:val="21"/>
+              </w:rPr>
+              <w:t>Avg</w:t>
+            </w:r>
+          </w:p>
+        </w:tc>
+        <w:tc>
+          <w:tcPr>
+            <w:tcW w:w="1129" w:type="dxa"/>
+            <w:vAlign w:val="bottom"/>
+          </w:tcPr>
+          <w:p>
+            <w:pPr>
+              <w:jc w:val="center"/>
+              <w:rPr>
+                <w:rFonts w:ascii="Times New Roman Regular" w:hAnsi="Times New Roman Regular" w:cs="Times New Roman Regular" w:hint="eastAsia"/>
+                <w:color w:val="000000"/>
+                <w:sz w:val="21"/>
+                <w:szCs w:val="21"/>
+              </w:rPr>
+            </w:pPr>
+            <w:r>
+              <w:rPr>
+                <w:rFonts w:ascii="Times New Roman Regular" w:hAnsi="Times New Roman Regular" w:cs="Times New Roman Regular" w:hint="eastAsia"/>
+                <w:color w:val="000000"/>
+                <w:sz w:val="21"/>
+                <w:szCs w:val="21"/>
+              </w:rPr>
+              <w:t>elu</w:t>
+            </w:r>
+          </w:p>
+        </w:tc>
+        <w:tc>
+          <w:tcPr>
+            <w:tcW w:w="1082" w:type="dxa"/>
+          </w:tcPr>
+          <w:p>
+            <w:pPr>
+              <w:jc w:val="center"/>
+              <w:rPr>
+                <w:rFonts w:ascii="Times New Roman Regular" w:hAnsi="Times New Roman Regular" w:cs="Times New Roman Regular" w:hint="eastAsia"/>
+                <w:color w:val="000000"/>
+                <w:sz w:val="21"/>
+                <w:szCs w:val="21"/>
+              </w:rPr>
+            </w:pPr>
+            <w:r>
+              <w:rPr>
+                <w:rFonts w:ascii="Times New Roman Regular" w:hAnsi="Times New Roman Regular" w:cs="Times New Roman Regular" w:hint="eastAsia"/>
+                <w:color w:val="000000"/>
+                <w:sz w:val="21"/>
+                <w:szCs w:val="21"/>
+              </w:rPr>
+              <w:t>LSTM</w:t>
+            </w:r>
+          </w:p>
+        </w:tc>
+        <w:tc>
+          <w:tcPr>
+            <w:tcW w:w="1090" w:type="dxa"/>
+          </w:tcPr>
+          <w:p>
+            <w:pPr>
+              <w:jc w:val="center"/>
+              <w:rPr>
+                <w:rFonts w:ascii="Times New Roman Regular" w:hAnsi="Times New Roman Regular" w:cs="Times New Roman Regular" w:hint="eastAsia"/>
+                <w:color w:val="000000"/>
+                <w:sz w:val="21"/>
+                <w:szCs w:val="21"/>
+              </w:rPr>
+            </w:pPr>
+            <w:r>
+              <w:rPr>
+                <w:rFonts w:ascii="Times New Roman Regular" w:hAnsi="Times New Roman Regular" w:cs="Times New Roman Regular" w:hint="eastAsia"/>
+                <w:color w:val="000000"/>
+                <w:sz w:val="21"/>
+                <w:szCs w:val="21"/>
+              </w:rPr>
+              <w:t>256</w:t>
+            </w:r>
+          </w:p>
+        </w:tc>
+        <w:tc>
+          <w:tcPr>
+            <w:tcW w:w="1097" w:type="dxa"/>
+            <w:vAlign w:val="bottom"/>
+          </w:tcPr>
+          <w:p>
+            <w:pPr>
+              <w:jc w:val="center"/>
+              <w:rPr>
+                <w:rFonts w:ascii="Times New Roman Regular" w:hAnsi="Times New Roman Regular" w:cs="Times New Roman Regular" w:hint="eastAsia"/>
+                <w:color w:val="000000"/>
+                <w:sz w:val="21"/>
+                <w:szCs w:val="21"/>
+              </w:rPr>
+            </w:pPr>
+            <w:r>
+              <w:rPr>
+                <w:rFonts w:ascii="Times New Roman Regular" w:hAnsi="Times New Roman Regular" w:cs="Times New Roman Regular" w:hint="eastAsia"/>
+                <w:color w:val="000000"/>
+                <w:sz w:val="21"/>
+                <w:szCs w:val="21"/>
+              </w:rPr>
+              <w:t>0.8294</w:t>
+            </w:r>
           </w:p>
         </w:tc>
       </w:tr>
     </w:tbl>
     <w:p>
       <w:pPr>
-        <w:rPr>
-          <w:rFonts w:hint="eastAsia"/>
-        </w:rPr>
-      </w:pPr>
+        <w:jc w:val="both"/>
+        <w:rPr>
+          <w:rFonts w:ascii="Times New Roman Regular" w:hAnsi="Times New Roman Regular" w:cs="Times New Roman Regular"/>
+          <w:color w:val="000000"/>
+          <w:sz w:val="21"/>
+          <w:szCs w:val="21"/>
+        </w:rPr>
+      </w:pPr>
+      <w:r>
+        <w:rPr>
+          <w:rFonts w:ascii="Times New Roman Regular" w:hAnsi="Times New Roman Regular" w:cs="Times New Roman Regular"/>
+          <w:color w:val="000000"/>
+          <w:sz w:val="21"/>
+          <w:szCs w:val="21"/>
+        </w:rPr>
+        <w:t>Based on the experimental results, models that combine CNN with LSTM or GRU generally outperform standalone CNNs. However, their performance still falls short compared to the plain RNN model. This suggests that in the context of emotion classification, CNN components may contribute less significantly to overall model effectiveness.</w:t>
+      </w:r>
     </w:p>
     <w:p>
       <w:pPr>
+        <w:jc w:val="both"/>
+        <w:rPr>
+          <w:rFonts w:ascii="Times New Roman Regular" w:hAnsi="Times New Roman Regular" w:cs="Times New Roman Regular"/>
+          <w:color w:val="000000"/>
+          <w:sz w:val="21"/>
+          <w:szCs w:val="21"/>
+        </w:rPr>
+      </w:pPr>
+    </w:p>
+    <w:p>
+      <w:pPr>
         <w:pStyle w:val="Heading1"/>
-      </w:pPr>
-      <w:bookmarkStart w:id="13" w:name="_Toc194876105"/>
-      <w:r>
         <w:rPr>
           <w:rFonts w:hint="eastAsia"/>
         </w:rPr>
+      </w:pPr>
+      <w:bookmarkStart w:id="13" w:name="_Toc194957311"/>
+      <w:r>
+        <w:rPr>
+          <w:rFonts w:hint="eastAsia"/>
+        </w:rPr>
         <w:t xml:space="preserve">Pretrained Language Model </w:t>
       </w:r>
       <w:r>
@@ -14931,6 +16015,18 @@
           <w:rFonts w:hint="eastAsia"/>
         </w:rPr>
         <w:t xml:space="preserve"> BERT</w:t>
+      </w:r>
+      <w:r>
+        <w:rPr>
+          <w:rFonts w:hint="eastAsia"/>
+        </w:rPr>
+        <w:t xml:space="preserve"> </w:t>
+      </w:r>
+      <w:r>
+        <w:rPr>
+          <w:rFonts w:hint="eastAsia"/>
+        </w:rPr>
+        <w:t>Approaches</w:t>
       </w:r>
       <w:bookmarkEnd w:id="13"/>
     </w:p>
@@ -14951,29 +16047,26 @@
           <w:sz w:val="21"/>
           <w:szCs w:val="21"/>
         </w:rPr>
-        <w:t xml:space="preserve">In this section, the BERT model was used to classify textual data. The </w:t>
-      </w:r>
-      <w:proofErr w:type="spellStart"/>
-      <w:r>
-        <w:rPr>
-          <w:rFonts w:ascii="Times New Roman Regular" w:hAnsi="Times New Roman Regular" w:cs="Times New Roman Regular"/>
-          <w:color w:val="000000"/>
-          <w:sz w:val="21"/>
-          <w:szCs w:val="21"/>
-        </w:rPr>
-        <w:t>BertClassifier</w:t>
-      </w:r>
-      <w:proofErr w:type="spellEnd"/>
-      <w:r>
-        <w:rPr>
-          <w:rFonts w:ascii="Times New Roman Regular" w:hAnsi="Times New Roman Regular" w:cs="Times New Roman Regular"/>
-          <w:color w:val="000000"/>
-          <w:sz w:val="21"/>
-          <w:szCs w:val="21"/>
-        </w:rPr>
-        <w:t xml:space="preserve"> model for this project utilizes the </w:t>
-      </w:r>
-      <w:proofErr w:type="spellStart"/>
+        <w:t xml:space="preserve">In the initial testing phase, we observed that due to the large size of our dataset, training the full-scale BERT model without any hyperparameter tuning would require over </w:t>
+      </w:r>
+      <w:r>
+        <w:rPr>
+          <w:rFonts w:ascii="Times New Roman Regular" w:hAnsi="Times New Roman Regular" w:cs="Times New Roman Regular" w:hint="eastAsia"/>
+          <w:color w:val="000000"/>
+          <w:sz w:val="21"/>
+          <w:szCs w:val="21"/>
+        </w:rPr>
+        <w:t>50</w:t>
+      </w:r>
+      <w:r>
+        <w:rPr>
+          <w:rFonts w:ascii="Times New Roman Regular" w:hAnsi="Times New Roman Regular" w:cs="Times New Roman Regular"/>
+          <w:color w:val="000000"/>
+          <w:sz w:val="21"/>
+          <w:szCs w:val="21"/>
+        </w:rPr>
+        <w:t xml:space="preserve"> hours for a single run. As a result, we decided to switch to </w:t>
+      </w:r>
       <w:r>
         <w:rPr>
           <w:rFonts w:ascii="Times New Roman Regular" w:hAnsi="Times New Roman Regular" w:cs="Times New Roman Regular"/>
@@ -14983,90 +16076,1224 @@
         </w:rPr>
         <w:t>DistilBERT</w:t>
       </w:r>
-      <w:proofErr w:type="spellEnd"/>
-      <w:r>
-        <w:rPr>
-          <w:rFonts w:ascii="Times New Roman Regular" w:hAnsi="Times New Roman Regular" w:cs="Times New Roman Regular"/>
-          <w:color w:val="000000"/>
-          <w:sz w:val="21"/>
-          <w:szCs w:val="21"/>
-        </w:rPr>
-        <w:t xml:space="preserve"> model as the backbone, which is a smaller, faster variant of the original BERT model while retaining much of its performance. The model begins by loading the pre-trained </w:t>
-      </w:r>
-      <w:proofErr w:type="spellStart"/>
-      <w:r>
-        <w:rPr>
-          <w:rFonts w:ascii="Times New Roman Regular" w:hAnsi="Times New Roman Regular" w:cs="Times New Roman Regular"/>
-          <w:color w:val="000000"/>
-          <w:sz w:val="21"/>
-          <w:szCs w:val="21"/>
-        </w:rPr>
-        <w:t>DistilBertModel</w:t>
-      </w:r>
-      <w:proofErr w:type="spellEnd"/>
-      <w:r>
-        <w:rPr>
-          <w:rFonts w:ascii="Times New Roman Regular" w:hAnsi="Times New Roman Regular" w:cs="Times New Roman Regular"/>
-          <w:color w:val="000000"/>
-          <w:sz w:val="21"/>
-          <w:szCs w:val="21"/>
-        </w:rPr>
-        <w:t xml:space="preserve"> from Hugging Face’s model hub. The input texts are tokenized and passed into this transformer model. The output of the </w:t>
-      </w:r>
-      <w:proofErr w:type="spellStart"/>
-      <w:r>
-        <w:rPr>
-          <w:rFonts w:ascii="Times New Roman Regular" w:hAnsi="Times New Roman Regular" w:cs="Times New Roman Regular"/>
-          <w:color w:val="000000"/>
-          <w:sz w:val="21"/>
-          <w:szCs w:val="21"/>
-        </w:rPr>
-        <w:t>DistilBERT</w:t>
-      </w:r>
-      <w:proofErr w:type="spellEnd"/>
-      <w:r>
-        <w:rPr>
-          <w:rFonts w:ascii="Times New Roman Regular" w:hAnsi="Times New Roman Regular" w:cs="Times New Roman Regular"/>
-          <w:color w:val="000000"/>
-          <w:sz w:val="21"/>
-          <w:szCs w:val="21"/>
-        </w:rPr>
-        <w:t xml:space="preserve"> model is then passed through a dropout layer to prevent overfitting. Finally, a fully </w:t>
-      </w:r>
-      <w:r>
-        <w:rPr>
-          <w:rFonts w:ascii="Times New Roman Regular" w:hAnsi="Times New Roman Regular" w:cs="Times New Roman Regular"/>
-          <w:color w:val="000000"/>
-          <w:sz w:val="21"/>
-          <w:szCs w:val="21"/>
-        </w:rPr>
-        <w:lastRenderedPageBreak/>
-        <w:t>connected (linear) layer maps the features to the desired number of classes (in this case, 2 classes for binary classification).</w:t>
+      <w:r>
+        <w:rPr>
+          <w:rFonts w:ascii="Times New Roman Regular" w:hAnsi="Times New Roman Regular" w:cs="Times New Roman Regular"/>
+          <w:color w:val="000000"/>
+          <w:sz w:val="21"/>
+          <w:szCs w:val="21"/>
+        </w:rPr>
+        <w:t xml:space="preserve">, which applies knowledge distillation to </w:t>
+      </w:r>
+      <w:r>
+        <w:rPr>
+          <w:rFonts w:ascii="Times New Roman Regular" w:hAnsi="Times New Roman Regular" w:cs="Times New Roman Regular" w:hint="eastAsia"/>
+          <w:color w:val="000000"/>
+          <w:sz w:val="21"/>
+          <w:szCs w:val="21"/>
+        </w:rPr>
+        <w:t>reduce the size of</w:t>
+      </w:r>
+      <w:r>
+        <w:rPr>
+          <w:rFonts w:ascii="Times New Roman Regular" w:hAnsi="Times New Roman Regular" w:cs="Times New Roman Regular"/>
+          <w:color w:val="000000"/>
+          <w:sz w:val="21"/>
+          <w:szCs w:val="21"/>
+        </w:rPr>
+        <w:t xml:space="preserve"> BERT </w:t>
+      </w:r>
+      <w:r>
+        <w:rPr>
+          <w:rFonts w:ascii="Times New Roman Regular" w:hAnsi="Times New Roman Regular" w:cs="Times New Roman Regular" w:hint="eastAsia"/>
+          <w:color w:val="000000"/>
+          <w:sz w:val="21"/>
+          <w:szCs w:val="21"/>
+        </w:rPr>
+        <w:t>by 4</w:t>
+      </w:r>
+      <w:r>
+        <w:rPr>
+          <w:rFonts w:ascii="Times New Roman Regular" w:hAnsi="Times New Roman Regular" w:cs="Times New Roman Regular"/>
+          <w:color w:val="000000"/>
+          <w:sz w:val="21"/>
+          <w:szCs w:val="21"/>
+        </w:rPr>
+        <w:t>0</w:t>
+      </w:r>
+      <w:r>
+        <w:rPr>
+          <w:rFonts w:ascii="Times New Roman Regular" w:hAnsi="Times New Roman Regular" w:cs="Times New Roman Regular"/>
+          <w:color w:val="000000"/>
+          <w:sz w:val="21"/>
+          <w:szCs w:val="21"/>
+        </w:rPr>
+        <w:t>%,</w:t>
+      </w:r>
+      <w:r>
+        <w:rPr>
+          <w:rFonts w:ascii="Times New Roman Regular" w:hAnsi="Times New Roman Regular" w:cs="Times New Roman Regular" w:hint="eastAsia"/>
+          <w:color w:val="000000"/>
+          <w:sz w:val="21"/>
+          <w:szCs w:val="21"/>
+        </w:rPr>
+        <w:t xml:space="preserve"> and </w:t>
+      </w:r>
+      <w:r>
+        <w:rPr>
+          <w:rFonts w:ascii="Times New Roman Regular" w:hAnsi="Times New Roman Regular" w:cs="Times New Roman Regular"/>
+          <w:color w:val="000000"/>
+          <w:sz w:val="21"/>
+          <w:szCs w:val="21"/>
+        </w:rPr>
+        <w:t>increases inference speed by 60%, while sacrificing only about 3% of its performance (Sanh et al.</w:t>
+      </w:r>
+      <w:r>
+        <w:rPr>
+          <w:rFonts w:ascii="Times New Roman Regular" w:hAnsi="Times New Roman Regular" w:cs="Times New Roman Regular" w:hint="eastAsia"/>
+          <w:color w:val="000000"/>
+          <w:sz w:val="21"/>
+          <w:szCs w:val="21"/>
+        </w:rPr>
+        <w:t xml:space="preserve"> 2019</w:t>
+      </w:r>
+      <w:r>
+        <w:rPr>
+          <w:rFonts w:ascii="Times New Roman Regular" w:hAnsi="Times New Roman Regular" w:cs="Times New Roman Regular"/>
+          <w:color w:val="000000"/>
+          <w:sz w:val="21"/>
+          <w:szCs w:val="21"/>
+        </w:rPr>
+        <w:t>). We collectively agreed that this trade-off is acceptable under such circumstances.</w:t>
+      </w:r>
+      <w:r>
+        <w:rPr>
+          <w:rFonts w:ascii="Times New Roman Regular" w:hAnsi="Times New Roman Regular" w:cs="Times New Roman Regular" w:hint="eastAsia"/>
+          <w:color w:val="000000"/>
+          <w:sz w:val="21"/>
+          <w:szCs w:val="21"/>
+        </w:rPr>
+        <w:t xml:space="preserve"> </w:t>
+      </w:r>
+      <w:r>
+        <w:rPr>
+          <w:rFonts w:ascii="Times New Roman Regular" w:hAnsi="Times New Roman Regular" w:cs="Times New Roman Regular" w:hint="eastAsia"/>
+          <w:color w:val="000000"/>
+          <w:sz w:val="21"/>
+          <w:szCs w:val="21"/>
+        </w:rPr>
+        <w:t xml:space="preserve"> </w:t>
       </w:r>
     </w:p>
     <w:p>
       <w:pPr>
+        <w:jc w:val="both"/>
+        <w:rPr>
+          <w:rFonts w:ascii="Times New Roman Regular" w:hAnsi="Times New Roman Regular" w:cs="Times New Roman Regular"/>
+          <w:color w:val="000000"/>
+          <w:sz w:val="21"/>
+          <w:szCs w:val="21"/>
+        </w:rPr>
+      </w:pPr>
+      <w:r>
+        <w:rPr>
+          <w:rFonts w:ascii="Times New Roman Regular" w:hAnsi="Times New Roman Regular" w:cs="Times New Roman Regular" w:hint="eastAsia"/>
+          <w:color w:val="000000"/>
+          <w:sz w:val="21"/>
+          <w:szCs w:val="21"/>
+        </w:rPr>
+        <w:t xml:space="preserve">However, even with DistillBERT, training time remained considerable. To further reduce computation time, we try to </w:t>
+      </w:r>
+      <w:r>
+        <w:rPr>
+          <w:rFonts w:ascii="Times New Roman Regular" w:hAnsi="Times New Roman Regular" w:cs="Times New Roman Regular"/>
+          <w:color w:val="000000"/>
+          <w:sz w:val="21"/>
+          <w:szCs w:val="21"/>
+        </w:rPr>
+        <w:t>limit</w:t>
+      </w:r>
+      <w:r>
+        <w:rPr>
+          <w:rFonts w:ascii="Times New Roman Regular" w:hAnsi="Times New Roman Regular" w:cs="Times New Roman Regular" w:hint="eastAsia"/>
+          <w:color w:val="000000"/>
+          <w:sz w:val="21"/>
+          <w:szCs w:val="21"/>
+        </w:rPr>
+        <w:t xml:space="preserve"> the number of epochs to 5, and </w:t>
+      </w:r>
+      <w:r>
+        <w:rPr>
+          <w:rFonts w:ascii="Times New Roman Regular" w:hAnsi="Times New Roman Regular" w:cs="Times New Roman Regular"/>
+          <w:color w:val="000000"/>
+          <w:sz w:val="21"/>
+          <w:szCs w:val="21"/>
+        </w:rPr>
+        <w:t>incorporated</w:t>
+      </w:r>
+      <w:r>
+        <w:rPr>
+          <w:rFonts w:ascii="Times New Roman Regular" w:hAnsi="Times New Roman Regular" w:cs="Times New Roman Regular" w:hint="eastAsia"/>
+          <w:color w:val="000000"/>
+          <w:sz w:val="21"/>
+          <w:szCs w:val="21"/>
+        </w:rPr>
+        <w:t xml:space="preserve"> </w:t>
+      </w:r>
+      <w:r>
+        <w:rPr>
+          <w:rFonts w:ascii="Times New Roman Regular" w:hAnsi="Times New Roman Regular" w:cs="Times New Roman Regular" w:hint="eastAsia"/>
+          <w:i/>
+          <w:iCs/>
+          <w:color w:val="000000"/>
+          <w:sz w:val="21"/>
+          <w:szCs w:val="21"/>
+        </w:rPr>
+        <w:t>GrapScaler</w:t>
+      </w:r>
+      <w:r>
+        <w:rPr>
+          <w:rFonts w:ascii="Times New Roman Regular" w:hAnsi="Times New Roman Regular" w:cs="Times New Roman Regular" w:hint="eastAsia"/>
+          <w:i/>
+          <w:iCs/>
+          <w:color w:val="000000"/>
+          <w:sz w:val="21"/>
+          <w:szCs w:val="21"/>
+        </w:rPr>
+        <w:t xml:space="preserve"> </w:t>
+      </w:r>
+      <w:r>
+        <w:rPr>
+          <w:rFonts w:ascii="Times New Roman Regular" w:hAnsi="Times New Roman Regular" w:cs="Times New Roman Regular" w:hint="eastAsia"/>
+          <w:color w:val="000000"/>
+          <w:sz w:val="21"/>
+          <w:szCs w:val="21"/>
+        </w:rPr>
+        <w:t>for mixed-precision training, which helped lower memory usage accelerate training.</w:t>
+      </w:r>
+      <w:r>
+        <w:rPr>
+          <w:rFonts w:ascii="Times New Roman Regular" w:hAnsi="Times New Roman Regular" w:cs="Times New Roman Regular" w:hint="eastAsia"/>
+          <w:color w:val="000000"/>
+          <w:sz w:val="21"/>
+          <w:szCs w:val="21"/>
+        </w:rPr>
+        <w:t xml:space="preserve"> </w:t>
+      </w:r>
+    </w:p>
+    <w:p>
+      <w:pPr>
+        <w:jc w:val="both"/>
+        <w:rPr>
+          <w:rFonts w:ascii="Times New Roman Regular" w:hAnsi="Times New Roman Regular" w:cs="Times New Roman Regular"/>
+          <w:color w:val="000000"/>
+          <w:sz w:val="21"/>
+          <w:szCs w:val="21"/>
+        </w:rPr>
+      </w:pPr>
+      <w:r>
+        <w:rPr>
+          <w:rFonts w:ascii="Times New Roman Regular" w:hAnsi="Times New Roman Regular" w:cs="Times New Roman Regular"/>
+          <w:color w:val="000000"/>
+          <w:sz w:val="21"/>
+          <w:szCs w:val="21"/>
+        </w:rPr>
+        <w:t xml:space="preserve">In BERT training, there is a specific hyperparameter called </w:t>
+      </w:r>
+      <w:r>
+        <w:rPr>
+          <w:rFonts w:ascii="Times New Roman Regular" w:hAnsi="Times New Roman Regular" w:cs="Times New Roman Regular"/>
+          <w:i/>
+          <w:iCs/>
+          <w:color w:val="000000"/>
+          <w:sz w:val="21"/>
+          <w:szCs w:val="21"/>
+        </w:rPr>
+        <w:t>max_length</w:t>
+      </w:r>
+      <w:r>
+        <w:rPr>
+          <w:rFonts w:ascii="Times New Roman Regular" w:hAnsi="Times New Roman Regular" w:cs="Times New Roman Regular"/>
+          <w:color w:val="000000"/>
+          <w:sz w:val="21"/>
+          <w:szCs w:val="21"/>
+        </w:rPr>
+        <w:t>, which refers to the maximum length of the input sequence after tokenization. If the number of tokens in the original text is less than this value, the sequence will be padded; if it exceeds this value, it will be truncated.</w:t>
+      </w:r>
+    </w:p>
+    <w:tbl>
+      <w:tblPr>
+        <w:tblStyle w:val="TableGrid"/>
+        <w:tblW w:w="9072" w:type="dxa"/>
+        <w:tblInd w:w="-5" w:type="dxa"/>
+        <w:tblLook w:val="04A0" w:firstRow="1" w:lastRow="0" w:firstColumn="1" w:lastColumn="0" w:noHBand="0" w:noVBand="1"/>
+      </w:tblPr>
+      <w:tblGrid>
+        <w:gridCol w:w="542"/>
+        <w:gridCol w:w="1266"/>
+        <w:gridCol w:w="1395"/>
+        <w:gridCol w:w="1475"/>
+        <w:gridCol w:w="1457"/>
+        <w:gridCol w:w="1398"/>
+        <w:gridCol w:w="1539"/>
+      </w:tblGrid>
+      <w:tr>
+        <w:tc>
+          <w:tcPr>
+            <w:tcW w:w="542" w:type="dxa"/>
+            <w:shd w:val="clear" w:color="auto" w:fill="000000" w:themeFill="text1"/>
+            <w:vAlign w:val="center"/>
+          </w:tcPr>
+          <w:p>
+            <w:pPr>
+              <w:jc w:val="center"/>
+              <w:rPr>
+                <w:rFonts w:ascii="Times New Roman Regular" w:hAnsi="Times New Roman Regular" w:cs="Times New Roman Regular"/>
+                <w:color w:val="FFFFFF" w:themeColor="background1"/>
+                <w:sz w:val="21"/>
+                <w:szCs w:val="21"/>
+              </w:rPr>
+            </w:pPr>
+            <w:r>
+              <w:rPr>
+                <w:rFonts w:ascii="Times New Roman Regular" w:hAnsi="Times New Roman Regular" w:cs="Times New Roman Regular" w:hint="eastAsia"/>
+                <w:color w:val="FFFFFF" w:themeColor="background1"/>
+                <w:sz w:val="21"/>
+                <w:szCs w:val="21"/>
+              </w:rPr>
+              <w:t>No.</w:t>
+            </w:r>
+          </w:p>
+        </w:tc>
+        <w:tc>
+          <w:tcPr>
+            <w:tcW w:w="1266" w:type="dxa"/>
+            <w:shd w:val="clear" w:color="auto" w:fill="000000" w:themeFill="text1"/>
+          </w:tcPr>
+          <w:p>
+            <w:pPr>
+              <w:jc w:val="center"/>
+              <w:rPr>
+                <w:rFonts w:ascii="Times New Roman Regular" w:hAnsi="Times New Roman Regular" w:cs="Times New Roman Regular" w:hint="eastAsia"/>
+                <w:color w:val="FFFFFF" w:themeColor="background1"/>
+                <w:sz w:val="21"/>
+                <w:szCs w:val="21"/>
+              </w:rPr>
+            </w:pPr>
+            <w:r>
+              <w:rPr>
+                <w:rFonts w:ascii="Times New Roman Regular" w:hAnsi="Times New Roman Regular" w:cs="Times New Roman Regular" w:hint="eastAsia"/>
+                <w:color w:val="FFFFFF" w:themeColor="background1"/>
+                <w:sz w:val="21"/>
+                <w:szCs w:val="21"/>
+              </w:rPr>
+              <w:t>Model</w:t>
+            </w:r>
+          </w:p>
+        </w:tc>
+        <w:tc>
+          <w:tcPr>
+            <w:tcW w:w="1395" w:type="dxa"/>
+            <w:shd w:val="clear" w:color="auto" w:fill="000000" w:themeFill="text1"/>
+            <w:vAlign w:val="center"/>
+          </w:tcPr>
+          <w:p>
+            <w:pPr>
+              <w:jc w:val="center"/>
+              <w:rPr>
+                <w:rFonts w:ascii="Times New Roman Regular" w:hAnsi="Times New Roman Regular" w:cs="Times New Roman Regular" w:hint="eastAsia"/>
+                <w:color w:val="FFFFFF" w:themeColor="background1"/>
+                <w:sz w:val="21"/>
+                <w:szCs w:val="21"/>
+              </w:rPr>
+            </w:pPr>
+            <w:r>
+              <w:rPr>
+                <w:rFonts w:ascii="Times New Roman Regular" w:hAnsi="Times New Roman Regular" w:cs="Times New Roman Regular" w:hint="eastAsia"/>
+                <w:color w:val="FFFFFF" w:themeColor="background1"/>
+                <w:sz w:val="21"/>
+                <w:szCs w:val="21"/>
+              </w:rPr>
+              <w:t>Max Length</w:t>
+            </w:r>
+          </w:p>
+        </w:tc>
+        <w:tc>
+          <w:tcPr>
+            <w:tcW w:w="1475" w:type="dxa"/>
+            <w:shd w:val="clear" w:color="auto" w:fill="000000" w:themeFill="text1"/>
+            <w:vAlign w:val="center"/>
+          </w:tcPr>
+          <w:p>
+            <w:pPr>
+              <w:jc w:val="center"/>
+              <w:rPr>
+                <w:rFonts w:ascii="Times New Roman Regular" w:hAnsi="Times New Roman Regular" w:cs="Times New Roman Regular" w:hint="eastAsia"/>
+                <w:color w:val="FFFFFF" w:themeColor="background1"/>
+                <w:sz w:val="21"/>
+                <w:szCs w:val="21"/>
+              </w:rPr>
+            </w:pPr>
+            <w:r>
+              <w:rPr>
+                <w:rFonts w:ascii="Times New Roman Regular" w:hAnsi="Times New Roman Regular" w:cs="Times New Roman Regular" w:hint="eastAsia"/>
+                <w:color w:val="FFFFFF" w:themeColor="background1"/>
+                <w:sz w:val="21"/>
+                <w:szCs w:val="21"/>
+              </w:rPr>
+              <w:t>Learning Rate</w:t>
+            </w:r>
+          </w:p>
+        </w:tc>
+        <w:tc>
+          <w:tcPr>
+            <w:tcW w:w="1457" w:type="dxa"/>
+            <w:shd w:val="clear" w:color="auto" w:fill="000000" w:themeFill="text1"/>
+            <w:vAlign w:val="center"/>
+          </w:tcPr>
+          <w:p>
+            <w:pPr>
+              <w:jc w:val="center"/>
+              <w:rPr>
+                <w:rFonts w:ascii="Times New Roman Regular" w:hAnsi="Times New Roman Regular" w:cs="Times New Roman Regular" w:hint="eastAsia"/>
+                <w:color w:val="FFFFFF" w:themeColor="background1"/>
+                <w:sz w:val="21"/>
+                <w:szCs w:val="21"/>
+              </w:rPr>
+            </w:pPr>
+            <w:r>
+              <w:rPr>
+                <w:rFonts w:ascii="Times New Roman Regular" w:hAnsi="Times New Roman Regular" w:cs="Times New Roman Regular" w:hint="eastAsia"/>
+                <w:color w:val="FFFFFF" w:themeColor="background1"/>
+                <w:sz w:val="21"/>
+                <w:szCs w:val="21"/>
+              </w:rPr>
+              <w:t>Weight Decay</w:t>
+            </w:r>
+          </w:p>
+        </w:tc>
+        <w:tc>
+          <w:tcPr>
+            <w:tcW w:w="1398" w:type="dxa"/>
+            <w:shd w:val="clear" w:color="auto" w:fill="000000" w:themeFill="text1"/>
+            <w:vAlign w:val="center"/>
+          </w:tcPr>
+          <w:p>
+            <w:pPr>
+              <w:jc w:val="center"/>
+              <w:rPr>
+                <w:rFonts w:ascii="Times New Roman Regular" w:hAnsi="Times New Roman Regular" w:cs="Times New Roman Regular" w:hint="eastAsia"/>
+                <w:color w:val="FFFFFF" w:themeColor="background1"/>
+                <w:sz w:val="21"/>
+                <w:szCs w:val="21"/>
+              </w:rPr>
+            </w:pPr>
+            <w:r>
+              <w:rPr>
+                <w:rFonts w:ascii="Times New Roman Regular" w:hAnsi="Times New Roman Regular" w:cs="Times New Roman Regular" w:hint="eastAsia"/>
+                <w:color w:val="FFFFFF" w:themeColor="background1"/>
+                <w:sz w:val="21"/>
+                <w:szCs w:val="21"/>
+              </w:rPr>
+              <w:t>Dropout Rate</w:t>
+            </w:r>
+          </w:p>
+        </w:tc>
+        <w:tc>
+          <w:tcPr>
+            <w:tcW w:w="1539" w:type="dxa"/>
+            <w:shd w:val="clear" w:color="auto" w:fill="000000" w:themeFill="text1"/>
+            <w:vAlign w:val="center"/>
+          </w:tcPr>
+          <w:p>
+            <w:pPr>
+              <w:jc w:val="center"/>
+              <w:rPr>
+                <w:rFonts w:ascii="Times New Roman Regular" w:hAnsi="Times New Roman Regular" w:cs="Times New Roman Regular"/>
+                <w:color w:val="FFFFFF" w:themeColor="background1"/>
+                <w:sz w:val="21"/>
+                <w:szCs w:val="21"/>
+              </w:rPr>
+            </w:pPr>
+            <w:r>
+              <w:rPr>
+                <w:rFonts w:ascii="Times New Roman Regular" w:hAnsi="Times New Roman Regular" w:cs="Times New Roman Regular" w:hint="eastAsia"/>
+                <w:color w:val="FFFFFF" w:themeColor="background1"/>
+                <w:sz w:val="21"/>
+                <w:szCs w:val="21"/>
+              </w:rPr>
+              <w:t>Accuracy</w:t>
+            </w:r>
+          </w:p>
+        </w:tc>
+      </w:tr>
+      <w:tr>
+        <w:trPr>
+          <w:trHeight w:val="252"/>
+        </w:trPr>
+        <w:tc>
+          <w:tcPr>
+            <w:tcW w:w="542" w:type="dxa"/>
+            <w:vAlign w:val="bottom"/>
+          </w:tcPr>
+          <w:p>
+            <w:pPr>
+              <w:jc w:val="center"/>
+              <w:rPr>
+                <w:rFonts w:ascii="Times New Roman Regular" w:hAnsi="Times New Roman Regular" w:cs="Times New Roman Regular"/>
+                <w:color w:val="000000"/>
+                <w:sz w:val="21"/>
+                <w:szCs w:val="21"/>
+              </w:rPr>
+            </w:pPr>
+            <w:r>
+              <w:rPr>
+                <w:rFonts w:ascii="Times New Roman Regular" w:hAnsi="Times New Roman Regular" w:cs="Times New Roman Regular" w:hint="eastAsia"/>
+                <w:color w:val="000000"/>
+                <w:sz w:val="21"/>
+                <w:szCs w:val="21"/>
+              </w:rPr>
+              <w:t>1</w:t>
+            </w:r>
+          </w:p>
+        </w:tc>
+        <w:tc>
+          <w:tcPr>
+            <w:tcW w:w="1266" w:type="dxa"/>
+          </w:tcPr>
+          <w:p>
+            <w:pPr>
+              <w:jc w:val="center"/>
+              <w:rPr>
+                <w:rFonts w:ascii="Times New Roman Regular" w:hAnsi="Times New Roman Regular" w:cs="Times New Roman Regular" w:hint="eastAsia"/>
+                <w:color w:val="000000"/>
+                <w:sz w:val="21"/>
+                <w:szCs w:val="21"/>
+              </w:rPr>
+            </w:pPr>
+            <w:r>
+              <w:rPr>
+                <w:rFonts w:ascii="Times New Roman Regular" w:hAnsi="Times New Roman Regular" w:cs="Times New Roman Regular" w:hint="eastAsia"/>
+                <w:color w:val="000000"/>
+                <w:sz w:val="21"/>
+                <w:szCs w:val="21"/>
+              </w:rPr>
+              <w:t>DistillBERT</w:t>
+            </w:r>
+          </w:p>
+        </w:tc>
+        <w:tc>
+          <w:tcPr>
+            <w:tcW w:w="1395" w:type="dxa"/>
+            <w:vAlign w:val="bottom"/>
+          </w:tcPr>
+          <w:p>
+            <w:pPr>
+              <w:jc w:val="center"/>
+              <w:rPr>
+                <w:rFonts w:ascii="Times New Roman Regular" w:hAnsi="Times New Roman Regular" w:cs="Times New Roman Regular" w:hint="eastAsia"/>
+                <w:color w:val="000000"/>
+                <w:sz w:val="21"/>
+                <w:szCs w:val="21"/>
+              </w:rPr>
+            </w:pPr>
+            <w:r>
+              <w:rPr>
+                <w:rFonts w:ascii="Times New Roman Regular" w:hAnsi="Times New Roman Regular" w:cs="Times New Roman Regular" w:hint="eastAsia"/>
+                <w:color w:val="000000"/>
+                <w:sz w:val="21"/>
+                <w:szCs w:val="21"/>
+              </w:rPr>
+              <w:t>128</w:t>
+            </w:r>
+          </w:p>
+        </w:tc>
+        <w:tc>
+          <w:tcPr>
+            <w:tcW w:w="1475" w:type="dxa"/>
+            <w:vAlign w:val="bottom"/>
+          </w:tcPr>
+          <w:p>
+            <w:pPr>
+              <w:jc w:val="center"/>
+              <w:rPr>
+                <w:rFonts w:ascii="Times New Roman Regular" w:hAnsi="Times New Roman Regular" w:cs="Times New Roman Regular" w:hint="eastAsia"/>
+                <w:color w:val="000000"/>
+                <w:sz w:val="21"/>
+                <w:szCs w:val="21"/>
+              </w:rPr>
+            </w:pPr>
+            <w:r>
+              <w:rPr>
+                <w:rFonts w:ascii="Times New Roman Regular" w:hAnsi="Times New Roman Regular" w:cs="Times New Roman Regular" w:hint="eastAsia"/>
+                <w:color w:val="000000"/>
+                <w:sz w:val="21"/>
+                <w:szCs w:val="21"/>
+              </w:rPr>
+              <w:t>1e-5</w:t>
+            </w:r>
+          </w:p>
+        </w:tc>
+        <w:tc>
+          <w:tcPr>
+            <w:tcW w:w="1457" w:type="dxa"/>
+            <w:vAlign w:val="bottom"/>
+          </w:tcPr>
+          <w:p>
+            <w:pPr>
+              <w:jc w:val="center"/>
+              <w:rPr>
+                <w:rFonts w:ascii="Times New Roman Regular" w:hAnsi="Times New Roman Regular" w:cs="Times New Roman Regular"/>
+                <w:color w:val="000000"/>
+                <w:sz w:val="21"/>
+                <w:szCs w:val="21"/>
+              </w:rPr>
+            </w:pPr>
+            <w:r>
+              <w:rPr>
+                <w:rFonts w:ascii="Times New Roman Regular" w:hAnsi="Times New Roman Regular" w:cs="Times New Roman Regular" w:hint="eastAsia"/>
+                <w:color w:val="000000"/>
+                <w:sz w:val="21"/>
+                <w:szCs w:val="21"/>
+              </w:rPr>
+              <w:t>1e-5</w:t>
+            </w:r>
+          </w:p>
+        </w:tc>
+        <w:tc>
+          <w:tcPr>
+            <w:tcW w:w="1398" w:type="dxa"/>
+            <w:vAlign w:val="bottom"/>
+          </w:tcPr>
+          <w:p>
+            <w:pPr>
+              <w:jc w:val="center"/>
+              <w:rPr>
+                <w:rFonts w:ascii="Times New Roman Regular" w:hAnsi="Times New Roman Regular" w:cs="Times New Roman Regular" w:hint="eastAsia"/>
+                <w:color w:val="000000"/>
+                <w:sz w:val="21"/>
+                <w:szCs w:val="21"/>
+              </w:rPr>
+            </w:pPr>
+            <w:r>
+              <w:rPr>
+                <w:rFonts w:ascii="Times New Roman Regular" w:hAnsi="Times New Roman Regular" w:cs="Times New Roman Regular" w:hint="eastAsia"/>
+                <w:color w:val="000000"/>
+                <w:sz w:val="21"/>
+                <w:szCs w:val="21"/>
+              </w:rPr>
+              <w:t>0.2</w:t>
+            </w:r>
+          </w:p>
+        </w:tc>
+        <w:tc>
+          <w:tcPr>
+            <w:tcW w:w="1539" w:type="dxa"/>
+            <w:vAlign w:val="bottom"/>
+          </w:tcPr>
+          <w:p>
+            <w:pPr>
+              <w:jc w:val="center"/>
+              <w:rPr>
+                <w:rFonts w:ascii="Times New Roman Regular" w:hAnsi="Times New Roman Regular" w:cs="Times New Roman Regular" w:hint="eastAsia"/>
+                <w:color w:val="000000"/>
+                <w:sz w:val="21"/>
+                <w:szCs w:val="21"/>
+              </w:rPr>
+            </w:pPr>
+            <w:r>
+              <w:rPr>
+                <w:rFonts w:ascii="Times New Roman Regular" w:hAnsi="Times New Roman Regular" w:cs="Times New Roman Regular" w:hint="eastAsia"/>
+                <w:color w:val="000000"/>
+                <w:sz w:val="21"/>
+                <w:szCs w:val="21"/>
+              </w:rPr>
+              <w:t>0.8659</w:t>
+            </w:r>
+          </w:p>
+        </w:tc>
+      </w:tr>
+    </w:tbl>
+    <w:p>
+      <w:pPr>
+        <w:jc w:val="both"/>
+        <w:rPr>
+          <w:rFonts w:ascii="Times New Roman Regular" w:hAnsi="Times New Roman Regular" w:cs="Times New Roman Regular"/>
+          <w:color w:val="000000"/>
+          <w:sz w:val="21"/>
+          <w:szCs w:val="21"/>
+        </w:rPr>
+      </w:pPr>
+      <w:r>
+        <w:rPr>
+          <w:rFonts w:ascii="Times New Roman Regular" w:hAnsi="Times New Roman Regular" w:cs="Times New Roman Regular"/>
+          <w:color w:val="000000"/>
+          <w:sz w:val="21"/>
+          <w:szCs w:val="21"/>
+        </w:rPr>
+        <w:t>This training process took nearly 100 minutes. Although the accuracy showed significant improvement compared to other models, it became difficult to perform extensive hyperparameter tuning. Therefore, we experimented with a new model—</w:t>
+      </w:r>
+      <w:r>
+        <w:rPr>
+          <w:rFonts w:ascii="Times New Roman Regular" w:hAnsi="Times New Roman Regular" w:cs="Times New Roman Regular"/>
+          <w:b/>
+          <w:bCs/>
+          <w:color w:val="000000"/>
+          <w:sz w:val="21"/>
+          <w:szCs w:val="21"/>
+        </w:rPr>
+        <w:t>TinyBERT</w:t>
+      </w:r>
+      <w:r>
+        <w:rPr>
+          <w:rFonts w:ascii="Times New Roman Regular" w:hAnsi="Times New Roman Regular" w:cs="Times New Roman Regular"/>
+          <w:color w:val="000000"/>
+          <w:sz w:val="21"/>
+          <w:szCs w:val="21"/>
+        </w:rPr>
+        <w:t>. It is reported to be 7.5× smaller and 9.4× faster in inference compared to BERT, while retaining 96.8% of its performance</w:t>
+      </w:r>
+      <w:r>
+        <w:rPr>
+          <w:rFonts w:ascii="Times New Roman Regular" w:hAnsi="Times New Roman Regular" w:cs="Times New Roman Regular" w:hint="eastAsia"/>
+          <w:color w:val="000000"/>
+          <w:sz w:val="21"/>
+          <w:szCs w:val="21"/>
+        </w:rPr>
+        <w:t xml:space="preserve"> (</w:t>
+      </w:r>
+      <w:r>
+        <w:rPr>
+          <w:rFonts w:ascii="Times New Roman Regular" w:hAnsi="Times New Roman Regular" w:cs="Times New Roman Regular"/>
+          <w:color w:val="000000"/>
+          <w:sz w:val="21"/>
+          <w:szCs w:val="21"/>
+        </w:rPr>
+        <w:t>Jiao, X.</w:t>
+      </w:r>
+      <w:r>
+        <w:rPr>
+          <w:rFonts w:ascii="Times New Roman Regular" w:hAnsi="Times New Roman Regular" w:cs="Times New Roman Regular" w:hint="eastAsia"/>
+          <w:color w:val="000000"/>
+          <w:sz w:val="21"/>
+          <w:szCs w:val="21"/>
+        </w:rPr>
+        <w:t xml:space="preserve"> 2020</w:t>
+      </w:r>
+      <w:r>
+        <w:rPr>
+          <w:rFonts w:ascii="Times New Roman Regular" w:hAnsi="Times New Roman Regular" w:cs="Times New Roman Regular" w:hint="eastAsia"/>
+          <w:color w:val="000000"/>
+          <w:sz w:val="21"/>
+          <w:szCs w:val="21"/>
+        </w:rPr>
+        <w:t>)</w:t>
+      </w:r>
+      <w:r>
+        <w:rPr>
+          <w:rFonts w:ascii="Times New Roman Regular" w:hAnsi="Times New Roman Regular" w:cs="Times New Roman Regular"/>
+          <w:color w:val="000000"/>
+          <w:sz w:val="21"/>
+          <w:szCs w:val="21"/>
+        </w:rPr>
+        <w:t>.</w:t>
+      </w:r>
+    </w:p>
+    <w:tbl>
+      <w:tblPr>
+        <w:tblStyle w:val="TableGrid"/>
+        <w:tblW w:w="9072" w:type="dxa"/>
+        <w:tblInd w:w="-5" w:type="dxa"/>
+        <w:tblLook w:val="04A0" w:firstRow="1" w:lastRow="0" w:firstColumn="1" w:lastColumn="0" w:noHBand="0" w:noVBand="1"/>
+      </w:tblPr>
+      <w:tblGrid>
+        <w:gridCol w:w="542"/>
+        <w:gridCol w:w="1266"/>
+        <w:gridCol w:w="1395"/>
+        <w:gridCol w:w="1475"/>
+        <w:gridCol w:w="1457"/>
+        <w:gridCol w:w="1398"/>
+        <w:gridCol w:w="1539"/>
+      </w:tblGrid>
+      <w:tr>
+        <w:trPr>
+          <w:trHeight w:val="252"/>
+        </w:trPr>
+        <w:tc>
+          <w:tcPr>
+            <w:tcW w:w="542" w:type="dxa"/>
+            <w:vAlign w:val="bottom"/>
+          </w:tcPr>
+          <w:p>
+            <w:pPr>
+              <w:jc w:val="center"/>
+              <w:rPr>
+                <w:rFonts w:ascii="Times New Roman Regular" w:hAnsi="Times New Roman Regular" w:cs="Times New Roman Regular" w:hint="eastAsia"/>
+                <w:color w:val="000000"/>
+                <w:sz w:val="21"/>
+                <w:szCs w:val="21"/>
+              </w:rPr>
+            </w:pPr>
+            <w:r>
+              <w:rPr>
+                <w:rFonts w:ascii="Times New Roman Regular" w:hAnsi="Times New Roman Regular" w:cs="Times New Roman Regular" w:hint="eastAsia"/>
+                <w:color w:val="000000"/>
+                <w:sz w:val="21"/>
+                <w:szCs w:val="21"/>
+              </w:rPr>
+              <w:t>2</w:t>
+            </w:r>
+          </w:p>
+        </w:tc>
+        <w:tc>
+          <w:tcPr>
+            <w:tcW w:w="1266" w:type="dxa"/>
+          </w:tcPr>
+          <w:p>
+            <w:pPr>
+              <w:jc w:val="center"/>
+              <w:rPr>
+                <w:rFonts w:ascii="Times New Roman Regular" w:hAnsi="Times New Roman Regular" w:cs="Times New Roman Regular" w:hint="eastAsia"/>
+                <w:color w:val="000000"/>
+                <w:sz w:val="21"/>
+                <w:szCs w:val="21"/>
+              </w:rPr>
+            </w:pPr>
+            <w:r>
+              <w:rPr>
+                <w:rFonts w:ascii="Times New Roman Regular" w:hAnsi="Times New Roman Regular" w:cs="Times New Roman Regular"/>
+                <w:color w:val="000000"/>
+                <w:sz w:val="21"/>
+                <w:szCs w:val="21"/>
+              </w:rPr>
+              <w:t>TinyBERT</w:t>
+            </w:r>
+          </w:p>
+        </w:tc>
+        <w:tc>
+          <w:tcPr>
+            <w:tcW w:w="1395" w:type="dxa"/>
+            <w:vAlign w:val="bottom"/>
+          </w:tcPr>
+          <w:p>
+            <w:pPr>
+              <w:jc w:val="center"/>
+              <w:rPr>
+                <w:rFonts w:ascii="Times New Roman Regular" w:hAnsi="Times New Roman Regular" w:cs="Times New Roman Regular" w:hint="eastAsia"/>
+                <w:color w:val="000000"/>
+                <w:sz w:val="21"/>
+                <w:szCs w:val="21"/>
+              </w:rPr>
+            </w:pPr>
+            <w:r>
+              <w:rPr>
+                <w:rFonts w:ascii="Times New Roman Regular" w:hAnsi="Times New Roman Regular" w:cs="Times New Roman Regular" w:hint="eastAsia"/>
+                <w:color w:val="000000"/>
+                <w:sz w:val="21"/>
+                <w:szCs w:val="21"/>
+              </w:rPr>
+              <w:t>128</w:t>
+            </w:r>
+          </w:p>
+        </w:tc>
+        <w:tc>
+          <w:tcPr>
+            <w:tcW w:w="1475" w:type="dxa"/>
+            <w:vAlign w:val="bottom"/>
+          </w:tcPr>
+          <w:p>
+            <w:pPr>
+              <w:jc w:val="center"/>
+              <w:rPr>
+                <w:rFonts w:ascii="Times New Roman Regular" w:hAnsi="Times New Roman Regular" w:cs="Times New Roman Regular" w:hint="eastAsia"/>
+                <w:color w:val="000000"/>
+                <w:sz w:val="21"/>
+                <w:szCs w:val="21"/>
+              </w:rPr>
+            </w:pPr>
+            <w:r>
+              <w:rPr>
+                <w:rFonts w:ascii="Times New Roman Regular" w:hAnsi="Times New Roman Regular" w:cs="Times New Roman Regular" w:hint="eastAsia"/>
+                <w:color w:val="000000"/>
+                <w:sz w:val="21"/>
+                <w:szCs w:val="21"/>
+              </w:rPr>
+              <w:t>1e-5</w:t>
+            </w:r>
+          </w:p>
+        </w:tc>
+        <w:tc>
+          <w:tcPr>
+            <w:tcW w:w="1457" w:type="dxa"/>
+            <w:vAlign w:val="bottom"/>
+          </w:tcPr>
+          <w:p>
+            <w:pPr>
+              <w:jc w:val="center"/>
+              <w:rPr>
+                <w:rFonts w:ascii="Times New Roman Regular" w:hAnsi="Times New Roman Regular" w:cs="Times New Roman Regular"/>
+                <w:color w:val="000000"/>
+                <w:sz w:val="21"/>
+                <w:szCs w:val="21"/>
+              </w:rPr>
+            </w:pPr>
+            <w:r>
+              <w:rPr>
+                <w:rFonts w:ascii="Times New Roman Regular" w:hAnsi="Times New Roman Regular" w:cs="Times New Roman Regular" w:hint="eastAsia"/>
+                <w:color w:val="000000"/>
+                <w:sz w:val="21"/>
+                <w:szCs w:val="21"/>
+              </w:rPr>
+              <w:t>1e-5</w:t>
+            </w:r>
+          </w:p>
+        </w:tc>
+        <w:tc>
+          <w:tcPr>
+            <w:tcW w:w="1398" w:type="dxa"/>
+            <w:vAlign w:val="bottom"/>
+          </w:tcPr>
+          <w:p>
+            <w:pPr>
+              <w:jc w:val="center"/>
+              <w:rPr>
+                <w:rFonts w:ascii="Times New Roman Regular" w:hAnsi="Times New Roman Regular" w:cs="Times New Roman Regular" w:hint="eastAsia"/>
+                <w:color w:val="000000"/>
+                <w:sz w:val="21"/>
+                <w:szCs w:val="21"/>
+              </w:rPr>
+            </w:pPr>
+            <w:r>
+              <w:rPr>
+                <w:rFonts w:ascii="Times New Roman Regular" w:hAnsi="Times New Roman Regular" w:cs="Times New Roman Regular" w:hint="eastAsia"/>
+                <w:color w:val="000000"/>
+                <w:sz w:val="21"/>
+                <w:szCs w:val="21"/>
+              </w:rPr>
+              <w:t>0.2</w:t>
+            </w:r>
+          </w:p>
+        </w:tc>
+        <w:tc>
+          <w:tcPr>
+            <w:tcW w:w="1539" w:type="dxa"/>
+            <w:vAlign w:val="bottom"/>
+          </w:tcPr>
+          <w:p>
+            <w:pPr>
+              <w:jc w:val="center"/>
+              <w:rPr>
+                <w:rFonts w:ascii="Times New Roman Regular" w:hAnsi="Times New Roman Regular" w:cs="Times New Roman Regular" w:hint="eastAsia"/>
+                <w:color w:val="000000"/>
+                <w:sz w:val="21"/>
+                <w:szCs w:val="21"/>
+              </w:rPr>
+            </w:pPr>
+            <w:r>
+              <w:rPr>
+                <w:rFonts w:ascii="Times New Roman Regular" w:hAnsi="Times New Roman Regular" w:cs="Times New Roman Regular" w:hint="eastAsia"/>
+                <w:color w:val="000000"/>
+                <w:sz w:val="21"/>
+                <w:szCs w:val="21"/>
+              </w:rPr>
+              <w:t>0.8497</w:t>
+            </w:r>
+          </w:p>
+        </w:tc>
+      </w:tr>
+    </w:tbl>
+    <w:p>
+      <w:pPr>
+        <w:jc w:val="both"/>
+        <w:rPr>
+          <w:rFonts w:ascii="Times New Roman Regular" w:hAnsi="Times New Roman Regular" w:cs="Times New Roman Regular"/>
+          <w:color w:val="000000"/>
+          <w:sz w:val="21"/>
+          <w:szCs w:val="21"/>
+        </w:rPr>
+      </w:pPr>
+      <w:r>
+        <w:rPr>
+          <w:rFonts w:ascii="Times New Roman Regular" w:hAnsi="Times New Roman Regular" w:cs="Times New Roman Regular"/>
+          <w:color w:val="000000"/>
+          <w:sz w:val="21"/>
+          <w:szCs w:val="21"/>
+        </w:rPr>
+        <w:t xml:space="preserve">Based on </w:t>
+      </w:r>
+      <w:r>
+        <w:rPr>
+          <w:rFonts w:ascii="Times New Roman Regular" w:hAnsi="Times New Roman Regular" w:cs="Times New Roman Regular" w:hint="eastAsia"/>
+          <w:color w:val="000000"/>
+          <w:sz w:val="21"/>
+          <w:szCs w:val="21"/>
+        </w:rPr>
+        <w:t xml:space="preserve">above </w:t>
+      </w:r>
+      <w:r>
+        <w:rPr>
+          <w:rFonts w:ascii="Times New Roman Regular" w:hAnsi="Times New Roman Regular" w:cs="Times New Roman Regular"/>
+          <w:color w:val="000000"/>
+          <w:sz w:val="21"/>
+          <w:szCs w:val="21"/>
+        </w:rPr>
+        <w:t>results, we found that switching to TinyBERT reduced the computation time by half; however, it also led to a noticeable drop in accuracy. Therefore, we decided to revert to using DistilBERT for the subsequent experiments.</w:t>
+      </w:r>
+    </w:p>
+    <w:tbl>
+      <w:tblPr>
+        <w:tblStyle w:val="TableGrid"/>
+        <w:tblW w:w="9072" w:type="dxa"/>
+        <w:tblInd w:w="-5" w:type="dxa"/>
+        <w:tblLook w:val="04A0" w:firstRow="1" w:lastRow="0" w:firstColumn="1" w:lastColumn="0" w:noHBand="0" w:noVBand="1"/>
+      </w:tblPr>
+      <w:tblGrid>
+        <w:gridCol w:w="542"/>
+        <w:gridCol w:w="1266"/>
+        <w:gridCol w:w="1395"/>
+        <w:gridCol w:w="1475"/>
+        <w:gridCol w:w="1457"/>
+        <w:gridCol w:w="1398"/>
+        <w:gridCol w:w="1539"/>
+      </w:tblGrid>
+      <w:tr>
+        <w:trPr>
+          <w:trHeight w:val="252"/>
+        </w:trPr>
+        <w:tc>
+          <w:tcPr>
+            <w:tcW w:w="542" w:type="dxa"/>
+            <w:vAlign w:val="bottom"/>
+          </w:tcPr>
+          <w:p>
+            <w:pPr>
+              <w:jc w:val="center"/>
+              <w:rPr>
+                <w:rFonts w:ascii="Times New Roman Regular" w:hAnsi="Times New Roman Regular" w:cs="Times New Roman Regular" w:hint="eastAsia"/>
+                <w:color w:val="000000"/>
+                <w:sz w:val="21"/>
+                <w:szCs w:val="21"/>
+              </w:rPr>
+            </w:pPr>
+            <w:r>
+              <w:rPr>
+                <w:rFonts w:ascii="Times New Roman Regular" w:hAnsi="Times New Roman Regular" w:cs="Times New Roman Regular" w:hint="eastAsia"/>
+                <w:color w:val="000000"/>
+                <w:sz w:val="21"/>
+                <w:szCs w:val="21"/>
+              </w:rPr>
+              <w:t>3</w:t>
+            </w:r>
+          </w:p>
+        </w:tc>
+        <w:tc>
+          <w:tcPr>
+            <w:tcW w:w="1266" w:type="dxa"/>
+          </w:tcPr>
+          <w:p>
+            <w:pPr>
+              <w:jc w:val="center"/>
+              <w:rPr>
+                <w:rFonts w:ascii="Times New Roman Regular" w:hAnsi="Times New Roman Regular" w:cs="Times New Roman Regular" w:hint="eastAsia"/>
+                <w:color w:val="000000"/>
+                <w:sz w:val="21"/>
+                <w:szCs w:val="21"/>
+              </w:rPr>
+            </w:pPr>
+            <w:r>
+              <w:rPr>
+                <w:rFonts w:ascii="Times New Roman Regular" w:hAnsi="Times New Roman Regular" w:cs="Times New Roman Regular" w:hint="eastAsia"/>
+                <w:color w:val="000000"/>
+                <w:sz w:val="21"/>
+                <w:szCs w:val="21"/>
+              </w:rPr>
+              <w:t>DistillBERT</w:t>
+            </w:r>
+          </w:p>
+        </w:tc>
+        <w:tc>
+          <w:tcPr>
+            <w:tcW w:w="1395" w:type="dxa"/>
+            <w:vAlign w:val="bottom"/>
+          </w:tcPr>
+          <w:p>
+            <w:pPr>
+              <w:jc w:val="center"/>
+              <w:rPr>
+                <w:rFonts w:ascii="Times New Roman Regular" w:hAnsi="Times New Roman Regular" w:cs="Times New Roman Regular" w:hint="eastAsia"/>
+                <w:color w:val="000000"/>
+                <w:sz w:val="21"/>
+                <w:szCs w:val="21"/>
+              </w:rPr>
+            </w:pPr>
+            <w:r>
+              <w:rPr>
+                <w:rFonts w:ascii="Times New Roman Regular" w:hAnsi="Times New Roman Regular" w:cs="Times New Roman Regular" w:hint="eastAsia"/>
+                <w:color w:val="000000"/>
+                <w:sz w:val="21"/>
+                <w:szCs w:val="21"/>
+              </w:rPr>
+              <w:t>64</w:t>
+            </w:r>
+          </w:p>
+        </w:tc>
+        <w:tc>
+          <w:tcPr>
+            <w:tcW w:w="1475" w:type="dxa"/>
+            <w:vAlign w:val="bottom"/>
+          </w:tcPr>
+          <w:p>
+            <w:pPr>
+              <w:jc w:val="center"/>
+              <w:rPr>
+                <w:rFonts w:ascii="Times New Roman Regular" w:hAnsi="Times New Roman Regular" w:cs="Times New Roman Regular" w:hint="eastAsia"/>
+                <w:color w:val="000000"/>
+                <w:sz w:val="21"/>
+                <w:szCs w:val="21"/>
+              </w:rPr>
+            </w:pPr>
+            <w:r>
+              <w:rPr>
+                <w:rFonts w:ascii="Times New Roman Regular" w:hAnsi="Times New Roman Regular" w:cs="Times New Roman Regular" w:hint="eastAsia"/>
+                <w:color w:val="000000"/>
+                <w:sz w:val="21"/>
+                <w:szCs w:val="21"/>
+              </w:rPr>
+              <w:t>1e-5</w:t>
+            </w:r>
+          </w:p>
+        </w:tc>
+        <w:tc>
+          <w:tcPr>
+            <w:tcW w:w="1457" w:type="dxa"/>
+            <w:vAlign w:val="bottom"/>
+          </w:tcPr>
+          <w:p>
+            <w:pPr>
+              <w:jc w:val="center"/>
+              <w:rPr>
+                <w:rFonts w:ascii="Times New Roman Regular" w:hAnsi="Times New Roman Regular" w:cs="Times New Roman Regular"/>
+                <w:color w:val="000000"/>
+                <w:sz w:val="21"/>
+                <w:szCs w:val="21"/>
+              </w:rPr>
+            </w:pPr>
+            <w:r>
+              <w:rPr>
+                <w:rFonts w:ascii="Times New Roman Regular" w:hAnsi="Times New Roman Regular" w:cs="Times New Roman Regular" w:hint="eastAsia"/>
+                <w:color w:val="000000"/>
+                <w:sz w:val="21"/>
+                <w:szCs w:val="21"/>
+              </w:rPr>
+              <w:t>1e-5</w:t>
+            </w:r>
+          </w:p>
+        </w:tc>
+        <w:tc>
+          <w:tcPr>
+            <w:tcW w:w="1398" w:type="dxa"/>
+            <w:vAlign w:val="bottom"/>
+          </w:tcPr>
+          <w:p>
+            <w:pPr>
+              <w:jc w:val="center"/>
+              <w:rPr>
+                <w:rFonts w:ascii="Times New Roman Regular" w:hAnsi="Times New Roman Regular" w:cs="Times New Roman Regular" w:hint="eastAsia"/>
+                <w:color w:val="000000"/>
+                <w:sz w:val="21"/>
+                <w:szCs w:val="21"/>
+              </w:rPr>
+            </w:pPr>
+            <w:r>
+              <w:rPr>
+                <w:rFonts w:ascii="Times New Roman Regular" w:hAnsi="Times New Roman Regular" w:cs="Times New Roman Regular" w:hint="eastAsia"/>
+                <w:color w:val="000000"/>
+                <w:sz w:val="21"/>
+                <w:szCs w:val="21"/>
+              </w:rPr>
+              <w:t>0.2</w:t>
+            </w:r>
+          </w:p>
+        </w:tc>
+        <w:tc>
+          <w:tcPr>
+            <w:tcW w:w="1539" w:type="dxa"/>
+            <w:vAlign w:val="bottom"/>
+          </w:tcPr>
+          <w:p>
+            <w:pPr>
+              <w:jc w:val="center"/>
+              <w:rPr>
+                <w:rFonts w:ascii="Times New Roman Regular" w:hAnsi="Times New Roman Regular" w:cs="Times New Roman Regular" w:hint="eastAsia"/>
+                <w:color w:val="000000"/>
+                <w:sz w:val="21"/>
+                <w:szCs w:val="21"/>
+              </w:rPr>
+            </w:pPr>
+            <w:r>
+              <w:rPr>
+                <w:rFonts w:ascii="Times New Roman Regular" w:hAnsi="Times New Roman Regular" w:cs="Times New Roman Regular" w:hint="eastAsia"/>
+                <w:color w:val="000000"/>
+                <w:sz w:val="21"/>
+                <w:szCs w:val="21"/>
+              </w:rPr>
+              <w:t>0.8656</w:t>
+            </w:r>
+            <w:r>
+              <w:rPr>
+                <w:rFonts w:ascii="Times New Roman Regular" w:hAnsi="Times New Roman Regular" w:cs="Times New Roman Regular" w:hint="eastAsia"/>
+                <w:color w:val="000000"/>
+                <w:sz w:val="21"/>
+                <w:szCs w:val="21"/>
+              </w:rPr>
+              <w:t xml:space="preserve"> </w:t>
+            </w:r>
+          </w:p>
+        </w:tc>
+      </w:tr>
+    </w:tbl>
+    <w:p>
+      <w:pPr>
+        <w:jc w:val="both"/>
+        <w:rPr>
+          <w:rFonts w:ascii="Times New Roman Regular" w:hAnsi="Times New Roman Regular" w:cs="Times New Roman Regular" w:hint="eastAsia"/>
+          <w:color w:val="000000"/>
+          <w:sz w:val="21"/>
+          <w:szCs w:val="21"/>
+        </w:rPr>
+      </w:pPr>
+      <w:r>
+        <w:rPr>
+          <w:rFonts w:ascii="Times New Roman Regular" w:hAnsi="Times New Roman Regular" w:cs="Times New Roman Regular" w:hint="eastAsia"/>
+          <w:color w:val="000000"/>
+          <w:sz w:val="21"/>
+          <w:szCs w:val="21"/>
+        </w:rPr>
+        <w:t>57min</w:t>
+      </w:r>
+    </w:p>
+    <w:p>
+      <w:pPr>
         <w:pStyle w:val="Heading1"/>
       </w:pPr>
-      <w:bookmarkStart w:id="14" w:name="_Toc194876106"/>
+      <w:bookmarkStart w:id="14" w:name="_Toc194957312"/>
       <w:r>
         <w:rPr>
           <w:rFonts w:hint="eastAsia"/>
         </w:rPr>
+        <w:lastRenderedPageBreak/>
         <w:t>Conclusion</w:t>
       </w:r>
       <w:bookmarkEnd w:id="14"/>
     </w:p>
     <w:p>
       <w:pPr>
-        <w:rPr>
-          <w:rFonts w:ascii="Times New Roman Regular" w:hAnsi="Times New Roman Regular" w:cs="Times New Roman Regular"/>
-          <w:color w:val="000000"/>
-          <w:sz w:val="21"/>
-          <w:szCs w:val="21"/>
-          <w:highlight w:val="yellow"/>
-        </w:rPr>
-      </w:pPr>
+        <w:pStyle w:val="Heading1"/>
+        <w:rPr>
+          <w:lang w:val="en-US"/>
+        </w:rPr>
+      </w:pPr>
+      <w:bookmarkStart w:id="15" w:name="_Toc194957313"/>
     </w:p>
     <w:p>
       <w:pPr>
@@ -15075,7 +17302,35 @@
           <w:lang w:val="en-US"/>
         </w:rPr>
       </w:pPr>
-      <w:bookmarkStart w:id="15" w:name="_Toc194876107"/>
+    </w:p>
+    <w:p>
+      <w:pPr>
+        <w:pStyle w:val="Heading1"/>
+        <w:rPr>
+          <w:lang w:val="en-US"/>
+        </w:rPr>
+      </w:pPr>
+    </w:p>
+    <w:p>
+      <w:pPr>
+        <w:pStyle w:val="Heading1"/>
+        <w:rPr>
+          <w:lang w:val="en-US"/>
+        </w:rPr>
+      </w:pPr>
+      <w:r>
+        <w:rPr>
+          <w:lang w:val="en-US"/>
+        </w:rPr>
+        <w:t>B</w:t>
+      </w:r>
+      <w:r>
+        <w:rPr>
+          <w:rFonts w:hint="eastAsia"/>
+          <w:lang w:val="en-US"/>
+        </w:rPr>
+        <w:t xml:space="preserve"> </w:t>
+      </w:r>
       <w:r>
         <w:rPr>
           <w:rFonts w:hint="eastAsia"/>
@@ -15150,25 +17405,14 @@
           <w:szCs w:val="21"/>
         </w:rPr>
       </w:pPr>
-      <w:proofErr w:type="spellStart"/>
-      <w:r>
-        <w:rPr>
-          <w:rFonts w:ascii="Times New Roman Regular" w:hAnsi="Times New Roman Regular" w:cs="Times New Roman Regular"/>
-          <w:color w:val="000000"/>
-          <w:sz w:val="21"/>
-          <w:szCs w:val="21"/>
-        </w:rPr>
-        <w:t>Sahayak</w:t>
-      </w:r>
-      <w:proofErr w:type="spellEnd"/>
-      <w:r>
-        <w:rPr>
-          <w:rFonts w:ascii="Times New Roman Regular" w:hAnsi="Times New Roman Regular" w:cs="Times New Roman Regular"/>
-          <w:color w:val="000000"/>
-          <w:sz w:val="21"/>
-          <w:szCs w:val="21"/>
-        </w:rPr>
-        <w:t>, V., Shete, V., Pathan, A., &amp; Department of Information Technology, Savitribai Phule Pune University, Pune, India. (2015). Sentiment analysis on Twitter data. In International Journal of Innovative Research in Advanced Engineering (IJIRAE) (Vol. 2, Issue 1). https://d1wqtxts1xzle7.cloudfront.net/36584429/28.JACS10092-libre.pdf?1423574431=&amp;response-content-disposition=inline%3B+filename%3DSentiment_Analysis_on_Twitter_Data.pdf&amp;Expires=1724869234&amp;Signature=awf68RwOym7NsLD-s3X2e3jhlgLmzw49jYX3VNhDjqQIaysaN4JaJjucVwj6wuhl~YnPIyYVQF2eeBXVI2vRbXqnORI4T7LBvJZAVSB6J3Xnbi6aVX5uvN7PfP04vxmasIjZG-Zuxpg3UFliNn-UJmfwv5apTEbLA~t4FGn8DD-86IDxNQwZdwU7w0IDAVBE1OR-m8z70x1c7qlITjVbhKlJUoRklMcZCR3syhjsiL1tVtWKN6-CLD8FtxGfrPNP3nB8TZA6jrbB4sD~6plqVilNuzKrgyC066cscD0eqQxaYhLBikivzzNPCt20EAwCbs0uOY5Mgqx~esxpCEDmgA__&amp;Key-Pair-Id=APKAJLOHF5GGSLRBV4ZA</w:t>
+      <w:r>
+        <w:rPr>
+          <w:rFonts w:ascii="Times New Roman Regular" w:hAnsi="Times New Roman Regular" w:cs="Times New Roman Regular"/>
+          <w:color w:val="000000"/>
+          <w:sz w:val="21"/>
+          <w:szCs w:val="21"/>
+        </w:rPr>
+        <w:t>Sahayak, V., Shete, V., Pathan, A., &amp; Department of Information Technology, Savitribai Phule Pune University, Pune, India. (2015). Sentiment analysis on Twitter data. In International Journal of Innovative Research in Advanced Engineering (IJIRAE) (Vol. 2, Issue 1). https://d1wqtxts1xzle7.cloudfront.net/36584429/28.JACS10092-libre.pdf?1423574431=&amp;response-content-disposition=inline%3B+filename%3DSentiment_Analysis_on_Twitter_Data.pdf&amp;Expires=1724869234&amp;Signature=awf68RwOym7NsLD-s3X2e3jhlgLmzw49jYX3VNhDjqQIaysaN4JaJjucVwj6wuhl~YnPIyYVQF2eeBXVI2vRbXqnORI4T7LBvJZAVSB6J3Xnbi6aVX5uvN7PfP04vxmasIjZG-Zuxpg3UFliNn-UJmfwv5apTEbLA~t4FGn8DD-86IDxNQwZdwU7w0IDAVBE1OR-m8z70x1c7qlITjVbhKlJUoRklMcZCR3syhjsiL1tVtWKN6-CLD8FtxGfrPNP3nB8TZA6jrbB4sD~6plqVilNuzKrgyC066cscD0eqQxaYhLBikivzzNPCt20EAwCbs0uOY5Mgqx~esxpCEDmgA__&amp;Key-Pair-Id=APKAJLOHF5GGSLRBV4ZA</w:t>
       </w:r>
     </w:p>
     <w:p>
@@ -15264,10 +17508,140 @@
     <w:p>
       <w:pPr>
         <w:rPr>
+          <w:lang w:val="en-SG"/>
+        </w:rPr>
+      </w:pPr>
+      <w:r>
+        <w:rPr>
+          <w:lang w:val="en-SG"/>
+        </w:rPr>
+        <w:t>Jacob Devlin, Ming-Wei Chang, Kenton Lee, and Kristina Toutanova. 2019. </w:t>
+      </w:r>
+      <w:hyperlink r:id="rId35" w:history="1">
+        <w:r>
+          <w:rPr>
+            <w:rStyle w:val="Hyperlink"/>
+            <w:lang w:val="en-SG"/>
+          </w:rPr>
+          <w:t>BERT: Pre-training of Deep Bidirectional Transformers for Language Understanding</w:t>
+        </w:r>
+      </w:hyperlink>
+      <w:r>
+        <w:rPr>
+          <w:lang w:val="en-SG"/>
+        </w:rPr>
+        <w:t>. In </w:t>
+      </w:r>
+      <w:r>
+        <w:rPr>
+          <w:i/>
+          <w:iCs/>
+          <w:lang w:val="en-SG"/>
+        </w:rPr>
+        <w:t>Proceedings of the 2019 Conference of the North American Chapter of the Association for Computational Linguistics: Human Language Technologies, Volume 1 (Long and Short Papers)</w:t>
+      </w:r>
+      <w:r>
+        <w:rPr>
+          <w:lang w:val="en-SG"/>
+        </w:rPr>
+        <w:t>, pages 4171–4186, Minneapolis, Minnesota. Association for Computational Linguistics.</w:t>
+      </w:r>
+    </w:p>
+    <w:p>
+      <w:pPr>
+        <w:rPr>
+          <w:lang w:val="en-SG"/>
+        </w:rPr>
+      </w:pPr>
+      <w:r>
+        <w:rPr>
+          <w:lang w:val="en-SG"/>
+        </w:rPr>
+        <w:lastRenderedPageBreak/>
+        <w:t>Schomacker, T.;</w:t>
+      </w:r>
+      <w:r>
+        <w:rPr>
           <w:rFonts w:hint="eastAsia"/>
+          <w:lang w:val="en-SG"/>
+        </w:rPr>
+        <w:t xml:space="preserve"> </w:t>
+      </w:r>
+      <w:r>
+        <w:rPr>
+          <w:lang w:val="en-SG"/>
+        </w:rPr>
+        <w:t>Tropmann-Frick, M. Language</w:t>
+      </w:r>
+      <w:r>
+        <w:rPr>
+          <w:rFonts w:hint="eastAsia"/>
+          <w:lang w:val="en-SG"/>
+        </w:rPr>
+        <w:t xml:space="preserve"> </w:t>
+      </w:r>
+      <w:r>
+        <w:rPr>
+          <w:lang w:val="en-SG"/>
+        </w:rPr>
+        <w:t>Representation Models: An Overview. Entropy 2021, 23, 1422. https://doi.org/10.3390/e23111422</w:t>
+      </w:r>
+    </w:p>
+    <w:p>
+      <w:pPr>
+        <w:rPr>
           <w:lang w:val="en-US"/>
         </w:rPr>
       </w:pPr>
+      <w:r>
+        <w:t xml:space="preserve">Sanh, V., Debut, L., Chaumond, J., &amp; Wolf, T. (2019). </w:t>
+      </w:r>
+      <w:r>
+        <w:rPr>
+          <w:i/>
+          <w:iCs/>
+        </w:rPr>
+        <w:t>DistilBERT, a distilled version of BERT: smaller, faster, cheaper and lighter</w:t>
+      </w:r>
+      <w:r>
+        <w:t xml:space="preserve"> [arXiv preprint arXiv:1910.01108]. </w:t>
+      </w:r>
+      <w:hyperlink r:id="rId36" w:tgtFrame="_new" w:history="1">
+        <w:r>
+          <w:rPr>
+            <w:rStyle w:val="Hyperlink"/>
+          </w:rPr>
+          <w:t>https://arxiv.org/abs/1910.01108</w:t>
+        </w:r>
+      </w:hyperlink>
+    </w:p>
+    <w:p>
+      <w:pPr>
+        <w:rPr>
+          <w:lang w:val="en-US"/>
+        </w:rPr>
+      </w:pPr>
+      <w:r>
+        <w:t xml:space="preserve">Jiao, X., Yin, Y., Shang, L., Jiang, X., Chen, X., Li, L., Wang, F., &amp; Liu, Q. (2020). </w:t>
+      </w:r>
+      <w:r>
+        <w:rPr>
+          <w:i/>
+          <w:iCs/>
+        </w:rPr>
+        <w:t>TinyBERT: Distilling BERT for natural language understanding</w:t>
+      </w:r>
+      <w:r>
+        <w:t xml:space="preserve"> [arXiv preprint arXiv:1909.10351]. </w:t>
+      </w:r>
+      <w:hyperlink r:id="rId37" w:tgtFrame="_new" w:history="1">
+        <w:r>
+          <w:rPr>
+            <w:rStyle w:val="Hyperlink"/>
+          </w:rPr>
+          <w:t>https://arxiv.org/abs/1909.10351</w:t>
+        </w:r>
+      </w:hyperlink>
     </w:p>
     <w:sectPr>
       <w:pgSz w:w="11906" w:h="16838"/>
@@ -16553,6 +18927,155 @@
     </w:lvl>
   </w:abstractNum>
   <w:abstractNum w:abstractNumId="12" w15:restartNumberingAfterBreak="0">
+    <w:nsid w:val="7B0A7E99"/>
+    <w:multiLevelType w:val="multilevel"/>
+    <w:tmpl w:val="05B8B162"/>
+    <w:lvl w:ilvl="0">
+      <w:start w:val="1"/>
+      <w:numFmt w:val="bullet"/>
+      <w:lvlText w:val=""/>
+      <w:lvlJc w:val="left"/>
+      <w:pPr>
+        <w:tabs>
+          <w:tab w:val="num" w:pos="720"/>
+        </w:tabs>
+        <w:ind w:left="720" w:hanging="360"/>
+      </w:pPr>
+      <w:rPr>
+        <w:rFonts w:ascii="Symbol" w:hAnsi="Symbol" w:hint="default"/>
+        <w:sz w:val="20"/>
+      </w:rPr>
+    </w:lvl>
+    <w:lvl w:ilvl="1" w:tentative="1">
+      <w:start w:val="1"/>
+      <w:numFmt w:val="bullet"/>
+      <w:lvlText w:val="o"/>
+      <w:lvlJc w:val="left"/>
+      <w:pPr>
+        <w:tabs>
+          <w:tab w:val="num" w:pos="1440"/>
+        </w:tabs>
+        <w:ind w:left="1440" w:hanging="360"/>
+      </w:pPr>
+      <w:rPr>
+        <w:rFonts w:ascii="Courier New" w:hAnsi="Courier New" w:hint="default"/>
+        <w:sz w:val="20"/>
+      </w:rPr>
+    </w:lvl>
+    <w:lvl w:ilvl="2" w:tentative="1">
+      <w:start w:val="1"/>
+      <w:numFmt w:val="bullet"/>
+      <w:lvlText w:val=""/>
+      <w:lvlJc w:val="left"/>
+      <w:pPr>
+        <w:tabs>
+          <w:tab w:val="num" w:pos="2160"/>
+        </w:tabs>
+        <w:ind w:left="2160" w:hanging="360"/>
+      </w:pPr>
+      <w:rPr>
+        <w:rFonts w:ascii="Wingdings" w:hAnsi="Wingdings" w:hint="default"/>
+        <w:sz w:val="20"/>
+      </w:rPr>
+    </w:lvl>
+    <w:lvl w:ilvl="3" w:tentative="1">
+      <w:start w:val="1"/>
+      <w:numFmt w:val="bullet"/>
+      <w:lvlText w:val=""/>
+      <w:lvlJc w:val="left"/>
+      <w:pPr>
+        <w:tabs>
+          <w:tab w:val="num" w:pos="2880"/>
+        </w:tabs>
+        <w:ind w:left="2880" w:hanging="360"/>
+      </w:pPr>
+      <w:rPr>
+        <w:rFonts w:ascii="Wingdings" w:hAnsi="Wingdings" w:hint="default"/>
+        <w:sz w:val="20"/>
+      </w:rPr>
+    </w:lvl>
+    <w:lvl w:ilvl="4" w:tentative="1">
+      <w:start w:val="1"/>
+      <w:numFmt w:val="bullet"/>
+      <w:lvlText w:val=""/>
+      <w:lvlJc w:val="left"/>
+      <w:pPr>
+        <w:tabs>
+          <w:tab w:val="num" w:pos="3600"/>
+        </w:tabs>
+        <w:ind w:left="3600" w:hanging="360"/>
+      </w:pPr>
+      <w:rPr>
+        <w:rFonts w:ascii="Wingdings" w:hAnsi="Wingdings" w:hint="default"/>
+        <w:sz w:val="20"/>
+      </w:rPr>
+    </w:lvl>
+    <w:lvl w:ilvl="5" w:tentative="1">
+      <w:start w:val="1"/>
+      <w:numFmt w:val="bullet"/>
+      <w:lvlText w:val=""/>
+      <w:lvlJc w:val="left"/>
+      <w:pPr>
+        <w:tabs>
+          <w:tab w:val="num" w:pos="4320"/>
+        </w:tabs>
+        <w:ind w:left="4320" w:hanging="360"/>
+      </w:pPr>
+      <w:rPr>
+        <w:rFonts w:ascii="Wingdings" w:hAnsi="Wingdings" w:hint="default"/>
+        <w:sz w:val="20"/>
+      </w:rPr>
+    </w:lvl>
+    <w:lvl w:ilvl="6" w:tentative="1">
+      <w:start w:val="1"/>
+      <w:numFmt w:val="bullet"/>
+      <w:lvlText w:val=""/>
+      <w:lvlJc w:val="left"/>
+      <w:pPr>
+        <w:tabs>
+          <w:tab w:val="num" w:pos="5040"/>
+        </w:tabs>
+        <w:ind w:left="5040" w:hanging="360"/>
+      </w:pPr>
+      <w:rPr>
+        <w:rFonts w:ascii="Wingdings" w:hAnsi="Wingdings" w:hint="default"/>
+        <w:sz w:val="20"/>
+      </w:rPr>
+    </w:lvl>
+    <w:lvl w:ilvl="7" w:tentative="1">
+      <w:start w:val="1"/>
+      <w:numFmt w:val="bullet"/>
+      <w:lvlText w:val=""/>
+      <w:lvlJc w:val="left"/>
+      <w:pPr>
+        <w:tabs>
+          <w:tab w:val="num" w:pos="5760"/>
+        </w:tabs>
+        <w:ind w:left="5760" w:hanging="360"/>
+      </w:pPr>
+      <w:rPr>
+        <w:rFonts w:ascii="Wingdings" w:hAnsi="Wingdings" w:hint="default"/>
+        <w:sz w:val="20"/>
+      </w:rPr>
+    </w:lvl>
+    <w:lvl w:ilvl="8" w:tentative="1">
+      <w:start w:val="1"/>
+      <w:numFmt w:val="bullet"/>
+      <w:lvlText w:val=""/>
+      <w:lvlJc w:val="left"/>
+      <w:pPr>
+        <w:tabs>
+          <w:tab w:val="num" w:pos="6480"/>
+        </w:tabs>
+        <w:ind w:left="6480" w:hanging="360"/>
+      </w:pPr>
+      <w:rPr>
+        <w:rFonts w:ascii="Wingdings" w:hAnsi="Wingdings" w:hint="default"/>
+        <w:sz w:val="20"/>
+      </w:rPr>
+    </w:lvl>
+  </w:abstractNum>
+  <w:abstractNum w:abstractNumId="13" w15:restartNumberingAfterBreak="0">
     <w:nsid w:val="7F227D30"/>
     <w:multiLevelType w:val="hybridMultilevel"/>
     <w:tmpl w:val="B8E48208"/>
@@ -16684,7 +19207,7 @@
     <w:abstractNumId w:val="1"/>
   </w:num>
   <w:num w:numId="7" w16cid:durableId="1578248961">
-    <w:abstractNumId w:val="12"/>
+    <w:abstractNumId w:val="13"/>
   </w:num>
   <w:num w:numId="8" w16cid:durableId="1054157099">
     <w:abstractNumId w:val="6"/>
@@ -16703,6 +19226,9 @@
   </w:num>
   <w:num w:numId="13" w16cid:durableId="973483075">
     <w:abstractNumId w:val="5"/>
+  </w:num>
+  <w:num w:numId="14" w16cid:durableId="1087190068">
+    <w:abstractNumId w:val="12"/>
   </w:num>
 </w:numbering>
 </file>

--- a/groupproject/Group Project Report.docx
+++ b/groupproject/Group Project Report.docx
@@ -430,7 +430,25 @@
           <w:sz w:val="28"/>
           <w:szCs w:val="28"/>
         </w:rPr>
-        <w:t>Zhao Xiajing (</w:t>
+        <w:t xml:space="preserve">Zhao </w:t>
+      </w:r>
+      <w:proofErr w:type="spellStart"/>
+      <w:r>
+        <w:rPr>
+          <w:rFonts w:ascii="Arial" w:eastAsia="Arial" w:hAnsi="Arial" w:cs="Arial"/>
+          <w:sz w:val="28"/>
+          <w:szCs w:val="28"/>
+        </w:rPr>
+        <w:t>Xiajing</w:t>
+      </w:r>
+      <w:proofErr w:type="spellEnd"/>
+      <w:r>
+        <w:rPr>
+          <w:rFonts w:ascii="Arial" w:eastAsia="Arial" w:hAnsi="Arial" w:cs="Arial"/>
+          <w:sz w:val="28"/>
+          <w:szCs w:val="28"/>
+        </w:rPr>
+        <w:t xml:space="preserve"> (</w:t>
       </w:r>
       <w:r>
         <w:rPr>
@@ -1716,13 +1734,23 @@
           <w:szCs w:val="21"/>
         </w:rPr>
       </w:pPr>
-      <w:r>
-        <w:rPr>
-          <w:rFonts w:ascii="Times New Roman Regular" w:hAnsi="Times New Roman Regular" w:cs="Times New Roman Regular"/>
-          <w:sz w:val="21"/>
-          <w:szCs w:val="21"/>
-        </w:rPr>
-        <w:t>Sentiment Analysis, aims at identifying and extracting users' subjective emotions from natural language texts, which are usually classified into sentiment categories such as Positive, Negative, or Neutral.</w:t>
+      <w:proofErr w:type="gramStart"/>
+      <w:r>
+        <w:rPr>
+          <w:rFonts w:ascii="Times New Roman Regular" w:hAnsi="Times New Roman Regular" w:cs="Times New Roman Regular"/>
+          <w:sz w:val="21"/>
+          <w:szCs w:val="21"/>
+        </w:rPr>
+        <w:t>Sentiment Analysis,</w:t>
+      </w:r>
+      <w:proofErr w:type="gramEnd"/>
+      <w:r>
+        <w:rPr>
+          <w:rFonts w:ascii="Times New Roman Regular" w:hAnsi="Times New Roman Regular" w:cs="Times New Roman Regular"/>
+          <w:sz w:val="21"/>
+          <w:szCs w:val="21"/>
+        </w:rPr>
+        <w:t xml:space="preserve"> aims at identifying and extracting users' subjective emotions from natural language texts, which are usually classified into sentiment categories such as Positive, Negative, or Neutral.</w:t>
       </w:r>
       <w:r>
         <w:rPr>
@@ -1748,7 +1776,27 @@
           <w:szCs w:val="21"/>
           <w:lang w:val="en-US"/>
         </w:rPr>
-        <w:t xml:space="preserve"> (Sahayak et al., 2015).</w:t>
+        <w:t xml:space="preserve"> (</w:t>
+      </w:r>
+      <w:proofErr w:type="spellStart"/>
+      <w:r>
+        <w:rPr>
+          <w:rFonts w:ascii="Times New Roman Regular" w:hAnsi="Times New Roman Regular" w:cs="Times New Roman Regular"/>
+          <w:sz w:val="21"/>
+          <w:szCs w:val="21"/>
+          <w:lang w:val="en-US"/>
+        </w:rPr>
+        <w:t>Sahayak</w:t>
+      </w:r>
+      <w:proofErr w:type="spellEnd"/>
+      <w:r>
+        <w:rPr>
+          <w:rFonts w:ascii="Times New Roman Regular" w:hAnsi="Times New Roman Regular" w:cs="Times New Roman Regular"/>
+          <w:sz w:val="21"/>
+          <w:szCs w:val="21"/>
+          <w:lang w:val="en-US"/>
+        </w:rPr>
+        <w:t xml:space="preserve"> et al., 2015).</w:t>
       </w:r>
     </w:p>
     <w:p>
@@ -1949,6 +1997,7 @@
         </w:rPr>
         <w:t xml:space="preserve">The goal of this project is </w:t>
       </w:r>
+      <w:proofErr w:type="gramStart"/>
       <w:r>
         <w:rPr>
           <w:rFonts w:ascii="Times New Roman Regular" w:hAnsi="Times New Roman Regular" w:cs="Times New Roman Regular" w:hint="eastAsia"/>
@@ -1956,13 +2005,23 @@
           <w:szCs w:val="21"/>
           <w:lang w:val="en-US" w:eastAsia="zh"/>
         </w:rPr>
-        <w:t xml:space="preserve">using </w:t>
-      </w:r>
+        <w:t>using</w:t>
+      </w:r>
+      <w:proofErr w:type="gramEnd"/>
       <w:r>
         <w:rPr>
           <w:rFonts w:ascii="Times New Roman Regular" w:hAnsi="Times New Roman Regular" w:cs="Times New Roman Regular" w:hint="eastAsia"/>
           <w:sz w:val="21"/>
           <w:szCs w:val="21"/>
+          <w:lang w:val="en-US" w:eastAsia="zh"/>
+        </w:rPr>
+        <w:t xml:space="preserve"> </w:t>
+      </w:r>
+      <w:r>
+        <w:rPr>
+          <w:rFonts w:ascii="Times New Roman Regular" w:hAnsi="Times New Roman Regular" w:cs="Times New Roman Regular" w:hint="eastAsia"/>
+          <w:sz w:val="21"/>
+          <w:szCs w:val="21"/>
           <w:lang w:val="en-US"/>
         </w:rPr>
         <w:t>machine learning and deep learning techniques</w:t>
@@ -1985,6 +2044,7 @@
         </w:rPr>
         <w:t xml:space="preserve">build a sentiment analysis model for Twitter </w:t>
       </w:r>
+      <w:proofErr w:type="gramStart"/>
       <w:r>
         <w:rPr>
           <w:rFonts w:ascii="Times New Roman Regular" w:hAnsi="Times New Roman Regular" w:cs="Times New Roman Regular"/>
@@ -1992,6 +2052,7 @@
         </w:rPr>
         <w:t>comments, and</w:t>
       </w:r>
+      <w:proofErr w:type="gramEnd"/>
       <w:r>
         <w:rPr>
           <w:rFonts w:ascii="Times New Roman Regular" w:hAnsi="Times New Roman Regular" w:cs="Times New Roman Regular" w:hint="eastAsia"/>
@@ -2179,7 +2240,27 @@
           <w:szCs w:val="21"/>
           <w:lang w:val="en-US"/>
         </w:rPr>
-        <w:t>ed (Basic RNN, LSTM, GRU) , CN</w:t>
+        <w:t>ed (Basic RNN, LSTM, GRU</w:t>
+      </w:r>
+      <w:proofErr w:type="gramStart"/>
+      <w:r>
+        <w:rPr>
+          <w:rFonts w:ascii="Times New Roman Regular" w:hAnsi="Times New Roman Regular" w:cs="Times New Roman Regular"/>
+          <w:sz w:val="21"/>
+          <w:szCs w:val="21"/>
+          <w:lang w:val="en-US"/>
+        </w:rPr>
+        <w:t>) ,</w:t>
+      </w:r>
+      <w:proofErr w:type="gramEnd"/>
+      <w:r>
+        <w:rPr>
+          <w:rFonts w:ascii="Times New Roman Regular" w:hAnsi="Times New Roman Regular" w:cs="Times New Roman Regular"/>
+          <w:sz w:val="21"/>
+          <w:szCs w:val="21"/>
+          <w:lang w:val="en-US"/>
+        </w:rPr>
+        <w:t xml:space="preserve"> CN</w:t>
       </w:r>
       <w:r>
         <w:rPr>
@@ -2404,6 +2485,7 @@
         </w:rPr>
         <w:t xml:space="preserve"> D</w:t>
       </w:r>
+      <w:proofErr w:type="spellStart"/>
       <w:r>
         <w:rPr>
           <w:rFonts w:ascii="Times New Roman Regular" w:hAnsi="Times New Roman Regular" w:cs="Times New Roman Regular"/>
@@ -2414,6 +2496,7 @@
         </w:rPr>
         <w:t>escription</w:t>
       </w:r>
+      <w:proofErr w:type="spellEnd"/>
     </w:p>
     <w:p>
       <w:pPr>
@@ -2733,7 +2816,29 @@
           <w:szCs w:val="21"/>
           <w:lang w:val="en-US"/>
         </w:rPr>
-        <w:t xml:space="preserve">In addition, we extracted the top 30 most frequent words, but found that most of them are common </w:t>
+        <w:t xml:space="preserve">In addition, we extracted the top 30 most frequent </w:t>
+      </w:r>
+      <w:proofErr w:type="gramStart"/>
+      <w:r>
+        <w:rPr>
+          <w:rFonts w:ascii="Times New Roman Regular" w:hAnsi="Times New Roman Regular" w:cs="Times New Roman Regular"/>
+          <w:color w:val="000000"/>
+          <w:sz w:val="21"/>
+          <w:szCs w:val="21"/>
+          <w:lang w:val="en-US"/>
+        </w:rPr>
+        <w:t>words, but</w:t>
+      </w:r>
+      <w:proofErr w:type="gramEnd"/>
+      <w:r>
+        <w:rPr>
+          <w:rFonts w:ascii="Times New Roman Regular" w:hAnsi="Times New Roman Regular" w:cs="Times New Roman Regular"/>
+          <w:color w:val="000000"/>
+          <w:sz w:val="21"/>
+          <w:szCs w:val="21"/>
+          <w:lang w:val="en-US"/>
+        </w:rPr>
+        <w:t xml:space="preserve"> found that most of them are common </w:t>
       </w:r>
       <w:r>
         <w:rPr>
@@ -3194,17 +3299,9 @@
           <w:sz w:val="21"/>
           <w:szCs w:val="21"/>
         </w:rPr>
-        <w:t>@someone</w:t>
-      </w:r>
-      <w:r>
-        <w:rPr>
-          <w:rFonts w:ascii="Times New Roman Regular" w:hAnsi="Times New Roman Regular" w:cs="Times New Roman Regular" w:hint="eastAsia"/>
-          <w:color w:val="000000"/>
-          <w:sz w:val="21"/>
-          <w:szCs w:val="21"/>
-        </w:rPr>
-        <w:t xml:space="preserve"> and </w:t>
-      </w:r>
+        <w:t>@</w:t>
+      </w:r>
+      <w:proofErr w:type="gramStart"/>
       <w:r>
         <w:rPr>
           <w:rFonts w:ascii="Times New Roman Regular" w:hAnsi="Times New Roman Regular" w:cs="Times New Roman Regular" w:hint="eastAsia"/>
@@ -3214,6 +3311,27 @@
           <w:sz w:val="21"/>
           <w:szCs w:val="21"/>
         </w:rPr>
+        <w:t>someone</w:t>
+      </w:r>
+      <w:proofErr w:type="gramEnd"/>
+      <w:r>
+        <w:rPr>
+          <w:rFonts w:ascii="Times New Roman Regular" w:hAnsi="Times New Roman Regular" w:cs="Times New Roman Regular" w:hint="eastAsia"/>
+          <w:color w:val="000000"/>
+          <w:sz w:val="21"/>
+          <w:szCs w:val="21"/>
+        </w:rPr>
+        <w:t xml:space="preserve"> and </w:t>
+      </w:r>
+      <w:r>
+        <w:rPr>
+          <w:rFonts w:ascii="Times New Roman Regular" w:hAnsi="Times New Roman Regular" w:cs="Times New Roman Regular" w:hint="eastAsia"/>
+          <w:i/>
+          <w:iCs/>
+          <w:color w:val="000000"/>
+          <w:sz w:val="21"/>
+          <w:szCs w:val="21"/>
+        </w:rPr>
         <w:t>email addresses</w:t>
       </w:r>
       <w:r>
@@ -3274,7 +3392,27 @@
           <w:sz w:val="21"/>
           <w:szCs w:val="21"/>
         </w:rPr>
-        <w:t xml:space="preserve"> data preprocessing, I reviewed the dataset and analyzed the proportion </w:t>
+        <w:t xml:space="preserve"> data preprocessing, I reviewed the dataset and </w:t>
+      </w:r>
+      <w:proofErr w:type="spellStart"/>
+      <w:r>
+        <w:rPr>
+          <w:rFonts w:ascii="Times New Roman Regular" w:hAnsi="Times New Roman Regular" w:cs="Times New Roman Regular"/>
+          <w:color w:val="000000"/>
+          <w:sz w:val="21"/>
+          <w:szCs w:val="21"/>
+        </w:rPr>
+        <w:t>analyzed</w:t>
+      </w:r>
+      <w:proofErr w:type="spellEnd"/>
+      <w:r>
+        <w:rPr>
+          <w:rFonts w:ascii="Times New Roman Regular" w:hAnsi="Times New Roman Regular" w:cs="Times New Roman Regular"/>
+          <w:color w:val="000000"/>
+          <w:sz w:val="21"/>
+          <w:szCs w:val="21"/>
+        </w:rPr>
+        <w:t xml:space="preserve"> the proportion </w:t>
       </w:r>
       <w:r>
         <w:rPr>
@@ -3527,7 +3665,27 @@
           <w:szCs w:val="21"/>
           <w:lang w:val="en-US"/>
         </w:rPr>
-        <w:t>Logistic regression (GeeksforGeeks, 2025) is a supervised machine learning algorithm used for classification tasks where the goal is to predict the probability that an instance belongs to a given class or not.</w:t>
+        <w:t>Logistic regression (</w:t>
+      </w:r>
+      <w:proofErr w:type="spellStart"/>
+      <w:r>
+        <w:rPr>
+          <w:rFonts w:ascii="Times New Roman Regular" w:hAnsi="Times New Roman Regular" w:cs="Times New Roman Regular" w:hint="eastAsia"/>
+          <w:sz w:val="21"/>
+          <w:szCs w:val="21"/>
+          <w:lang w:val="en-US"/>
+        </w:rPr>
+        <w:t>GeeksforGeeks</w:t>
+      </w:r>
+      <w:proofErr w:type="spellEnd"/>
+      <w:r>
+        <w:rPr>
+          <w:rFonts w:ascii="Times New Roman Regular" w:hAnsi="Times New Roman Regular" w:cs="Times New Roman Regular" w:hint="eastAsia"/>
+          <w:sz w:val="21"/>
+          <w:szCs w:val="21"/>
+          <w:lang w:val="en-US"/>
+        </w:rPr>
+        <w:t>, 2025) is a supervised machine learning algorithm used for classification tasks where the goal is to predict the probability that an instance belongs to a given class or not.</w:t>
       </w:r>
       <w:r>
         <w:rPr>
@@ -3560,7 +3718,27 @@
           <w:szCs w:val="21"/>
           <w:lang w:val="en-US"/>
         </w:rPr>
-        <w:t>A RNN (Graph, 2024) is a special type of ANN adapted to work for time series data or data that involves sequences. It is trained to process and convert a sequential data input into a specific sequential data output. Sequential data is data such as words, sentences, time-series data where sequential components interrelate based on complex semantic and syntax rules.</w:t>
+        <w:t xml:space="preserve">A RNN (Graph, 2024) is a special type of ANN adapted to work for time series data or data that involves sequences. It is trained to process and convert </w:t>
+      </w:r>
+      <w:proofErr w:type="gramStart"/>
+      <w:r>
+        <w:rPr>
+          <w:rFonts w:ascii="Times New Roman Regular" w:hAnsi="Times New Roman Regular" w:cs="Times New Roman Regular" w:hint="eastAsia"/>
+          <w:sz w:val="21"/>
+          <w:szCs w:val="21"/>
+          <w:lang w:val="en-US"/>
+        </w:rPr>
+        <w:t>a sequential</w:t>
+      </w:r>
+      <w:proofErr w:type="gramEnd"/>
+      <w:r>
+        <w:rPr>
+          <w:rFonts w:ascii="Times New Roman Regular" w:hAnsi="Times New Roman Regular" w:cs="Times New Roman Regular" w:hint="eastAsia"/>
+          <w:sz w:val="21"/>
+          <w:szCs w:val="21"/>
+          <w:lang w:val="en-US"/>
+        </w:rPr>
+        <w:t xml:space="preserve"> data input into a specific sequential data output. Sequential data is data such as words, sentences, time-series data where sequential components interrelate based on complex semantic and syntax rules.</w:t>
       </w:r>
     </w:p>
     <w:p>
@@ -3582,7 +3760,27 @@
           <w:szCs w:val="21"/>
           <w:lang w:val="en-US"/>
         </w:rPr>
-        <w:t xml:space="preserve">A Convolutional Neural Network (CNN), also known as ConvNet, is a specialized type of deep learning algorithm mainly designed for tasks that necessitate object recognition, including image classification, detection, and segmentation. Beyond image classification tasks, CNNs are versatile </w:t>
+        <w:t xml:space="preserve">A Convolutional Neural Network (CNN), also known as </w:t>
+      </w:r>
+      <w:proofErr w:type="spellStart"/>
+      <w:r>
+        <w:rPr>
+          <w:rFonts w:ascii="Times New Roman Regular" w:hAnsi="Times New Roman Regular" w:cs="Times New Roman Regular" w:hint="eastAsia"/>
+          <w:sz w:val="21"/>
+          <w:szCs w:val="21"/>
+          <w:lang w:val="en-US"/>
+        </w:rPr>
+        <w:t>ConvNet</w:t>
+      </w:r>
+      <w:proofErr w:type="spellEnd"/>
+      <w:r>
+        <w:rPr>
+          <w:rFonts w:ascii="Times New Roman Regular" w:hAnsi="Times New Roman Regular" w:cs="Times New Roman Regular" w:hint="eastAsia"/>
+          <w:sz w:val="21"/>
+          <w:szCs w:val="21"/>
+          <w:lang w:val="en-US"/>
+        </w:rPr>
+        <w:t xml:space="preserve">, is a specialized type of deep learning algorithm mainly designed for tasks that necessitate object recognition, including image classification, detection, and segmentation. Beyond image classification tasks, CNNs are versatile </w:t>
       </w:r>
       <w:r>
         <w:rPr>
@@ -3688,7 +3886,29 @@
           <w:sz w:val="21"/>
           <w:szCs w:val="21"/>
         </w:rPr>
-        <w:t>Masked Language Modeling (MLM)</w:t>
+        <w:t xml:space="preserve">Masked Language </w:t>
+      </w:r>
+      <w:proofErr w:type="spellStart"/>
+      <w:r>
+        <w:rPr>
+          <w:rFonts w:ascii="Times New Roman Regular" w:hAnsi="Times New Roman Regular" w:cs="Times New Roman Regular"/>
+          <w:i/>
+          <w:iCs/>
+          <w:sz w:val="21"/>
+          <w:szCs w:val="21"/>
+        </w:rPr>
+        <w:t>Modeling</w:t>
+      </w:r>
+      <w:proofErr w:type="spellEnd"/>
+      <w:r>
+        <w:rPr>
+          <w:rFonts w:ascii="Times New Roman Regular" w:hAnsi="Times New Roman Regular" w:cs="Times New Roman Regular"/>
+          <w:i/>
+          <w:iCs/>
+          <w:sz w:val="21"/>
+          <w:szCs w:val="21"/>
+        </w:rPr>
+        <w:t xml:space="preserve"> (MLM)</w:t>
       </w:r>
       <w:r>
         <w:rPr>
@@ -3945,7 +4165,27 @@
           <w:sz w:val="21"/>
           <w:szCs w:val="21"/>
         </w:rPr>
-        <w:t>Due to the large size of the dataset, using logistic regression as initially planned resulted in high computational cost. Given the many tunable hyperparameters and optional preprocessing steps, it was challenging to efficiently explore and identify the optimal configuration.</w:t>
+        <w:t xml:space="preserve">Due to the large size of the dataset, using logistic regression as initially planned resulted in high computational cost. Given the many </w:t>
+      </w:r>
+      <w:proofErr w:type="spellStart"/>
+      <w:r>
+        <w:rPr>
+          <w:rFonts w:ascii="Times New Roman Regular" w:hAnsi="Times New Roman Regular" w:cs="Times New Roman Regular"/>
+          <w:color w:val="000000"/>
+          <w:sz w:val="21"/>
+          <w:szCs w:val="21"/>
+        </w:rPr>
+        <w:t>tunable</w:t>
+      </w:r>
+      <w:proofErr w:type="spellEnd"/>
+      <w:r>
+        <w:rPr>
+          <w:rFonts w:ascii="Times New Roman Regular" w:hAnsi="Times New Roman Regular" w:cs="Times New Roman Regular"/>
+          <w:color w:val="000000"/>
+          <w:sz w:val="21"/>
+          <w:szCs w:val="21"/>
+        </w:rPr>
+        <w:t xml:space="preserve"> hyperparameters and optional preprocessing steps, it was challenging to efficiently explore and identify the optimal configuration.</w:t>
       </w:r>
       <w:r>
         <w:rPr>
@@ -4351,7 +4591,29 @@
           <w:szCs w:val="21"/>
           <w:lang w:val="en-US"/>
         </w:rPr>
-        <w:t>. Given this observation, and to promote better generalization and reduce dimensionality, we chose to remove both numbers and punctuation in the subsequent stages. Additionally, the grid search consistently identified the same set of hyperparameters. Therefore, we adopted this hyperparameter setting and applied in directly to the upcoming experiments using logistic regression.</w:t>
+        <w:t xml:space="preserve">. Given this observation, and to promote better generalization and reduce dimensionality, we chose to remove both numbers and punctuation in the subsequent stages. Additionally, the grid search consistently identified the same set of hyperparameters. Therefore, we adopted this hyperparameter setting and </w:t>
+      </w:r>
+      <w:proofErr w:type="gramStart"/>
+      <w:r>
+        <w:rPr>
+          <w:rFonts w:ascii="Times New Roman Regular" w:hAnsi="Times New Roman Regular" w:cs="Times New Roman Regular"/>
+          <w:color w:val="000000"/>
+          <w:sz w:val="21"/>
+          <w:szCs w:val="21"/>
+          <w:lang w:val="en-US"/>
+        </w:rPr>
+        <w:t>applied in</w:t>
+      </w:r>
+      <w:proofErr w:type="gramEnd"/>
+      <w:r>
+        <w:rPr>
+          <w:rFonts w:ascii="Times New Roman Regular" w:hAnsi="Times New Roman Regular" w:cs="Times New Roman Regular"/>
+          <w:color w:val="000000"/>
+          <w:sz w:val="21"/>
+          <w:szCs w:val="21"/>
+          <w:lang w:val="en-US"/>
+        </w:rPr>
+        <w:t xml:space="preserve"> directly to the upcoming experiments using logistic regression.</w:t>
       </w:r>
     </w:p>
     <w:p>
@@ -4955,6 +5217,7 @@
         </w:rPr>
         <w:t>‘</w:t>
       </w:r>
+      <w:proofErr w:type="spellStart"/>
       <w:r>
         <w:rPr>
           <w:rFonts w:ascii="Times New Roman Regular" w:hAnsi="Times New Roman Regular" w:cs="Times New Roman Regular" w:hint="eastAsia"/>
@@ -4967,6 +5230,7 @@
         </w:rPr>
         <w:t>embed_dim</w:t>
       </w:r>
+      <w:proofErr w:type="spellEnd"/>
       <w:r>
         <w:rPr>
           <w:rFonts w:ascii="Times New Roman Regular" w:hAnsi="Times New Roman Regular" w:cs="Times New Roman Regular"/>
@@ -5046,6 +5310,7 @@
         </w:rPr>
         <w:t>‘</w:t>
       </w:r>
+      <w:proofErr w:type="spellStart"/>
       <w:r>
         <w:rPr>
           <w:rFonts w:ascii="Times New Roman Regular" w:hAnsi="Times New Roman Regular" w:cs="Times New Roman Regular" w:hint="eastAsia"/>
@@ -5058,6 +5323,7 @@
         </w:rPr>
         <w:t>hidden_dim</w:t>
       </w:r>
+      <w:proofErr w:type="spellEnd"/>
       <w:r>
         <w:rPr>
           <w:rFonts w:ascii="Times New Roman Regular" w:hAnsi="Times New Roman Regular" w:cs="Times New Roman Regular"/>
@@ -5098,7 +5364,29 @@
           <w:szCs w:val="21"/>
           <w:highlight w:val="yellow"/>
         </w:rPr>
-        <w:t>Controls the model’s capacity to remember sequence information. A higher value allows the model to learn more complex patterns, but also increases the risk of overfitting and computation time.</w:t>
+        <w:t xml:space="preserve">Controls the model’s capacity to remember sequence information. A higher value allows the model to learn more complex </w:t>
+      </w:r>
+      <w:proofErr w:type="gramStart"/>
+      <w:r>
+        <w:rPr>
+          <w:rFonts w:ascii="Times New Roman Regular" w:hAnsi="Times New Roman Regular" w:cs="Times New Roman Regular"/>
+          <w:color w:val="000000"/>
+          <w:sz w:val="21"/>
+          <w:szCs w:val="21"/>
+          <w:highlight w:val="yellow"/>
+        </w:rPr>
+        <w:t>patterns, but</w:t>
+      </w:r>
+      <w:proofErr w:type="gramEnd"/>
+      <w:r>
+        <w:rPr>
+          <w:rFonts w:ascii="Times New Roman Regular" w:hAnsi="Times New Roman Regular" w:cs="Times New Roman Regular"/>
+          <w:color w:val="000000"/>
+          <w:sz w:val="21"/>
+          <w:szCs w:val="21"/>
+          <w:highlight w:val="yellow"/>
+        </w:rPr>
+        <w:t xml:space="preserve"> also increases the risk of overfitting and computation time.</w:t>
       </w:r>
     </w:p>
     <w:p>
@@ -5138,6 +5426,7 @@
         </w:rPr>
         <w:t>‘</w:t>
       </w:r>
+      <w:proofErr w:type="spellStart"/>
       <w:r>
         <w:rPr>
           <w:rFonts w:ascii="Times New Roman Regular" w:hAnsi="Times New Roman Regular" w:cs="Times New Roman Regular" w:hint="eastAsia"/>
@@ -5150,6 +5439,7 @@
         </w:rPr>
         <w:t>num_layers</w:t>
       </w:r>
+      <w:proofErr w:type="spellEnd"/>
       <w:r>
         <w:rPr>
           <w:rFonts w:ascii="Times New Roman Regular" w:hAnsi="Times New Roman Regular" w:cs="Times New Roman Regular"/>
@@ -5296,6 +5586,7 @@
         </w:rPr>
         <w:t>‘</w:t>
       </w:r>
+      <w:proofErr w:type="spellStart"/>
       <w:r>
         <w:rPr>
           <w:rFonts w:ascii="Times New Roman Regular" w:hAnsi="Times New Roman Regular" w:cs="Times New Roman Regular" w:hint="eastAsia"/>
@@ -5308,6 +5599,7 @@
         </w:rPr>
         <w:t>useMax</w:t>
       </w:r>
+      <w:proofErr w:type="spellEnd"/>
       <w:r>
         <w:rPr>
           <w:rFonts w:ascii="Times New Roman Regular" w:hAnsi="Times New Roman Regular" w:cs="Times New Roman Regular"/>
@@ -5407,6 +5699,7 @@
         </w:rPr>
         <w:t>Uses max pooling (</w:t>
       </w:r>
+      <w:proofErr w:type="spellStart"/>
       <w:r>
         <w:rPr>
           <w:rFonts w:ascii="Times New Roman Regular" w:hAnsi="Times New Roman Regular" w:cs="Times New Roman Regular"/>
@@ -5419,6 +5712,7 @@
         </w:rPr>
         <w:t>torch.max</w:t>
       </w:r>
+      <w:proofErr w:type="spellEnd"/>
       <w:r>
         <w:rPr>
           <w:rFonts w:ascii="Times New Roman Regular" w:hAnsi="Times New Roman Regular" w:cs="Times New Roman Regular"/>
@@ -5498,6 +5792,8 @@
         </w:rPr>
         <w:t>: Uses mean pooling (</w:t>
       </w:r>
+      <w:proofErr w:type="spellStart"/>
+      <w:proofErr w:type="gramStart"/>
       <w:r>
         <w:rPr>
           <w:rFonts w:ascii="Times New Roman Regular" w:hAnsi="Times New Roman Regular" w:cs="Times New Roman Regular"/>
@@ -5510,6 +5806,8 @@
         </w:rPr>
         <w:t>torch.mean</w:t>
       </w:r>
+      <w:proofErr w:type="spellEnd"/>
+      <w:proofErr w:type="gramEnd"/>
       <w:r>
         <w:rPr>
           <w:rFonts w:ascii="Times New Roman Regular" w:hAnsi="Times New Roman Regular" w:cs="Times New Roman Regular"/>
@@ -5718,8 +6016,20 @@
           <w:szCs w:val="21"/>
           <w:highlight w:val="yellow"/>
         </w:rPr>
-        <w:t>Optimizer: AdamW</w:t>
-      </w:r>
+        <w:t xml:space="preserve">Optimizer: </w:t>
+      </w:r>
+      <w:proofErr w:type="spellStart"/>
+      <w:r>
+        <w:rPr>
+          <w:rFonts w:ascii="Times New Roman Regular" w:hAnsi="Times New Roman Regular" w:cs="Times New Roman Regular" w:hint="eastAsia"/>
+          <w:color w:val="000000"/>
+          <w:sz w:val="21"/>
+          <w:szCs w:val="21"/>
+          <w:highlight w:val="yellow"/>
+        </w:rPr>
+        <w:t>AdamW</w:t>
+      </w:r>
+      <w:proofErr w:type="spellEnd"/>
     </w:p>
     <w:p>
       <w:pPr>
@@ -5917,6 +6227,7 @@
                 <w:szCs w:val="21"/>
               </w:rPr>
             </w:pPr>
+            <w:proofErr w:type="spellStart"/>
             <w:r>
               <w:rPr>
                 <w:rFonts w:ascii="Times New Roman Regular" w:hAnsi="Times New Roman Regular" w:cs="Times New Roman Regular" w:hint="eastAsia"/>
@@ -5926,6 +6237,7 @@
               </w:rPr>
               <w:t>Embed_dim</w:t>
             </w:r>
+            <w:proofErr w:type="spellEnd"/>
           </w:p>
         </w:tc>
         <w:tc>
@@ -5944,6 +6256,7 @@
                 <w:szCs w:val="21"/>
               </w:rPr>
             </w:pPr>
+            <w:proofErr w:type="spellStart"/>
             <w:r>
               <w:rPr>
                 <w:rFonts w:ascii="Times New Roman Regular" w:hAnsi="Times New Roman Regular" w:cs="Times New Roman Regular" w:hint="eastAsia"/>
@@ -5953,6 +6266,7 @@
               </w:rPr>
               <w:t>Hidden_dim</w:t>
             </w:r>
+            <w:proofErr w:type="spellEnd"/>
           </w:p>
         </w:tc>
         <w:tc>
@@ -10885,6 +11199,7 @@
         </w:rPr>
         <w:t>‘</w:t>
       </w:r>
+      <w:proofErr w:type="spellStart"/>
       <w:r>
         <w:rPr>
           <w:rFonts w:ascii="Times New Roman Regular" w:hAnsi="Times New Roman Regular" w:cs="Times New Roman Regular" w:hint="eastAsia"/>
@@ -10897,6 +11212,7 @@
         </w:rPr>
         <w:t>embed_dim</w:t>
       </w:r>
+      <w:proofErr w:type="spellEnd"/>
       <w:r>
         <w:rPr>
           <w:rFonts w:ascii="Times New Roman Regular" w:hAnsi="Times New Roman Regular" w:cs="Times New Roman Regular"/>
@@ -10939,6 +11255,7 @@
         </w:rPr>
         <w:t xml:space="preserve"> </w:t>
       </w:r>
+      <w:proofErr w:type="spellStart"/>
       <w:r>
         <w:rPr>
           <w:rFonts w:ascii="Times New Roman Regular" w:hAnsi="Times New Roman Regular" w:cs="Times New Roman Regular" w:hint="eastAsia"/>
@@ -10949,7 +11266,20 @@
           <w:szCs w:val="21"/>
           <w:highlight w:val="yellow"/>
         </w:rPr>
-        <w:t xml:space="preserve">embed_dim. </w:t>
+        <w:t>embed_dim</w:t>
+      </w:r>
+      <w:proofErr w:type="spellEnd"/>
+      <w:r>
+        <w:rPr>
+          <w:rFonts w:ascii="Times New Roman Regular" w:hAnsi="Times New Roman Regular" w:cs="Times New Roman Regular" w:hint="eastAsia"/>
+          <w:i/>
+          <w:iCs/>
+          <w:color w:val="000000"/>
+          <w:sz w:val="21"/>
+          <w:szCs w:val="21"/>
+          <w:highlight w:val="yellow"/>
+        </w:rPr>
+        <w:t xml:space="preserve">. </w:t>
       </w:r>
     </w:p>
     <w:p>
@@ -10998,6 +11328,7 @@
         </w:rPr>
         <w:t>‘</w:t>
       </w:r>
+      <w:proofErr w:type="spellStart"/>
       <w:r>
         <w:rPr>
           <w:rFonts w:ascii="Times New Roman Regular" w:hAnsi="Times New Roman Regular" w:cs="Times New Roman Regular" w:hint="eastAsia"/>
@@ -11010,6 +11341,7 @@
         </w:rPr>
         <w:t>kernel_sizes</w:t>
       </w:r>
+      <w:proofErr w:type="spellEnd"/>
       <w:r>
         <w:rPr>
           <w:rFonts w:ascii="Times New Roman Regular" w:hAnsi="Times New Roman Regular" w:cs="Times New Roman Regular"/>
@@ -11038,7 +11370,31 @@
           <w:szCs w:val="21"/>
           <w:highlight w:val="yellow"/>
         </w:rPr>
-        <w:t>Defines the receptive field (i.e., n-gram size) captured by each convolutional filter.For example, kernel sizes of (</w:t>
+        <w:t xml:space="preserve">Defines the receptive field (i.e., n-gram size) captured by each convolutional </w:t>
+      </w:r>
+      <w:proofErr w:type="spellStart"/>
+      <w:proofErr w:type="gramStart"/>
+      <w:r>
+        <w:rPr>
+          <w:rFonts w:ascii="Times New Roman Regular" w:hAnsi="Times New Roman Regular" w:cs="Times New Roman Regular"/>
+          <w:color w:val="000000"/>
+          <w:sz w:val="21"/>
+          <w:szCs w:val="21"/>
+          <w:highlight w:val="yellow"/>
+        </w:rPr>
+        <w:t>filter.For</w:t>
+      </w:r>
+      <w:proofErr w:type="spellEnd"/>
+      <w:proofErr w:type="gramEnd"/>
+      <w:r>
+        <w:rPr>
+          <w:rFonts w:ascii="Times New Roman Regular" w:hAnsi="Times New Roman Regular" w:cs="Times New Roman Regular"/>
+          <w:color w:val="000000"/>
+          <w:sz w:val="21"/>
+          <w:szCs w:val="21"/>
+          <w:highlight w:val="yellow"/>
+        </w:rPr>
+        <w:t xml:space="preserve"> example, kernel sizes of (</w:t>
       </w:r>
       <w:r>
         <w:rPr>
@@ -11138,6 +11494,7 @@
         </w:rPr>
         <w:t>‘</w:t>
       </w:r>
+      <w:proofErr w:type="spellStart"/>
       <w:r>
         <w:rPr>
           <w:rFonts w:ascii="Times New Roman Regular" w:hAnsi="Times New Roman Regular" w:cs="Times New Roman Regular" w:hint="eastAsia"/>
@@ -11150,6 +11507,7 @@
         </w:rPr>
         <w:t>num_channels</w:t>
       </w:r>
+      <w:proofErr w:type="spellEnd"/>
       <w:r>
         <w:rPr>
           <w:rFonts w:ascii="Times New Roman Regular" w:hAnsi="Times New Roman Regular" w:cs="Times New Roman Regular"/>
@@ -11208,7 +11566,29 @@
           <w:szCs w:val="21"/>
           <w:highlight w:val="yellow"/>
         </w:rPr>
-        <w:t xml:space="preserve"> large number allows the model to learn more diverse local patterns, but increase computational load.</w:t>
+        <w:t xml:space="preserve"> large number allows the model to learn more diverse local </w:t>
+      </w:r>
+      <w:proofErr w:type="gramStart"/>
+      <w:r>
+        <w:rPr>
+          <w:rFonts w:ascii="Times New Roman Regular" w:hAnsi="Times New Roman Regular" w:cs="Times New Roman Regular" w:hint="eastAsia"/>
+          <w:color w:val="000000"/>
+          <w:sz w:val="21"/>
+          <w:szCs w:val="21"/>
+          <w:highlight w:val="yellow"/>
+        </w:rPr>
+        <w:t>patterns, but</w:t>
+      </w:r>
+      <w:proofErr w:type="gramEnd"/>
+      <w:r>
+        <w:rPr>
+          <w:rFonts w:ascii="Times New Roman Regular" w:hAnsi="Times New Roman Regular" w:cs="Times New Roman Regular" w:hint="eastAsia"/>
+          <w:color w:val="000000"/>
+          <w:sz w:val="21"/>
+          <w:szCs w:val="21"/>
+          <w:highlight w:val="yellow"/>
+        </w:rPr>
+        <w:t xml:space="preserve"> increase computational load.</w:t>
       </w:r>
     </w:p>
     <w:p>
@@ -11247,6 +11627,7 @@
         </w:rPr>
         <w:t>‘</w:t>
       </w:r>
+      <w:proofErr w:type="spellStart"/>
       <w:r>
         <w:rPr>
           <w:rFonts w:ascii="Times New Roman Regular" w:hAnsi="Times New Roman Regular" w:cs="Times New Roman Regular" w:hint="eastAsia"/>
@@ -11259,6 +11640,7 @@
         </w:rPr>
         <w:t>pooling_type</w:t>
       </w:r>
+      <w:proofErr w:type="spellEnd"/>
       <w:r>
         <w:rPr>
           <w:rFonts w:ascii="Times New Roman Regular" w:hAnsi="Times New Roman Regular" w:cs="Times New Roman Regular"/>
@@ -11323,6 +11705,7 @@
           <w:highlight w:val="yellow"/>
         </w:rPr>
       </w:pPr>
+      <w:proofErr w:type="spellStart"/>
       <w:r>
         <w:rPr>
           <w:rFonts w:ascii="Times New Roman Regular" w:hAnsi="Times New Roman Regular" w:cs="Times New Roman Regular" w:hint="eastAsia"/>
@@ -11331,18 +11714,30 @@
           <w:szCs w:val="21"/>
           <w:highlight w:val="yellow"/>
         </w:rPr>
-        <w:t>ReLU (</w:t>
-      </w:r>
-      <w:r>
-        <w:rPr>
-          <w:rFonts w:ascii="Times New Roman Regular" w:hAnsi="Times New Roman Regular" w:cs="Times New Roman Regular"/>
+        <w:t>ReLU</w:t>
+      </w:r>
+      <w:proofErr w:type="spellEnd"/>
+      <w:r>
+        <w:rPr>
+          <w:rFonts w:ascii="Times New Roman Regular" w:hAnsi="Times New Roman Regular" w:cs="Times New Roman Regular" w:hint="eastAsia"/>
           <w:color w:val="000000"/>
           <w:sz w:val="21"/>
           <w:szCs w:val="21"/>
           <w:highlight w:val="yellow"/>
         </w:rPr>
+        <w:t xml:space="preserve"> (</w:t>
+      </w:r>
+      <w:r>
+        <w:rPr>
+          <w:rFonts w:ascii="Times New Roman Regular" w:hAnsi="Times New Roman Regular" w:cs="Times New Roman Regular"/>
+          <w:color w:val="000000"/>
+          <w:sz w:val="21"/>
+          <w:szCs w:val="21"/>
+          <w:highlight w:val="yellow"/>
+        </w:rPr>
         <w:t>‘</w:t>
       </w:r>
+      <w:proofErr w:type="spellStart"/>
       <w:r>
         <w:rPr>
           <w:rFonts w:ascii="Times New Roman Regular" w:hAnsi="Times New Roman Regular" w:cs="Times New Roman Regular" w:hint="eastAsia"/>
@@ -11353,6 +11748,7 @@
         </w:rPr>
         <w:t>relu</w:t>
       </w:r>
+      <w:proofErr w:type="spellEnd"/>
       <w:r>
         <w:rPr>
           <w:rFonts w:ascii="Times New Roman Regular" w:hAnsi="Times New Roman Regular" w:cs="Times New Roman Regular"/>
@@ -11410,6 +11806,7 @@
         </w:rPr>
         <w:t>‘</w:t>
       </w:r>
+      <w:proofErr w:type="spellStart"/>
       <w:r>
         <w:rPr>
           <w:rFonts w:ascii="Times New Roman Regular" w:hAnsi="Times New Roman Regular" w:cs="Times New Roman Regular" w:hint="eastAsia"/>
@@ -11420,6 +11817,7 @@
         </w:rPr>
         <w:t>elu</w:t>
       </w:r>
+      <w:proofErr w:type="spellEnd"/>
       <w:r>
         <w:rPr>
           <w:rFonts w:ascii="Times New Roman Regular" w:hAnsi="Times New Roman Regular" w:cs="Times New Roman Regular"/>
@@ -11613,8 +12011,19 @@
           <w:sz w:val="21"/>
           <w:szCs w:val="21"/>
         </w:rPr>
-        <w:t>Optimizer: AdamW</w:t>
-      </w:r>
+        <w:t xml:space="preserve">Optimizer: </w:t>
+      </w:r>
+      <w:proofErr w:type="spellStart"/>
+      <w:r>
+        <w:rPr>
+          <w:rFonts w:ascii="Times New Roman Regular" w:hAnsi="Times New Roman Regular" w:cs="Times New Roman Regular" w:hint="eastAsia"/>
+          <w:color w:val="000000"/>
+          <w:sz w:val="21"/>
+          <w:szCs w:val="21"/>
+        </w:rPr>
+        <w:t>AdamW</w:t>
+      </w:r>
+      <w:proofErr w:type="spellEnd"/>
     </w:p>
     <w:p>
       <w:pPr>
@@ -12062,6 +12471,7 @@
                 <w:szCs w:val="21"/>
               </w:rPr>
             </w:pPr>
+            <w:proofErr w:type="spellStart"/>
             <w:r>
               <w:rPr>
                 <w:rFonts w:ascii="Times New Roman Regular" w:hAnsi="Times New Roman Regular" w:cs="Times New Roman Regular" w:hint="eastAsia"/>
@@ -12071,6 +12481,7 @@
               </w:rPr>
               <w:t>Relu</w:t>
             </w:r>
+            <w:proofErr w:type="spellEnd"/>
           </w:p>
         </w:tc>
         <w:tc>
@@ -12258,6 +12669,7 @@
                 <w:szCs w:val="21"/>
               </w:rPr>
             </w:pPr>
+            <w:proofErr w:type="spellStart"/>
             <w:r>
               <w:rPr>
                 <w:rFonts w:ascii="Times New Roman Regular" w:hAnsi="Times New Roman Regular" w:cs="Times New Roman Regular" w:hint="eastAsia"/>
@@ -12267,6 +12679,7 @@
               </w:rPr>
               <w:t>Relu</w:t>
             </w:r>
+            <w:proofErr w:type="spellEnd"/>
           </w:p>
         </w:tc>
         <w:tc>
@@ -12442,6 +12855,7 @@
                 <w:szCs w:val="21"/>
               </w:rPr>
             </w:pPr>
+            <w:proofErr w:type="spellStart"/>
             <w:r>
               <w:rPr>
                 <w:rFonts w:ascii="Times New Roman Regular" w:hAnsi="Times New Roman Regular" w:cs="Times New Roman Regular" w:hint="eastAsia"/>
@@ -12451,6 +12865,7 @@
               </w:rPr>
               <w:t>Relu</w:t>
             </w:r>
+            <w:proofErr w:type="spellEnd"/>
           </w:p>
         </w:tc>
         <w:tc>
@@ -12626,6 +13041,7 @@
                 <w:szCs w:val="21"/>
               </w:rPr>
             </w:pPr>
+            <w:proofErr w:type="spellStart"/>
             <w:r>
               <w:rPr>
                 <w:rFonts w:ascii="Times New Roman Regular" w:hAnsi="Times New Roman Regular" w:cs="Times New Roman Regular" w:hint="eastAsia"/>
@@ -12635,6 +13051,7 @@
               </w:rPr>
               <w:t>Relu</w:t>
             </w:r>
+            <w:proofErr w:type="spellEnd"/>
           </w:p>
         </w:tc>
         <w:tc>
@@ -12810,6 +13227,7 @@
                 <w:szCs w:val="21"/>
               </w:rPr>
             </w:pPr>
+            <w:proofErr w:type="spellStart"/>
             <w:r>
               <w:rPr>
                 <w:rFonts w:ascii="Times New Roman Regular" w:hAnsi="Times New Roman Regular" w:cs="Times New Roman Regular" w:hint="eastAsia"/>
@@ -12819,6 +13237,7 @@
               </w:rPr>
               <w:t>Relu</w:t>
             </w:r>
+            <w:proofErr w:type="spellEnd"/>
           </w:p>
         </w:tc>
         <w:tc>
@@ -12995,6 +13414,7 @@
                 <w:szCs w:val="21"/>
               </w:rPr>
             </w:pPr>
+            <w:proofErr w:type="spellStart"/>
             <w:r>
               <w:rPr>
                 <w:rFonts w:ascii="Times New Roman Regular" w:hAnsi="Times New Roman Regular" w:cs="Times New Roman Regular" w:hint="eastAsia"/>
@@ -13004,6 +13424,7 @@
               </w:rPr>
               <w:t>Relu</w:t>
             </w:r>
+            <w:proofErr w:type="spellEnd"/>
           </w:p>
         </w:tc>
         <w:tc>
@@ -13158,6 +13579,7 @@
                 <w:szCs w:val="21"/>
               </w:rPr>
             </w:pPr>
+            <w:proofErr w:type="spellStart"/>
             <w:r>
               <w:rPr>
                 <w:rFonts w:ascii="Times New Roman Regular" w:hAnsi="Times New Roman Regular" w:cs="Times New Roman Regular" w:hint="eastAsia"/>
@@ -13167,6 +13589,7 @@
               </w:rPr>
               <w:t>Avg</w:t>
             </w:r>
+            <w:proofErr w:type="spellEnd"/>
           </w:p>
         </w:tc>
         <w:tc>
@@ -13185,6 +13608,7 @@
                 <w:szCs w:val="21"/>
               </w:rPr>
             </w:pPr>
+            <w:proofErr w:type="spellStart"/>
             <w:r>
               <w:rPr>
                 <w:rFonts w:ascii="Times New Roman Regular" w:hAnsi="Times New Roman Regular" w:cs="Times New Roman Regular" w:hint="eastAsia"/>
@@ -13194,6 +13618,7 @@
               </w:rPr>
               <w:t>Relu</w:t>
             </w:r>
+            <w:proofErr w:type="spellEnd"/>
           </w:p>
         </w:tc>
         <w:tc>
@@ -13344,6 +13769,7 @@
                 <w:szCs w:val="21"/>
               </w:rPr>
             </w:pPr>
+            <w:proofErr w:type="spellStart"/>
             <w:r>
               <w:rPr>
                 <w:rFonts w:ascii="Times New Roman Regular" w:hAnsi="Times New Roman Regular" w:cs="Times New Roman Regular" w:hint="eastAsia"/>
@@ -13353,6 +13779,7 @@
               </w:rPr>
               <w:t>Avg</w:t>
             </w:r>
+            <w:proofErr w:type="spellEnd"/>
           </w:p>
         </w:tc>
         <w:tc>
@@ -13370,6 +13797,7 @@
                 <w:szCs w:val="21"/>
               </w:rPr>
             </w:pPr>
+            <w:proofErr w:type="spellStart"/>
             <w:r>
               <w:rPr>
                 <w:rFonts w:ascii="Times New Roman Regular" w:hAnsi="Times New Roman Regular" w:cs="Times New Roman Regular" w:hint="eastAsia"/>
@@ -13379,6 +13807,7 @@
               </w:rPr>
               <w:t>elu</w:t>
             </w:r>
+            <w:proofErr w:type="spellEnd"/>
           </w:p>
         </w:tc>
         <w:tc>
@@ -13944,6 +14373,7 @@
                 <w:szCs w:val="21"/>
               </w:rPr>
             </w:pPr>
+            <w:proofErr w:type="spellStart"/>
             <w:r>
               <w:rPr>
                 <w:rFonts w:ascii="Times New Roman Regular" w:hAnsi="Times New Roman Regular" w:cs="Times New Roman Regular" w:hint="eastAsia"/>
@@ -13953,6 +14383,7 @@
               </w:rPr>
               <w:t>Avg</w:t>
             </w:r>
+            <w:proofErr w:type="spellEnd"/>
           </w:p>
         </w:tc>
         <w:tc>
@@ -13970,6 +14401,7 @@
                 <w:szCs w:val="21"/>
               </w:rPr>
             </w:pPr>
+            <w:proofErr w:type="spellStart"/>
             <w:r>
               <w:rPr>
                 <w:rFonts w:ascii="Times New Roman Regular" w:hAnsi="Times New Roman Regular" w:cs="Times New Roman Regular" w:hint="eastAsia"/>
@@ -13979,6 +14411,7 @@
               </w:rPr>
               <w:t>Relu</w:t>
             </w:r>
+            <w:proofErr w:type="spellEnd"/>
           </w:p>
         </w:tc>
         <w:tc>
@@ -14181,6 +14614,7 @@
                 <w:szCs w:val="21"/>
               </w:rPr>
             </w:pPr>
+            <w:proofErr w:type="spellStart"/>
             <w:r>
               <w:rPr>
                 <w:rFonts w:ascii="Times New Roman Regular" w:hAnsi="Times New Roman Regular" w:cs="Times New Roman Regular" w:hint="eastAsia"/>
@@ -14190,6 +14624,7 @@
               </w:rPr>
               <w:t>Avg</w:t>
             </w:r>
+            <w:proofErr w:type="spellEnd"/>
           </w:p>
         </w:tc>
         <w:tc>
@@ -14207,6 +14642,7 @@
                 <w:szCs w:val="21"/>
               </w:rPr>
             </w:pPr>
+            <w:proofErr w:type="spellStart"/>
             <w:r>
               <w:rPr>
                 <w:rFonts w:ascii="Times New Roman Regular" w:hAnsi="Times New Roman Regular" w:cs="Times New Roman Regular" w:hint="eastAsia"/>
@@ -14216,6 +14652,7 @@
               </w:rPr>
               <w:t>Relu</w:t>
             </w:r>
+            <w:proofErr w:type="spellEnd"/>
           </w:p>
         </w:tc>
         <w:tc>
@@ -14420,6 +14857,7 @@
                 <w:szCs w:val="21"/>
               </w:rPr>
             </w:pPr>
+            <w:proofErr w:type="spellStart"/>
             <w:r>
               <w:rPr>
                 <w:rFonts w:ascii="Times New Roman Regular" w:hAnsi="Times New Roman Regular" w:cs="Times New Roman Regular" w:hint="eastAsia"/>
@@ -14429,6 +14867,7 @@
               </w:rPr>
               <w:t>Avg</w:t>
             </w:r>
+            <w:proofErr w:type="spellEnd"/>
           </w:p>
         </w:tc>
         <w:tc>
@@ -14447,6 +14886,7 @@
                 <w:szCs w:val="21"/>
               </w:rPr>
             </w:pPr>
+            <w:proofErr w:type="spellStart"/>
             <w:r>
               <w:rPr>
                 <w:rFonts w:ascii="Times New Roman Regular" w:hAnsi="Times New Roman Regular" w:cs="Times New Roman Regular" w:hint="eastAsia"/>
@@ -14456,6 +14896,7 @@
               </w:rPr>
               <w:t>Relu</w:t>
             </w:r>
+            <w:proofErr w:type="spellEnd"/>
           </w:p>
         </w:tc>
         <w:tc>
@@ -14493,7 +14934,7 @@
             <w:pPr>
               <w:jc w:val="center"/>
               <w:rPr>
-                <w:rFonts w:ascii="Times New Roman Regular" w:hAnsi="Times New Roman Regular" w:cs="Times New Roman Regular" w:hint="eastAsia"/>
+                <w:rFonts w:ascii="Times New Roman Regular" w:hAnsi="Times New Roman Regular" w:cs="Times New Roman Regular"/>
                 <w:color w:val="000000"/>
                 <w:sz w:val="21"/>
                 <w:szCs w:val="21"/>
@@ -14520,7 +14961,7 @@
             <w:pPr>
               <w:jc w:val="center"/>
               <w:rPr>
-                <w:rFonts w:ascii="Times New Roman Regular" w:hAnsi="Times New Roman Regular" w:cs="Times New Roman Regular" w:hint="eastAsia"/>
+                <w:rFonts w:ascii="Times New Roman Regular" w:hAnsi="Times New Roman Regular" w:cs="Times New Roman Regular"/>
                 <w:color w:val="000000"/>
                 <w:sz w:val="21"/>
                 <w:szCs w:val="21"/>
@@ -14574,7 +15015,7 @@
             <w:pPr>
               <w:jc w:val="center"/>
               <w:rPr>
-                <w:rFonts w:ascii="Times New Roman Regular" w:hAnsi="Times New Roman Regular" w:cs="Times New Roman Regular" w:hint="eastAsia"/>
+                <w:rFonts w:ascii="Times New Roman Regular" w:hAnsi="Times New Roman Regular" w:cs="Times New Roman Regular"/>
                 <w:color w:val="000000"/>
                 <w:sz w:val="21"/>
                 <w:szCs w:val="21"/>
@@ -14600,7 +15041,7 @@
             <w:pPr>
               <w:jc w:val="center"/>
               <w:rPr>
-                <w:rFonts w:ascii="Times New Roman Regular" w:hAnsi="Times New Roman Regular" w:cs="Times New Roman Regular" w:hint="eastAsia"/>
+                <w:rFonts w:ascii="Times New Roman Regular" w:hAnsi="Times New Roman Regular" w:cs="Times New Roman Regular"/>
                 <w:color w:val="000000"/>
                 <w:sz w:val="21"/>
                 <w:szCs w:val="21"/>
@@ -14658,6 +15099,7 @@
                 <w:szCs w:val="21"/>
               </w:rPr>
             </w:pPr>
+            <w:proofErr w:type="spellStart"/>
             <w:r>
               <w:rPr>
                 <w:rFonts w:ascii="Times New Roman Regular" w:hAnsi="Times New Roman Regular" w:cs="Times New Roman Regular" w:hint="eastAsia"/>
@@ -14667,6 +15109,7 @@
               </w:rPr>
               <w:t>Avg</w:t>
             </w:r>
+            <w:proofErr w:type="spellEnd"/>
           </w:p>
         </w:tc>
         <w:tc>
@@ -14684,6 +15127,7 @@
                 <w:szCs w:val="21"/>
               </w:rPr>
             </w:pPr>
+            <w:proofErr w:type="spellStart"/>
             <w:r>
               <w:rPr>
                 <w:rFonts w:ascii="Times New Roman Regular" w:hAnsi="Times New Roman Regular" w:cs="Times New Roman Regular" w:hint="eastAsia"/>
@@ -14693,6 +15137,7 @@
               </w:rPr>
               <w:t>Relu</w:t>
             </w:r>
+            <w:proofErr w:type="spellEnd"/>
           </w:p>
         </w:tc>
         <w:tc>
@@ -14754,7 +15199,7 @@
             <w:pPr>
               <w:jc w:val="center"/>
               <w:rPr>
-                <w:rFonts w:ascii="Times New Roman Regular" w:hAnsi="Times New Roman Regular" w:cs="Times New Roman Regular" w:hint="eastAsia"/>
+                <w:rFonts w:ascii="Times New Roman Regular" w:hAnsi="Times New Roman Regular" w:cs="Times New Roman Regular"/>
                 <w:color w:val="000000"/>
                 <w:sz w:val="21"/>
                 <w:szCs w:val="21"/>
@@ -14782,7 +15227,7 @@
             <w:pPr>
               <w:jc w:val="center"/>
               <w:rPr>
-                <w:rFonts w:ascii="Times New Roman Regular" w:hAnsi="Times New Roman Regular" w:cs="Times New Roman Regular" w:hint="eastAsia"/>
+                <w:rFonts w:ascii="Times New Roman Regular" w:hAnsi="Times New Roman Regular" w:cs="Times New Roman Regular"/>
                 <w:color w:val="000000"/>
                 <w:sz w:val="21"/>
                 <w:szCs w:val="21"/>
@@ -14808,7 +15253,7 @@
             <w:pPr>
               <w:jc w:val="center"/>
               <w:rPr>
-                <w:rFonts w:ascii="Times New Roman Regular" w:hAnsi="Times New Roman Regular" w:cs="Times New Roman Regular" w:hint="eastAsia"/>
+                <w:rFonts w:ascii="Times New Roman Regular" w:hAnsi="Times New Roman Regular" w:cs="Times New Roman Regular"/>
                 <w:color w:val="000000"/>
                 <w:sz w:val="21"/>
                 <w:szCs w:val="21"/>
@@ -14834,7 +15279,7 @@
             <w:pPr>
               <w:jc w:val="center"/>
               <w:rPr>
-                <w:rFonts w:ascii="Times New Roman Regular" w:hAnsi="Times New Roman Regular" w:cs="Times New Roman Regular" w:hint="eastAsia"/>
+                <w:rFonts w:ascii="Times New Roman Regular" w:hAnsi="Times New Roman Regular" w:cs="Times New Roman Regular"/>
                 <w:color w:val="000000"/>
                 <w:sz w:val="21"/>
                 <w:szCs w:val="21"/>
@@ -14860,7 +15305,7 @@
             <w:pPr>
               <w:jc w:val="center"/>
               <w:rPr>
-                <w:rFonts w:ascii="Times New Roman Regular" w:hAnsi="Times New Roman Regular" w:cs="Times New Roman Regular" w:hint="eastAsia"/>
+                <w:rFonts w:ascii="Times New Roman Regular" w:hAnsi="Times New Roman Regular" w:cs="Times New Roman Regular"/>
                 <w:color w:val="000000"/>
                 <w:sz w:val="21"/>
                 <w:szCs w:val="21"/>
@@ -14886,12 +15331,13 @@
             <w:pPr>
               <w:jc w:val="center"/>
               <w:rPr>
-                <w:rFonts w:ascii="Times New Roman Regular" w:hAnsi="Times New Roman Regular" w:cs="Times New Roman Regular" w:hint="eastAsia"/>
-                <w:color w:val="000000"/>
-                <w:sz w:val="21"/>
-                <w:szCs w:val="21"/>
-              </w:rPr>
-            </w:pPr>
+                <w:rFonts w:ascii="Times New Roman Regular" w:hAnsi="Times New Roman Regular" w:cs="Times New Roman Regular"/>
+                <w:color w:val="000000"/>
+                <w:sz w:val="21"/>
+                <w:szCs w:val="21"/>
+              </w:rPr>
+            </w:pPr>
+            <w:proofErr w:type="spellStart"/>
             <w:r>
               <w:rPr>
                 <w:rFonts w:ascii="Times New Roman Regular" w:hAnsi="Times New Roman Regular" w:cs="Times New Roman Regular" w:hint="eastAsia"/>
@@ -14901,6 +15347,7 @@
               </w:rPr>
               <w:t>Avg</w:t>
             </w:r>
+            <w:proofErr w:type="spellEnd"/>
           </w:p>
         </w:tc>
         <w:tc>
@@ -14912,12 +15359,13 @@
             <w:pPr>
               <w:jc w:val="center"/>
               <w:rPr>
-                <w:rFonts w:ascii="Times New Roman Regular" w:hAnsi="Times New Roman Regular" w:cs="Times New Roman Regular" w:hint="eastAsia"/>
-                <w:color w:val="000000"/>
-                <w:sz w:val="21"/>
-                <w:szCs w:val="21"/>
-              </w:rPr>
-            </w:pPr>
+                <w:rFonts w:ascii="Times New Roman Regular" w:hAnsi="Times New Roman Regular" w:cs="Times New Roman Regular"/>
+                <w:color w:val="000000"/>
+                <w:sz w:val="21"/>
+                <w:szCs w:val="21"/>
+              </w:rPr>
+            </w:pPr>
+            <w:proofErr w:type="spellStart"/>
             <w:r>
               <w:rPr>
                 <w:rFonts w:ascii="Times New Roman Regular" w:hAnsi="Times New Roman Regular" w:cs="Times New Roman Regular" w:hint="eastAsia"/>
@@ -14927,6 +15375,7 @@
               </w:rPr>
               <w:t>Relu</w:t>
             </w:r>
+            <w:proofErr w:type="spellEnd"/>
           </w:p>
         </w:tc>
         <w:tc>
@@ -14937,7 +15386,7 @@
             <w:pPr>
               <w:jc w:val="center"/>
               <w:rPr>
-                <w:rFonts w:ascii="Times New Roman Regular" w:hAnsi="Times New Roman Regular" w:cs="Times New Roman Regular" w:hint="eastAsia"/>
+                <w:rFonts w:ascii="Times New Roman Regular" w:hAnsi="Times New Roman Regular" w:cs="Times New Roman Regular"/>
                 <w:color w:val="000000"/>
                 <w:sz w:val="21"/>
                 <w:szCs w:val="21"/>
@@ -14962,7 +15411,7 @@
             <w:pPr>
               <w:jc w:val="center"/>
               <w:rPr>
-                <w:rFonts w:ascii="Times New Roman Regular" w:hAnsi="Times New Roman Regular" w:cs="Times New Roman Regular" w:hint="eastAsia"/>
+                <w:rFonts w:ascii="Times New Roman Regular" w:hAnsi="Times New Roman Regular" w:cs="Times New Roman Regular"/>
                 <w:color w:val="000000"/>
                 <w:sz w:val="21"/>
                 <w:szCs w:val="21"/>
@@ -14988,7 +15437,7 @@
             <w:pPr>
               <w:jc w:val="center"/>
               <w:rPr>
-                <w:rFonts w:ascii="Times New Roman Regular" w:hAnsi="Times New Roman Regular" w:cs="Times New Roman Regular" w:hint="eastAsia"/>
+                <w:rFonts w:ascii="Times New Roman Regular" w:hAnsi="Times New Roman Regular" w:cs="Times New Roman Regular"/>
                 <w:color w:val="000000"/>
                 <w:sz w:val="21"/>
                 <w:szCs w:val="21"/>
@@ -15016,7 +15465,7 @@
             <w:pPr>
               <w:jc w:val="center"/>
               <w:rPr>
-                <w:rFonts w:ascii="Times New Roman Regular" w:hAnsi="Times New Roman Regular" w:cs="Times New Roman Regular" w:hint="eastAsia"/>
+                <w:rFonts w:ascii="Times New Roman Regular" w:hAnsi="Times New Roman Regular" w:cs="Times New Roman Regular"/>
                 <w:color w:val="000000"/>
                 <w:sz w:val="21"/>
                 <w:szCs w:val="21"/>
@@ -15043,7 +15492,7 @@
             <w:pPr>
               <w:jc w:val="center"/>
               <w:rPr>
-                <w:rFonts w:ascii="Times New Roman Regular" w:hAnsi="Times New Roman Regular" w:cs="Times New Roman Regular" w:hint="eastAsia"/>
+                <w:rFonts w:ascii="Times New Roman Regular" w:hAnsi="Times New Roman Regular" w:cs="Times New Roman Regular"/>
                 <w:color w:val="000000"/>
                 <w:sz w:val="21"/>
                 <w:szCs w:val="21"/>
@@ -15069,7 +15518,7 @@
             <w:pPr>
               <w:jc w:val="center"/>
               <w:rPr>
-                <w:rFonts w:ascii="Times New Roman Regular" w:hAnsi="Times New Roman Regular" w:cs="Times New Roman Regular" w:hint="eastAsia"/>
+                <w:rFonts w:ascii="Times New Roman Regular" w:hAnsi="Times New Roman Regular" w:cs="Times New Roman Regular"/>
                 <w:color w:val="000000"/>
                 <w:sz w:val="21"/>
                 <w:szCs w:val="21"/>
@@ -15095,7 +15544,7 @@
             <w:pPr>
               <w:jc w:val="center"/>
               <w:rPr>
-                <w:rFonts w:ascii="Times New Roman Regular" w:hAnsi="Times New Roman Regular" w:cs="Times New Roman Regular" w:hint="eastAsia"/>
+                <w:rFonts w:ascii="Times New Roman Regular" w:hAnsi="Times New Roman Regular" w:cs="Times New Roman Regular"/>
                 <w:color w:val="000000"/>
                 <w:sz w:val="21"/>
                 <w:szCs w:val="21"/>
@@ -15121,12 +15570,13 @@
             <w:pPr>
               <w:jc w:val="center"/>
               <w:rPr>
-                <w:rFonts w:ascii="Times New Roman Regular" w:hAnsi="Times New Roman Regular" w:cs="Times New Roman Regular" w:hint="eastAsia"/>
-                <w:color w:val="000000"/>
-                <w:sz w:val="21"/>
-                <w:szCs w:val="21"/>
-              </w:rPr>
-            </w:pPr>
+                <w:rFonts w:ascii="Times New Roman Regular" w:hAnsi="Times New Roman Regular" w:cs="Times New Roman Regular"/>
+                <w:color w:val="000000"/>
+                <w:sz w:val="21"/>
+                <w:szCs w:val="21"/>
+              </w:rPr>
+            </w:pPr>
+            <w:proofErr w:type="spellStart"/>
             <w:r>
               <w:rPr>
                 <w:rFonts w:ascii="Times New Roman Regular" w:hAnsi="Times New Roman Regular" w:cs="Times New Roman Regular" w:hint="eastAsia"/>
@@ -15136,6 +15586,7 @@
               </w:rPr>
               <w:t>Avg</w:t>
             </w:r>
+            <w:proofErr w:type="spellEnd"/>
           </w:p>
         </w:tc>
         <w:tc>
@@ -15147,12 +15598,13 @@
             <w:pPr>
               <w:jc w:val="center"/>
               <w:rPr>
-                <w:rFonts w:ascii="Times New Roman Regular" w:hAnsi="Times New Roman Regular" w:cs="Times New Roman Regular" w:hint="eastAsia"/>
-                <w:color w:val="000000"/>
-                <w:sz w:val="21"/>
-                <w:szCs w:val="21"/>
-              </w:rPr>
-            </w:pPr>
+                <w:rFonts w:ascii="Times New Roman Regular" w:hAnsi="Times New Roman Regular" w:cs="Times New Roman Regular"/>
+                <w:color w:val="000000"/>
+                <w:sz w:val="21"/>
+                <w:szCs w:val="21"/>
+              </w:rPr>
+            </w:pPr>
+            <w:proofErr w:type="spellStart"/>
             <w:r>
               <w:rPr>
                 <w:rFonts w:ascii="Times New Roman Regular" w:hAnsi="Times New Roman Regular" w:cs="Times New Roman Regular" w:hint="eastAsia"/>
@@ -15162,6 +15614,7 @@
               </w:rPr>
               <w:t>Relu</w:t>
             </w:r>
+            <w:proofErr w:type="spellEnd"/>
           </w:p>
         </w:tc>
         <w:tc>
@@ -15172,7 +15625,7 @@
             <w:pPr>
               <w:jc w:val="center"/>
               <w:rPr>
-                <w:rFonts w:ascii="Times New Roman Regular" w:hAnsi="Times New Roman Regular" w:cs="Times New Roman Regular" w:hint="eastAsia"/>
+                <w:rFonts w:ascii="Times New Roman Regular" w:hAnsi="Times New Roman Regular" w:cs="Times New Roman Regular"/>
                 <w:color w:val="000000"/>
                 <w:sz w:val="21"/>
                 <w:szCs w:val="21"/>
@@ -15197,7 +15650,7 @@
             <w:pPr>
               <w:jc w:val="center"/>
               <w:rPr>
-                <w:rFonts w:ascii="Times New Roman Regular" w:hAnsi="Times New Roman Regular" w:cs="Times New Roman Regular" w:hint="eastAsia"/>
+                <w:rFonts w:ascii="Times New Roman Regular" w:hAnsi="Times New Roman Regular" w:cs="Times New Roman Regular"/>
                 <w:color w:val="000000"/>
                 <w:sz w:val="21"/>
                 <w:szCs w:val="21"/>
@@ -15223,7 +15676,7 @@
             <w:pPr>
               <w:jc w:val="center"/>
               <w:rPr>
-                <w:rFonts w:ascii="Times New Roman Regular" w:hAnsi="Times New Roman Regular" w:cs="Times New Roman Regular" w:hint="eastAsia"/>
+                <w:rFonts w:ascii="Times New Roman Regular" w:hAnsi="Times New Roman Regular" w:cs="Times New Roman Regular"/>
                 <w:color w:val="000000"/>
                 <w:sz w:val="21"/>
                 <w:szCs w:val="21"/>
@@ -15251,7 +15704,7 @@
             <w:pPr>
               <w:jc w:val="center"/>
               <w:rPr>
-                <w:rFonts w:ascii="Times New Roman Regular" w:hAnsi="Times New Roman Regular" w:cs="Times New Roman Regular" w:hint="eastAsia"/>
+                <w:rFonts w:ascii="Times New Roman Regular" w:hAnsi="Times New Roman Regular" w:cs="Times New Roman Regular"/>
                 <w:color w:val="000000"/>
                 <w:sz w:val="21"/>
                 <w:szCs w:val="21"/>
@@ -15277,7 +15730,7 @@
             <w:pPr>
               <w:jc w:val="center"/>
               <w:rPr>
-                <w:rFonts w:ascii="Times New Roman Regular" w:hAnsi="Times New Roman Regular" w:cs="Times New Roman Regular" w:hint="eastAsia"/>
+                <w:rFonts w:ascii="Times New Roman Regular" w:hAnsi="Times New Roman Regular" w:cs="Times New Roman Regular"/>
                 <w:color w:val="000000"/>
                 <w:sz w:val="21"/>
                 <w:szCs w:val="21"/>
@@ -15303,7 +15756,7 @@
             <w:pPr>
               <w:jc w:val="center"/>
               <w:rPr>
-                <w:rFonts w:ascii="Times New Roman Regular" w:hAnsi="Times New Roman Regular" w:cs="Times New Roman Regular" w:hint="eastAsia"/>
+                <w:rFonts w:ascii="Times New Roman Regular" w:hAnsi="Times New Roman Regular" w:cs="Times New Roman Regular"/>
                 <w:color w:val="000000"/>
                 <w:sz w:val="21"/>
                 <w:szCs w:val="21"/>
@@ -15329,38 +15782,20 @@
             <w:pPr>
               <w:jc w:val="center"/>
               <w:rPr>
-                <w:rFonts w:ascii="Times New Roman Regular" w:hAnsi="Times New Roman Regular" w:cs="Times New Roman Regular" w:hint="eastAsia"/>
-                <w:color w:val="000000"/>
-                <w:sz w:val="21"/>
-                <w:szCs w:val="21"/>
-              </w:rPr>
-            </w:pPr>
-            <w:r>
-              <w:rPr>
-                <w:rFonts w:ascii="Times New Roman Regular" w:hAnsi="Times New Roman Regular" w:cs="Times New Roman Regular" w:hint="eastAsia"/>
-                <w:color w:val="000000"/>
-                <w:sz w:val="21"/>
-                <w:szCs w:val="21"/>
-              </w:rPr>
-              <w:t>(3,4</w:t>
-            </w:r>
-            <w:r>
-              <w:rPr>
-                <w:rFonts w:ascii="Times New Roman Regular" w:hAnsi="Times New Roman Regular" w:cs="Times New Roman Regular" w:hint="eastAsia"/>
-                <w:color w:val="000000"/>
-                <w:sz w:val="21"/>
-                <w:szCs w:val="21"/>
-              </w:rPr>
-              <w:t>,5</w:t>
-            </w:r>
-            <w:r>
-              <w:rPr>
-                <w:rFonts w:ascii="Times New Roman Regular" w:hAnsi="Times New Roman Regular" w:cs="Times New Roman Regular" w:hint="eastAsia"/>
-                <w:color w:val="000000"/>
-                <w:sz w:val="21"/>
-                <w:szCs w:val="21"/>
-              </w:rPr>
-              <w:t>)</w:t>
+                <w:rFonts w:ascii="Times New Roman Regular" w:hAnsi="Times New Roman Regular" w:cs="Times New Roman Regular"/>
+                <w:color w:val="000000"/>
+                <w:sz w:val="21"/>
+                <w:szCs w:val="21"/>
+              </w:rPr>
+            </w:pPr>
+            <w:r>
+              <w:rPr>
+                <w:rFonts w:ascii="Times New Roman Regular" w:hAnsi="Times New Roman Regular" w:cs="Times New Roman Regular" w:hint="eastAsia"/>
+                <w:color w:val="000000"/>
+                <w:sz w:val="21"/>
+                <w:szCs w:val="21"/>
+              </w:rPr>
+              <w:t>(3,4,5)</w:t>
             </w:r>
           </w:p>
         </w:tc>
@@ -15373,12 +15808,13 @@
             <w:pPr>
               <w:jc w:val="center"/>
               <w:rPr>
-                <w:rFonts w:ascii="Times New Roman Regular" w:hAnsi="Times New Roman Regular" w:cs="Times New Roman Regular" w:hint="eastAsia"/>
-                <w:color w:val="000000"/>
-                <w:sz w:val="21"/>
-                <w:szCs w:val="21"/>
-              </w:rPr>
-            </w:pPr>
+                <w:rFonts w:ascii="Times New Roman Regular" w:hAnsi="Times New Roman Regular" w:cs="Times New Roman Regular"/>
+                <w:color w:val="000000"/>
+                <w:sz w:val="21"/>
+                <w:szCs w:val="21"/>
+              </w:rPr>
+            </w:pPr>
+            <w:proofErr w:type="spellStart"/>
             <w:r>
               <w:rPr>
                 <w:rFonts w:ascii="Times New Roman Regular" w:hAnsi="Times New Roman Regular" w:cs="Times New Roman Regular" w:hint="eastAsia"/>
@@ -15388,6 +15824,7 @@
               </w:rPr>
               <w:t>Avg</w:t>
             </w:r>
+            <w:proofErr w:type="spellEnd"/>
           </w:p>
         </w:tc>
         <w:tc>
@@ -15399,12 +15836,13 @@
             <w:pPr>
               <w:jc w:val="center"/>
               <w:rPr>
-                <w:rFonts w:ascii="Times New Roman Regular" w:hAnsi="Times New Roman Regular" w:cs="Times New Roman Regular" w:hint="eastAsia"/>
-                <w:color w:val="000000"/>
-                <w:sz w:val="21"/>
-                <w:szCs w:val="21"/>
-              </w:rPr>
-            </w:pPr>
+                <w:rFonts w:ascii="Times New Roman Regular" w:hAnsi="Times New Roman Regular" w:cs="Times New Roman Regular"/>
+                <w:color w:val="000000"/>
+                <w:sz w:val="21"/>
+                <w:szCs w:val="21"/>
+              </w:rPr>
+            </w:pPr>
+            <w:proofErr w:type="spellStart"/>
             <w:r>
               <w:rPr>
                 <w:rFonts w:ascii="Times New Roman Regular" w:hAnsi="Times New Roman Regular" w:cs="Times New Roman Regular" w:hint="eastAsia"/>
@@ -15414,6 +15852,7 @@
               </w:rPr>
               <w:t>Relu</w:t>
             </w:r>
+            <w:proofErr w:type="spellEnd"/>
           </w:p>
         </w:tc>
         <w:tc>
@@ -15424,7 +15863,7 @@
             <w:pPr>
               <w:jc w:val="center"/>
               <w:rPr>
-                <w:rFonts w:ascii="Times New Roman Regular" w:hAnsi="Times New Roman Regular" w:cs="Times New Roman Regular" w:hint="eastAsia"/>
+                <w:rFonts w:ascii="Times New Roman Regular" w:hAnsi="Times New Roman Regular" w:cs="Times New Roman Regular"/>
                 <w:color w:val="000000"/>
                 <w:sz w:val="21"/>
                 <w:szCs w:val="21"/>
@@ -15449,7 +15888,7 @@
             <w:pPr>
               <w:jc w:val="center"/>
               <w:rPr>
-                <w:rFonts w:ascii="Times New Roman Regular" w:hAnsi="Times New Roman Regular" w:cs="Times New Roman Regular" w:hint="eastAsia"/>
+                <w:rFonts w:ascii="Times New Roman Regular" w:hAnsi="Times New Roman Regular" w:cs="Times New Roman Regular"/>
                 <w:color w:val="000000"/>
                 <w:sz w:val="21"/>
                 <w:szCs w:val="21"/>
@@ -15475,7 +15914,7 @@
             <w:pPr>
               <w:jc w:val="center"/>
               <w:rPr>
-                <w:rFonts w:ascii="Times New Roman Regular" w:hAnsi="Times New Roman Regular" w:cs="Times New Roman Regular" w:hint="eastAsia"/>
+                <w:rFonts w:ascii="Times New Roman Regular" w:hAnsi="Times New Roman Regular" w:cs="Times New Roman Regular"/>
                 <w:color w:val="000000"/>
                 <w:sz w:val="21"/>
                 <w:szCs w:val="21"/>
@@ -15503,7 +15942,7 @@
             <w:pPr>
               <w:jc w:val="center"/>
               <w:rPr>
-                <w:rFonts w:ascii="Times New Roman Regular" w:hAnsi="Times New Roman Regular" w:cs="Times New Roman Regular" w:hint="eastAsia"/>
+                <w:rFonts w:ascii="Times New Roman Regular" w:hAnsi="Times New Roman Regular" w:cs="Times New Roman Regular"/>
                 <w:color w:val="000000"/>
                 <w:sz w:val="21"/>
                 <w:szCs w:val="21"/>
@@ -15529,7 +15968,7 @@
             <w:pPr>
               <w:jc w:val="center"/>
               <w:rPr>
-                <w:rFonts w:ascii="Times New Roman Regular" w:hAnsi="Times New Roman Regular" w:cs="Times New Roman Regular" w:hint="eastAsia"/>
+                <w:rFonts w:ascii="Times New Roman Regular" w:hAnsi="Times New Roman Regular" w:cs="Times New Roman Regular"/>
                 <w:color w:val="000000"/>
                 <w:sz w:val="21"/>
                 <w:szCs w:val="21"/>
@@ -15555,7 +15994,7 @@
             <w:pPr>
               <w:jc w:val="center"/>
               <w:rPr>
-                <w:rFonts w:ascii="Times New Roman Regular" w:hAnsi="Times New Roman Regular" w:cs="Times New Roman Regular" w:hint="eastAsia"/>
+                <w:rFonts w:ascii="Times New Roman Regular" w:hAnsi="Times New Roman Regular" w:cs="Times New Roman Regular"/>
                 <w:color w:val="000000"/>
                 <w:sz w:val="21"/>
                 <w:szCs w:val="21"/>
@@ -15581,7 +16020,7 @@
             <w:pPr>
               <w:jc w:val="center"/>
               <w:rPr>
-                <w:rFonts w:ascii="Times New Roman Regular" w:hAnsi="Times New Roman Regular" w:cs="Times New Roman Regular" w:hint="eastAsia"/>
+                <w:rFonts w:ascii="Times New Roman Regular" w:hAnsi="Times New Roman Regular" w:cs="Times New Roman Regular"/>
                 <w:color w:val="000000"/>
                 <w:sz w:val="21"/>
                 <w:szCs w:val="21"/>
@@ -15607,7 +16046,7 @@
             <w:pPr>
               <w:jc w:val="center"/>
               <w:rPr>
-                <w:rFonts w:ascii="Times New Roman Regular" w:hAnsi="Times New Roman Regular" w:cs="Times New Roman Regular" w:hint="eastAsia"/>
+                <w:rFonts w:ascii="Times New Roman Regular" w:hAnsi="Times New Roman Regular" w:cs="Times New Roman Regular"/>
                 <w:color w:val="000000"/>
                 <w:sz w:val="21"/>
                 <w:szCs w:val="21"/>
@@ -15633,12 +16072,13 @@
             <w:pPr>
               <w:jc w:val="center"/>
               <w:rPr>
-                <w:rFonts w:ascii="Times New Roman Regular" w:hAnsi="Times New Roman Regular" w:cs="Times New Roman Regular" w:hint="eastAsia"/>
-                <w:color w:val="000000"/>
-                <w:sz w:val="21"/>
-                <w:szCs w:val="21"/>
-              </w:rPr>
-            </w:pPr>
+                <w:rFonts w:ascii="Times New Roman Regular" w:hAnsi="Times New Roman Regular" w:cs="Times New Roman Regular"/>
+                <w:color w:val="000000"/>
+                <w:sz w:val="21"/>
+                <w:szCs w:val="21"/>
+              </w:rPr>
+            </w:pPr>
+            <w:proofErr w:type="spellStart"/>
             <w:r>
               <w:rPr>
                 <w:rFonts w:ascii="Times New Roman Regular" w:hAnsi="Times New Roman Regular" w:cs="Times New Roman Regular" w:hint="eastAsia"/>
@@ -15648,6 +16088,7 @@
               </w:rPr>
               <w:t>Relu</w:t>
             </w:r>
+            <w:proofErr w:type="spellEnd"/>
           </w:p>
         </w:tc>
         <w:tc>
@@ -15658,7 +16099,7 @@
             <w:pPr>
               <w:jc w:val="center"/>
               <w:rPr>
-                <w:rFonts w:ascii="Times New Roman Regular" w:hAnsi="Times New Roman Regular" w:cs="Times New Roman Regular" w:hint="eastAsia"/>
+                <w:rFonts w:ascii="Times New Roman Regular" w:hAnsi="Times New Roman Regular" w:cs="Times New Roman Regular"/>
                 <w:color w:val="000000"/>
                 <w:sz w:val="21"/>
                 <w:szCs w:val="21"/>
@@ -15683,7 +16124,7 @@
             <w:pPr>
               <w:jc w:val="center"/>
               <w:rPr>
-                <w:rFonts w:ascii="Times New Roman Regular" w:hAnsi="Times New Roman Regular" w:cs="Times New Roman Regular" w:hint="eastAsia"/>
+                <w:rFonts w:ascii="Times New Roman Regular" w:hAnsi="Times New Roman Regular" w:cs="Times New Roman Regular"/>
                 <w:color w:val="000000"/>
                 <w:sz w:val="21"/>
                 <w:szCs w:val="21"/>
@@ -15709,7 +16150,7 @@
             <w:pPr>
               <w:jc w:val="center"/>
               <w:rPr>
-                <w:rFonts w:ascii="Times New Roman Regular" w:hAnsi="Times New Roman Regular" w:cs="Times New Roman Regular" w:hint="eastAsia"/>
+                <w:rFonts w:ascii="Times New Roman Regular" w:hAnsi="Times New Roman Regular" w:cs="Times New Roman Regular"/>
                 <w:color w:val="000000"/>
                 <w:sz w:val="21"/>
                 <w:szCs w:val="21"/>
@@ -15737,7 +16178,7 @@
             <w:pPr>
               <w:jc w:val="center"/>
               <w:rPr>
-                <w:rFonts w:ascii="Times New Roman Regular" w:hAnsi="Times New Roman Regular" w:cs="Times New Roman Regular" w:hint="eastAsia"/>
+                <w:rFonts w:ascii="Times New Roman Regular" w:hAnsi="Times New Roman Regular" w:cs="Times New Roman Regular"/>
                 <w:color w:val="000000"/>
                 <w:sz w:val="21"/>
                 <w:szCs w:val="21"/>
@@ -15763,7 +16204,7 @@
             <w:pPr>
               <w:jc w:val="center"/>
               <w:rPr>
-                <w:rFonts w:ascii="Times New Roman Regular" w:hAnsi="Times New Roman Regular" w:cs="Times New Roman Regular" w:hint="eastAsia"/>
+                <w:rFonts w:ascii="Times New Roman Regular" w:hAnsi="Times New Roman Regular" w:cs="Times New Roman Regular"/>
                 <w:color w:val="000000"/>
                 <w:sz w:val="21"/>
                 <w:szCs w:val="21"/>
@@ -15789,7 +16230,7 @@
             <w:pPr>
               <w:jc w:val="center"/>
               <w:rPr>
-                <w:rFonts w:ascii="Times New Roman Regular" w:hAnsi="Times New Roman Regular" w:cs="Times New Roman Regular" w:hint="eastAsia"/>
+                <w:rFonts w:ascii="Times New Roman Regular" w:hAnsi="Times New Roman Regular" w:cs="Times New Roman Regular"/>
                 <w:color w:val="000000"/>
                 <w:sz w:val="21"/>
                 <w:szCs w:val="21"/>
@@ -15815,7 +16256,7 @@
             <w:pPr>
               <w:jc w:val="center"/>
               <w:rPr>
-                <w:rFonts w:ascii="Times New Roman Regular" w:hAnsi="Times New Roman Regular" w:cs="Times New Roman Regular" w:hint="eastAsia"/>
+                <w:rFonts w:ascii="Times New Roman Regular" w:hAnsi="Times New Roman Regular" w:cs="Times New Roman Regular"/>
                 <w:color w:val="000000"/>
                 <w:sz w:val="21"/>
                 <w:szCs w:val="21"/>
@@ -15841,12 +16282,13 @@
             <w:pPr>
               <w:jc w:val="center"/>
               <w:rPr>
-                <w:rFonts w:ascii="Times New Roman Regular" w:hAnsi="Times New Roman Regular" w:cs="Times New Roman Regular" w:hint="eastAsia"/>
-                <w:color w:val="000000"/>
-                <w:sz w:val="21"/>
-                <w:szCs w:val="21"/>
-              </w:rPr>
-            </w:pPr>
+                <w:rFonts w:ascii="Times New Roman Regular" w:hAnsi="Times New Roman Regular" w:cs="Times New Roman Regular"/>
+                <w:color w:val="000000"/>
+                <w:sz w:val="21"/>
+                <w:szCs w:val="21"/>
+              </w:rPr>
+            </w:pPr>
+            <w:proofErr w:type="spellStart"/>
             <w:r>
               <w:rPr>
                 <w:rFonts w:ascii="Times New Roman Regular" w:hAnsi="Times New Roman Regular" w:cs="Times New Roman Regular" w:hint="eastAsia"/>
@@ -15856,6 +16298,7 @@
               </w:rPr>
               <w:t>Avg</w:t>
             </w:r>
+            <w:proofErr w:type="spellEnd"/>
           </w:p>
         </w:tc>
         <w:tc>
@@ -15867,12 +16310,13 @@
             <w:pPr>
               <w:jc w:val="center"/>
               <w:rPr>
-                <w:rFonts w:ascii="Times New Roman Regular" w:hAnsi="Times New Roman Regular" w:cs="Times New Roman Regular" w:hint="eastAsia"/>
-                <w:color w:val="000000"/>
-                <w:sz w:val="21"/>
-                <w:szCs w:val="21"/>
-              </w:rPr>
-            </w:pPr>
+                <w:rFonts w:ascii="Times New Roman Regular" w:hAnsi="Times New Roman Regular" w:cs="Times New Roman Regular"/>
+                <w:color w:val="000000"/>
+                <w:sz w:val="21"/>
+                <w:szCs w:val="21"/>
+              </w:rPr>
+            </w:pPr>
+            <w:proofErr w:type="spellStart"/>
             <w:r>
               <w:rPr>
                 <w:rFonts w:ascii="Times New Roman Regular" w:hAnsi="Times New Roman Regular" w:cs="Times New Roman Regular" w:hint="eastAsia"/>
@@ -15882,6 +16326,7 @@
               </w:rPr>
               <w:t>elu</w:t>
             </w:r>
+            <w:proofErr w:type="spellEnd"/>
           </w:p>
         </w:tc>
         <w:tc>
@@ -15892,7 +16337,7 @@
             <w:pPr>
               <w:jc w:val="center"/>
               <w:rPr>
-                <w:rFonts w:ascii="Times New Roman Regular" w:hAnsi="Times New Roman Regular" w:cs="Times New Roman Regular" w:hint="eastAsia"/>
+                <w:rFonts w:ascii="Times New Roman Regular" w:hAnsi="Times New Roman Regular" w:cs="Times New Roman Regular"/>
                 <w:color w:val="000000"/>
                 <w:sz w:val="21"/>
                 <w:szCs w:val="21"/>
@@ -15917,7 +16362,7 @@
             <w:pPr>
               <w:jc w:val="center"/>
               <w:rPr>
-                <w:rFonts w:ascii="Times New Roman Regular" w:hAnsi="Times New Roman Regular" w:cs="Times New Roman Regular" w:hint="eastAsia"/>
+                <w:rFonts w:ascii="Times New Roman Regular" w:hAnsi="Times New Roman Regular" w:cs="Times New Roman Regular"/>
                 <w:color w:val="000000"/>
                 <w:sz w:val="21"/>
                 <w:szCs w:val="21"/>
@@ -15943,7 +16388,7 @@
             <w:pPr>
               <w:jc w:val="center"/>
               <w:rPr>
-                <w:rFonts w:ascii="Times New Roman Regular" w:hAnsi="Times New Roman Regular" w:cs="Times New Roman Regular" w:hint="eastAsia"/>
+                <w:rFonts w:ascii="Times New Roman Regular" w:hAnsi="Times New Roman Regular" w:cs="Times New Roman Regular"/>
                 <w:color w:val="000000"/>
                 <w:sz w:val="21"/>
                 <w:szCs w:val="21"/>
@@ -15996,9 +16441,6 @@
     <w:p>
       <w:pPr>
         <w:pStyle w:val="Heading1"/>
-        <w:rPr>
-          <w:rFonts w:hint="eastAsia"/>
-        </w:rPr>
       </w:pPr>
       <w:bookmarkStart w:id="13" w:name="_Toc194957311"/>
       <w:r>
@@ -16067,6 +16509,7 @@
         </w:rPr>
         <w:t xml:space="preserve"> hours for a single run. As a result, we decided to switch to </w:t>
       </w:r>
+      <w:proofErr w:type="spellStart"/>
       <w:r>
         <w:rPr>
           <w:rFonts w:ascii="Times New Roman Regular" w:hAnsi="Times New Roman Regular" w:cs="Times New Roman Regular"/>
@@ -16076,6 +16519,7 @@
         </w:rPr>
         <w:t>DistilBERT</w:t>
       </w:r>
+      <w:proofErr w:type="spellEnd"/>
       <w:r>
         <w:rPr>
           <w:rFonts w:ascii="Times New Roman Regular" w:hAnsi="Times New Roman Regular" w:cs="Times New Roman Regular"/>
@@ -16119,16 +16563,7 @@
           <w:sz w:val="21"/>
           <w:szCs w:val="21"/>
         </w:rPr>
-        <w:t>0</w:t>
-      </w:r>
-      <w:r>
-        <w:rPr>
-          <w:rFonts w:ascii="Times New Roman Regular" w:hAnsi="Times New Roman Regular" w:cs="Times New Roman Regular"/>
-          <w:color w:val="000000"/>
-          <w:sz w:val="21"/>
-          <w:szCs w:val="21"/>
-        </w:rPr>
-        <w:t>%,</w:t>
+        <w:t>0%,</w:t>
       </w:r>
       <w:r>
         <w:rPr>
@@ -16202,7 +16637,27 @@
           <w:sz w:val="21"/>
           <w:szCs w:val="21"/>
         </w:rPr>
-        <w:t xml:space="preserve">However, even with DistillBERT, training time remained considerable. To further reduce computation time, we try to </w:t>
+        <w:t xml:space="preserve">However, even with </w:t>
+      </w:r>
+      <w:proofErr w:type="spellStart"/>
+      <w:r>
+        <w:rPr>
+          <w:rFonts w:ascii="Times New Roman Regular" w:hAnsi="Times New Roman Regular" w:cs="Times New Roman Regular" w:hint="eastAsia"/>
+          <w:color w:val="000000"/>
+          <w:sz w:val="21"/>
+          <w:szCs w:val="21"/>
+        </w:rPr>
+        <w:t>DistillBERT</w:t>
+      </w:r>
+      <w:proofErr w:type="spellEnd"/>
+      <w:r>
+        <w:rPr>
+          <w:rFonts w:ascii="Times New Roman Regular" w:hAnsi="Times New Roman Regular" w:cs="Times New Roman Regular" w:hint="eastAsia"/>
+          <w:color w:val="000000"/>
+          <w:sz w:val="21"/>
+          <w:szCs w:val="21"/>
+        </w:rPr>
+        <w:t xml:space="preserve">, training time remained considerable. To further reduce computation time, we try to </w:t>
       </w:r>
       <w:r>
         <w:rPr>
@@ -16240,6 +16695,7 @@
         </w:rPr>
         <w:t xml:space="preserve"> </w:t>
       </w:r>
+      <w:proofErr w:type="spellStart"/>
       <w:r>
         <w:rPr>
           <w:rFonts w:ascii="Times New Roman Regular" w:hAnsi="Times New Roman Regular" w:cs="Times New Roman Regular" w:hint="eastAsia"/>
@@ -16251,6 +16707,7 @@
         </w:rPr>
         <w:t>GrapScaler</w:t>
       </w:r>
+      <w:proofErr w:type="spellEnd"/>
       <w:r>
         <w:rPr>
           <w:rFonts w:ascii="Times New Roman Regular" w:hAnsi="Times New Roman Regular" w:cs="Times New Roman Regular" w:hint="eastAsia"/>
@@ -16300,6 +16757,7 @@
         </w:rPr>
         <w:t xml:space="preserve">In BERT training, there is a specific hyperparameter called </w:t>
       </w:r>
+      <w:proofErr w:type="spellStart"/>
       <w:r>
         <w:rPr>
           <w:rFonts w:ascii="Times New Roman Regular" w:hAnsi="Times New Roman Regular" w:cs="Times New Roman Regular"/>
@@ -16311,6 +16769,7 @@
         </w:rPr>
         <w:t>max_length</w:t>
       </w:r>
+      <w:proofErr w:type="spellEnd"/>
       <w:r>
         <w:rPr>
           <w:rFonts w:ascii="Times New Roman Regular" w:hAnsi="Times New Roman Regular" w:cs="Times New Roman Regular"/>
@@ -16374,7 +16833,7 @@
             <w:pPr>
               <w:jc w:val="center"/>
               <w:rPr>
-                <w:rFonts w:ascii="Times New Roman Regular" w:hAnsi="Times New Roman Regular" w:cs="Times New Roman Regular" w:hint="eastAsia"/>
+                <w:rFonts w:ascii="Times New Roman Regular" w:hAnsi="Times New Roman Regular" w:cs="Times New Roman Regular"/>
                 <w:color w:val="FFFFFF" w:themeColor="background1"/>
                 <w:sz w:val="21"/>
                 <w:szCs w:val="21"/>
@@ -16401,7 +16860,7 @@
             <w:pPr>
               <w:jc w:val="center"/>
               <w:rPr>
-                <w:rFonts w:ascii="Times New Roman Regular" w:hAnsi="Times New Roman Regular" w:cs="Times New Roman Regular" w:hint="eastAsia"/>
+                <w:rFonts w:ascii="Times New Roman Regular" w:hAnsi="Times New Roman Regular" w:cs="Times New Roman Regular"/>
                 <w:color w:val="FFFFFF" w:themeColor="background1"/>
                 <w:sz w:val="21"/>
                 <w:szCs w:val="21"/>
@@ -16428,7 +16887,7 @@
             <w:pPr>
               <w:jc w:val="center"/>
               <w:rPr>
-                <w:rFonts w:ascii="Times New Roman Regular" w:hAnsi="Times New Roman Regular" w:cs="Times New Roman Regular" w:hint="eastAsia"/>
+                <w:rFonts w:ascii="Times New Roman Regular" w:hAnsi="Times New Roman Regular" w:cs="Times New Roman Regular"/>
                 <w:color w:val="FFFFFF" w:themeColor="background1"/>
                 <w:sz w:val="21"/>
                 <w:szCs w:val="21"/>
@@ -16455,7 +16914,7 @@
             <w:pPr>
               <w:jc w:val="center"/>
               <w:rPr>
-                <w:rFonts w:ascii="Times New Roman Regular" w:hAnsi="Times New Roman Regular" w:cs="Times New Roman Regular" w:hint="eastAsia"/>
+                <w:rFonts w:ascii="Times New Roman Regular" w:hAnsi="Times New Roman Regular" w:cs="Times New Roman Regular"/>
                 <w:color w:val="FFFFFF" w:themeColor="background1"/>
                 <w:sz w:val="21"/>
                 <w:szCs w:val="21"/>
@@ -16482,7 +16941,7 @@
             <w:pPr>
               <w:jc w:val="center"/>
               <w:rPr>
-                <w:rFonts w:ascii="Times New Roman Regular" w:hAnsi="Times New Roman Regular" w:cs="Times New Roman Regular" w:hint="eastAsia"/>
+                <w:rFonts w:ascii="Times New Roman Regular" w:hAnsi="Times New Roman Regular" w:cs="Times New Roman Regular"/>
                 <w:color w:val="FFFFFF" w:themeColor="background1"/>
                 <w:sz w:val="21"/>
                 <w:szCs w:val="21"/>
@@ -16565,12 +17024,13 @@
             <w:pPr>
               <w:jc w:val="center"/>
               <w:rPr>
-                <w:rFonts w:ascii="Times New Roman Regular" w:hAnsi="Times New Roman Regular" w:cs="Times New Roman Regular" w:hint="eastAsia"/>
-                <w:color w:val="000000"/>
-                <w:sz w:val="21"/>
-                <w:szCs w:val="21"/>
-              </w:rPr>
-            </w:pPr>
+                <w:rFonts w:ascii="Times New Roman Regular" w:hAnsi="Times New Roman Regular" w:cs="Times New Roman Regular"/>
+                <w:color w:val="000000"/>
+                <w:sz w:val="21"/>
+                <w:szCs w:val="21"/>
+              </w:rPr>
+            </w:pPr>
+            <w:proofErr w:type="spellStart"/>
             <w:r>
               <w:rPr>
                 <w:rFonts w:ascii="Times New Roman Regular" w:hAnsi="Times New Roman Regular" w:cs="Times New Roman Regular" w:hint="eastAsia"/>
@@ -16580,6 +17040,7 @@
               </w:rPr>
               <w:t>DistillBERT</w:t>
             </w:r>
+            <w:proofErr w:type="spellEnd"/>
           </w:p>
         </w:tc>
         <w:tc>
@@ -16591,7 +17052,7 @@
             <w:pPr>
               <w:jc w:val="center"/>
               <w:rPr>
-                <w:rFonts w:ascii="Times New Roman Regular" w:hAnsi="Times New Roman Regular" w:cs="Times New Roman Regular" w:hint="eastAsia"/>
+                <w:rFonts w:ascii="Times New Roman Regular" w:hAnsi="Times New Roman Regular" w:cs="Times New Roman Regular"/>
                 <w:color w:val="000000"/>
                 <w:sz w:val="21"/>
                 <w:szCs w:val="21"/>
@@ -16617,7 +17078,7 @@
             <w:pPr>
               <w:jc w:val="center"/>
               <w:rPr>
-                <w:rFonts w:ascii="Times New Roman Regular" w:hAnsi="Times New Roman Regular" w:cs="Times New Roman Regular" w:hint="eastAsia"/>
+                <w:rFonts w:ascii="Times New Roman Regular" w:hAnsi="Times New Roman Regular" w:cs="Times New Roman Regular"/>
                 <w:color w:val="000000"/>
                 <w:sz w:val="21"/>
                 <w:szCs w:val="21"/>
@@ -16669,7 +17130,7 @@
             <w:pPr>
               <w:jc w:val="center"/>
               <w:rPr>
-                <w:rFonts w:ascii="Times New Roman Regular" w:hAnsi="Times New Roman Regular" w:cs="Times New Roman Regular" w:hint="eastAsia"/>
+                <w:rFonts w:ascii="Times New Roman Regular" w:hAnsi="Times New Roman Regular" w:cs="Times New Roman Regular"/>
                 <w:color w:val="000000"/>
                 <w:sz w:val="21"/>
                 <w:szCs w:val="21"/>
@@ -16695,7 +17156,7 @@
             <w:pPr>
               <w:jc w:val="center"/>
               <w:rPr>
-                <w:rFonts w:ascii="Times New Roman Regular" w:hAnsi="Times New Roman Regular" w:cs="Times New Roman Regular" w:hint="eastAsia"/>
+                <w:rFonts w:ascii="Times New Roman Regular" w:hAnsi="Times New Roman Regular" w:cs="Times New Roman Regular"/>
                 <w:color w:val="000000"/>
                 <w:sz w:val="21"/>
                 <w:szCs w:val="21"/>
@@ -16733,6 +17194,7 @@
         </w:rPr>
         <w:t>This training process took nearly 100 minutes. Although the accuracy showed significant improvement compared to other models, it became difficult to perform extensive hyperparameter tuning. Therefore, we experimented with a new model—</w:t>
       </w:r>
+      <w:proofErr w:type="spellStart"/>
       <w:r>
         <w:rPr>
           <w:rFonts w:ascii="Times New Roman Regular" w:hAnsi="Times New Roman Regular" w:cs="Times New Roman Regular"/>
@@ -16744,6 +17206,7 @@
         </w:rPr>
         <w:t>TinyBERT</w:t>
       </w:r>
+      <w:proofErr w:type="spellEnd"/>
       <w:r>
         <w:rPr>
           <w:rFonts w:ascii="Times New Roman Regular" w:hAnsi="Times New Roman Regular" w:cs="Times New Roman Regular"/>
@@ -16828,7 +17291,7 @@
             <w:pPr>
               <w:jc w:val="center"/>
               <w:rPr>
-                <w:rFonts w:ascii="Times New Roman Regular" w:hAnsi="Times New Roman Regular" w:cs="Times New Roman Regular" w:hint="eastAsia"/>
+                <w:rFonts w:ascii="Times New Roman Regular" w:hAnsi="Times New Roman Regular" w:cs="Times New Roman Regular"/>
                 <w:color w:val="000000"/>
                 <w:sz w:val="21"/>
                 <w:szCs w:val="21"/>
@@ -16853,12 +17316,13 @@
             <w:pPr>
               <w:jc w:val="center"/>
               <w:rPr>
-                <w:rFonts w:ascii="Times New Roman Regular" w:hAnsi="Times New Roman Regular" w:cs="Times New Roman Regular" w:hint="eastAsia"/>
-                <w:color w:val="000000"/>
-                <w:sz w:val="21"/>
-                <w:szCs w:val="21"/>
-              </w:rPr>
-            </w:pPr>
+                <w:rFonts w:ascii="Times New Roman Regular" w:hAnsi="Times New Roman Regular" w:cs="Times New Roman Regular"/>
+                <w:color w:val="000000"/>
+                <w:sz w:val="21"/>
+                <w:szCs w:val="21"/>
+              </w:rPr>
+            </w:pPr>
+            <w:proofErr w:type="spellStart"/>
             <w:r>
               <w:rPr>
                 <w:rFonts w:ascii="Times New Roman Regular" w:hAnsi="Times New Roman Regular" w:cs="Times New Roman Regular"/>
@@ -16868,6 +17332,7 @@
               </w:rPr>
               <w:t>TinyBERT</w:t>
             </w:r>
+            <w:proofErr w:type="spellEnd"/>
           </w:p>
         </w:tc>
         <w:tc>
@@ -16879,7 +17344,7 @@
             <w:pPr>
               <w:jc w:val="center"/>
               <w:rPr>
-                <w:rFonts w:ascii="Times New Roman Regular" w:hAnsi="Times New Roman Regular" w:cs="Times New Roman Regular" w:hint="eastAsia"/>
+                <w:rFonts w:ascii="Times New Roman Regular" w:hAnsi="Times New Roman Regular" w:cs="Times New Roman Regular"/>
                 <w:color w:val="000000"/>
                 <w:sz w:val="21"/>
                 <w:szCs w:val="21"/>
@@ -16905,7 +17370,7 @@
             <w:pPr>
               <w:jc w:val="center"/>
               <w:rPr>
-                <w:rFonts w:ascii="Times New Roman Regular" w:hAnsi="Times New Roman Regular" w:cs="Times New Roman Regular" w:hint="eastAsia"/>
+                <w:rFonts w:ascii="Times New Roman Regular" w:hAnsi="Times New Roman Regular" w:cs="Times New Roman Regular"/>
                 <w:color w:val="000000"/>
                 <w:sz w:val="21"/>
                 <w:szCs w:val="21"/>
@@ -16957,7 +17422,7 @@
             <w:pPr>
               <w:jc w:val="center"/>
               <w:rPr>
-                <w:rFonts w:ascii="Times New Roman Regular" w:hAnsi="Times New Roman Regular" w:cs="Times New Roman Regular" w:hint="eastAsia"/>
+                <w:rFonts w:ascii="Times New Roman Regular" w:hAnsi="Times New Roman Regular" w:cs="Times New Roman Regular"/>
                 <w:color w:val="000000"/>
                 <w:sz w:val="21"/>
                 <w:szCs w:val="21"/>
@@ -16983,7 +17448,7 @@
             <w:pPr>
               <w:jc w:val="center"/>
               <w:rPr>
-                <w:rFonts w:ascii="Times New Roman Regular" w:hAnsi="Times New Roman Regular" w:cs="Times New Roman Regular" w:hint="eastAsia"/>
+                <w:rFonts w:ascii="Times New Roman Regular" w:hAnsi="Times New Roman Regular" w:cs="Times New Roman Regular"/>
                 <w:color w:val="000000"/>
                 <w:sz w:val="21"/>
                 <w:szCs w:val="21"/>
@@ -17037,7 +17502,47 @@
           <w:sz w:val="21"/>
           <w:szCs w:val="21"/>
         </w:rPr>
-        <w:t>results, we found that switching to TinyBERT reduced the computation time by half; however, it also led to a noticeable drop in accuracy. Therefore, we decided to revert to using DistilBERT for the subsequent experiments.</w:t>
+        <w:t xml:space="preserve">results, we found that switching to </w:t>
+      </w:r>
+      <w:proofErr w:type="spellStart"/>
+      <w:r>
+        <w:rPr>
+          <w:rFonts w:ascii="Times New Roman Regular" w:hAnsi="Times New Roman Regular" w:cs="Times New Roman Regular"/>
+          <w:color w:val="000000"/>
+          <w:sz w:val="21"/>
+          <w:szCs w:val="21"/>
+        </w:rPr>
+        <w:t>TinyBERT</w:t>
+      </w:r>
+      <w:proofErr w:type="spellEnd"/>
+      <w:r>
+        <w:rPr>
+          <w:rFonts w:ascii="Times New Roman Regular" w:hAnsi="Times New Roman Regular" w:cs="Times New Roman Regular"/>
+          <w:color w:val="000000"/>
+          <w:sz w:val="21"/>
+          <w:szCs w:val="21"/>
+        </w:rPr>
+        <w:t xml:space="preserve"> reduced the computation time by half; however, it also led to a noticeable drop in accuracy. Therefore, we decided to revert to using </w:t>
+      </w:r>
+      <w:proofErr w:type="spellStart"/>
+      <w:r>
+        <w:rPr>
+          <w:rFonts w:ascii="Times New Roman Regular" w:hAnsi="Times New Roman Regular" w:cs="Times New Roman Regular"/>
+          <w:color w:val="000000"/>
+          <w:sz w:val="21"/>
+          <w:szCs w:val="21"/>
+        </w:rPr>
+        <w:t>DistilBERT</w:t>
+      </w:r>
+      <w:proofErr w:type="spellEnd"/>
+      <w:r>
+        <w:rPr>
+          <w:rFonts w:ascii="Times New Roman Regular" w:hAnsi="Times New Roman Regular" w:cs="Times New Roman Regular"/>
+          <w:color w:val="000000"/>
+          <w:sz w:val="21"/>
+          <w:szCs w:val="21"/>
+        </w:rPr>
+        <w:t xml:space="preserve"> for the subsequent experiments.</w:t>
       </w:r>
     </w:p>
     <w:tbl>
@@ -17069,7 +17574,7 @@
             <w:pPr>
               <w:jc w:val="center"/>
               <w:rPr>
-                <w:rFonts w:ascii="Times New Roman Regular" w:hAnsi="Times New Roman Regular" w:cs="Times New Roman Regular" w:hint="eastAsia"/>
+                <w:rFonts w:ascii="Times New Roman Regular" w:hAnsi="Times New Roman Regular" w:cs="Times New Roman Regular"/>
                 <w:color w:val="000000"/>
                 <w:sz w:val="21"/>
                 <w:szCs w:val="21"/>
@@ -17094,12 +17599,13 @@
             <w:pPr>
               <w:jc w:val="center"/>
               <w:rPr>
-                <w:rFonts w:ascii="Times New Roman Regular" w:hAnsi="Times New Roman Regular" w:cs="Times New Roman Regular" w:hint="eastAsia"/>
-                <w:color w:val="000000"/>
-                <w:sz w:val="21"/>
-                <w:szCs w:val="21"/>
-              </w:rPr>
-            </w:pPr>
+                <w:rFonts w:ascii="Times New Roman Regular" w:hAnsi="Times New Roman Regular" w:cs="Times New Roman Regular"/>
+                <w:color w:val="000000"/>
+                <w:sz w:val="21"/>
+                <w:szCs w:val="21"/>
+              </w:rPr>
+            </w:pPr>
+            <w:proofErr w:type="spellStart"/>
             <w:r>
               <w:rPr>
                 <w:rFonts w:ascii="Times New Roman Regular" w:hAnsi="Times New Roman Regular" w:cs="Times New Roman Regular" w:hint="eastAsia"/>
@@ -17109,6 +17615,7 @@
               </w:rPr>
               <w:t>DistillBERT</w:t>
             </w:r>
+            <w:proofErr w:type="spellEnd"/>
           </w:p>
         </w:tc>
         <w:tc>
@@ -17120,7 +17627,7 @@
             <w:pPr>
               <w:jc w:val="center"/>
               <w:rPr>
-                <w:rFonts w:ascii="Times New Roman Regular" w:hAnsi="Times New Roman Regular" w:cs="Times New Roman Regular" w:hint="eastAsia"/>
+                <w:rFonts w:ascii="Times New Roman Regular" w:hAnsi="Times New Roman Regular" w:cs="Times New Roman Regular"/>
                 <w:color w:val="000000"/>
                 <w:sz w:val="21"/>
                 <w:szCs w:val="21"/>
@@ -17146,7 +17653,7 @@
             <w:pPr>
               <w:jc w:val="center"/>
               <w:rPr>
-                <w:rFonts w:ascii="Times New Roman Regular" w:hAnsi="Times New Roman Regular" w:cs="Times New Roman Regular" w:hint="eastAsia"/>
+                <w:rFonts w:ascii="Times New Roman Regular" w:hAnsi="Times New Roman Regular" w:cs="Times New Roman Regular"/>
                 <w:color w:val="000000"/>
                 <w:sz w:val="21"/>
                 <w:szCs w:val="21"/>
@@ -17198,7 +17705,7 @@
             <w:pPr>
               <w:jc w:val="center"/>
               <w:rPr>
-                <w:rFonts w:ascii="Times New Roman Regular" w:hAnsi="Times New Roman Regular" w:cs="Times New Roman Regular" w:hint="eastAsia"/>
+                <w:rFonts w:ascii="Times New Roman Regular" w:hAnsi="Times New Roman Regular" w:cs="Times New Roman Regular"/>
                 <w:color w:val="000000"/>
                 <w:sz w:val="21"/>
                 <w:szCs w:val="21"/>
@@ -17237,16 +17744,16 @@
                 <w:sz w:val="21"/>
                 <w:szCs w:val="21"/>
               </w:rPr>
-              <w:t>0.8656</w:t>
-            </w:r>
-            <w:r>
-              <w:rPr>
-                <w:rFonts w:ascii="Times New Roman Regular" w:hAnsi="Times New Roman Regular" w:cs="Times New Roman Regular" w:hint="eastAsia"/>
-                <w:color w:val="000000"/>
-                <w:sz w:val="21"/>
-                <w:szCs w:val="21"/>
-              </w:rPr>
-              <w:t xml:space="preserve"> </w:t>
+              <w:t>0.86</w:t>
+            </w:r>
+            <w:r>
+              <w:rPr>
+                <w:rFonts w:ascii="Times New Roman Regular" w:hAnsi="Times New Roman Regular" w:cs="Times New Roman Regular" w:hint="eastAsia"/>
+                <w:color w:val="000000"/>
+                <w:sz w:val="21"/>
+                <w:szCs w:val="21"/>
+              </w:rPr>
+              <w:t>63</w:t>
             </w:r>
           </w:p>
         </w:tc>
@@ -17256,21 +17763,246 @@
       <w:pPr>
         <w:jc w:val="both"/>
         <w:rPr>
+          <w:rFonts w:ascii="Times New Roman Regular" w:hAnsi="Times New Roman Regular" w:cs="Times New Roman Regular"/>
+          <w:color w:val="000000"/>
+          <w:sz w:val="21"/>
+          <w:szCs w:val="21"/>
+        </w:rPr>
+      </w:pPr>
+      <w:r>
+        <w:rPr>
           <w:rFonts w:ascii="Times New Roman Regular" w:hAnsi="Times New Roman Regular" w:cs="Times New Roman Regular" w:hint="eastAsia"/>
           <w:color w:val="000000"/>
           <w:sz w:val="21"/>
           <w:szCs w:val="21"/>
         </w:rPr>
-      </w:pPr>
-      <w:r>
-        <w:rPr>
-          <w:rFonts w:ascii="Times New Roman Regular" w:hAnsi="Times New Roman Regular" w:cs="Times New Roman Regular" w:hint="eastAsia"/>
-          <w:color w:val="000000"/>
-          <w:sz w:val="21"/>
-          <w:szCs w:val="21"/>
-        </w:rPr>
         <w:t>57min</w:t>
       </w:r>
+    </w:p>
+    <w:tbl>
+      <w:tblPr>
+        <w:tblStyle w:val="TableGrid"/>
+        <w:tblW w:w="9072" w:type="dxa"/>
+        <w:tblInd w:w="-5" w:type="dxa"/>
+        <w:tblLook w:val="04A0" w:firstRow="1" w:lastRow="0" w:firstColumn="1" w:lastColumn="0" w:noHBand="0" w:noVBand="1"/>
+      </w:tblPr>
+      <w:tblGrid>
+        <w:gridCol w:w="542"/>
+        <w:gridCol w:w="1266"/>
+        <w:gridCol w:w="1395"/>
+        <w:gridCol w:w="1475"/>
+        <w:gridCol w:w="1457"/>
+        <w:gridCol w:w="1398"/>
+        <w:gridCol w:w="1539"/>
+      </w:tblGrid>
+      <w:tr>
+        <w:trPr>
+          <w:trHeight w:val="252"/>
+        </w:trPr>
+        <w:tc>
+          <w:tcPr>
+            <w:tcW w:w="542" w:type="dxa"/>
+            <w:vAlign w:val="bottom"/>
+          </w:tcPr>
+          <w:p>
+            <w:pPr>
+              <w:jc w:val="center"/>
+              <w:rPr>
+                <w:rFonts w:ascii="Times New Roman Regular" w:hAnsi="Times New Roman Regular" w:cs="Times New Roman Regular" w:hint="eastAsia"/>
+                <w:color w:val="000000"/>
+                <w:sz w:val="21"/>
+                <w:szCs w:val="21"/>
+              </w:rPr>
+            </w:pPr>
+            <w:r>
+              <w:rPr>
+                <w:rFonts w:ascii="Times New Roman Regular" w:hAnsi="Times New Roman Regular" w:cs="Times New Roman Regular" w:hint="eastAsia"/>
+                <w:color w:val="000000"/>
+                <w:sz w:val="21"/>
+                <w:szCs w:val="21"/>
+              </w:rPr>
+              <w:t>4</w:t>
+            </w:r>
+          </w:p>
+        </w:tc>
+        <w:tc>
+          <w:tcPr>
+            <w:tcW w:w="1266" w:type="dxa"/>
+          </w:tcPr>
+          <w:p>
+            <w:pPr>
+              <w:jc w:val="center"/>
+              <w:rPr>
+                <w:rFonts w:ascii="Times New Roman Regular" w:hAnsi="Times New Roman Regular" w:cs="Times New Roman Regular"/>
+                <w:color w:val="000000"/>
+                <w:sz w:val="21"/>
+                <w:szCs w:val="21"/>
+              </w:rPr>
+            </w:pPr>
+            <w:proofErr w:type="spellStart"/>
+            <w:r>
+              <w:rPr>
+                <w:rFonts w:ascii="Times New Roman Regular" w:hAnsi="Times New Roman Regular" w:cs="Times New Roman Regular" w:hint="eastAsia"/>
+                <w:color w:val="000000"/>
+                <w:sz w:val="21"/>
+                <w:szCs w:val="21"/>
+              </w:rPr>
+              <w:t>DistillBERT</w:t>
+            </w:r>
+            <w:proofErr w:type="spellEnd"/>
+          </w:p>
+        </w:tc>
+        <w:tc>
+          <w:tcPr>
+            <w:tcW w:w="1395" w:type="dxa"/>
+            <w:vAlign w:val="bottom"/>
+          </w:tcPr>
+          <w:p>
+            <w:pPr>
+              <w:jc w:val="center"/>
+              <w:rPr>
+                <w:rFonts w:ascii="Times New Roman Regular" w:hAnsi="Times New Roman Regular" w:cs="Times New Roman Regular" w:hint="eastAsia"/>
+                <w:color w:val="000000"/>
+                <w:sz w:val="21"/>
+                <w:szCs w:val="21"/>
+              </w:rPr>
+            </w:pPr>
+            <w:r>
+              <w:rPr>
+                <w:rFonts w:ascii="Times New Roman Regular" w:hAnsi="Times New Roman Regular" w:cs="Times New Roman Regular" w:hint="eastAsia"/>
+                <w:color w:val="000000"/>
+                <w:sz w:val="21"/>
+                <w:szCs w:val="21"/>
+              </w:rPr>
+              <w:t>32</w:t>
+            </w:r>
+          </w:p>
+        </w:tc>
+        <w:tc>
+          <w:tcPr>
+            <w:tcW w:w="1475" w:type="dxa"/>
+            <w:vAlign w:val="bottom"/>
+          </w:tcPr>
+          <w:p>
+            <w:pPr>
+              <w:jc w:val="center"/>
+              <w:rPr>
+                <w:rFonts w:ascii="Times New Roman Regular" w:hAnsi="Times New Roman Regular" w:cs="Times New Roman Regular"/>
+                <w:color w:val="000000"/>
+                <w:sz w:val="21"/>
+                <w:szCs w:val="21"/>
+              </w:rPr>
+            </w:pPr>
+            <w:r>
+              <w:rPr>
+                <w:rFonts w:ascii="Times New Roman Regular" w:hAnsi="Times New Roman Regular" w:cs="Times New Roman Regular" w:hint="eastAsia"/>
+                <w:color w:val="000000"/>
+                <w:sz w:val="21"/>
+                <w:szCs w:val="21"/>
+              </w:rPr>
+              <w:t>1e-5</w:t>
+            </w:r>
+          </w:p>
+        </w:tc>
+        <w:tc>
+          <w:tcPr>
+            <w:tcW w:w="1457" w:type="dxa"/>
+            <w:vAlign w:val="bottom"/>
+          </w:tcPr>
+          <w:p>
+            <w:pPr>
+              <w:jc w:val="center"/>
+              <w:rPr>
+                <w:rFonts w:ascii="Times New Roman Regular" w:hAnsi="Times New Roman Regular" w:cs="Times New Roman Regular"/>
+                <w:color w:val="000000"/>
+                <w:sz w:val="21"/>
+                <w:szCs w:val="21"/>
+              </w:rPr>
+            </w:pPr>
+            <w:r>
+              <w:rPr>
+                <w:rFonts w:ascii="Times New Roman Regular" w:hAnsi="Times New Roman Regular" w:cs="Times New Roman Regular" w:hint="eastAsia"/>
+                <w:color w:val="000000"/>
+                <w:sz w:val="21"/>
+                <w:szCs w:val="21"/>
+              </w:rPr>
+              <w:t>1e-5</w:t>
+            </w:r>
+          </w:p>
+        </w:tc>
+        <w:tc>
+          <w:tcPr>
+            <w:tcW w:w="1398" w:type="dxa"/>
+            <w:vAlign w:val="bottom"/>
+          </w:tcPr>
+          <w:p>
+            <w:pPr>
+              <w:jc w:val="center"/>
+              <w:rPr>
+                <w:rFonts w:ascii="Times New Roman Regular" w:hAnsi="Times New Roman Regular" w:cs="Times New Roman Regular"/>
+                <w:color w:val="000000"/>
+                <w:sz w:val="21"/>
+                <w:szCs w:val="21"/>
+              </w:rPr>
+            </w:pPr>
+            <w:r>
+              <w:rPr>
+                <w:rFonts w:ascii="Times New Roman Regular" w:hAnsi="Times New Roman Regular" w:cs="Times New Roman Regular" w:hint="eastAsia"/>
+                <w:color w:val="000000"/>
+                <w:sz w:val="21"/>
+                <w:szCs w:val="21"/>
+              </w:rPr>
+              <w:t>0.2</w:t>
+            </w:r>
+          </w:p>
+        </w:tc>
+        <w:tc>
+          <w:tcPr>
+            <w:tcW w:w="1539" w:type="dxa"/>
+            <w:vAlign w:val="bottom"/>
+          </w:tcPr>
+          <w:p>
+            <w:pPr>
+              <w:jc w:val="center"/>
+              <w:rPr>
+                <w:rFonts w:ascii="Times New Roman Regular" w:hAnsi="Times New Roman Regular" w:cs="Times New Roman Regular" w:hint="eastAsia"/>
+                <w:color w:val="000000"/>
+                <w:sz w:val="21"/>
+                <w:szCs w:val="21"/>
+              </w:rPr>
+            </w:pPr>
+            <w:r>
+              <w:rPr>
+                <w:rFonts w:ascii="Times New Roman Regular" w:hAnsi="Times New Roman Regular" w:cs="Times New Roman Regular" w:hint="eastAsia"/>
+                <w:color w:val="000000"/>
+                <w:sz w:val="21"/>
+                <w:szCs w:val="21"/>
+              </w:rPr>
+              <w:t>0.8</w:t>
+            </w:r>
+            <w:r>
+              <w:rPr>
+                <w:rFonts w:ascii="Times New Roman Regular" w:hAnsi="Times New Roman Regular" w:cs="Times New Roman Regular" w:hint="eastAsia"/>
+                <w:color w:val="000000"/>
+                <w:sz w:val="21"/>
+                <w:szCs w:val="21"/>
+              </w:rPr>
+              <w:t>593</w:t>
+            </w:r>
+          </w:p>
+        </w:tc>
+      </w:tr>
+    </w:tbl>
+    <w:p>
+      <w:pPr>
+        <w:jc w:val="both"/>
+        <w:rPr>
+          <w:rFonts w:ascii="Times New Roman Regular" w:hAnsi="Times New Roman Regular" w:cs="Times New Roman Regular"/>
+          <w:color w:val="000000"/>
+          <w:sz w:val="21"/>
+          <w:szCs w:val="21"/>
+        </w:rPr>
+      </w:pPr>
     </w:p>
     <w:p>
       <w:pPr>
@@ -17405,14 +18137,25 @@
           <w:szCs w:val="21"/>
         </w:rPr>
       </w:pPr>
-      <w:r>
-        <w:rPr>
-          <w:rFonts w:ascii="Times New Roman Regular" w:hAnsi="Times New Roman Regular" w:cs="Times New Roman Regular"/>
-          <w:color w:val="000000"/>
-          <w:sz w:val="21"/>
-          <w:szCs w:val="21"/>
-        </w:rPr>
-        <w:t>Sahayak, V., Shete, V., Pathan, A., &amp; Department of Information Technology, Savitribai Phule Pune University, Pune, India. (2015). Sentiment analysis on Twitter data. In International Journal of Innovative Research in Advanced Engineering (IJIRAE) (Vol. 2, Issue 1). https://d1wqtxts1xzle7.cloudfront.net/36584429/28.JACS10092-libre.pdf?1423574431=&amp;response-content-disposition=inline%3B+filename%3DSentiment_Analysis_on_Twitter_Data.pdf&amp;Expires=1724869234&amp;Signature=awf68RwOym7NsLD-s3X2e3jhlgLmzw49jYX3VNhDjqQIaysaN4JaJjucVwj6wuhl~YnPIyYVQF2eeBXVI2vRbXqnORI4T7LBvJZAVSB6J3Xnbi6aVX5uvN7PfP04vxmasIjZG-Zuxpg3UFliNn-UJmfwv5apTEbLA~t4FGn8DD-86IDxNQwZdwU7w0IDAVBE1OR-m8z70x1c7qlITjVbhKlJUoRklMcZCR3syhjsiL1tVtWKN6-CLD8FtxGfrPNP3nB8TZA6jrbB4sD~6plqVilNuzKrgyC066cscD0eqQxaYhLBikivzzNPCt20EAwCbs0uOY5Mgqx~esxpCEDmgA__&amp;Key-Pair-Id=APKAJLOHF5GGSLRBV4ZA</w:t>
+      <w:proofErr w:type="spellStart"/>
+      <w:r>
+        <w:rPr>
+          <w:rFonts w:ascii="Times New Roman Regular" w:hAnsi="Times New Roman Regular" w:cs="Times New Roman Regular"/>
+          <w:color w:val="000000"/>
+          <w:sz w:val="21"/>
+          <w:szCs w:val="21"/>
+        </w:rPr>
+        <w:t>Sahayak</w:t>
+      </w:r>
+      <w:proofErr w:type="spellEnd"/>
+      <w:r>
+        <w:rPr>
+          <w:rFonts w:ascii="Times New Roman Regular" w:hAnsi="Times New Roman Regular" w:cs="Times New Roman Regular"/>
+          <w:color w:val="000000"/>
+          <w:sz w:val="21"/>
+          <w:szCs w:val="21"/>
+        </w:rPr>
+        <w:t>, V., Shete, V., Pathan, A., &amp; Department of Information Technology, Savitribai Phule Pune University, Pune, India. (2015). Sentiment analysis on Twitter data. In International Journal of Innovative Research in Advanced Engineering (IJIRAE) (Vol. 2, Issue 1). https://d1wqtxts1xzle7.cloudfront.net/36584429/28.JACS10092-libre.pdf?1423574431=&amp;response-content-disposition=inline%3B+filename%3DSentiment_Analysis_on_Twitter_Data.pdf&amp;Expires=1724869234&amp;Signature=awf68RwOym7NsLD-s3X2e3jhlgLmzw49jYX3VNhDjqQIaysaN4JaJjucVwj6wuhl~YnPIyYVQF2eeBXVI2vRbXqnORI4T7LBvJZAVSB6J3Xnbi6aVX5uvN7PfP04vxmasIjZG-Zuxpg3UFliNn-UJmfwv5apTEbLA~t4FGn8DD-86IDxNQwZdwU7w0IDAVBE1OR-m8z70x1c7qlITjVbhKlJUoRklMcZCR3syhjsiL1tVtWKN6-CLD8FtxGfrPNP3nB8TZA6jrbB4sD~6plqVilNuzKrgyC066cscD0eqQxaYhLBikivzzNPCt20EAwCbs0uOY5Mgqx~esxpCEDmgA__&amp;Key-Pair-Id=APKAJLOHF5GGSLRBV4ZA</w:t>
       </w:r>
     </w:p>
     <w:p>
@@ -17567,11 +18310,19 @@
         </w:rPr>
         <w:t xml:space="preserve"> </w:t>
       </w:r>
+      <w:proofErr w:type="spellStart"/>
       <w:r>
         <w:rPr>
           <w:lang w:val="en-SG"/>
         </w:rPr>
-        <w:t>Tropmann-Frick, M. Language</w:t>
+        <w:t>Tropmann</w:t>
+      </w:r>
+      <w:proofErr w:type="spellEnd"/>
+      <w:r>
+        <w:rPr>
+          <w:lang w:val="en-SG"/>
+        </w:rPr>
+        <w:t>-Frick, M. Language</w:t>
       </w:r>
       <w:r>
         <w:rPr>
@@ -17594,17 +18345,42 @@
         </w:rPr>
       </w:pPr>
       <w:r>
-        <w:t xml:space="preserve">Sanh, V., Debut, L., Chaumond, J., &amp; Wolf, T. (2019). </w:t>
-      </w:r>
+        <w:t xml:space="preserve">Sanh, V., Debut, L., </w:t>
+      </w:r>
+      <w:proofErr w:type="spellStart"/>
+      <w:r>
+        <w:t>Chaumond</w:t>
+      </w:r>
+      <w:proofErr w:type="spellEnd"/>
+      <w:r>
+        <w:t xml:space="preserve">, J., &amp; Wolf, T. (2019). </w:t>
+      </w:r>
+      <w:proofErr w:type="spellStart"/>
       <w:r>
         <w:rPr>
           <w:i/>
           <w:iCs/>
         </w:rPr>
-        <w:t>DistilBERT, a distilled version of BERT: smaller, faster, cheaper and lighter</w:t>
-      </w:r>
-      <w:r>
-        <w:t xml:space="preserve"> [arXiv preprint arXiv:1910.01108]. </w:t>
+        <w:t>DistilBERT</w:t>
+      </w:r>
+      <w:proofErr w:type="spellEnd"/>
+      <w:r>
+        <w:rPr>
+          <w:i/>
+          <w:iCs/>
+        </w:rPr>
+        <w:t>, a distilled version of BERT: smaller, faster, cheaper and lighter</w:t>
+      </w:r>
+      <w:r>
+        <w:t xml:space="preserve"> [</w:t>
+      </w:r>
+      <w:proofErr w:type="spellStart"/>
+      <w:r>
+        <w:t>arXiv</w:t>
+      </w:r>
+      <w:proofErr w:type="spellEnd"/>
+      <w:r>
+        <w:t xml:space="preserve"> preprint arXiv:1910.01108]. </w:t>
       </w:r>
       <w:hyperlink r:id="rId36" w:tgtFrame="_new" w:history="1">
         <w:r>
@@ -17624,15 +18400,32 @@
       <w:r>
         <w:t xml:space="preserve">Jiao, X., Yin, Y., Shang, L., Jiang, X., Chen, X., Li, L., Wang, F., &amp; Liu, Q. (2020). </w:t>
       </w:r>
+      <w:proofErr w:type="spellStart"/>
       <w:r>
         <w:rPr>
           <w:i/>
           <w:iCs/>
         </w:rPr>
-        <w:t>TinyBERT: Distilling BERT for natural language understanding</w:t>
-      </w:r>
-      <w:r>
-        <w:t xml:space="preserve"> [arXiv preprint arXiv:1909.10351]. </w:t>
+        <w:t>TinyBERT</w:t>
+      </w:r>
+      <w:proofErr w:type="spellEnd"/>
+      <w:r>
+        <w:rPr>
+          <w:i/>
+          <w:iCs/>
+        </w:rPr>
+        <w:t>: Distilling BERT for natural language understanding</w:t>
+      </w:r>
+      <w:r>
+        <w:t xml:space="preserve"> [</w:t>
+      </w:r>
+      <w:proofErr w:type="spellStart"/>
+      <w:r>
+        <w:t>arXiv</w:t>
+      </w:r>
+      <w:proofErr w:type="spellEnd"/>
+      <w:r>
+        <w:t xml:space="preserve"> preprint arXiv:1909.10351]. </w:t>
       </w:r>
       <w:hyperlink r:id="rId37" w:tgtFrame="_new" w:history="1">
         <w:r>
@@ -19835,6 +20628,7 @@
   <w:style w:type="character" w:default="1" w:styleId="DefaultParagraphFont">
     <w:name w:val="Default Paragraph Font"/>
     <w:uiPriority w:val="1"/>
+    <w:semiHidden/>
     <w:unhideWhenUsed/>
   </w:style>
   <w:style w:type="table" w:default="1" w:styleId="TableNormal">
